--- a/07运维服务能力管理内审和管理评审的制度、计划和报告及内审检查表/CYYH-ITSS-07-06 运维服务能力管理评审制度.docx
+++ b/07运维服务能力管理内审和管理评审的制度、计划和报告及内审检查表/CYYH-ITSS-07-06 运维服务能力管理评审制度.docx
@@ -1,7 +1,6 @@
 
 <file path=word/document.xml><?xml version="1.0" encoding="utf-8"?>
-<w:document xmlns:wpc="http://schemas.microsoft.com/office/word/2010/wordprocessingCanvas" xmlns:mc="http://schemas.openxmlformats.org/markup-compatibility/2006" xmlns:o="urn:schemas-microsoft-com:office:office" xmlns:r="http://schemas.openxmlformats.org/officeDocument/2006/relationships" xmlns:m="http://schemas.openxmlformats.org/officeDocument/2006/math" xmlns:v="urn:schemas-microsoft-com:vml" xmlns:wp14="http://schemas.microsoft.com/office/word/2010/wordprocessingDrawing" xmlns:wp="http://schemas.openxmlformats.org/drawingml/2006/wordprocessingDrawing" xmlns:w10="urn:schemas-microsoft-com:office:word" xmlns:w="http://schemas.openxmlformats.org/wordprocessingml/2006/main" xmlns:w14="http://schemas.microsoft.com/office/word/2010/wordml" xmlns:w15="http://schemas.microsoft.com/office/word/2012/wordml" xmlns:wne="http://schemas.microsoft.com/office/word/2006/wordml" xmlns:wpg="http://schemas.microsoft.com/office/word/2010/wordprocessingGroup" xmlns:wpi="http://schemas.microsoft.com/office/word/2010/wordprocessingInk" xmlns:wps="http://schemas.microsoft.com/office/word/2010/wordprocessingShape" mc:Ignorable="w14 w15 wp14">
-  <!-- Generated by Aspose.Words for .NET 13.3.0.1 -->
+<w:document xmlns:wpc="http://schemas.microsoft.com/office/word/2010/wordprocessingCanvas" xmlns:mc="http://schemas.openxmlformats.org/markup-compatibility/2006" xmlns:o="urn:schemas-microsoft-com:office:office" xmlns:r="http://schemas.openxmlformats.org/officeDocument/2006/relationships" xmlns:m="http://schemas.openxmlformats.org/officeDocument/2006/math" xmlns:v="urn:schemas-microsoft-com:vml" xmlns:wp14="http://schemas.microsoft.com/office/word/2010/wordprocessingDrawing" xmlns:wp="http://schemas.openxmlformats.org/drawingml/2006/wordprocessingDrawing" xmlns:w="http://schemas.openxmlformats.org/wordprocessingml/2006/main" xmlns:w14="http://schemas.microsoft.com/office/word/2010/wordml" xmlns:w10="urn:schemas-microsoft-com:office:word" xmlns:w15="http://schemas.microsoft.com/office/word/2012/wordml" xmlns:wpg="http://schemas.microsoft.com/office/word/2010/wordprocessingGroup" xmlns:wpi="http://schemas.microsoft.com/office/word/2010/wordprocessingInk" xmlns:wne="http://schemas.microsoft.com/office/word/2006/wordml" xmlns:wps="http://schemas.microsoft.com/office/word/2010/wordprocessingShape" xmlns:wpsCustomData="http://www.wps.cn/officeDocument/2013/wpsCustomData" mc:Ignorable="w14 w15 wp14">
   <w:body>
     <w:p>
       <w:pPr>
@@ -13,7 +12,7 @@
         </w:rPr>
         <w:drawing>
           <wp:inline distT="0" distB="0" distL="0" distR="0">
-            <wp:extent cx="696350" cy="271753"/>
+            <wp:extent cx="695960" cy="271145"/>
             <wp:effectExtent l="0" t="0" r="0" b="0"/>
             <wp:docPr id="2" name="IM 2"/>
             <wp:cNvGraphicFramePr/>
@@ -25,13 +24,13 @@
                     <pic:cNvPicPr/>
                   </pic:nvPicPr>
                   <pic:blipFill>
-                    <a:blip xmlns:r="http://schemas.openxmlformats.org/officeDocument/2006/relationships" r:embed="rId4"/>
+                    <a:blip r:embed="rId10"/>
                     <a:stretch>
                       <a:fillRect/>
                     </a:stretch>
                   </pic:blipFill>
                   <pic:spPr>
-                    <a:xfrm rot="0">
+                    <a:xfrm>
                       <a:off x="0" y="0"/>
                       <a:ext cx="696350" cy="271753"/>
                     </a:xfrm>
@@ -48,31 +47,31 @@
     </w:p>
     <w:p>
       <w:pPr>
-        <w:pStyle w:val="BodyText"/>
+        <w:pStyle w:val="2"/>
         <w:spacing w:line="257" w:lineRule="auto"/>
       </w:pPr>
     </w:p>
     <w:p>
       <w:pPr>
-        <w:pStyle w:val="BodyText"/>
+        <w:pStyle w:val="2"/>
         <w:spacing w:line="257" w:lineRule="auto"/>
       </w:pPr>
     </w:p>
     <w:p>
       <w:pPr>
-        <w:pStyle w:val="BodyText"/>
+        <w:pStyle w:val="2"/>
         <w:spacing w:line="258" w:lineRule="auto"/>
       </w:pPr>
     </w:p>
     <w:p>
       <w:pPr>
-        <w:pStyle w:val="BodyText"/>
+        <w:pStyle w:val="2"/>
         <w:spacing w:line="258" w:lineRule="auto"/>
       </w:pPr>
     </w:p>
     <w:p>
       <w:pPr>
-        <w:pStyle w:val="BodyText"/>
+        <w:pStyle w:val="2"/>
         <w:spacing w:line="258" w:lineRule="auto"/>
       </w:pPr>
     </w:p>
@@ -81,14 +80,14 @@
         <w:spacing w:before="140" w:line="225" w:lineRule="auto"/>
         <w:ind w:left="1099"/>
         <w:rPr>
-          <w:rFonts w:ascii="SimHei" w:eastAsia="SimHei" w:hAnsi="SimHei" w:cs="SimHei"/>
+          <w:rFonts w:ascii="黑体" w:hAnsi="黑体" w:eastAsia="黑体" w:cs="黑体"/>
           <w:sz w:val="43"/>
           <w:szCs w:val="43"/>
         </w:rPr>
       </w:pPr>
       <w:r>
         <w:rPr>
-          <w:rFonts w:ascii="SimHei" w:eastAsia="SimHei" w:hAnsi="SimHei" w:cs="SimHei"/>
+          <w:rFonts w:ascii="黑体" w:hAnsi="黑体" w:eastAsia="黑体" w:cs="黑体"/>
           <w:b/>
           <w:bCs/>
           <w:spacing w:val="6"/>
@@ -100,13 +99,13 @@
     </w:p>
     <w:p>
       <w:pPr>
-        <w:pStyle w:val="BodyText"/>
+        <w:pStyle w:val="2"/>
         <w:spacing w:line="313" w:lineRule="auto"/>
       </w:pPr>
     </w:p>
     <w:p>
       <w:pPr>
-        <w:pStyle w:val="BodyText"/>
+        <w:pStyle w:val="2"/>
         <w:spacing w:line="313" w:lineRule="auto"/>
       </w:pPr>
     </w:p>
@@ -115,14 +114,14 @@
         <w:spacing w:before="140" w:line="225" w:lineRule="auto"/>
         <w:ind w:left="1549"/>
         <w:rPr>
-          <w:rFonts w:ascii="SimHei" w:eastAsia="SimHei" w:hAnsi="SimHei" w:cs="SimHei"/>
+          <w:rFonts w:ascii="黑体" w:hAnsi="黑体" w:eastAsia="黑体" w:cs="黑体"/>
           <w:sz w:val="43"/>
           <w:szCs w:val="43"/>
         </w:rPr>
       </w:pPr>
       <w:r>
         <w:rPr>
-          <w:rFonts w:ascii="SimHei" w:eastAsia="SimHei" w:hAnsi="SimHei" w:cs="SimHei"/>
+          <w:rFonts w:ascii="黑体" w:hAnsi="黑体" w:eastAsia="黑体" w:cs="黑体"/>
           <w:b/>
           <w:bCs/>
           <w:spacing w:val="5"/>
@@ -134,155 +133,79 @@
     </w:p>
     <w:p>
       <w:pPr>
-        <w:pStyle w:val="BodyText"/>
+        <w:pStyle w:val="2"/>
         <w:spacing w:line="249" w:lineRule="auto"/>
       </w:pPr>
     </w:p>
     <w:p>
       <w:pPr>
-        <w:pStyle w:val="BodyText"/>
+        <w:pStyle w:val="2"/>
         <w:spacing w:line="249" w:lineRule="auto"/>
       </w:pPr>
     </w:p>
     <w:p>
       <w:pPr>
-        <w:pStyle w:val="BodyText"/>
+        <w:pStyle w:val="2"/>
         <w:spacing w:line="249" w:lineRule="auto"/>
       </w:pPr>
     </w:p>
     <w:p>
       <w:pPr>
-        <w:pStyle w:val="BodyText"/>
+        <w:pStyle w:val="2"/>
         <w:spacing w:line="249" w:lineRule="auto"/>
       </w:pPr>
     </w:p>
     <w:p>
       <w:pPr>
-        <w:pStyle w:val="BodyText"/>
+        <w:pStyle w:val="2"/>
         <w:spacing w:line="249" w:lineRule="auto"/>
       </w:pPr>
     </w:p>
     <w:p>
       <w:pPr>
-        <w:pStyle w:val="BodyText"/>
+        <w:pStyle w:val="2"/>
         <w:spacing w:line="249" w:lineRule="auto"/>
       </w:pPr>
     </w:p>
     <w:p>
       <w:pPr>
-        <w:pStyle w:val="BodyText"/>
+        <w:pStyle w:val="2"/>
         <w:spacing w:line="249" w:lineRule="auto"/>
       </w:pPr>
     </w:p>
     <w:p>
       <w:pPr>
-        <w:pStyle w:val="BodyText"/>
+        <w:pStyle w:val="2"/>
         <w:spacing w:line="249" w:lineRule="auto"/>
       </w:pPr>
     </w:p>
     <w:p>
       <w:pPr>
-        <w:pStyle w:val="BodyText"/>
+        <w:pStyle w:val="2"/>
         <w:spacing w:line="249" w:lineRule="auto"/>
       </w:pPr>
     </w:p>
     <w:p>
       <w:pPr>
-        <w:pStyle w:val="BodyText"/>
-        <w:spacing w:line="249" w:lineRule="auto"/>
-      </w:pPr>
-    </w:p>
-    <w:p>
-      <w:pPr>
-        <w:pStyle w:val="BodyText"/>
-        <w:spacing w:line="249" w:lineRule="auto"/>
-      </w:pPr>
-    </w:p>
-    <w:p>
-      <w:pPr>
-        <w:pStyle w:val="BodyText"/>
-        <w:spacing w:line="249" w:lineRule="auto"/>
-      </w:pPr>
-    </w:p>
-    <w:p>
-      <w:pPr>
-        <w:pStyle w:val="BodyText"/>
-        <w:spacing w:line="249" w:lineRule="auto"/>
-      </w:pPr>
-    </w:p>
-    <w:p>
-      <w:pPr>
-        <w:pStyle w:val="BodyText"/>
-        <w:spacing w:line="249" w:lineRule="auto"/>
-      </w:pPr>
-    </w:p>
-    <w:p>
-      <w:pPr>
-        <w:pStyle w:val="BodyText"/>
-        <w:spacing w:line="249" w:lineRule="auto"/>
-      </w:pPr>
-    </w:p>
-    <w:p>
-      <w:pPr>
-        <w:pStyle w:val="BodyText"/>
-        <w:spacing w:line="249" w:lineRule="auto"/>
-      </w:pPr>
-    </w:p>
-    <w:p>
-      <w:pPr>
-        <w:pStyle w:val="BodyText"/>
-        <w:spacing w:line="249" w:lineRule="auto"/>
-      </w:pPr>
-    </w:p>
-    <w:p>
-      <w:pPr>
-        <w:pStyle w:val="BodyText"/>
-        <w:spacing w:line="249" w:lineRule="auto"/>
-      </w:pPr>
-    </w:p>
-    <w:p>
-      <w:pPr>
-        <w:pStyle w:val="BodyText"/>
-        <w:spacing w:line="249" w:lineRule="auto"/>
-      </w:pPr>
-    </w:p>
-    <w:p>
-      <w:pPr>
-        <w:pStyle w:val="BodyText"/>
+        <w:pStyle w:val="2"/>
         <w:spacing w:line="250" w:lineRule="auto"/>
       </w:pPr>
-    </w:p>
-    <w:p>
-      <w:pPr>
-        <w:pStyle w:val="BodyText"/>
-        <w:spacing w:line="250" w:lineRule="auto"/>
-      </w:pPr>
-    </w:p>
-    <w:p>
-      <w:pPr>
-        <w:pStyle w:val="BodyText"/>
-        <w:spacing w:line="250" w:lineRule="auto"/>
-      </w:pPr>
-    </w:p>
-    <w:p>
-      <w:pPr>
-        <w:pStyle w:val="BodyText"/>
-        <w:spacing w:line="250" w:lineRule="auto"/>
-      </w:pPr>
+      <w:bookmarkStart w:id="16" w:name="_GoBack"/>
+      <w:bookmarkEnd w:id="16"/>
     </w:p>
     <w:p>
       <w:pPr>
         <w:spacing w:before="98" w:line="221" w:lineRule="auto"/>
         <w:ind w:left="2888"/>
         <w:rPr>
-          <w:rFonts w:ascii="SimHei" w:eastAsia="SimHei" w:hAnsi="SimHei" w:cs="SimHei"/>
+          <w:rFonts w:ascii="黑体" w:hAnsi="黑体" w:eastAsia="黑体" w:cs="黑体"/>
           <w:sz w:val="30"/>
           <w:szCs w:val="30"/>
         </w:rPr>
       </w:pPr>
       <w:r>
         <w:rPr>
-          <w:rFonts w:ascii="SimHei" w:eastAsia="SimHei" w:hAnsi="SimHei" w:cs="SimHei"/>
+          <w:rFonts w:ascii="黑体" w:hAnsi="黑体" w:eastAsia="黑体" w:cs="黑体"/>
           <w:b/>
           <w:bCs/>
           <w:spacing w:val="-3"/>
@@ -293,7 +216,7 @@
       </w:r>
       <w:r>
         <w:rPr>
-          <w:rFonts w:ascii="SimHei" w:eastAsia="SimHei" w:hAnsi="SimHei" w:cs="SimHei"/>
+          <w:rFonts w:ascii="黑体" w:hAnsi="黑体" w:eastAsia="黑体" w:cs="黑体"/>
           <w:spacing w:val="-3"/>
           <w:sz w:val="30"/>
           <w:szCs w:val="30"/>
@@ -302,7 +225,7 @@
       </w:r>
       <w:r>
         <w:rPr>
-          <w:rFonts w:ascii="SimHei" w:eastAsia="SimHei" w:hAnsi="SimHei" w:cs="SimHei"/>
+          <w:rFonts w:ascii="黑体" w:hAnsi="黑体" w:eastAsia="黑体" w:cs="黑体"/>
           <w:b/>
           <w:bCs/>
           <w:spacing w:val="-3"/>
@@ -317,14 +240,14 @@
         <w:spacing w:before="269" w:line="221" w:lineRule="auto"/>
         <w:ind w:left="2878"/>
         <w:rPr>
-          <w:rFonts w:ascii="SimHei" w:eastAsia="SimHei" w:hAnsi="SimHei" w:cs="SimHei"/>
+          <w:rFonts w:ascii="黑体" w:hAnsi="黑体" w:eastAsia="黑体" w:cs="黑体"/>
           <w:sz w:val="30"/>
           <w:szCs w:val="30"/>
         </w:rPr>
       </w:pPr>
       <w:r>
         <w:rPr>
-          <w:rFonts w:ascii="SimHei" w:eastAsia="SimHei" w:hAnsi="SimHei" w:cs="SimHei"/>
+          <w:rFonts w:ascii="黑体" w:hAnsi="黑体" w:eastAsia="黑体" w:cs="黑体"/>
           <w:b/>
           <w:bCs/>
           <w:spacing w:val="-7"/>
@@ -335,7 +258,7 @@
       </w:r>
       <w:r>
         <w:rPr>
-          <w:rFonts w:ascii="SimHei" w:eastAsia="SimHei" w:hAnsi="SimHei" w:cs="SimHei"/>
+          <w:rFonts w:ascii="黑体" w:hAnsi="黑体" w:eastAsia="黑体" w:cs="黑体"/>
           <w:spacing w:val="-7"/>
           <w:sz w:val="30"/>
           <w:szCs w:val="30"/>
@@ -344,7 +267,7 @@
       </w:r>
       <w:r>
         <w:rPr>
-          <w:rFonts w:ascii="Calibri" w:eastAsia="Calibri" w:hAnsi="Calibri" w:cs="Calibri"/>
+          <w:rFonts w:ascii="Calibri" w:hAnsi="Calibri" w:eastAsia="Calibri" w:cs="Calibri"/>
           <w:b/>
           <w:bCs/>
           <w:spacing w:val="-7"/>
@@ -359,14 +282,14 @@
         <w:spacing w:before="269" w:line="222" w:lineRule="auto"/>
         <w:ind w:left="2883"/>
         <w:rPr>
-          <w:rFonts w:ascii="Calibri" w:eastAsia="Calibri" w:hAnsi="Calibri" w:cs="Calibri"/>
+          <w:rFonts w:ascii="Calibri" w:hAnsi="Calibri" w:eastAsia="Calibri" w:cs="Calibri"/>
           <w:sz w:val="30"/>
           <w:szCs w:val="30"/>
         </w:rPr>
       </w:pPr>
       <w:r>
         <w:rPr>
-          <w:rFonts w:ascii="SimHei" w:eastAsia="SimHei" w:hAnsi="SimHei" w:cs="SimHei"/>
+          <w:rFonts w:ascii="黑体" w:hAnsi="黑体" w:eastAsia="黑体" w:cs="黑体"/>
           <w:b/>
           <w:bCs/>
           <w:spacing w:val="-2"/>
@@ -377,7 +300,7 @@
       </w:r>
       <w:r>
         <w:rPr>
-          <w:rFonts w:ascii="Calibri" w:eastAsia="Calibri" w:hAnsi="Calibri" w:cs="Calibri"/>
+          <w:rFonts w:ascii="Calibri" w:hAnsi="Calibri" w:eastAsia="Calibri" w:cs="Calibri"/>
           <w:b/>
           <w:bCs/>
           <w:spacing w:val="-2"/>
@@ -392,14 +315,14 @@
         <w:spacing w:before="271" w:line="222" w:lineRule="auto"/>
         <w:ind w:left="2884"/>
         <w:rPr>
-          <w:rFonts w:ascii="SimHei" w:eastAsia="SimHei" w:hAnsi="SimHei" w:cs="SimHei"/>
+          <w:rFonts w:ascii="黑体" w:hAnsi="黑体" w:eastAsia="黑体" w:cs="黑体"/>
           <w:sz w:val="30"/>
           <w:szCs w:val="30"/>
         </w:rPr>
       </w:pPr>
       <w:r>
         <w:rPr>
-          <w:rFonts w:ascii="SimHei" w:eastAsia="SimHei" w:hAnsi="SimHei" w:cs="SimHei"/>
+          <w:rFonts w:ascii="黑体" w:hAnsi="黑体" w:eastAsia="黑体" w:cs="黑体"/>
           <w:b/>
           <w:bCs/>
           <w:spacing w:val="-6"/>
@@ -414,14 +337,14 @@
         <w:spacing w:before="268" w:line="222" w:lineRule="auto"/>
         <w:ind w:left="2884"/>
         <w:rPr>
-          <w:rFonts w:ascii="SimHei" w:eastAsia="SimHei" w:hAnsi="SimHei" w:cs="SimHei"/>
+          <w:rFonts w:ascii="黑体" w:hAnsi="黑体" w:eastAsia="黑体" w:cs="黑体"/>
           <w:sz w:val="30"/>
           <w:szCs w:val="30"/>
         </w:rPr>
       </w:pPr>
       <w:r>
         <w:rPr>
-          <w:rFonts w:ascii="SimHei" w:eastAsia="SimHei" w:hAnsi="SimHei" w:cs="SimHei"/>
+          <w:rFonts w:ascii="黑体" w:hAnsi="黑体" w:eastAsia="黑体" w:cs="黑体"/>
           <w:b/>
           <w:bCs/>
           <w:spacing w:val="-4"/>
@@ -436,14 +359,14 @@
         <w:spacing w:before="268" w:line="221" w:lineRule="auto"/>
         <w:ind w:left="2884"/>
         <w:rPr>
-          <w:rFonts w:ascii="SimHei" w:eastAsia="SimHei" w:hAnsi="SimHei" w:cs="SimHei"/>
+          <w:rFonts w:ascii="黑体" w:hAnsi="黑体" w:eastAsia="黑体" w:cs="黑体"/>
           <w:sz w:val="30"/>
           <w:szCs w:val="30"/>
         </w:rPr>
       </w:pPr>
       <w:r>
         <w:rPr>
-          <w:rFonts w:ascii="SimHei" w:eastAsia="SimHei" w:hAnsi="SimHei" w:cs="SimHei"/>
+          <w:rFonts w:ascii="黑体" w:hAnsi="黑体" w:eastAsia="黑体" w:cs="黑体"/>
           <w:b/>
           <w:bCs/>
           <w:spacing w:val="-6"/>
@@ -458,14 +381,14 @@
         <w:spacing w:before="275" w:line="221" w:lineRule="auto"/>
         <w:ind w:left="2878"/>
         <w:rPr>
-          <w:rFonts w:ascii="SimHei" w:eastAsia="SimHei" w:hAnsi="SimHei" w:cs="SimHei"/>
+          <w:rFonts w:ascii="黑体" w:hAnsi="黑体" w:eastAsia="黑体" w:cs="黑体"/>
           <w:sz w:val="30"/>
           <w:szCs w:val="30"/>
         </w:rPr>
       </w:pPr>
       <w:r>
         <w:rPr>
-          <w:rFonts w:ascii="SimHei" w:eastAsia="SimHei" w:hAnsi="SimHei" w:cs="SimHei"/>
+          <w:rFonts w:ascii="黑体" w:hAnsi="黑体" w:eastAsia="黑体" w:cs="黑体"/>
           <w:b/>
           <w:bCs/>
           <w:spacing w:val="-6"/>
@@ -476,7 +399,7 @@
       </w:r>
       <w:r>
         <w:rPr>
-          <w:rFonts w:ascii="Calibri" w:eastAsia="Calibri" w:hAnsi="Calibri" w:cs="Calibri"/>
+          <w:rFonts w:ascii="Calibri" w:hAnsi="Calibri" w:eastAsia="Calibri" w:cs="Calibri"/>
           <w:b/>
           <w:bCs/>
           <w:spacing w:val="-6"/>
@@ -491,15 +414,15 @@
       <w:pPr>
         <w:spacing w:line="221" w:lineRule="auto"/>
         <w:rPr>
-          <w:rFonts w:ascii="SimHei" w:eastAsia="SimHei" w:hAnsi="SimHei" w:cs="SimHei"/>
+          <w:rFonts w:ascii="黑体" w:hAnsi="黑体" w:eastAsia="黑体" w:cs="黑体"/>
           <w:sz w:val="30"/>
           <w:szCs w:val="30"/>
         </w:rPr>
         <w:sectPr>
-          <w:footerReference w:type="default" r:id="rId5"/>
+          <w:footerReference r:id="rId5" w:type="default"/>
           <w:pgSz w:w="11910" w:h="16840"/>
           <w:pgMar w:top="904" w:right="1786" w:bottom="990" w:left="1779" w:header="0" w:footer="755" w:gutter="0"/>
-          <w:cols w:space="720"/>
+          <w:cols w:space="720" w:num="1"/>
         </w:sectPr>
       </w:pPr>
     </w:p>
@@ -513,7 +436,7 @@
         </w:rPr>
         <w:drawing>
           <wp:inline distT="0" distB="0" distL="0" distR="0">
-            <wp:extent cx="696350" cy="271753"/>
+            <wp:extent cx="695960" cy="271145"/>
             <wp:effectExtent l="0" t="0" r="0" b="0"/>
             <wp:docPr id="4" name="IM 4"/>
             <wp:cNvGraphicFramePr/>
@@ -525,13 +448,13 @@
                     <pic:cNvPicPr/>
                   </pic:nvPicPr>
                   <pic:blipFill>
-                    <a:blip xmlns:r="http://schemas.openxmlformats.org/officeDocument/2006/relationships" r:embed="rId4"/>
+                    <a:blip r:embed="rId10"/>
                     <a:stretch>
                       <a:fillRect/>
                     </a:stretch>
                   </pic:blipFill>
                   <pic:spPr>
-                    <a:xfrm rot="0">
+                    <a:xfrm>
                       <a:off x="0" y="0"/>
                       <a:ext cx="696350" cy="271753"/>
                     </a:xfrm>
@@ -551,14 +474,14 @@
         <w:spacing w:before="255" w:line="222" w:lineRule="auto"/>
         <w:ind w:left="4084"/>
         <w:rPr>
-          <w:rFonts w:ascii="SimHei" w:eastAsia="SimHei" w:hAnsi="SimHei" w:cs="SimHei"/>
+          <w:rFonts w:ascii="黑体" w:hAnsi="黑体" w:eastAsia="黑体" w:cs="黑体"/>
           <w:sz w:val="30"/>
           <w:szCs w:val="30"/>
         </w:rPr>
       </w:pPr>
       <w:r>
         <w:rPr>
-          <w:rFonts w:ascii="SimHei" w:eastAsia="SimHei" w:hAnsi="SimHei" w:cs="SimHei"/>
+          <w:rFonts w:ascii="黑体" w:hAnsi="黑体" w:eastAsia="黑体" w:cs="黑体"/>
           <w:b/>
           <w:bCs/>
           <w:spacing w:val="-5"/>
@@ -575,18 +498,24 @@
     </w:p>
     <w:tbl>
       <w:tblPr>
-        <w:tblStyle w:val="TableNormal"/>
+        <w:tblStyle w:val="5"/>
         <w:tblW w:w="8508" w:type="dxa"/>
         <w:tblInd w:w="162" w:type="dxa"/>
         <w:tblBorders>
-          <w:top w:val="single" w:sz="2" w:space="0" w:color="000000"/>
-          <w:left w:val="single" w:sz="2" w:space="0" w:color="000000"/>
-          <w:bottom w:val="single" w:sz="2" w:space="0" w:color="000000"/>
-          <w:right w:val="single" w:sz="2" w:space="0" w:color="000000"/>
-          <w:insideH w:val="single" w:sz="2" w:space="0" w:color="000000"/>
-          <w:insideV w:val="single" w:sz="2" w:space="0" w:color="000000"/>
+          <w:top w:val="single" w:color="000000" w:sz="2" w:space="0"/>
+          <w:left w:val="single" w:color="000000" w:sz="2" w:space="0"/>
+          <w:bottom w:val="single" w:color="000000" w:sz="2" w:space="0"/>
+          <w:right w:val="single" w:color="000000" w:sz="2" w:space="0"/>
+          <w:insideH w:val="single" w:color="000000" w:sz="2" w:space="0"/>
+          <w:insideV w:val="single" w:color="000000" w:sz="2" w:space="0"/>
         </w:tblBorders>
         <w:tblLayout w:type="fixed"/>
+        <w:tblCellMar>
+          <w:top w:w="0" w:type="dxa"/>
+          <w:left w:w="0" w:type="dxa"/>
+          <w:bottom w:w="0" w:type="dxa"/>
+          <w:right w:w="0" w:type="dxa"/>
+        </w:tblCellMar>
       </w:tblPr>
       <w:tblGrid>
         <w:gridCol w:w="1582"/>
@@ -597,20 +526,23 @@
       </w:tblGrid>
       <w:tr>
         <w:tblPrEx>
-          <w:tblW w:w="8508" w:type="dxa"/>
-          <w:tblInd w:w="162" w:type="dxa"/>
           <w:tblBorders>
-            <w:top w:val="single" w:sz="2" w:space="0" w:color="000000"/>
-            <w:left w:val="single" w:sz="2" w:space="0" w:color="000000"/>
-            <w:bottom w:val="single" w:sz="2" w:space="0" w:color="000000"/>
-            <w:right w:val="single" w:sz="2" w:space="0" w:color="000000"/>
-            <w:insideH w:val="single" w:sz="2" w:space="0" w:color="000000"/>
-            <w:insideV w:val="single" w:sz="2" w:space="0" w:color="000000"/>
+            <w:top w:val="single" w:color="000000" w:sz="2" w:space="0"/>
+            <w:left w:val="single" w:color="000000" w:sz="2" w:space="0"/>
+            <w:bottom w:val="single" w:color="000000" w:sz="2" w:space="0"/>
+            <w:right w:val="single" w:color="000000" w:sz="2" w:space="0"/>
+            <w:insideH w:val="single" w:color="000000" w:sz="2" w:space="0"/>
+            <w:insideV w:val="single" w:color="000000" w:sz="2" w:space="0"/>
           </w:tblBorders>
-          <w:tblLayout w:type="fixed"/>
+          <w:tblCellMar>
+            <w:top w:w="0" w:type="dxa"/>
+            <w:left w:w="0" w:type="dxa"/>
+            <w:bottom w:w="0" w:type="dxa"/>
+            <w:right w:w="0" w:type="dxa"/>
+          </w:tblCellMar>
         </w:tblPrEx>
         <w:trPr>
-          <w:trHeight w:val="632"/>
+          <w:trHeight w:val="632" w:hRule="atLeast"/>
         </w:trPr>
         <w:tc>
           <w:tcPr>
@@ -621,14 +553,14 @@
               <w:spacing w:before="178" w:line="222" w:lineRule="auto"/>
               <w:ind w:left="230"/>
               <w:rPr>
-                <w:rFonts w:ascii="SimHei" w:eastAsia="SimHei" w:hAnsi="SimHei" w:cs="SimHei"/>
+                <w:rFonts w:ascii="黑体" w:hAnsi="黑体" w:eastAsia="黑体" w:cs="黑体"/>
                 <w:sz w:val="28"/>
                 <w:szCs w:val="28"/>
               </w:rPr>
             </w:pPr>
             <w:r>
               <w:rPr>
-                <w:rFonts w:ascii="SimHei" w:eastAsia="SimHei" w:hAnsi="SimHei" w:cs="SimHei"/>
+                <w:rFonts w:ascii="黑体" w:hAnsi="黑体" w:eastAsia="黑体" w:cs="黑体"/>
                 <w:spacing w:val="-4"/>
                 <w:sz w:val="28"/>
                 <w:szCs w:val="28"/>
@@ -646,14 +578,14 @@
               <w:spacing w:before="178" w:line="222" w:lineRule="auto"/>
               <w:ind w:left="366"/>
               <w:rPr>
-                <w:rFonts w:ascii="SimHei" w:eastAsia="SimHei" w:hAnsi="SimHei" w:cs="SimHei"/>
+                <w:rFonts w:ascii="黑体" w:hAnsi="黑体" w:eastAsia="黑体" w:cs="黑体"/>
                 <w:sz w:val="28"/>
                 <w:szCs w:val="28"/>
               </w:rPr>
             </w:pPr>
             <w:r>
               <w:rPr>
-                <w:rFonts w:ascii="SimHei" w:eastAsia="SimHei" w:hAnsi="SimHei" w:cs="SimHei"/>
+                <w:rFonts w:ascii="黑体" w:hAnsi="黑体" w:eastAsia="黑体" w:cs="黑体"/>
                 <w:spacing w:val="-3"/>
                 <w:sz w:val="28"/>
                 <w:szCs w:val="28"/>
@@ -671,14 +603,14 @@
               <w:spacing w:before="178" w:line="222" w:lineRule="auto"/>
               <w:ind w:left="434"/>
               <w:rPr>
-                <w:rFonts w:ascii="SimHei" w:eastAsia="SimHei" w:hAnsi="SimHei" w:cs="SimHei"/>
+                <w:rFonts w:ascii="黑体" w:hAnsi="黑体" w:eastAsia="黑体" w:cs="黑体"/>
                 <w:sz w:val="28"/>
                 <w:szCs w:val="28"/>
               </w:rPr>
             </w:pPr>
             <w:r>
               <w:rPr>
-                <w:rFonts w:ascii="SimHei" w:eastAsia="SimHei" w:hAnsi="SimHei" w:cs="SimHei"/>
+                <w:rFonts w:ascii="黑体" w:hAnsi="黑体" w:eastAsia="黑体" w:cs="黑体"/>
                 <w:spacing w:val="-3"/>
                 <w:sz w:val="28"/>
                 <w:szCs w:val="28"/>
@@ -696,14 +628,14 @@
               <w:spacing w:before="178" w:line="223" w:lineRule="auto"/>
               <w:ind w:left="444"/>
               <w:rPr>
-                <w:rFonts w:ascii="SimHei" w:eastAsia="SimHei" w:hAnsi="SimHei" w:cs="SimHei"/>
+                <w:rFonts w:ascii="黑体" w:hAnsi="黑体" w:eastAsia="黑体" w:cs="黑体"/>
                 <w:sz w:val="28"/>
                 <w:szCs w:val="28"/>
               </w:rPr>
             </w:pPr>
             <w:r>
               <w:rPr>
-                <w:rFonts w:ascii="SimHei" w:eastAsia="SimHei" w:hAnsi="SimHei" w:cs="SimHei"/>
+                <w:rFonts w:ascii="黑体" w:hAnsi="黑体" w:eastAsia="黑体" w:cs="黑体"/>
                 <w:spacing w:val="-6"/>
                 <w:sz w:val="28"/>
                 <w:szCs w:val="28"/>
@@ -721,14 +653,14 @@
               <w:spacing w:before="177" w:line="222" w:lineRule="auto"/>
               <w:ind w:left="332"/>
               <w:rPr>
-                <w:rFonts w:ascii="SimHei" w:eastAsia="SimHei" w:hAnsi="SimHei" w:cs="SimHei"/>
+                <w:rFonts w:ascii="黑体" w:hAnsi="黑体" w:eastAsia="黑体" w:cs="黑体"/>
                 <w:sz w:val="28"/>
                 <w:szCs w:val="28"/>
               </w:rPr>
             </w:pPr>
             <w:r>
               <w:rPr>
-                <w:rFonts w:ascii="SimHei" w:eastAsia="SimHei" w:hAnsi="SimHei" w:cs="SimHei"/>
+                <w:rFonts w:ascii="黑体" w:hAnsi="黑体" w:eastAsia="黑体" w:cs="黑体"/>
                 <w:spacing w:val="-2"/>
                 <w:sz w:val="28"/>
                 <w:szCs w:val="28"/>
@@ -740,12 +672,23 @@
       </w:tr>
       <w:tr>
         <w:tblPrEx>
-          <w:tblW w:w="8508" w:type="dxa"/>
-          <w:tblInd w:w="162" w:type="dxa"/>
-          <w:tblLayout w:type="fixed"/>
+          <w:tblBorders>
+            <w:top w:val="single" w:color="000000" w:sz="2" w:space="0"/>
+            <w:left w:val="single" w:color="000000" w:sz="2" w:space="0"/>
+            <w:bottom w:val="single" w:color="000000" w:sz="2" w:space="0"/>
+            <w:right w:val="single" w:color="000000" w:sz="2" w:space="0"/>
+            <w:insideH w:val="single" w:color="000000" w:sz="2" w:space="0"/>
+            <w:insideV w:val="single" w:color="000000" w:sz="2" w:space="0"/>
+          </w:tblBorders>
+          <w:tblCellMar>
+            <w:top w:w="0" w:type="dxa"/>
+            <w:left w:w="0" w:type="dxa"/>
+            <w:bottom w:w="0" w:type="dxa"/>
+            <w:right w:w="0" w:type="dxa"/>
+          </w:tblCellMar>
         </w:tblPrEx>
         <w:trPr>
-          <w:trHeight w:val="865"/>
+          <w:trHeight w:val="865" w:hRule="atLeast"/>
         </w:trPr>
         <w:tc>
           <w:tcPr>
@@ -756,14 +699,14 @@
               <w:spacing w:before="177" w:line="241" w:lineRule="auto"/>
               <w:ind w:left="311"/>
               <w:rPr>
-                <w:rFonts w:ascii="SimHei" w:eastAsia="SimHei" w:hAnsi="SimHei" w:cs="SimHei"/>
+                <w:rFonts w:ascii="黑体" w:hAnsi="黑体" w:eastAsia="黑体" w:cs="黑体"/>
                 <w:sz w:val="28"/>
                 <w:szCs w:val="28"/>
               </w:rPr>
             </w:pPr>
             <w:r>
               <w:rPr>
-                <w:rFonts w:ascii="SimHei" w:eastAsia="SimHei" w:hAnsi="SimHei" w:cs="SimHei"/>
+                <w:rFonts w:ascii="黑体" w:hAnsi="黑体" w:eastAsia="黑体" w:cs="黑体"/>
                 <w:spacing w:val="-1"/>
                 <w:sz w:val="28"/>
                 <w:szCs w:val="28"/>
@@ -781,14 +724,14 @@
               <w:spacing w:before="178" w:line="223" w:lineRule="auto"/>
               <w:ind w:left="560" w:right="26" w:hanging="420"/>
               <w:rPr>
-                <w:rFonts w:ascii="SimHei" w:eastAsia="SimHei" w:hAnsi="SimHei" w:cs="SimHei"/>
+                <w:rFonts w:ascii="黑体" w:hAnsi="黑体" w:eastAsia="黑体" w:cs="黑体"/>
                 <w:sz w:val="28"/>
                 <w:szCs w:val="28"/>
               </w:rPr>
             </w:pPr>
             <w:r>
               <w:rPr>
-                <w:rFonts w:ascii="SimHei" w:eastAsia="SimHei" w:hAnsi="SimHei" w:cs="SimHei"/>
+                <w:rFonts w:ascii="黑体" w:hAnsi="黑体" w:eastAsia="黑体" w:cs="黑体"/>
                 <w:spacing w:val="-2"/>
                 <w:sz w:val="28"/>
                 <w:szCs w:val="28"/>
@@ -797,7 +740,7 @@
             </w:r>
             <w:r>
               <w:rPr>
-                <w:rFonts w:ascii="SimHei" w:eastAsia="SimHei" w:hAnsi="SimHei" w:cs="SimHei"/>
+                <w:rFonts w:ascii="黑体" w:hAnsi="黑体" w:eastAsia="黑体" w:cs="黑体"/>
                 <w:spacing w:val="-3"/>
                 <w:sz w:val="28"/>
                 <w:szCs w:val="28"/>
@@ -815,14 +758,14 @@
               <w:spacing w:before="177" w:line="222" w:lineRule="auto"/>
               <w:ind w:left="440"/>
               <w:rPr>
-                <w:rFonts w:ascii="SimHei" w:eastAsia="SimHei" w:hAnsi="SimHei" w:cs="SimHei"/>
+                <w:rFonts w:ascii="黑体" w:hAnsi="黑体" w:eastAsia="黑体" w:cs="黑体"/>
                 <w:sz w:val="28"/>
                 <w:szCs w:val="28"/>
               </w:rPr>
             </w:pPr>
             <w:r>
               <w:rPr>
-                <w:rFonts w:ascii="SimHei" w:eastAsia="SimHei" w:hAnsi="SimHei" w:cs="SimHei"/>
+                <w:rFonts w:ascii="黑体" w:hAnsi="黑体" w:eastAsia="黑体" w:cs="黑体"/>
                 <w:spacing w:val="-5"/>
                 <w:sz w:val="28"/>
                 <w:szCs w:val="28"/>
@@ -840,14 +783,14 @@
               <w:spacing w:before="177" w:line="222" w:lineRule="auto"/>
               <w:ind w:left="495"/>
               <w:rPr>
-                <w:rFonts w:ascii="SimHei" w:eastAsia="SimHei" w:hAnsi="SimHei" w:cs="SimHei"/>
+                <w:rFonts w:ascii="黑体" w:hAnsi="黑体" w:eastAsia="黑体" w:cs="黑体"/>
                 <w:sz w:val="28"/>
                 <w:szCs w:val="28"/>
               </w:rPr>
             </w:pPr>
             <w:r>
               <w:rPr>
-                <w:rFonts w:ascii="SimHei" w:eastAsia="SimHei" w:hAnsi="SimHei" w:cs="SimHei"/>
+                <w:rFonts w:ascii="黑体" w:hAnsi="黑体" w:eastAsia="黑体" w:cs="黑体"/>
                 <w:spacing w:val="-5"/>
                 <w:sz w:val="28"/>
                 <w:szCs w:val="28"/>
@@ -865,14 +808,14 @@
               <w:spacing w:before="177" w:line="241" w:lineRule="auto"/>
               <w:ind w:left="332"/>
               <w:rPr>
-                <w:rFonts w:ascii="SimHei" w:eastAsia="SimHei" w:hAnsi="SimHei" w:cs="SimHei"/>
+                <w:rFonts w:ascii="黑体" w:hAnsi="黑体" w:eastAsia="黑体" w:cs="黑体"/>
                 <w:sz w:val="28"/>
                 <w:szCs w:val="28"/>
               </w:rPr>
             </w:pPr>
             <w:r>
               <w:rPr>
-                <w:rFonts w:ascii="SimHei" w:eastAsia="SimHei" w:hAnsi="SimHei" w:cs="SimHei"/>
+                <w:rFonts w:ascii="黑体" w:hAnsi="黑体" w:eastAsia="黑体" w:cs="黑体"/>
                 <w:spacing w:val="-2"/>
                 <w:sz w:val="28"/>
                 <w:szCs w:val="28"/>
@@ -884,12 +827,23 @@
       </w:tr>
       <w:tr>
         <w:tblPrEx>
-          <w:tblW w:w="8508" w:type="dxa"/>
-          <w:tblInd w:w="162" w:type="dxa"/>
-          <w:tblLayout w:type="fixed"/>
+          <w:tblBorders>
+            <w:top w:val="single" w:color="000000" w:sz="2" w:space="0"/>
+            <w:left w:val="single" w:color="000000" w:sz="2" w:space="0"/>
+            <w:bottom w:val="single" w:color="000000" w:sz="2" w:space="0"/>
+            <w:right w:val="single" w:color="000000" w:sz="2" w:space="0"/>
+            <w:insideH w:val="single" w:color="000000" w:sz="2" w:space="0"/>
+            <w:insideV w:val="single" w:color="000000" w:sz="2" w:space="0"/>
+          </w:tblBorders>
+          <w:tblCellMar>
+            <w:top w:w="0" w:type="dxa"/>
+            <w:left w:w="0" w:type="dxa"/>
+            <w:bottom w:w="0" w:type="dxa"/>
+            <w:right w:w="0" w:type="dxa"/>
+          </w:tblCellMar>
         </w:tblPrEx>
         <w:trPr>
-          <w:trHeight w:val="628"/>
+          <w:trHeight w:val="628" w:hRule="atLeast"/>
         </w:trPr>
         <w:tc>
           <w:tcPr>
@@ -897,7 +851,7 @@
           </w:tcPr>
           <w:p>
             <w:pPr>
-              <w:pStyle w:val="TableText"/>
+              <w:pStyle w:val="6"/>
             </w:pPr>
           </w:p>
         </w:tc>
@@ -907,7 +861,7 @@
           </w:tcPr>
           <w:p>
             <w:pPr>
-              <w:pStyle w:val="TableText"/>
+              <w:pStyle w:val="6"/>
             </w:pPr>
           </w:p>
         </w:tc>
@@ -917,7 +871,7 @@
           </w:tcPr>
           <w:p>
             <w:pPr>
-              <w:pStyle w:val="TableText"/>
+              <w:pStyle w:val="6"/>
             </w:pPr>
           </w:p>
         </w:tc>
@@ -927,7 +881,7 @@
           </w:tcPr>
           <w:p>
             <w:pPr>
-              <w:pStyle w:val="TableText"/>
+              <w:pStyle w:val="6"/>
             </w:pPr>
           </w:p>
         </w:tc>
@@ -937,19 +891,30 @@
           </w:tcPr>
           <w:p>
             <w:pPr>
-              <w:pStyle w:val="TableText"/>
+              <w:pStyle w:val="6"/>
             </w:pPr>
           </w:p>
         </w:tc>
       </w:tr>
       <w:tr>
         <w:tblPrEx>
-          <w:tblW w:w="8508" w:type="dxa"/>
-          <w:tblInd w:w="162" w:type="dxa"/>
-          <w:tblLayout w:type="fixed"/>
+          <w:tblBorders>
+            <w:top w:val="single" w:color="000000" w:sz="2" w:space="0"/>
+            <w:left w:val="single" w:color="000000" w:sz="2" w:space="0"/>
+            <w:bottom w:val="single" w:color="000000" w:sz="2" w:space="0"/>
+            <w:right w:val="single" w:color="000000" w:sz="2" w:space="0"/>
+            <w:insideH w:val="single" w:color="000000" w:sz="2" w:space="0"/>
+            <w:insideV w:val="single" w:color="000000" w:sz="2" w:space="0"/>
+          </w:tblBorders>
+          <w:tblCellMar>
+            <w:top w:w="0" w:type="dxa"/>
+            <w:left w:w="0" w:type="dxa"/>
+            <w:bottom w:w="0" w:type="dxa"/>
+            <w:right w:w="0" w:type="dxa"/>
+          </w:tblCellMar>
         </w:tblPrEx>
         <w:trPr>
-          <w:trHeight w:val="627"/>
+          <w:trHeight w:val="627" w:hRule="atLeast"/>
         </w:trPr>
         <w:tc>
           <w:tcPr>
@@ -957,7 +922,7 @@
           </w:tcPr>
           <w:p>
             <w:pPr>
-              <w:pStyle w:val="TableText"/>
+              <w:pStyle w:val="6"/>
             </w:pPr>
           </w:p>
         </w:tc>
@@ -967,7 +932,7 @@
           </w:tcPr>
           <w:p>
             <w:pPr>
-              <w:pStyle w:val="TableText"/>
+              <w:pStyle w:val="6"/>
             </w:pPr>
           </w:p>
         </w:tc>
@@ -977,7 +942,7 @@
           </w:tcPr>
           <w:p>
             <w:pPr>
-              <w:pStyle w:val="TableText"/>
+              <w:pStyle w:val="6"/>
             </w:pPr>
           </w:p>
         </w:tc>
@@ -987,7 +952,7 @@
           </w:tcPr>
           <w:p>
             <w:pPr>
-              <w:pStyle w:val="TableText"/>
+              <w:pStyle w:val="6"/>
             </w:pPr>
           </w:p>
         </w:tc>
@@ -997,19 +962,30 @@
           </w:tcPr>
           <w:p>
             <w:pPr>
-              <w:pStyle w:val="TableText"/>
+              <w:pStyle w:val="6"/>
             </w:pPr>
           </w:p>
         </w:tc>
       </w:tr>
       <w:tr>
         <w:tblPrEx>
-          <w:tblW w:w="8508" w:type="dxa"/>
-          <w:tblInd w:w="162" w:type="dxa"/>
-          <w:tblLayout w:type="fixed"/>
+          <w:tblBorders>
+            <w:top w:val="single" w:color="000000" w:sz="2" w:space="0"/>
+            <w:left w:val="single" w:color="000000" w:sz="2" w:space="0"/>
+            <w:bottom w:val="single" w:color="000000" w:sz="2" w:space="0"/>
+            <w:right w:val="single" w:color="000000" w:sz="2" w:space="0"/>
+            <w:insideH w:val="single" w:color="000000" w:sz="2" w:space="0"/>
+            <w:insideV w:val="single" w:color="000000" w:sz="2" w:space="0"/>
+          </w:tblBorders>
+          <w:tblCellMar>
+            <w:top w:w="0" w:type="dxa"/>
+            <w:left w:w="0" w:type="dxa"/>
+            <w:bottom w:w="0" w:type="dxa"/>
+            <w:right w:w="0" w:type="dxa"/>
+          </w:tblCellMar>
         </w:tblPrEx>
         <w:trPr>
-          <w:trHeight w:val="627"/>
+          <w:trHeight w:val="627" w:hRule="atLeast"/>
         </w:trPr>
         <w:tc>
           <w:tcPr>
@@ -1017,7 +993,7 @@
           </w:tcPr>
           <w:p>
             <w:pPr>
-              <w:pStyle w:val="TableText"/>
+              <w:pStyle w:val="6"/>
             </w:pPr>
           </w:p>
         </w:tc>
@@ -1027,7 +1003,7 @@
           </w:tcPr>
           <w:p>
             <w:pPr>
-              <w:pStyle w:val="TableText"/>
+              <w:pStyle w:val="6"/>
             </w:pPr>
           </w:p>
         </w:tc>
@@ -1037,7 +1013,7 @@
           </w:tcPr>
           <w:p>
             <w:pPr>
-              <w:pStyle w:val="TableText"/>
+              <w:pStyle w:val="6"/>
             </w:pPr>
           </w:p>
         </w:tc>
@@ -1047,7 +1023,7 @@
           </w:tcPr>
           <w:p>
             <w:pPr>
-              <w:pStyle w:val="TableText"/>
+              <w:pStyle w:val="6"/>
             </w:pPr>
           </w:p>
         </w:tc>
@@ -1057,19 +1033,30 @@
           </w:tcPr>
           <w:p>
             <w:pPr>
-              <w:pStyle w:val="TableText"/>
+              <w:pStyle w:val="6"/>
             </w:pPr>
           </w:p>
         </w:tc>
       </w:tr>
       <w:tr>
         <w:tblPrEx>
-          <w:tblW w:w="8508" w:type="dxa"/>
-          <w:tblInd w:w="162" w:type="dxa"/>
-          <w:tblLayout w:type="fixed"/>
+          <w:tblBorders>
+            <w:top w:val="single" w:color="000000" w:sz="2" w:space="0"/>
+            <w:left w:val="single" w:color="000000" w:sz="2" w:space="0"/>
+            <w:bottom w:val="single" w:color="000000" w:sz="2" w:space="0"/>
+            <w:right w:val="single" w:color="000000" w:sz="2" w:space="0"/>
+            <w:insideH w:val="single" w:color="000000" w:sz="2" w:space="0"/>
+            <w:insideV w:val="single" w:color="000000" w:sz="2" w:space="0"/>
+          </w:tblBorders>
+          <w:tblCellMar>
+            <w:top w:w="0" w:type="dxa"/>
+            <w:left w:w="0" w:type="dxa"/>
+            <w:bottom w:w="0" w:type="dxa"/>
+            <w:right w:w="0" w:type="dxa"/>
+          </w:tblCellMar>
         </w:tblPrEx>
         <w:trPr>
-          <w:trHeight w:val="628"/>
+          <w:trHeight w:val="628" w:hRule="atLeast"/>
         </w:trPr>
         <w:tc>
           <w:tcPr>
@@ -1077,7 +1064,7 @@
           </w:tcPr>
           <w:p>
             <w:pPr>
-              <w:pStyle w:val="TableText"/>
+              <w:pStyle w:val="6"/>
             </w:pPr>
           </w:p>
         </w:tc>
@@ -1087,7 +1074,7 @@
           </w:tcPr>
           <w:p>
             <w:pPr>
-              <w:pStyle w:val="TableText"/>
+              <w:pStyle w:val="6"/>
             </w:pPr>
           </w:p>
         </w:tc>
@@ -1097,7 +1084,7 @@
           </w:tcPr>
           <w:p>
             <w:pPr>
-              <w:pStyle w:val="TableText"/>
+              <w:pStyle w:val="6"/>
             </w:pPr>
           </w:p>
         </w:tc>
@@ -1107,7 +1094,7 @@
           </w:tcPr>
           <w:p>
             <w:pPr>
-              <w:pStyle w:val="TableText"/>
+              <w:pStyle w:val="6"/>
             </w:pPr>
           </w:p>
         </w:tc>
@@ -1117,19 +1104,30 @@
           </w:tcPr>
           <w:p>
             <w:pPr>
-              <w:pStyle w:val="TableText"/>
+              <w:pStyle w:val="6"/>
             </w:pPr>
           </w:p>
         </w:tc>
       </w:tr>
       <w:tr>
         <w:tblPrEx>
-          <w:tblW w:w="8508" w:type="dxa"/>
-          <w:tblInd w:w="162" w:type="dxa"/>
-          <w:tblLayout w:type="fixed"/>
+          <w:tblBorders>
+            <w:top w:val="single" w:color="000000" w:sz="2" w:space="0"/>
+            <w:left w:val="single" w:color="000000" w:sz="2" w:space="0"/>
+            <w:bottom w:val="single" w:color="000000" w:sz="2" w:space="0"/>
+            <w:right w:val="single" w:color="000000" w:sz="2" w:space="0"/>
+            <w:insideH w:val="single" w:color="000000" w:sz="2" w:space="0"/>
+            <w:insideV w:val="single" w:color="000000" w:sz="2" w:space="0"/>
+          </w:tblBorders>
+          <w:tblCellMar>
+            <w:top w:w="0" w:type="dxa"/>
+            <w:left w:w="0" w:type="dxa"/>
+            <w:bottom w:w="0" w:type="dxa"/>
+            <w:right w:w="0" w:type="dxa"/>
+          </w:tblCellMar>
         </w:tblPrEx>
         <w:trPr>
-          <w:trHeight w:val="628"/>
+          <w:trHeight w:val="628" w:hRule="atLeast"/>
         </w:trPr>
         <w:tc>
           <w:tcPr>
@@ -1137,7 +1135,7 @@
           </w:tcPr>
           <w:p>
             <w:pPr>
-              <w:pStyle w:val="TableText"/>
+              <w:pStyle w:val="6"/>
             </w:pPr>
           </w:p>
         </w:tc>
@@ -1147,7 +1145,7 @@
           </w:tcPr>
           <w:p>
             <w:pPr>
-              <w:pStyle w:val="TableText"/>
+              <w:pStyle w:val="6"/>
             </w:pPr>
           </w:p>
         </w:tc>
@@ -1157,7 +1155,7 @@
           </w:tcPr>
           <w:p>
             <w:pPr>
-              <w:pStyle w:val="TableText"/>
+              <w:pStyle w:val="6"/>
             </w:pPr>
           </w:p>
         </w:tc>
@@ -1167,7 +1165,7 @@
           </w:tcPr>
           <w:p>
             <w:pPr>
-              <w:pStyle w:val="TableText"/>
+              <w:pStyle w:val="6"/>
             </w:pPr>
           </w:p>
         </w:tc>
@@ -1177,19 +1175,30 @@
           </w:tcPr>
           <w:p>
             <w:pPr>
-              <w:pStyle w:val="TableText"/>
+              <w:pStyle w:val="6"/>
             </w:pPr>
           </w:p>
         </w:tc>
       </w:tr>
       <w:tr>
         <w:tblPrEx>
-          <w:tblW w:w="8508" w:type="dxa"/>
-          <w:tblInd w:w="162" w:type="dxa"/>
-          <w:tblLayout w:type="fixed"/>
+          <w:tblBorders>
+            <w:top w:val="single" w:color="000000" w:sz="2" w:space="0"/>
+            <w:left w:val="single" w:color="000000" w:sz="2" w:space="0"/>
+            <w:bottom w:val="single" w:color="000000" w:sz="2" w:space="0"/>
+            <w:right w:val="single" w:color="000000" w:sz="2" w:space="0"/>
+            <w:insideH w:val="single" w:color="000000" w:sz="2" w:space="0"/>
+            <w:insideV w:val="single" w:color="000000" w:sz="2" w:space="0"/>
+          </w:tblBorders>
+          <w:tblCellMar>
+            <w:top w:w="0" w:type="dxa"/>
+            <w:left w:w="0" w:type="dxa"/>
+            <w:bottom w:w="0" w:type="dxa"/>
+            <w:right w:w="0" w:type="dxa"/>
+          </w:tblCellMar>
         </w:tblPrEx>
         <w:trPr>
-          <w:trHeight w:val="629"/>
+          <w:trHeight w:val="629" w:hRule="atLeast"/>
         </w:trPr>
         <w:tc>
           <w:tcPr>
@@ -1197,7 +1206,7 @@
           </w:tcPr>
           <w:p>
             <w:pPr>
-              <w:pStyle w:val="TableText"/>
+              <w:pStyle w:val="6"/>
             </w:pPr>
           </w:p>
         </w:tc>
@@ -1207,7 +1216,7 @@
           </w:tcPr>
           <w:p>
             <w:pPr>
-              <w:pStyle w:val="TableText"/>
+              <w:pStyle w:val="6"/>
             </w:pPr>
           </w:p>
         </w:tc>
@@ -1217,7 +1226,7 @@
           </w:tcPr>
           <w:p>
             <w:pPr>
-              <w:pStyle w:val="TableText"/>
+              <w:pStyle w:val="6"/>
             </w:pPr>
           </w:p>
         </w:tc>
@@ -1227,7 +1236,7 @@
           </w:tcPr>
           <w:p>
             <w:pPr>
-              <w:pStyle w:val="TableText"/>
+              <w:pStyle w:val="6"/>
             </w:pPr>
           </w:p>
         </w:tc>
@@ -1237,19 +1246,30 @@
           </w:tcPr>
           <w:p>
             <w:pPr>
-              <w:pStyle w:val="TableText"/>
+              <w:pStyle w:val="6"/>
             </w:pPr>
           </w:p>
         </w:tc>
       </w:tr>
       <w:tr>
         <w:tblPrEx>
-          <w:tblW w:w="8508" w:type="dxa"/>
-          <w:tblInd w:w="162" w:type="dxa"/>
-          <w:tblLayout w:type="fixed"/>
+          <w:tblBorders>
+            <w:top w:val="single" w:color="000000" w:sz="2" w:space="0"/>
+            <w:left w:val="single" w:color="000000" w:sz="2" w:space="0"/>
+            <w:bottom w:val="single" w:color="000000" w:sz="2" w:space="0"/>
+            <w:right w:val="single" w:color="000000" w:sz="2" w:space="0"/>
+            <w:insideH w:val="single" w:color="000000" w:sz="2" w:space="0"/>
+            <w:insideV w:val="single" w:color="000000" w:sz="2" w:space="0"/>
+          </w:tblBorders>
+          <w:tblCellMar>
+            <w:top w:w="0" w:type="dxa"/>
+            <w:left w:w="0" w:type="dxa"/>
+            <w:bottom w:w="0" w:type="dxa"/>
+            <w:right w:w="0" w:type="dxa"/>
+          </w:tblCellMar>
         </w:tblPrEx>
         <w:trPr>
-          <w:trHeight w:val="628"/>
+          <w:trHeight w:val="628" w:hRule="atLeast"/>
         </w:trPr>
         <w:tc>
           <w:tcPr>
@@ -1257,7 +1277,7 @@
           </w:tcPr>
           <w:p>
             <w:pPr>
-              <w:pStyle w:val="TableText"/>
+              <w:pStyle w:val="6"/>
             </w:pPr>
           </w:p>
         </w:tc>
@@ -1267,7 +1287,7 @@
           </w:tcPr>
           <w:p>
             <w:pPr>
-              <w:pStyle w:val="TableText"/>
+              <w:pStyle w:val="6"/>
             </w:pPr>
           </w:p>
         </w:tc>
@@ -1277,7 +1297,7 @@
           </w:tcPr>
           <w:p>
             <w:pPr>
-              <w:pStyle w:val="TableText"/>
+              <w:pStyle w:val="6"/>
             </w:pPr>
           </w:p>
         </w:tc>
@@ -1287,7 +1307,7 @@
           </w:tcPr>
           <w:p>
             <w:pPr>
-              <w:pStyle w:val="TableText"/>
+              <w:pStyle w:val="6"/>
             </w:pPr>
           </w:p>
         </w:tc>
@@ -1297,19 +1317,30 @@
           </w:tcPr>
           <w:p>
             <w:pPr>
-              <w:pStyle w:val="TableText"/>
+              <w:pStyle w:val="6"/>
             </w:pPr>
           </w:p>
         </w:tc>
       </w:tr>
       <w:tr>
         <w:tblPrEx>
-          <w:tblW w:w="8508" w:type="dxa"/>
-          <w:tblInd w:w="162" w:type="dxa"/>
-          <w:tblLayout w:type="fixed"/>
+          <w:tblBorders>
+            <w:top w:val="single" w:color="000000" w:sz="2" w:space="0"/>
+            <w:left w:val="single" w:color="000000" w:sz="2" w:space="0"/>
+            <w:bottom w:val="single" w:color="000000" w:sz="2" w:space="0"/>
+            <w:right w:val="single" w:color="000000" w:sz="2" w:space="0"/>
+            <w:insideH w:val="single" w:color="000000" w:sz="2" w:space="0"/>
+            <w:insideV w:val="single" w:color="000000" w:sz="2" w:space="0"/>
+          </w:tblBorders>
+          <w:tblCellMar>
+            <w:top w:w="0" w:type="dxa"/>
+            <w:left w:w="0" w:type="dxa"/>
+            <w:bottom w:w="0" w:type="dxa"/>
+            <w:right w:w="0" w:type="dxa"/>
+          </w:tblCellMar>
         </w:tblPrEx>
         <w:trPr>
-          <w:trHeight w:val="632"/>
+          <w:trHeight w:val="632" w:hRule="atLeast"/>
         </w:trPr>
         <w:tc>
           <w:tcPr>
@@ -1317,7 +1348,7 @@
           </w:tcPr>
           <w:p>
             <w:pPr>
-              <w:pStyle w:val="TableText"/>
+              <w:pStyle w:val="6"/>
             </w:pPr>
           </w:p>
         </w:tc>
@@ -1327,7 +1358,7 @@
           </w:tcPr>
           <w:p>
             <w:pPr>
-              <w:pStyle w:val="TableText"/>
+              <w:pStyle w:val="6"/>
             </w:pPr>
           </w:p>
         </w:tc>
@@ -1337,7 +1368,7 @@
           </w:tcPr>
           <w:p>
             <w:pPr>
-              <w:pStyle w:val="TableText"/>
+              <w:pStyle w:val="6"/>
             </w:pPr>
           </w:p>
         </w:tc>
@@ -1347,7 +1378,7 @@
           </w:tcPr>
           <w:p>
             <w:pPr>
-              <w:pStyle w:val="TableText"/>
+              <w:pStyle w:val="6"/>
             </w:pPr>
           </w:p>
         </w:tc>
@@ -1357,7 +1388,7 @@
           </w:tcPr>
           <w:p>
             <w:pPr>
-              <w:pStyle w:val="TableText"/>
+              <w:pStyle w:val="6"/>
             </w:pPr>
           </w:p>
         </w:tc>
@@ -1365,16 +1396,16 @@
     </w:tbl>
     <w:p>
       <w:pPr>
-        <w:pStyle w:val="BodyText"/>
+        <w:pStyle w:val="2"/>
       </w:pPr>
     </w:p>
     <w:p>
       <w:pPr>
         <w:sectPr>
-          <w:footerReference w:type="default" r:id="rId6"/>
+          <w:footerReference r:id="rId6" w:type="default"/>
           <w:pgSz w:w="11910" w:h="16840"/>
           <w:pgMar w:top="904" w:right="1457" w:bottom="990" w:left="1779" w:header="0" w:footer="755" w:gutter="0"/>
-          <w:cols w:space="720"/>
+          <w:cols w:space="720" w:num="1"/>
         </w:sectPr>
       </w:pPr>
     </w:p>
@@ -1389,7 +1420,7 @@
         </w:rPr>
         <w:drawing>
           <wp:inline distT="0" distB="0" distL="0" distR="0">
-            <wp:extent cx="696350" cy="271753"/>
+            <wp:extent cx="695960" cy="271145"/>
             <wp:effectExtent l="0" t="0" r="0" b="0"/>
             <wp:docPr id="6" name="IM 6"/>
             <wp:cNvGraphicFramePr/>
@@ -1401,13 +1432,13 @@
                     <pic:cNvPicPr/>
                   </pic:nvPicPr>
                   <pic:blipFill>
-                    <a:blip xmlns:r="http://schemas.openxmlformats.org/officeDocument/2006/relationships" r:embed="rId4"/>
+                    <a:blip r:embed="rId10"/>
                     <a:stretch>
                       <a:fillRect/>
                     </a:stretch>
                   </pic:blipFill>
                   <pic:spPr>
-                    <a:xfrm rot="0">
+                    <a:xfrm>
                       <a:off x="0" y="0"/>
                       <a:ext cx="696350" cy="271753"/>
                     </a:xfrm>
@@ -1424,14 +1455,14 @@
     </w:p>
     <w:p>
       <w:pPr>
-        <w:pStyle w:val="BodyText"/>
+        <w:pStyle w:val="2"/>
         <w:spacing w:line="412" w:lineRule="auto"/>
       </w:pPr>
     </w:p>
     <w:sdt>
       <w:sdtPr>
         <w:rPr>
-          <w:rFonts w:ascii="SimSun" w:eastAsia="SimSun" w:hAnsi="SimSun" w:cs="SimSun"/>
+          <w:rFonts w:ascii="宋体" w:hAnsi="宋体" w:eastAsia="宋体" w:cs="宋体"/>
           <w:sz w:val="24"/>
           <w:szCs w:val="24"/>
         </w:rPr>
@@ -1443,7 +1474,7 @@
       </w:sdtPr>
       <w:sdtEndPr>
         <w:rPr>
-          <w:rFonts w:ascii="SimSun" w:eastAsia="SimSun" w:hAnsi="SimSun" w:cs="SimSun"/>
+          <w:rFonts w:ascii="宋体" w:hAnsi="宋体" w:eastAsia="宋体" w:cs="宋体"/>
           <w:sz w:val="24"/>
           <w:szCs w:val="24"/>
         </w:rPr>
@@ -1454,14 +1485,14 @@
             <w:spacing w:before="78" w:line="221" w:lineRule="auto"/>
             <w:ind w:left="4141"/>
             <w:rPr>
-              <w:rFonts w:ascii="SimSun" w:eastAsia="SimSun" w:hAnsi="SimSun" w:cs="SimSun"/>
+              <w:rFonts w:ascii="宋体" w:hAnsi="宋体" w:eastAsia="宋体" w:cs="宋体"/>
               <w:sz w:val="24"/>
               <w:szCs w:val="24"/>
             </w:rPr>
           </w:pPr>
           <w:r>
             <w:rPr>
-              <w:rFonts w:ascii="SimSun" w:eastAsia="SimSun" w:hAnsi="SimSun" w:cs="SimSun"/>
+              <w:rFonts w:ascii="宋体" w:hAnsi="宋体" w:eastAsia="宋体" w:cs="宋体"/>
               <w:spacing w:val="-28"/>
               <w:sz w:val="24"/>
               <w:szCs w:val="24"/>
@@ -1477,7 +1508,7 @@
             <w:spacing w:before="180" w:line="184" w:lineRule="auto"/>
             <w:ind w:left="18"/>
             <w:rPr>
-              <w:rFonts w:ascii="SimSun" w:eastAsia="SimSun" w:hAnsi="SimSun" w:cs="SimSun"/>
+              <w:rFonts w:ascii="宋体" w:hAnsi="宋体" w:eastAsia="宋体" w:cs="宋体"/>
               <w:sz w:val="24"/>
               <w:szCs w:val="24"/>
             </w:rPr>
@@ -1493,7 +1524,7 @@
           </w:r>
           <w:r>
             <w:rPr>
-              <w:rFonts w:ascii="SimSun" w:eastAsia="SimSun" w:hAnsi="SimSun" w:cs="SimSun"/>
+              <w:rFonts w:ascii="宋体" w:hAnsi="宋体" w:eastAsia="宋体" w:cs="宋体"/>
               <w:spacing w:val="-28"/>
               <w:sz w:val="24"/>
               <w:szCs w:val="24"/>
@@ -1502,7 +1533,7 @@
           </w:r>
           <w:r>
             <w:rPr>
-              <w:rFonts w:ascii="SimSun" w:eastAsia="SimSun" w:hAnsi="SimSun" w:cs="SimSun"/>
+              <w:rFonts w:ascii="宋体" w:hAnsi="宋体" w:eastAsia="宋体" w:cs="宋体"/>
               <w:spacing w:val="55"/>
               <w:sz w:val="24"/>
               <w:szCs w:val="24"/>
@@ -1511,7 +1542,7 @@
           </w:r>
           <w:r>
             <w:rPr>
-              <w:rFonts w:ascii="SimSun" w:eastAsia="SimSun" w:hAnsi="SimSun" w:cs="SimSun"/>
+              <w:rFonts w:ascii="宋体" w:hAnsi="宋体" w:eastAsia="宋体" w:cs="宋体"/>
               <w:spacing w:val="-28"/>
               <w:sz w:val="24"/>
               <w:szCs w:val="24"/>
@@ -1520,7 +1551,7 @@
           </w:r>
           <w:r>
             <w:rPr>
-              <w:rFonts w:ascii="SimSun" w:eastAsia="SimSun" w:hAnsi="SimSun" w:cs="SimSun"/>
+              <w:rFonts w:ascii="宋体" w:hAnsi="宋体" w:eastAsia="宋体" w:cs="宋体"/>
               <w:sz w:val="24"/>
               <w:szCs w:val="24"/>
             </w:rPr>
@@ -1528,7 +1559,7 @@
           </w:r>
           <w:r>
             <w:rPr>
-              <w:rFonts w:ascii="SimSun" w:eastAsia="SimSun" w:hAnsi="SimSun" w:cs="SimSun"/>
+              <w:rFonts w:ascii="宋体" w:hAnsi="宋体" w:eastAsia="宋体" w:cs="宋体"/>
               <w:spacing w:val="-83"/>
               <w:sz w:val="24"/>
               <w:szCs w:val="24"/>
@@ -1537,7 +1568,7 @@
           </w:r>
           <w:r>
             <w:rPr>
-              <w:rFonts w:ascii="SimSun" w:eastAsia="SimSun" w:hAnsi="SimSun" w:cs="SimSun"/>
+              <w:rFonts w:ascii="宋体" w:hAnsi="宋体" w:eastAsia="宋体" w:cs="宋体"/>
               <w:spacing w:val="-9"/>
               <w:sz w:val="24"/>
               <w:szCs w:val="24"/>
@@ -1556,7 +1587,7 @@
             <w:spacing w:before="226" w:line="185" w:lineRule="auto"/>
             <w:ind w:left="3"/>
             <w:rPr>
-              <w:rFonts w:ascii="SimSun" w:eastAsia="SimSun" w:hAnsi="SimSun" w:cs="SimSun"/>
+              <w:rFonts w:ascii="宋体" w:hAnsi="宋体" w:eastAsia="宋体" w:cs="宋体"/>
               <w:sz w:val="24"/>
               <w:szCs w:val="24"/>
             </w:rPr>
@@ -1572,7 +1603,7 @@
           </w:r>
           <w:r>
             <w:rPr>
-              <w:rFonts w:ascii="SimSun" w:eastAsia="SimSun" w:hAnsi="SimSun" w:cs="SimSun"/>
+              <w:rFonts w:ascii="宋体" w:hAnsi="宋体" w:eastAsia="宋体" w:cs="宋体"/>
               <w:spacing w:val="-10"/>
               <w:sz w:val="24"/>
               <w:szCs w:val="24"/>
@@ -1581,7 +1612,7 @@
           </w:r>
           <w:r>
             <w:rPr>
-              <w:rFonts w:ascii="SimSun" w:eastAsia="SimSun" w:hAnsi="SimSun" w:cs="SimSun"/>
+              <w:rFonts w:ascii="宋体" w:hAnsi="宋体" w:eastAsia="宋体" w:cs="宋体"/>
               <w:spacing w:val="16"/>
               <w:sz w:val="24"/>
               <w:szCs w:val="24"/>
@@ -1590,7 +1621,7 @@
           </w:r>
           <w:r>
             <w:rPr>
-              <w:rFonts w:ascii="SimSun" w:eastAsia="SimSun" w:hAnsi="SimSun" w:cs="SimSun"/>
+              <w:rFonts w:ascii="宋体" w:hAnsi="宋体" w:eastAsia="宋体" w:cs="宋体"/>
               <w:spacing w:val="-10"/>
               <w:sz w:val="24"/>
               <w:szCs w:val="24"/>
@@ -1599,7 +1630,7 @@
           </w:r>
           <w:r>
             <w:rPr>
-              <w:rFonts w:ascii="SimSun" w:eastAsia="SimSun" w:hAnsi="SimSun" w:cs="SimSun"/>
+              <w:rFonts w:ascii="宋体" w:hAnsi="宋体" w:eastAsia="宋体" w:cs="宋体"/>
               <w:sz w:val="24"/>
               <w:szCs w:val="24"/>
             </w:rPr>
@@ -1607,7 +1638,7 @@
           </w:r>
           <w:r>
             <w:rPr>
-              <w:rFonts w:ascii="SimSun" w:eastAsia="SimSun" w:hAnsi="SimSun" w:cs="SimSun"/>
+              <w:rFonts w:ascii="宋体" w:hAnsi="宋体" w:eastAsia="宋体" w:cs="宋体"/>
               <w:spacing w:val="-83"/>
               <w:sz w:val="24"/>
               <w:szCs w:val="24"/>
@@ -1616,7 +1647,7 @@
           </w:r>
           <w:r>
             <w:rPr>
-              <w:rFonts w:ascii="SimSun" w:eastAsia="SimSun" w:hAnsi="SimSun" w:cs="SimSun"/>
+              <w:rFonts w:ascii="宋体" w:hAnsi="宋体" w:eastAsia="宋体" w:cs="宋体"/>
               <w:spacing w:val="-9"/>
               <w:sz w:val="24"/>
               <w:szCs w:val="24"/>
@@ -1635,7 +1666,7 @@
             <w:spacing w:before="227" w:line="185" w:lineRule="auto"/>
             <w:ind w:left="5"/>
             <w:rPr>
-              <w:rFonts w:ascii="SimSun" w:eastAsia="SimSun" w:hAnsi="SimSun" w:cs="SimSun"/>
+              <w:rFonts w:ascii="宋体" w:hAnsi="宋体" w:eastAsia="宋体" w:cs="宋体"/>
               <w:sz w:val="24"/>
               <w:szCs w:val="24"/>
             </w:rPr>
@@ -1651,7 +1682,7 @@
           </w:r>
           <w:r>
             <w:rPr>
-              <w:rFonts w:ascii="SimSun" w:eastAsia="SimSun" w:hAnsi="SimSun" w:cs="SimSun"/>
+              <w:rFonts w:ascii="宋体" w:hAnsi="宋体" w:eastAsia="宋体" w:cs="宋体"/>
               <w:spacing w:val="-9"/>
               <w:sz w:val="24"/>
               <w:szCs w:val="24"/>
@@ -1660,7 +1691,7 @@
           </w:r>
           <w:r>
             <w:rPr>
-              <w:rFonts w:ascii="SimSun" w:eastAsia="SimSun" w:hAnsi="SimSun" w:cs="SimSun"/>
+              <w:rFonts w:ascii="宋体" w:hAnsi="宋体" w:eastAsia="宋体" w:cs="宋体"/>
               <w:spacing w:val="11"/>
               <w:sz w:val="24"/>
               <w:szCs w:val="24"/>
@@ -1669,7 +1700,7 @@
           </w:r>
           <w:r>
             <w:rPr>
-              <w:rFonts w:ascii="SimSun" w:eastAsia="SimSun" w:hAnsi="SimSun" w:cs="SimSun"/>
+              <w:rFonts w:ascii="宋体" w:hAnsi="宋体" w:eastAsia="宋体" w:cs="宋体"/>
               <w:spacing w:val="-9"/>
               <w:sz w:val="24"/>
               <w:szCs w:val="24"/>
@@ -1678,7 +1709,7 @@
           </w:r>
           <w:r>
             <w:rPr>
-              <w:rFonts w:ascii="SimSun" w:eastAsia="SimSun" w:hAnsi="SimSun" w:cs="SimSun"/>
+              <w:rFonts w:ascii="宋体" w:hAnsi="宋体" w:eastAsia="宋体" w:cs="宋体"/>
               <w:sz w:val="24"/>
               <w:szCs w:val="24"/>
             </w:rPr>
@@ -1686,7 +1717,7 @@
           </w:r>
           <w:r>
             <w:rPr>
-              <w:rFonts w:ascii="SimSun" w:eastAsia="SimSun" w:hAnsi="SimSun" w:cs="SimSun"/>
+              <w:rFonts w:ascii="宋体" w:hAnsi="宋体" w:eastAsia="宋体" w:cs="宋体"/>
               <w:spacing w:val="-83"/>
               <w:sz w:val="24"/>
               <w:szCs w:val="24"/>
@@ -1695,7 +1726,7 @@
           </w:r>
           <w:r>
             <w:rPr>
-              <w:rFonts w:ascii="SimSun" w:eastAsia="SimSun" w:hAnsi="SimSun" w:cs="SimSun"/>
+              <w:rFonts w:ascii="宋体" w:hAnsi="宋体" w:eastAsia="宋体" w:cs="宋体"/>
               <w:spacing w:val="-9"/>
               <w:sz w:val="24"/>
               <w:szCs w:val="24"/>
@@ -1714,7 +1745,7 @@
             <w:spacing w:before="225" w:line="185" w:lineRule="auto"/>
             <w:ind w:left="444"/>
             <w:rPr>
-              <w:rFonts w:ascii="SimSun" w:eastAsia="SimSun" w:hAnsi="SimSun" w:cs="SimSun"/>
+              <w:rFonts w:ascii="宋体" w:hAnsi="宋体" w:eastAsia="宋体" w:cs="宋体"/>
               <w:sz w:val="24"/>
               <w:szCs w:val="24"/>
             </w:rPr>
@@ -1730,7 +1761,7 @@
           </w:r>
           <w:r>
             <w:rPr>
-              <w:rFonts w:ascii="SimSun" w:eastAsia="SimSun" w:hAnsi="SimSun" w:cs="SimSun"/>
+              <w:rFonts w:ascii="宋体" w:hAnsi="宋体" w:eastAsia="宋体" w:cs="宋体"/>
               <w:spacing w:val="-6"/>
               <w:sz w:val="24"/>
               <w:szCs w:val="24"/>
@@ -1739,7 +1770,7 @@
           </w:r>
           <w:r>
             <w:rPr>
-              <w:rFonts w:ascii="SimSun" w:eastAsia="SimSun" w:hAnsi="SimSun" w:cs="SimSun"/>
+              <w:rFonts w:ascii="宋体" w:hAnsi="宋体" w:eastAsia="宋体" w:cs="宋体"/>
               <w:spacing w:val="20"/>
               <w:sz w:val="24"/>
               <w:szCs w:val="24"/>
@@ -1748,7 +1779,7 @@
           </w:r>
           <w:r>
             <w:rPr>
-              <w:rFonts w:ascii="SimSun" w:eastAsia="SimSun" w:hAnsi="SimSun" w:cs="SimSun"/>
+              <w:rFonts w:ascii="宋体" w:hAnsi="宋体" w:eastAsia="宋体" w:cs="宋体"/>
               <w:spacing w:val="-6"/>
               <w:sz w:val="24"/>
               <w:szCs w:val="24"/>
@@ -1757,7 +1788,7 @@
           </w:r>
           <w:r>
             <w:rPr>
-              <w:rFonts w:ascii="SimSun" w:eastAsia="SimSun" w:hAnsi="SimSun" w:cs="SimSun"/>
+              <w:rFonts w:ascii="宋体" w:hAnsi="宋体" w:eastAsia="宋体" w:cs="宋体"/>
               <w:sz w:val="24"/>
               <w:szCs w:val="24"/>
             </w:rPr>
@@ -1765,7 +1796,7 @@
           </w:r>
           <w:r>
             <w:rPr>
-              <w:rFonts w:ascii="SimSun" w:eastAsia="SimSun" w:hAnsi="SimSun" w:cs="SimSun"/>
+              <w:rFonts w:ascii="宋体" w:hAnsi="宋体" w:eastAsia="宋体" w:cs="宋体"/>
               <w:spacing w:val="-102"/>
               <w:sz w:val="24"/>
               <w:szCs w:val="24"/>
@@ -1774,7 +1805,7 @@
           </w:r>
           <w:r>
             <w:rPr>
-              <w:rFonts w:ascii="SimSun" w:eastAsia="SimSun" w:hAnsi="SimSun" w:cs="SimSun"/>
+              <w:rFonts w:ascii="宋体" w:hAnsi="宋体" w:eastAsia="宋体" w:cs="宋体"/>
               <w:spacing w:val="-9"/>
               <w:sz w:val="24"/>
               <w:szCs w:val="24"/>
@@ -1793,7 +1824,7 @@
             <w:spacing w:before="228" w:line="185" w:lineRule="auto"/>
             <w:ind w:left="444"/>
             <w:rPr>
-              <w:rFonts w:ascii="SimSun" w:eastAsia="SimSun" w:hAnsi="SimSun" w:cs="SimSun"/>
+              <w:rFonts w:ascii="宋体" w:hAnsi="宋体" w:eastAsia="宋体" w:cs="宋体"/>
               <w:sz w:val="24"/>
               <w:szCs w:val="24"/>
             </w:rPr>
@@ -1809,7 +1840,7 @@
           </w:r>
           <w:r>
             <w:rPr>
-              <w:rFonts w:ascii="SimSun" w:eastAsia="SimSun" w:hAnsi="SimSun" w:cs="SimSun"/>
+              <w:rFonts w:ascii="宋体" w:hAnsi="宋体" w:eastAsia="宋体" w:cs="宋体"/>
               <w:spacing w:val="-4"/>
               <w:sz w:val="24"/>
               <w:szCs w:val="24"/>
@@ -1818,7 +1849,7 @@
           </w:r>
           <w:r>
             <w:rPr>
-              <w:rFonts w:ascii="SimSun" w:eastAsia="SimSun" w:hAnsi="SimSun" w:cs="SimSun"/>
+              <w:rFonts w:ascii="宋体" w:hAnsi="宋体" w:eastAsia="宋体" w:cs="宋体"/>
               <w:spacing w:val="16"/>
               <w:sz w:val="24"/>
               <w:szCs w:val="24"/>
@@ -1827,7 +1858,7 @@
           </w:r>
           <w:r>
             <w:rPr>
-              <w:rFonts w:ascii="SimSun" w:eastAsia="SimSun" w:hAnsi="SimSun" w:cs="SimSun"/>
+              <w:rFonts w:ascii="宋体" w:hAnsi="宋体" w:eastAsia="宋体" w:cs="宋体"/>
               <w:spacing w:val="-4"/>
               <w:sz w:val="24"/>
               <w:szCs w:val="24"/>
@@ -1836,7 +1867,7 @@
           </w:r>
           <w:r>
             <w:rPr>
-              <w:rFonts w:ascii="SimSun" w:eastAsia="SimSun" w:hAnsi="SimSun" w:cs="SimSun"/>
+              <w:rFonts w:ascii="宋体" w:hAnsi="宋体" w:eastAsia="宋体" w:cs="宋体"/>
               <w:sz w:val="24"/>
               <w:szCs w:val="24"/>
             </w:rPr>
@@ -1844,7 +1875,7 @@
           </w:r>
           <w:r>
             <w:rPr>
-              <w:rFonts w:ascii="SimSun" w:eastAsia="SimSun" w:hAnsi="SimSun" w:cs="SimSun"/>
+              <w:rFonts w:ascii="宋体" w:hAnsi="宋体" w:eastAsia="宋体" w:cs="宋体"/>
               <w:spacing w:val="-102"/>
               <w:sz w:val="24"/>
               <w:szCs w:val="24"/>
@@ -1853,7 +1884,7 @@
           </w:r>
           <w:r>
             <w:rPr>
-              <w:rFonts w:ascii="SimSun" w:eastAsia="SimSun" w:hAnsi="SimSun" w:cs="SimSun"/>
+              <w:rFonts w:ascii="宋体" w:hAnsi="宋体" w:eastAsia="宋体" w:cs="宋体"/>
               <w:spacing w:val="-9"/>
               <w:sz w:val="24"/>
               <w:szCs w:val="24"/>
@@ -1872,7 +1903,7 @@
             <w:spacing w:before="227" w:line="185" w:lineRule="auto"/>
             <w:ind w:left="444"/>
             <w:rPr>
-              <w:rFonts w:ascii="SimSun" w:eastAsia="SimSun" w:hAnsi="SimSun" w:cs="SimSun"/>
+              <w:rFonts w:ascii="宋体" w:hAnsi="宋体" w:eastAsia="宋体" w:cs="宋体"/>
               <w:sz w:val="24"/>
               <w:szCs w:val="24"/>
             </w:rPr>
@@ -1888,7 +1919,7 @@
           </w:r>
           <w:r>
             <w:rPr>
-              <w:rFonts w:ascii="SimSun" w:eastAsia="SimSun" w:hAnsi="SimSun" w:cs="SimSun"/>
+              <w:rFonts w:ascii="宋体" w:hAnsi="宋体" w:eastAsia="宋体" w:cs="宋体"/>
               <w:spacing w:val="-5"/>
               <w:sz w:val="24"/>
               <w:szCs w:val="24"/>
@@ -1897,7 +1928,7 @@
           </w:r>
           <w:r>
             <w:rPr>
-              <w:rFonts w:ascii="SimSun" w:eastAsia="SimSun" w:hAnsi="SimSun" w:cs="SimSun"/>
+              <w:rFonts w:ascii="宋体" w:hAnsi="宋体" w:eastAsia="宋体" w:cs="宋体"/>
               <w:spacing w:val="14"/>
               <w:sz w:val="24"/>
               <w:szCs w:val="24"/>
@@ -1906,7 +1937,7 @@
           </w:r>
           <w:r>
             <w:rPr>
-              <w:rFonts w:ascii="SimSun" w:eastAsia="SimSun" w:hAnsi="SimSun" w:cs="SimSun"/>
+              <w:rFonts w:ascii="宋体" w:hAnsi="宋体" w:eastAsia="宋体" w:cs="宋体"/>
               <w:spacing w:val="-5"/>
               <w:sz w:val="24"/>
               <w:szCs w:val="24"/>
@@ -1915,7 +1946,7 @@
           </w:r>
           <w:r>
             <w:rPr>
-              <w:rFonts w:ascii="SimSun" w:eastAsia="SimSun" w:hAnsi="SimSun" w:cs="SimSun"/>
+              <w:rFonts w:ascii="宋体" w:hAnsi="宋体" w:eastAsia="宋体" w:cs="宋体"/>
               <w:sz w:val="24"/>
               <w:szCs w:val="24"/>
             </w:rPr>
@@ -1923,7 +1954,7 @@
           </w:r>
           <w:r>
             <w:rPr>
-              <w:rFonts w:ascii="SimSun" w:eastAsia="SimSun" w:hAnsi="SimSun" w:cs="SimSun"/>
+              <w:rFonts w:ascii="宋体" w:hAnsi="宋体" w:eastAsia="宋体" w:cs="宋体"/>
               <w:spacing w:val="-102"/>
               <w:sz w:val="24"/>
               <w:szCs w:val="24"/>
@@ -1932,7 +1963,7 @@
           </w:r>
           <w:r>
             <w:rPr>
-              <w:rFonts w:ascii="SimSun" w:eastAsia="SimSun" w:hAnsi="SimSun" w:cs="SimSun"/>
+              <w:rFonts w:ascii="宋体" w:hAnsi="宋体" w:eastAsia="宋体" w:cs="宋体"/>
               <w:spacing w:val="-9"/>
               <w:sz w:val="24"/>
               <w:szCs w:val="24"/>
@@ -1951,7 +1982,7 @@
             <w:spacing w:before="225" w:line="185" w:lineRule="auto"/>
             <w:ind w:left="444"/>
             <w:rPr>
-              <w:rFonts w:ascii="SimSun" w:eastAsia="SimSun" w:hAnsi="SimSun" w:cs="SimSun"/>
+              <w:rFonts w:ascii="宋体" w:hAnsi="宋体" w:eastAsia="宋体" w:cs="宋体"/>
               <w:sz w:val="24"/>
               <w:szCs w:val="24"/>
             </w:rPr>
@@ -1967,7 +1998,7 @@
           </w:r>
           <w:r>
             <w:rPr>
-              <w:rFonts w:ascii="SimSun" w:eastAsia="SimSun" w:hAnsi="SimSun" w:cs="SimSun"/>
+              <w:rFonts w:ascii="宋体" w:hAnsi="宋体" w:eastAsia="宋体" w:cs="宋体"/>
               <w:spacing w:val="-4"/>
               <w:sz w:val="24"/>
               <w:szCs w:val="24"/>
@@ -1976,7 +2007,7 @@
           </w:r>
           <w:r>
             <w:rPr>
-              <w:rFonts w:ascii="SimSun" w:eastAsia="SimSun" w:hAnsi="SimSun" w:cs="SimSun"/>
+              <w:rFonts w:ascii="宋体" w:hAnsi="宋体" w:eastAsia="宋体" w:cs="宋体"/>
               <w:spacing w:val="9"/>
               <w:sz w:val="24"/>
               <w:szCs w:val="24"/>
@@ -1985,7 +2016,7 @@
           </w:r>
           <w:r>
             <w:rPr>
-              <w:rFonts w:ascii="SimSun" w:eastAsia="SimSun" w:hAnsi="SimSun" w:cs="SimSun"/>
+              <w:rFonts w:ascii="宋体" w:hAnsi="宋体" w:eastAsia="宋体" w:cs="宋体"/>
               <w:spacing w:val="-4"/>
               <w:sz w:val="24"/>
               <w:szCs w:val="24"/>
@@ -1994,7 +2025,7 @@
           </w:r>
           <w:r>
             <w:rPr>
-              <w:rFonts w:ascii="SimSun" w:eastAsia="SimSun" w:hAnsi="SimSun" w:cs="SimSun"/>
+              <w:rFonts w:ascii="宋体" w:hAnsi="宋体" w:eastAsia="宋体" w:cs="宋体"/>
               <w:sz w:val="24"/>
               <w:szCs w:val="24"/>
             </w:rPr>
@@ -2002,7 +2033,7 @@
           </w:r>
           <w:r>
             <w:rPr>
-              <w:rFonts w:ascii="SimSun" w:eastAsia="SimSun" w:hAnsi="SimSun" w:cs="SimSun"/>
+              <w:rFonts w:ascii="宋体" w:hAnsi="宋体" w:eastAsia="宋体" w:cs="宋体"/>
               <w:spacing w:val="-96"/>
               <w:sz w:val="24"/>
               <w:szCs w:val="24"/>
@@ -2011,7 +2042,7 @@
           </w:r>
           <w:r>
             <w:rPr>
-              <w:rFonts w:ascii="SimSun" w:eastAsia="SimSun" w:hAnsi="SimSun" w:cs="SimSun"/>
+              <w:rFonts w:ascii="宋体" w:hAnsi="宋体" w:eastAsia="宋体" w:cs="宋体"/>
               <w:spacing w:val="-15"/>
               <w:sz w:val="24"/>
               <w:szCs w:val="24"/>
@@ -2030,7 +2061,7 @@
             <w:spacing w:before="228" w:line="185" w:lineRule="auto"/>
             <w:ind w:left="444"/>
             <w:rPr>
-              <w:rFonts w:ascii="SimSun" w:eastAsia="SimSun" w:hAnsi="SimSun" w:cs="SimSun"/>
+              <w:rFonts w:ascii="宋体" w:hAnsi="宋体" w:eastAsia="宋体" w:cs="宋体"/>
               <w:sz w:val="24"/>
               <w:szCs w:val="24"/>
             </w:rPr>
@@ -2046,7 +2077,7 @@
           </w:r>
           <w:r>
             <w:rPr>
-              <w:rFonts w:ascii="SimSun" w:eastAsia="SimSun" w:hAnsi="SimSun" w:cs="SimSun"/>
+              <w:rFonts w:ascii="宋体" w:hAnsi="宋体" w:eastAsia="宋体" w:cs="宋体"/>
               <w:spacing w:val="-2"/>
               <w:sz w:val="24"/>
               <w:szCs w:val="24"/>
@@ -2055,7 +2086,7 @@
           </w:r>
           <w:r>
             <w:rPr>
-              <w:rFonts w:ascii="SimSun" w:eastAsia="SimSun" w:hAnsi="SimSun" w:cs="SimSun"/>
+              <w:rFonts w:ascii="宋体" w:hAnsi="宋体" w:eastAsia="宋体" w:cs="宋体"/>
               <w:sz w:val="24"/>
               <w:szCs w:val="24"/>
             </w:rPr>
@@ -2063,7 +2094,7 @@
           </w:r>
           <w:r>
             <w:rPr>
-              <w:rFonts w:ascii="SimSun" w:eastAsia="SimSun" w:hAnsi="SimSun" w:cs="SimSun"/>
+              <w:rFonts w:ascii="宋体" w:hAnsi="宋体" w:eastAsia="宋体" w:cs="宋体"/>
               <w:spacing w:val="-96"/>
               <w:sz w:val="24"/>
               <w:szCs w:val="24"/>
@@ -2072,7 +2103,7 @@
           </w:r>
           <w:r>
             <w:rPr>
-              <w:rFonts w:ascii="SimSun" w:eastAsia="SimSun" w:hAnsi="SimSun" w:cs="SimSun"/>
+              <w:rFonts w:ascii="宋体" w:hAnsi="宋体" w:eastAsia="宋体" w:cs="宋体"/>
               <w:spacing w:val="-15"/>
               <w:sz w:val="24"/>
               <w:szCs w:val="24"/>
@@ -2090,7 +2121,7 @@
             </w:tabs>
             <w:spacing w:before="225" w:line="184" w:lineRule="auto"/>
             <w:rPr>
-              <w:rFonts w:ascii="SimSun" w:eastAsia="SimSun" w:hAnsi="SimSun" w:cs="SimSun"/>
+              <w:rFonts w:ascii="宋体" w:hAnsi="宋体" w:eastAsia="宋体" w:cs="宋体"/>
               <w:sz w:val="24"/>
               <w:szCs w:val="24"/>
             </w:rPr>
@@ -2106,7 +2137,7 @@
           </w:r>
           <w:r>
             <w:rPr>
-              <w:rFonts w:ascii="SimSun" w:eastAsia="SimSun" w:hAnsi="SimSun" w:cs="SimSun"/>
+              <w:rFonts w:ascii="宋体" w:hAnsi="宋体" w:eastAsia="宋体" w:cs="宋体"/>
               <w:spacing w:val="-4"/>
               <w:sz w:val="24"/>
               <w:szCs w:val="24"/>
@@ -2115,7 +2146,7 @@
           </w:r>
           <w:r>
             <w:rPr>
-              <w:rFonts w:ascii="SimSun" w:eastAsia="SimSun" w:hAnsi="SimSun" w:cs="SimSun"/>
+              <w:rFonts w:ascii="宋体" w:hAnsi="宋体" w:eastAsia="宋体" w:cs="宋体"/>
               <w:spacing w:val="18"/>
               <w:sz w:val="24"/>
               <w:szCs w:val="24"/>
@@ -2124,7 +2155,7 @@
           </w:r>
           <w:r>
             <w:rPr>
-              <w:rFonts w:ascii="SimSun" w:eastAsia="SimSun" w:hAnsi="SimSun" w:cs="SimSun"/>
+              <w:rFonts w:ascii="宋体" w:hAnsi="宋体" w:eastAsia="宋体" w:cs="宋体"/>
               <w:spacing w:val="-4"/>
               <w:sz w:val="24"/>
               <w:szCs w:val="24"/>
@@ -2133,7 +2164,7 @@
           </w:r>
           <w:r>
             <w:rPr>
-              <w:rFonts w:ascii="SimSun" w:eastAsia="SimSun" w:hAnsi="SimSun" w:cs="SimSun"/>
+              <w:rFonts w:ascii="宋体" w:hAnsi="宋体" w:eastAsia="宋体" w:cs="宋体"/>
               <w:sz w:val="24"/>
               <w:szCs w:val="24"/>
             </w:rPr>
@@ -2141,7 +2172,7 @@
           </w:r>
           <w:r>
             <w:rPr>
-              <w:rFonts w:ascii="SimSun" w:eastAsia="SimSun" w:hAnsi="SimSun" w:cs="SimSun"/>
+              <w:rFonts w:ascii="宋体" w:hAnsi="宋体" w:eastAsia="宋体" w:cs="宋体"/>
               <w:spacing w:val="-77"/>
               <w:sz w:val="24"/>
               <w:szCs w:val="24"/>
@@ -2150,7 +2181,7 @@
           </w:r>
           <w:r>
             <w:rPr>
-              <w:rFonts w:ascii="SimSun" w:eastAsia="SimSun" w:hAnsi="SimSun" w:cs="SimSun"/>
+              <w:rFonts w:ascii="宋体" w:hAnsi="宋体" w:eastAsia="宋体" w:cs="宋体"/>
               <w:spacing w:val="-15"/>
               <w:sz w:val="24"/>
               <w:szCs w:val="24"/>
@@ -2169,7 +2200,7 @@
             <w:spacing w:before="226" w:line="185" w:lineRule="auto"/>
             <w:ind w:left="439"/>
             <w:rPr>
-              <w:rFonts w:ascii="SimSun" w:eastAsia="SimSun" w:hAnsi="SimSun" w:cs="SimSun"/>
+              <w:rFonts w:ascii="宋体" w:hAnsi="宋体" w:eastAsia="宋体" w:cs="宋体"/>
               <w:sz w:val="24"/>
               <w:szCs w:val="24"/>
             </w:rPr>
@@ -2185,7 +2216,7 @@
           </w:r>
           <w:r>
             <w:rPr>
-              <w:rFonts w:ascii="SimSun" w:eastAsia="SimSun" w:hAnsi="SimSun" w:cs="SimSun"/>
+              <w:rFonts w:ascii="宋体" w:hAnsi="宋体" w:eastAsia="宋体" w:cs="宋体"/>
               <w:spacing w:val="-1"/>
               <w:sz w:val="24"/>
               <w:szCs w:val="24"/>
@@ -2194,7 +2225,7 @@
           </w:r>
           <w:r>
             <w:rPr>
-              <w:rFonts w:ascii="SimSun" w:eastAsia="SimSun" w:hAnsi="SimSun" w:cs="SimSun"/>
+              <w:rFonts w:ascii="宋体" w:hAnsi="宋体" w:eastAsia="宋体" w:cs="宋体"/>
               <w:sz w:val="24"/>
               <w:szCs w:val="24"/>
             </w:rPr>
@@ -2202,7 +2233,7 @@
           </w:r>
           <w:r>
             <w:rPr>
-              <w:rFonts w:ascii="SimSun" w:eastAsia="SimSun" w:hAnsi="SimSun" w:cs="SimSun"/>
+              <w:rFonts w:ascii="宋体" w:hAnsi="宋体" w:eastAsia="宋体" w:cs="宋体"/>
               <w:spacing w:val="-96"/>
               <w:sz w:val="24"/>
               <w:szCs w:val="24"/>
@@ -2211,7 +2242,7 @@
           </w:r>
           <w:r>
             <w:rPr>
-              <w:rFonts w:ascii="SimSun" w:eastAsia="SimSun" w:hAnsi="SimSun" w:cs="SimSun"/>
+              <w:rFonts w:ascii="宋体" w:hAnsi="宋体" w:eastAsia="宋体" w:cs="宋体"/>
               <w:spacing w:val="-15"/>
               <w:sz w:val="24"/>
               <w:szCs w:val="24"/>
@@ -2230,7 +2261,7 @@
             <w:spacing w:before="228" w:line="185" w:lineRule="auto"/>
             <w:ind w:left="439"/>
             <w:rPr>
-              <w:rFonts w:ascii="SimSun" w:eastAsia="SimSun" w:hAnsi="SimSun" w:cs="SimSun"/>
+              <w:rFonts w:ascii="宋体" w:hAnsi="宋体" w:eastAsia="宋体" w:cs="宋体"/>
               <w:sz w:val="24"/>
               <w:szCs w:val="24"/>
             </w:rPr>
@@ -2246,7 +2277,7 @@
           </w:r>
           <w:r>
             <w:rPr>
-              <w:rFonts w:ascii="SimSun" w:eastAsia="SimSun" w:hAnsi="SimSun" w:cs="SimSun"/>
+              <w:rFonts w:ascii="宋体" w:hAnsi="宋体" w:eastAsia="宋体" w:cs="宋体"/>
               <w:spacing w:val="-1"/>
               <w:sz w:val="24"/>
               <w:szCs w:val="24"/>
@@ -2255,7 +2286,7 @@
           </w:r>
           <w:r>
             <w:rPr>
-              <w:rFonts w:ascii="SimSun" w:eastAsia="SimSun" w:hAnsi="SimSun" w:cs="SimSun"/>
+              <w:rFonts w:ascii="宋体" w:hAnsi="宋体" w:eastAsia="宋体" w:cs="宋体"/>
               <w:sz w:val="24"/>
               <w:szCs w:val="24"/>
             </w:rPr>
@@ -2263,7 +2294,7 @@
           </w:r>
           <w:r>
             <w:rPr>
-              <w:rFonts w:ascii="SimSun" w:eastAsia="SimSun" w:hAnsi="SimSun" w:cs="SimSun"/>
+              <w:rFonts w:ascii="宋体" w:hAnsi="宋体" w:eastAsia="宋体" w:cs="宋体"/>
               <w:spacing w:val="-99"/>
               <w:sz w:val="24"/>
               <w:szCs w:val="24"/>
@@ -2272,7 +2303,7 @@
           </w:r>
           <w:r>
             <w:rPr>
-              <w:rFonts w:ascii="SimSun" w:eastAsia="SimSun" w:hAnsi="SimSun" w:cs="SimSun"/>
+              <w:rFonts w:ascii="宋体" w:hAnsi="宋体" w:eastAsia="宋体" w:cs="宋体"/>
               <w:spacing w:val="-12"/>
               <w:sz w:val="24"/>
               <w:szCs w:val="24"/>
@@ -2291,7 +2322,7 @@
             <w:spacing w:before="227" w:line="185" w:lineRule="auto"/>
             <w:ind w:left="439"/>
             <w:rPr>
-              <w:rFonts w:ascii="SimSun" w:eastAsia="SimSun" w:hAnsi="SimSun" w:cs="SimSun"/>
+              <w:rFonts w:ascii="宋体" w:hAnsi="宋体" w:eastAsia="宋体" w:cs="宋体"/>
               <w:sz w:val="24"/>
               <w:szCs w:val="24"/>
             </w:rPr>
@@ -2307,7 +2338,7 @@
           </w:r>
           <w:r>
             <w:rPr>
-              <w:rFonts w:ascii="SimSun" w:eastAsia="SimSun" w:hAnsi="SimSun" w:cs="SimSun"/>
+              <w:rFonts w:ascii="宋体" w:hAnsi="宋体" w:eastAsia="宋体" w:cs="宋体"/>
               <w:spacing w:val="-1"/>
               <w:sz w:val="24"/>
               <w:szCs w:val="24"/>
@@ -2316,7 +2347,7 @@
           </w:r>
           <w:r>
             <w:rPr>
-              <w:rFonts w:ascii="SimSun" w:eastAsia="SimSun" w:hAnsi="SimSun" w:cs="SimSun"/>
+              <w:rFonts w:ascii="宋体" w:hAnsi="宋体" w:eastAsia="宋体" w:cs="宋体"/>
               <w:sz w:val="24"/>
               <w:szCs w:val="24"/>
             </w:rPr>
@@ -2324,7 +2355,7 @@
           </w:r>
           <w:r>
             <w:rPr>
-              <w:rFonts w:ascii="SimSun" w:eastAsia="SimSun" w:hAnsi="SimSun" w:cs="SimSun"/>
+              <w:rFonts w:ascii="宋体" w:hAnsi="宋体" w:eastAsia="宋体" w:cs="宋体"/>
               <w:spacing w:val="-99"/>
               <w:sz w:val="24"/>
               <w:szCs w:val="24"/>
@@ -2333,7 +2364,7 @@
           </w:r>
           <w:r>
             <w:rPr>
-              <w:rFonts w:ascii="SimSun" w:eastAsia="SimSun" w:hAnsi="SimSun" w:cs="SimSun"/>
+              <w:rFonts w:ascii="宋体" w:hAnsi="宋体" w:eastAsia="宋体" w:cs="宋体"/>
               <w:spacing w:val="-12"/>
               <w:sz w:val="24"/>
               <w:szCs w:val="24"/>
@@ -2352,7 +2383,7 @@
             <w:spacing w:before="225" w:line="185" w:lineRule="auto"/>
             <w:ind w:left="439"/>
             <w:rPr>
-              <w:rFonts w:ascii="SimSun" w:eastAsia="SimSun" w:hAnsi="SimSun" w:cs="SimSun"/>
+              <w:rFonts w:ascii="宋体" w:hAnsi="宋体" w:eastAsia="宋体" w:cs="宋体"/>
               <w:sz w:val="24"/>
               <w:szCs w:val="24"/>
             </w:rPr>
@@ -2368,7 +2399,7 @@
           </w:r>
           <w:r>
             <w:rPr>
-              <w:rFonts w:ascii="SimSun" w:eastAsia="SimSun" w:hAnsi="SimSun" w:cs="SimSun"/>
+              <w:rFonts w:ascii="宋体" w:hAnsi="宋体" w:eastAsia="宋体" w:cs="宋体"/>
               <w:spacing w:val="-1"/>
               <w:sz w:val="24"/>
               <w:szCs w:val="24"/>
@@ -2377,7 +2408,7 @@
           </w:r>
           <w:r>
             <w:rPr>
-              <w:rFonts w:ascii="SimSun" w:eastAsia="SimSun" w:hAnsi="SimSun" w:cs="SimSun"/>
+              <w:rFonts w:ascii="宋体" w:hAnsi="宋体" w:eastAsia="宋体" w:cs="宋体"/>
               <w:sz w:val="24"/>
               <w:szCs w:val="24"/>
             </w:rPr>
@@ -2385,7 +2416,7 @@
           </w:r>
           <w:r>
             <w:rPr>
-              <w:rFonts w:ascii="SimSun" w:eastAsia="SimSun" w:hAnsi="SimSun" w:cs="SimSun"/>
+              <w:rFonts w:ascii="宋体" w:hAnsi="宋体" w:eastAsia="宋体" w:cs="宋体"/>
               <w:spacing w:val="-95"/>
               <w:sz w:val="24"/>
               <w:szCs w:val="24"/>
@@ -2394,7 +2425,7 @@
           </w:r>
           <w:r>
             <w:rPr>
-              <w:rFonts w:ascii="SimSun" w:eastAsia="SimSun" w:hAnsi="SimSun" w:cs="SimSun"/>
+              <w:rFonts w:ascii="宋体" w:hAnsi="宋体" w:eastAsia="宋体" w:cs="宋体"/>
               <w:spacing w:val="-16"/>
               <w:sz w:val="24"/>
               <w:szCs w:val="24"/>
@@ -2413,7 +2444,7 @@
             <w:spacing w:before="228" w:line="185" w:lineRule="auto"/>
             <w:ind w:left="439"/>
             <w:rPr>
-              <w:rFonts w:ascii="SimSun" w:eastAsia="SimSun" w:hAnsi="SimSun" w:cs="SimSun"/>
+              <w:rFonts w:ascii="宋体" w:hAnsi="宋体" w:eastAsia="宋体" w:cs="宋体"/>
               <w:sz w:val="24"/>
               <w:szCs w:val="24"/>
             </w:rPr>
@@ -2429,7 +2460,7 @@
           </w:r>
           <w:r>
             <w:rPr>
-              <w:rFonts w:ascii="SimSun" w:eastAsia="SimSun" w:hAnsi="SimSun" w:cs="SimSun"/>
+              <w:rFonts w:ascii="宋体" w:hAnsi="宋体" w:eastAsia="宋体" w:cs="宋体"/>
               <w:spacing w:val="-1"/>
               <w:sz w:val="24"/>
               <w:szCs w:val="24"/>
@@ -2438,7 +2469,7 @@
           </w:r>
           <w:r>
             <w:rPr>
-              <w:rFonts w:ascii="SimSun" w:eastAsia="SimSun" w:hAnsi="SimSun" w:cs="SimSun"/>
+              <w:rFonts w:ascii="宋体" w:hAnsi="宋体" w:eastAsia="宋体" w:cs="宋体"/>
               <w:sz w:val="24"/>
               <w:szCs w:val="24"/>
             </w:rPr>
@@ -2446,7 +2477,7 @@
           </w:r>
           <w:r>
             <w:rPr>
-              <w:rFonts w:ascii="SimSun" w:eastAsia="SimSun" w:hAnsi="SimSun" w:cs="SimSun"/>
+              <w:rFonts w:ascii="宋体" w:hAnsi="宋体" w:eastAsia="宋体" w:cs="宋体"/>
               <w:spacing w:val="-95"/>
               <w:sz w:val="24"/>
               <w:szCs w:val="24"/>
@@ -2455,7 +2486,7 @@
           </w:r>
           <w:r>
             <w:rPr>
-              <w:rFonts w:ascii="SimSun" w:eastAsia="SimSun" w:hAnsi="SimSun" w:cs="SimSun"/>
+              <w:rFonts w:ascii="宋体" w:hAnsi="宋体" w:eastAsia="宋体" w:cs="宋体"/>
               <w:spacing w:val="-16"/>
               <w:sz w:val="24"/>
               <w:szCs w:val="24"/>
@@ -2474,7 +2505,7 @@
             <w:spacing w:before="225" w:line="185" w:lineRule="auto"/>
             <w:ind w:left="439"/>
             <w:rPr>
-              <w:rFonts w:ascii="SimSun" w:eastAsia="SimSun" w:hAnsi="SimSun" w:cs="SimSun"/>
+              <w:rFonts w:ascii="宋体" w:hAnsi="宋体" w:eastAsia="宋体" w:cs="宋体"/>
               <w:sz w:val="24"/>
               <w:szCs w:val="24"/>
             </w:rPr>
@@ -2490,7 +2521,7 @@
           </w:r>
           <w:r>
             <w:rPr>
-              <w:rFonts w:ascii="SimSun" w:eastAsia="SimSun" w:hAnsi="SimSun" w:cs="SimSun"/>
+              <w:rFonts w:ascii="宋体" w:hAnsi="宋体" w:eastAsia="宋体" w:cs="宋体"/>
               <w:spacing w:val="-1"/>
               <w:sz w:val="24"/>
               <w:szCs w:val="24"/>
@@ -2499,7 +2530,7 @@
           </w:r>
           <w:r>
             <w:rPr>
-              <w:rFonts w:ascii="SimSun" w:eastAsia="SimSun" w:hAnsi="SimSun" w:cs="SimSun"/>
+              <w:rFonts w:ascii="宋体" w:hAnsi="宋体" w:eastAsia="宋体" w:cs="宋体"/>
               <w:sz w:val="24"/>
               <w:szCs w:val="24"/>
             </w:rPr>
@@ -2507,7 +2538,7 @@
           </w:r>
           <w:r>
             <w:rPr>
-              <w:rFonts w:ascii="SimSun" w:eastAsia="SimSun" w:hAnsi="SimSun" w:cs="SimSun"/>
+              <w:rFonts w:ascii="宋体" w:hAnsi="宋体" w:eastAsia="宋体" w:cs="宋体"/>
               <w:spacing w:val="-95"/>
               <w:sz w:val="24"/>
               <w:szCs w:val="24"/>
@@ -2516,7 +2547,7 @@
           </w:r>
           <w:r>
             <w:rPr>
-              <w:rFonts w:ascii="SimSun" w:eastAsia="SimSun" w:hAnsi="SimSun" w:cs="SimSun"/>
+              <w:rFonts w:ascii="宋体" w:hAnsi="宋体" w:eastAsia="宋体" w:cs="宋体"/>
               <w:spacing w:val="-16"/>
               <w:sz w:val="24"/>
               <w:szCs w:val="24"/>
@@ -2535,7 +2566,7 @@
             <w:spacing w:before="228" w:line="219" w:lineRule="auto"/>
             <w:ind w:left="5"/>
             <w:rPr>
-              <w:rFonts w:ascii="SimSun" w:eastAsia="SimSun" w:hAnsi="SimSun" w:cs="SimSun"/>
+              <w:rFonts w:ascii="宋体" w:hAnsi="宋体" w:eastAsia="宋体" w:cs="宋体"/>
               <w:sz w:val="24"/>
               <w:szCs w:val="24"/>
             </w:rPr>
@@ -2551,7 +2582,7 @@
           </w:r>
           <w:r>
             <w:rPr>
-              <w:rFonts w:ascii="SimSun" w:eastAsia="SimSun" w:hAnsi="SimSun" w:cs="SimSun"/>
+              <w:rFonts w:ascii="宋体" w:hAnsi="宋体" w:eastAsia="宋体" w:cs="宋体"/>
               <w:spacing w:val="-5"/>
               <w:sz w:val="24"/>
               <w:szCs w:val="24"/>
@@ -2560,7 +2591,7 @@
           </w:r>
           <w:r>
             <w:rPr>
-              <w:rFonts w:ascii="SimSun" w:eastAsia="SimSun" w:hAnsi="SimSun" w:cs="SimSun"/>
+              <w:rFonts w:ascii="宋体" w:hAnsi="宋体" w:eastAsia="宋体" w:cs="宋体"/>
               <w:spacing w:val="9"/>
               <w:sz w:val="24"/>
               <w:szCs w:val="24"/>
@@ -2569,7 +2600,7 @@
           </w:r>
           <w:r>
             <w:rPr>
-              <w:rFonts w:ascii="SimSun" w:eastAsia="SimSun" w:hAnsi="SimSun" w:cs="SimSun"/>
+              <w:rFonts w:ascii="宋体" w:hAnsi="宋体" w:eastAsia="宋体" w:cs="宋体"/>
               <w:spacing w:val="-5"/>
               <w:sz w:val="24"/>
               <w:szCs w:val="24"/>
@@ -2578,7 +2609,7 @@
           </w:r>
           <w:r>
             <w:rPr>
-              <w:rFonts w:ascii="SimSun" w:eastAsia="SimSun" w:hAnsi="SimSun" w:cs="SimSun"/>
+              <w:rFonts w:ascii="宋体" w:hAnsi="宋体" w:eastAsia="宋体" w:cs="宋体"/>
               <w:sz w:val="24"/>
               <w:szCs w:val="24"/>
             </w:rPr>
@@ -2586,7 +2617,7 @@
           </w:r>
           <w:r>
             <w:rPr>
-              <w:rFonts w:ascii="SimSun" w:eastAsia="SimSun" w:hAnsi="SimSun" w:cs="SimSun"/>
+              <w:rFonts w:ascii="宋体" w:hAnsi="宋体" w:eastAsia="宋体" w:cs="宋体"/>
               <w:spacing w:val="-81"/>
               <w:sz w:val="24"/>
               <w:szCs w:val="24"/>
@@ -2595,7 +2626,7 @@
           </w:r>
           <w:r>
             <w:rPr>
-              <w:rFonts w:ascii="SimSun" w:eastAsia="SimSun" w:hAnsi="SimSun" w:cs="SimSun"/>
+              <w:rFonts w:ascii="宋体" w:hAnsi="宋体" w:eastAsia="宋体" w:cs="宋体"/>
               <w:spacing w:val="-11"/>
               <w:sz w:val="24"/>
               <w:szCs w:val="24"/>
@@ -2612,15 +2643,15 @@
       <w:pPr>
         <w:spacing w:line="219" w:lineRule="auto"/>
         <w:rPr>
-          <w:rFonts w:ascii="SimSun" w:eastAsia="SimSun" w:hAnsi="SimSun" w:cs="SimSun"/>
+          <w:rFonts w:ascii="宋体" w:hAnsi="宋体" w:eastAsia="宋体" w:cs="宋体"/>
           <w:sz w:val="24"/>
           <w:szCs w:val="24"/>
         </w:rPr>
         <w:sectPr>
-          <w:footerReference w:type="default" r:id="rId7"/>
+          <w:footerReference r:id="rId7" w:type="default"/>
           <w:pgSz w:w="11910" w:h="16840"/>
           <w:pgMar w:top="919" w:right="1561" w:bottom="709" w:left="1688" w:header="0" w:footer="476" w:gutter="0"/>
-          <w:cols w:space="720"/>
+          <w:cols w:space="720" w:num="1"/>
         </w:sectPr>
       </w:pPr>
     </w:p>
@@ -2634,7 +2665,7 @@
         </w:rPr>
         <w:drawing>
           <wp:inline distT="0" distB="0" distL="0" distR="0">
-            <wp:extent cx="696350" cy="271753"/>
+            <wp:extent cx="695960" cy="271145"/>
             <wp:effectExtent l="0" t="0" r="0" b="0"/>
             <wp:docPr id="8" name="IM 8"/>
             <wp:cNvGraphicFramePr/>
@@ -2646,13 +2677,13 @@
                     <pic:cNvPicPr/>
                   </pic:nvPicPr>
                   <pic:blipFill>
-                    <a:blip xmlns:r="http://schemas.openxmlformats.org/officeDocument/2006/relationships" r:embed="rId4"/>
+                    <a:blip r:embed="rId10"/>
                     <a:stretch>
                       <a:fillRect/>
                     </a:stretch>
                   </pic:blipFill>
                   <pic:spPr>
-                    <a:xfrm rot="0">
+                    <a:xfrm>
                       <a:off x="0" y="0"/>
                       <a:ext cx="696350" cy="271753"/>
                     </a:xfrm>
@@ -2669,29 +2700,11 @@
     </w:p>
     <w:p>
       <w:pPr>
-        <w:pStyle w:val="BodyText"/>
-        <w:spacing w:line="288" w:lineRule="auto"/>
-      </w:pPr>
-    </w:p>
-    <w:p>
-      <w:pPr>
-        <w:pStyle w:val="BodyText"/>
-        <w:spacing w:line="289" w:lineRule="auto"/>
-      </w:pPr>
-    </w:p>
-    <w:p>
-      <w:pPr>
-        <w:pStyle w:val="BodyText"/>
-        <w:spacing w:line="289" w:lineRule="auto"/>
-      </w:pPr>
-    </w:p>
-    <w:p>
-      <w:pPr>
         <w:spacing w:before="101" w:line="228" w:lineRule="auto"/>
         <w:ind w:left="48"/>
         <w:outlineLvl w:val="0"/>
         <w:rPr>
-          <w:rFonts w:ascii="SimHei" w:eastAsia="SimHei" w:hAnsi="SimHei" w:cs="SimHei"/>
+          <w:rFonts w:ascii="黑体" w:hAnsi="黑体" w:eastAsia="黑体" w:cs="黑体"/>
           <w:sz w:val="31"/>
           <w:szCs w:val="31"/>
         </w:rPr>
@@ -2700,7 +2713,7 @@
       <w:bookmarkEnd w:id="0"/>
       <w:r>
         <w:rPr>
-          <w:rFonts w:ascii="SimHei" w:eastAsia="SimHei" w:hAnsi="SimHei" w:cs="SimHei"/>
+          <w:rFonts w:ascii="黑体" w:hAnsi="黑体" w:eastAsia="黑体" w:cs="黑体"/>
           <w:b/>
           <w:bCs/>
           <w:spacing w:val="-23"/>
@@ -2711,7 +2724,7 @@
       </w:r>
       <w:r>
         <w:rPr>
-          <w:rFonts w:ascii="SimHei" w:eastAsia="SimHei" w:hAnsi="SimHei" w:cs="SimHei"/>
+          <w:rFonts w:ascii="黑体" w:hAnsi="黑体" w:eastAsia="黑体" w:cs="黑体"/>
           <w:spacing w:val="-17"/>
           <w:sz w:val="31"/>
           <w:szCs w:val="31"/>
@@ -2720,7 +2733,7 @@
       </w:r>
       <w:r>
         <w:rPr>
-          <w:rFonts w:ascii="SimHei" w:eastAsia="SimHei" w:hAnsi="SimHei" w:cs="SimHei"/>
+          <w:rFonts w:ascii="黑体" w:hAnsi="黑体" w:eastAsia="黑体" w:cs="黑体"/>
           <w:b/>
           <w:bCs/>
           <w:spacing w:val="-23"/>
@@ -2732,30 +2745,18 @@
     </w:p>
     <w:p>
       <w:pPr>
-        <w:pStyle w:val="BodyText"/>
-        <w:spacing w:line="262" w:lineRule="auto"/>
-      </w:pPr>
-    </w:p>
-    <w:p>
-      <w:pPr>
-        <w:pStyle w:val="BodyText"/>
-        <w:spacing w:line="262" w:lineRule="auto"/>
-      </w:pPr>
-    </w:p>
-    <w:p>
-      <w:pPr>
         <w:spacing w:before="78" w:line="365" w:lineRule="auto"/>
         <w:ind w:left="30" w:right="115" w:firstLine="480"/>
         <w:jc w:val="both"/>
         <w:rPr>
-          <w:rFonts w:ascii="SimSun" w:eastAsia="SimSun" w:hAnsi="SimSun" w:cs="SimSun"/>
-          <w:sz w:val="24"/>
-          <w:szCs w:val="24"/>
-        </w:rPr>
-      </w:pPr>
-      <w:r>
-        <w:rPr>
-          <w:rFonts w:ascii="SimSun" w:eastAsia="SimSun" w:hAnsi="SimSun" w:cs="SimSun"/>
+          <w:rFonts w:ascii="宋体" w:hAnsi="宋体" w:eastAsia="宋体" w:cs="宋体"/>
+          <w:sz w:val="24"/>
+          <w:szCs w:val="24"/>
+        </w:rPr>
+      </w:pPr>
+      <w:r>
+        <w:rPr>
+          <w:rFonts w:ascii="宋体" w:hAnsi="宋体" w:eastAsia="宋体" w:cs="宋体"/>
           <w:spacing w:val="-2"/>
           <w:sz w:val="24"/>
           <w:szCs w:val="24"/>
@@ -2764,7 +2765,7 @@
       </w:r>
       <w:r>
         <w:rPr>
-          <w:rFonts w:ascii="Calibri" w:eastAsia="Calibri" w:hAnsi="Calibri" w:cs="Calibri"/>
+          <w:rFonts w:ascii="Calibri" w:hAnsi="Calibri" w:eastAsia="Calibri" w:cs="Calibri"/>
           <w:spacing w:val="-2"/>
           <w:sz w:val="24"/>
           <w:szCs w:val="24"/>
@@ -2773,7 +2774,7 @@
       </w:r>
       <w:r>
         <w:rPr>
-          <w:rFonts w:ascii="SimSun" w:eastAsia="SimSun" w:hAnsi="SimSun" w:cs="SimSun"/>
+          <w:rFonts w:ascii="宋体" w:hAnsi="宋体" w:eastAsia="宋体" w:cs="宋体"/>
           <w:spacing w:val="-2"/>
           <w:sz w:val="24"/>
           <w:szCs w:val="24"/>
@@ -2782,7 +2783,7 @@
       </w:r>
       <w:r>
         <w:rPr>
-          <w:rFonts w:ascii="SimSun" w:eastAsia="SimSun" w:hAnsi="SimSun" w:cs="SimSun"/>
+          <w:rFonts w:ascii="宋体" w:hAnsi="宋体" w:eastAsia="宋体" w:cs="宋体"/>
           <w:spacing w:val="-1"/>
           <w:sz w:val="24"/>
           <w:szCs w:val="24"/>
@@ -2791,7 +2792,7 @@
       </w:r>
       <w:r>
         <w:rPr>
-          <w:rFonts w:ascii="Calibri" w:eastAsia="Calibri" w:hAnsi="Calibri" w:cs="Calibri"/>
+          <w:rFonts w:ascii="Calibri" w:hAnsi="Calibri" w:eastAsia="Calibri" w:cs="Calibri"/>
           <w:spacing w:val="-1"/>
           <w:sz w:val="24"/>
           <w:szCs w:val="24"/>
@@ -2800,7 +2801,7 @@
       </w:r>
       <w:r>
         <w:rPr>
-          <w:rFonts w:ascii="SimSun" w:eastAsia="SimSun" w:hAnsi="SimSun" w:cs="SimSun"/>
+          <w:rFonts w:ascii="宋体" w:hAnsi="宋体" w:eastAsia="宋体" w:cs="宋体"/>
           <w:spacing w:val="-1"/>
           <w:sz w:val="24"/>
           <w:szCs w:val="24"/>
@@ -2809,7 +2810,7 @@
       </w:r>
       <w:r>
         <w:rPr>
-          <w:rFonts w:ascii="SimSun" w:eastAsia="SimSun" w:hAnsi="SimSun" w:cs="SimSun"/>
+          <w:rFonts w:ascii="宋体" w:hAnsi="宋体" w:eastAsia="宋体" w:cs="宋体"/>
           <w:spacing w:val="-2"/>
           <w:sz w:val="24"/>
           <w:szCs w:val="24"/>
@@ -2818,19 +2819,13 @@
       </w:r>
       <w:r>
         <w:rPr>
-          <w:rFonts w:ascii="SimSun" w:eastAsia="SimSun" w:hAnsi="SimSun" w:cs="SimSun"/>
+          <w:rFonts w:ascii="宋体" w:hAnsi="宋体" w:eastAsia="宋体" w:cs="宋体"/>
           <w:spacing w:val="-1"/>
           <w:sz w:val="24"/>
           <w:szCs w:val="24"/>
         </w:rPr>
         <w:t>标进行定期评审，特制定本程序。</w:t>
       </w:r>
-    </w:p>
-    <w:p>
-      <w:pPr>
-        <w:pStyle w:val="BodyText"/>
-        <w:spacing w:line="341" w:lineRule="auto"/>
-      </w:pPr>
     </w:p>
     <w:p>
       <w:pPr>
@@ -2838,7 +2833,7 @@
         <w:ind w:left="29"/>
         <w:outlineLvl w:val="0"/>
         <w:rPr>
-          <w:rFonts w:ascii="SimHei" w:eastAsia="SimHei" w:hAnsi="SimHei" w:cs="SimHei"/>
+          <w:rFonts w:ascii="黑体" w:hAnsi="黑体" w:eastAsia="黑体" w:cs="黑体"/>
           <w:sz w:val="31"/>
           <w:szCs w:val="31"/>
         </w:rPr>
@@ -2847,7 +2842,7 @@
       <w:bookmarkEnd w:id="1"/>
       <w:r>
         <w:rPr>
-          <w:rFonts w:ascii="SimHei" w:eastAsia="SimHei" w:hAnsi="SimHei" w:cs="SimHei"/>
+          <w:rFonts w:ascii="黑体" w:hAnsi="黑体" w:eastAsia="黑体" w:cs="黑体"/>
           <w:b/>
           <w:bCs/>
           <w:spacing w:val="-6"/>
@@ -2858,7 +2853,7 @@
       </w:r>
       <w:r>
         <w:rPr>
-          <w:rFonts w:ascii="SimHei" w:eastAsia="SimHei" w:hAnsi="SimHei" w:cs="SimHei"/>
+          <w:rFonts w:ascii="黑体" w:hAnsi="黑体" w:eastAsia="黑体" w:cs="黑体"/>
           <w:spacing w:val="29"/>
           <w:sz w:val="31"/>
           <w:szCs w:val="31"/>
@@ -2867,7 +2862,7 @@
       </w:r>
       <w:r>
         <w:rPr>
-          <w:rFonts w:ascii="SimHei" w:eastAsia="SimHei" w:hAnsi="SimHei" w:cs="SimHei"/>
+          <w:rFonts w:ascii="黑体" w:hAnsi="黑体" w:eastAsia="黑体" w:cs="黑体"/>
           <w:b/>
           <w:bCs/>
           <w:spacing w:val="-6"/>
@@ -2879,29 +2874,17 @@
     </w:p>
     <w:p>
       <w:pPr>
-        <w:pStyle w:val="BodyText"/>
-        <w:spacing w:line="263" w:lineRule="auto"/>
-      </w:pPr>
-    </w:p>
-    <w:p>
-      <w:pPr>
-        <w:pStyle w:val="BodyText"/>
-        <w:spacing w:line="263" w:lineRule="auto"/>
-      </w:pPr>
-    </w:p>
-    <w:p>
-      <w:pPr>
         <w:spacing w:before="78" w:line="364" w:lineRule="auto"/>
         <w:ind w:left="31" w:right="115" w:firstLine="478"/>
         <w:rPr>
-          <w:rFonts w:ascii="SimSun" w:eastAsia="SimSun" w:hAnsi="SimSun" w:cs="SimSun"/>
-          <w:sz w:val="24"/>
-          <w:szCs w:val="24"/>
-        </w:rPr>
-      </w:pPr>
-      <w:r>
-        <w:rPr>
-          <w:rFonts w:ascii="SimSun" w:eastAsia="SimSun" w:hAnsi="SimSun" w:cs="SimSun"/>
+          <w:rFonts w:ascii="宋体" w:hAnsi="宋体" w:eastAsia="宋体" w:cs="宋体"/>
+          <w:sz w:val="24"/>
+          <w:szCs w:val="24"/>
+        </w:rPr>
+      </w:pPr>
+      <w:r>
+        <w:rPr>
+          <w:rFonts w:ascii="宋体" w:hAnsi="宋体" w:eastAsia="宋体" w:cs="宋体"/>
           <w:spacing w:val="-6"/>
           <w:sz w:val="24"/>
           <w:szCs w:val="24"/>
@@ -2910,7 +2893,7 @@
       </w:r>
       <w:r>
         <w:rPr>
-          <w:rFonts w:ascii="SimSun" w:eastAsia="SimSun" w:hAnsi="SimSun" w:cs="SimSun"/>
+          <w:rFonts w:ascii="宋体" w:hAnsi="宋体" w:eastAsia="宋体" w:cs="宋体"/>
           <w:spacing w:val="-7"/>
           <w:sz w:val="24"/>
           <w:szCs w:val="24"/>
@@ -2919,19 +2902,13 @@
       </w:r>
       <w:r>
         <w:rPr>
-          <w:rFonts w:ascii="SimSun" w:eastAsia="SimSun" w:hAnsi="SimSun" w:cs="SimSun"/>
+          <w:rFonts w:ascii="宋体" w:hAnsi="宋体" w:eastAsia="宋体" w:cs="宋体"/>
           <w:spacing w:val="-2"/>
           <w:sz w:val="24"/>
           <w:szCs w:val="24"/>
         </w:rPr>
         <w:t>务质量目标的评审。</w:t>
       </w:r>
-    </w:p>
-    <w:p>
-      <w:pPr>
-        <w:pStyle w:val="BodyText"/>
-        <w:spacing w:line="342" w:lineRule="auto"/>
-      </w:pPr>
     </w:p>
     <w:p>
       <w:pPr>
@@ -2939,7 +2916,7 @@
         <w:ind w:left="32"/>
         <w:outlineLvl w:val="0"/>
         <w:rPr>
-          <w:rFonts w:ascii="SimHei" w:eastAsia="SimHei" w:hAnsi="SimHei" w:cs="SimHei"/>
+          <w:rFonts w:ascii="黑体" w:hAnsi="黑体" w:eastAsia="黑体" w:cs="黑体"/>
           <w:sz w:val="31"/>
           <w:szCs w:val="31"/>
         </w:rPr>
@@ -2948,7 +2925,7 @@
       <w:bookmarkEnd w:id="2"/>
       <w:r>
         <w:rPr>
-          <w:rFonts w:ascii="SimHei" w:eastAsia="SimHei" w:hAnsi="SimHei" w:cs="SimHei"/>
+          <w:rFonts w:ascii="黑体" w:hAnsi="黑体" w:eastAsia="黑体" w:cs="黑体"/>
           <w:b/>
           <w:bCs/>
           <w:spacing w:val="-5"/>
@@ -2959,7 +2936,7 @@
       </w:r>
       <w:r>
         <w:rPr>
-          <w:rFonts w:ascii="SimHei" w:eastAsia="SimHei" w:hAnsi="SimHei" w:cs="SimHei"/>
+          <w:rFonts w:ascii="黑体" w:hAnsi="黑体" w:eastAsia="黑体" w:cs="黑体"/>
           <w:spacing w:val="24"/>
           <w:sz w:val="31"/>
           <w:szCs w:val="31"/>
@@ -2968,7 +2945,7 @@
       </w:r>
       <w:r>
         <w:rPr>
-          <w:rFonts w:ascii="SimHei" w:eastAsia="SimHei" w:hAnsi="SimHei" w:cs="SimHei"/>
+          <w:rFonts w:ascii="黑体" w:hAnsi="黑体" w:eastAsia="黑体" w:cs="黑体"/>
           <w:b/>
           <w:bCs/>
           <w:spacing w:val="-5"/>
@@ -2980,23 +2957,11 @@
     </w:p>
     <w:p>
       <w:pPr>
-        <w:pStyle w:val="BodyText"/>
-        <w:spacing w:line="280" w:lineRule="auto"/>
-      </w:pPr>
-    </w:p>
-    <w:p>
-      <w:pPr>
-        <w:pStyle w:val="BodyText"/>
-        <w:spacing w:line="280" w:lineRule="auto"/>
-      </w:pPr>
-    </w:p>
-    <w:p>
-      <w:pPr>
         <w:spacing w:before="98" w:line="225" w:lineRule="auto"/>
         <w:ind w:left="32"/>
         <w:outlineLvl w:val="1"/>
         <w:rPr>
-          <w:rFonts w:ascii="SimHei" w:eastAsia="SimHei" w:hAnsi="SimHei" w:cs="SimHei"/>
+          <w:rFonts w:ascii="黑体" w:hAnsi="黑体" w:eastAsia="黑体" w:cs="黑体"/>
           <w:sz w:val="30"/>
           <w:szCs w:val="30"/>
         </w:rPr>
@@ -3005,7 +2970,7 @@
       <w:bookmarkEnd w:id="3"/>
       <w:r>
         <w:rPr>
-          <w:rFonts w:ascii="SimHei" w:eastAsia="SimHei" w:hAnsi="SimHei" w:cs="SimHei"/>
+          <w:rFonts w:ascii="黑体" w:hAnsi="黑体" w:eastAsia="黑体" w:cs="黑体"/>
           <w:b/>
           <w:bCs/>
           <w:spacing w:val="-8"/>
@@ -3016,7 +2981,7 @@
       </w:r>
       <w:r>
         <w:rPr>
-          <w:rFonts w:ascii="SimHei" w:eastAsia="SimHei" w:hAnsi="SimHei" w:cs="SimHei"/>
+          <w:rFonts w:ascii="黑体" w:hAnsi="黑体" w:eastAsia="黑体" w:cs="黑体"/>
           <w:spacing w:val="23"/>
           <w:sz w:val="30"/>
           <w:szCs w:val="30"/>
@@ -3025,7 +2990,7 @@
       </w:r>
       <w:r>
         <w:rPr>
-          <w:rFonts w:ascii="SimHei" w:eastAsia="SimHei" w:hAnsi="SimHei" w:cs="SimHei"/>
+          <w:rFonts w:ascii="黑体" w:hAnsi="黑体" w:eastAsia="黑体" w:cs="黑体"/>
           <w:b/>
           <w:bCs/>
           <w:spacing w:val="-8"/>
@@ -3037,35 +3002,23 @@
     </w:p>
     <w:p>
       <w:pPr>
-        <w:pStyle w:val="BodyText"/>
-        <w:spacing w:line="397" w:lineRule="auto"/>
-      </w:pPr>
-    </w:p>
-    <w:p>
-      <w:pPr>
         <w:spacing w:before="79" w:line="219" w:lineRule="auto"/>
         <w:ind w:left="508"/>
         <w:rPr>
-          <w:rFonts w:ascii="SimSun" w:eastAsia="SimSun" w:hAnsi="SimSun" w:cs="SimSun"/>
-          <w:sz w:val="24"/>
-          <w:szCs w:val="24"/>
-        </w:rPr>
-      </w:pPr>
-      <w:r>
-        <w:rPr>
-          <w:rFonts w:ascii="SimSun" w:eastAsia="SimSun" w:hAnsi="SimSun" w:cs="SimSun"/>
+          <w:rFonts w:ascii="宋体" w:hAnsi="宋体" w:eastAsia="宋体" w:cs="宋体"/>
+          <w:sz w:val="24"/>
+          <w:szCs w:val="24"/>
+        </w:rPr>
+      </w:pPr>
+      <w:r>
+        <w:rPr>
+          <w:rFonts w:ascii="宋体" w:hAnsi="宋体" w:eastAsia="宋体" w:cs="宋体"/>
           <w:spacing w:val="-1"/>
           <w:sz w:val="24"/>
           <w:szCs w:val="24"/>
         </w:rPr>
         <w:t>授权管理者代表，完成运维服务能力管理评审各项工作职责。</w:t>
       </w:r>
-    </w:p>
-    <w:p>
-      <w:pPr>
-        <w:pStyle w:val="BodyText"/>
-        <w:spacing w:line="401" w:lineRule="auto"/>
-      </w:pPr>
     </w:p>
     <w:p>
       <w:pPr>
@@ -3073,7 +3026,7 @@
         <w:ind w:left="32"/>
         <w:outlineLvl w:val="1"/>
         <w:rPr>
-          <w:rFonts w:ascii="SimHei" w:eastAsia="SimHei" w:hAnsi="SimHei" w:cs="SimHei"/>
+          <w:rFonts w:ascii="黑体" w:hAnsi="黑体" w:eastAsia="黑体" w:cs="黑体"/>
           <w:sz w:val="30"/>
           <w:szCs w:val="30"/>
         </w:rPr>
@@ -3082,7 +3035,7 @@
       <w:bookmarkEnd w:id="4"/>
       <w:r>
         <w:rPr>
-          <w:rFonts w:ascii="SimHei" w:eastAsia="SimHei" w:hAnsi="SimHei" w:cs="SimHei"/>
+          <w:rFonts w:ascii="黑体" w:hAnsi="黑体" w:eastAsia="黑体" w:cs="黑体"/>
           <w:b/>
           <w:bCs/>
           <w:spacing w:val="-4"/>
@@ -3093,7 +3046,7 @@
       </w:r>
       <w:r>
         <w:rPr>
-          <w:rFonts w:ascii="SimHei" w:eastAsia="SimHei" w:hAnsi="SimHei" w:cs="SimHei"/>
+          <w:rFonts w:ascii="黑体" w:hAnsi="黑体" w:eastAsia="黑体" w:cs="黑体"/>
           <w:spacing w:val="-4"/>
           <w:sz w:val="30"/>
           <w:szCs w:val="30"/>
@@ -3102,7 +3055,7 @@
       </w:r>
       <w:r>
         <w:rPr>
-          <w:rFonts w:ascii="SimHei" w:eastAsia="SimHei" w:hAnsi="SimHei" w:cs="SimHei"/>
+          <w:rFonts w:ascii="黑体" w:hAnsi="黑体" w:eastAsia="黑体" w:cs="黑体"/>
           <w:b/>
           <w:bCs/>
           <w:spacing w:val="-4"/>
@@ -3114,23 +3067,17 @@
     </w:p>
     <w:p>
       <w:pPr>
-        <w:pStyle w:val="BodyText"/>
-        <w:spacing w:line="395" w:lineRule="auto"/>
-      </w:pPr>
-    </w:p>
-    <w:p>
-      <w:pPr>
         <w:spacing w:before="78" w:line="239" w:lineRule="auto"/>
         <w:ind w:left="520"/>
         <w:rPr>
-          <w:rFonts w:ascii="SimSun" w:eastAsia="SimSun" w:hAnsi="SimSun" w:cs="SimSun"/>
-          <w:sz w:val="24"/>
-          <w:szCs w:val="24"/>
-        </w:rPr>
-      </w:pPr>
-      <w:r>
-        <w:rPr>
-          <w:rFonts w:ascii="Wingdings" w:eastAsia="Wingdings" w:hAnsi="Wingdings" w:cs="Wingdings"/>
+          <w:rFonts w:ascii="宋体" w:hAnsi="宋体" w:eastAsia="宋体" w:cs="宋体"/>
+          <w:sz w:val="24"/>
+          <w:szCs w:val="24"/>
+        </w:rPr>
+      </w:pPr>
+      <w:r>
+        <w:rPr>
+          <w:rFonts w:ascii="Wingdings" w:hAnsi="Wingdings" w:eastAsia="Wingdings" w:cs="Wingdings"/>
           <w:spacing w:val="-3"/>
           <w:sz w:val="24"/>
           <w:szCs w:val="24"/>
@@ -3139,7 +3086,7 @@
       </w:r>
       <w:r>
         <w:rPr>
-          <w:rFonts w:ascii="Wingdings" w:eastAsia="Wingdings" w:hAnsi="Wingdings" w:cs="Wingdings"/>
+          <w:rFonts w:ascii="Wingdings" w:hAnsi="Wingdings" w:eastAsia="Wingdings" w:cs="Wingdings"/>
           <w:spacing w:val="-51"/>
           <w:sz w:val="24"/>
           <w:szCs w:val="24"/>
@@ -3148,7 +3095,7 @@
       </w:r>
       <w:r>
         <w:rPr>
-          <w:rFonts w:ascii="SimSun" w:eastAsia="SimSun" w:hAnsi="SimSun" w:cs="SimSun"/>
+          <w:rFonts w:ascii="宋体" w:hAnsi="宋体" w:eastAsia="宋体" w:cs="宋体"/>
           <w:spacing w:val="-3"/>
           <w:sz w:val="24"/>
           <w:szCs w:val="24"/>
@@ -3161,14 +3108,14 @@
         <w:spacing w:before="159" w:line="239" w:lineRule="auto"/>
         <w:ind w:left="520"/>
         <w:rPr>
-          <w:rFonts w:ascii="SimSun" w:eastAsia="SimSun" w:hAnsi="SimSun" w:cs="SimSun"/>
-          <w:sz w:val="24"/>
-          <w:szCs w:val="24"/>
-        </w:rPr>
-      </w:pPr>
-      <w:r>
-        <w:rPr>
-          <w:rFonts w:ascii="Wingdings" w:eastAsia="Wingdings" w:hAnsi="Wingdings" w:cs="Wingdings"/>
+          <w:rFonts w:ascii="宋体" w:hAnsi="宋体" w:eastAsia="宋体" w:cs="宋体"/>
+          <w:sz w:val="24"/>
+          <w:szCs w:val="24"/>
+        </w:rPr>
+      </w:pPr>
+      <w:r>
+        <w:rPr>
+          <w:rFonts w:ascii="Wingdings" w:hAnsi="Wingdings" w:eastAsia="Wingdings" w:cs="Wingdings"/>
           <w:spacing w:val="-3"/>
           <w:sz w:val="24"/>
           <w:szCs w:val="24"/>
@@ -3177,7 +3124,7 @@
       </w:r>
       <w:r>
         <w:rPr>
-          <w:rFonts w:ascii="Wingdings" w:eastAsia="Wingdings" w:hAnsi="Wingdings" w:cs="Wingdings"/>
+          <w:rFonts w:ascii="Wingdings" w:hAnsi="Wingdings" w:eastAsia="Wingdings" w:cs="Wingdings"/>
           <w:spacing w:val="-39"/>
           <w:sz w:val="24"/>
           <w:szCs w:val="24"/>
@@ -3186,7 +3133,7 @@
       </w:r>
       <w:r>
         <w:rPr>
-          <w:rFonts w:ascii="SimSun" w:eastAsia="SimSun" w:hAnsi="SimSun" w:cs="SimSun"/>
+          <w:rFonts w:ascii="宋体" w:hAnsi="宋体" w:eastAsia="宋体" w:cs="宋体"/>
           <w:spacing w:val="-3"/>
           <w:sz w:val="24"/>
           <w:szCs w:val="24"/>
@@ -3199,14 +3146,14 @@
         <w:spacing w:before="162" w:line="238" w:lineRule="auto"/>
         <w:ind w:left="520"/>
         <w:rPr>
-          <w:rFonts w:ascii="SimSun" w:eastAsia="SimSun" w:hAnsi="SimSun" w:cs="SimSun"/>
-          <w:sz w:val="24"/>
-          <w:szCs w:val="24"/>
-        </w:rPr>
-      </w:pPr>
-      <w:r>
-        <w:rPr>
-          <w:rFonts w:ascii="Wingdings" w:eastAsia="Wingdings" w:hAnsi="Wingdings" w:cs="Wingdings"/>
+          <w:rFonts w:ascii="宋体" w:hAnsi="宋体" w:eastAsia="宋体" w:cs="宋体"/>
+          <w:sz w:val="24"/>
+          <w:szCs w:val="24"/>
+        </w:rPr>
+      </w:pPr>
+      <w:r>
+        <w:rPr>
+          <w:rFonts w:ascii="Wingdings" w:hAnsi="Wingdings" w:eastAsia="Wingdings" w:cs="Wingdings"/>
           <w:spacing w:val="-3"/>
           <w:sz w:val="24"/>
           <w:szCs w:val="24"/>
@@ -3215,7 +3162,7 @@
       </w:r>
       <w:r>
         <w:rPr>
-          <w:rFonts w:ascii="Wingdings" w:eastAsia="Wingdings" w:hAnsi="Wingdings" w:cs="Wingdings"/>
+          <w:rFonts w:ascii="Wingdings" w:hAnsi="Wingdings" w:eastAsia="Wingdings" w:cs="Wingdings"/>
           <w:spacing w:val="-45"/>
           <w:sz w:val="24"/>
           <w:szCs w:val="24"/>
@@ -3224,7 +3171,7 @@
       </w:r>
       <w:r>
         <w:rPr>
-          <w:rFonts w:ascii="SimSun" w:eastAsia="SimSun" w:hAnsi="SimSun" w:cs="SimSun"/>
+          <w:rFonts w:ascii="宋体" w:hAnsi="宋体" w:eastAsia="宋体" w:cs="宋体"/>
           <w:spacing w:val="-3"/>
           <w:sz w:val="24"/>
           <w:szCs w:val="24"/>
@@ -3237,14 +3184,14 @@
         <w:spacing w:before="162" w:line="239" w:lineRule="auto"/>
         <w:ind w:left="520"/>
         <w:rPr>
-          <w:rFonts w:ascii="SimSun" w:eastAsia="SimSun" w:hAnsi="SimSun" w:cs="SimSun"/>
-          <w:sz w:val="24"/>
-          <w:szCs w:val="24"/>
-        </w:rPr>
-      </w:pPr>
-      <w:r>
-        <w:rPr>
-          <w:rFonts w:ascii="Wingdings" w:eastAsia="Wingdings" w:hAnsi="Wingdings" w:cs="Wingdings"/>
+          <w:rFonts w:ascii="宋体" w:hAnsi="宋体" w:eastAsia="宋体" w:cs="宋体"/>
+          <w:sz w:val="24"/>
+          <w:szCs w:val="24"/>
+        </w:rPr>
+      </w:pPr>
+      <w:r>
+        <w:rPr>
+          <w:rFonts w:ascii="Wingdings" w:hAnsi="Wingdings" w:eastAsia="Wingdings" w:cs="Wingdings"/>
           <w:spacing w:val="-1"/>
           <w:sz w:val="24"/>
           <w:szCs w:val="24"/>
@@ -3253,7 +3200,7 @@
       </w:r>
       <w:r>
         <w:rPr>
-          <w:rFonts w:ascii="Wingdings" w:eastAsia="Wingdings" w:hAnsi="Wingdings" w:cs="Wingdings"/>
+          <w:rFonts w:ascii="Wingdings" w:hAnsi="Wingdings" w:eastAsia="Wingdings" w:cs="Wingdings"/>
           <w:spacing w:val="-50"/>
           <w:sz w:val="24"/>
           <w:szCs w:val="24"/>
@@ -3262,7 +3209,7 @@
       </w:r>
       <w:r>
         <w:rPr>
-          <w:rFonts w:ascii="SimSun" w:eastAsia="SimSun" w:hAnsi="SimSun" w:cs="SimSun"/>
+          <w:rFonts w:ascii="宋体" w:hAnsi="宋体" w:eastAsia="宋体" w:cs="宋体"/>
           <w:spacing w:val="-1"/>
           <w:sz w:val="24"/>
           <w:szCs w:val="24"/>
@@ -3271,19 +3218,13 @@
       </w:r>
       <w:r>
         <w:rPr>
-          <w:rFonts w:ascii="SimSun" w:eastAsia="SimSun" w:hAnsi="SimSun" w:cs="SimSun"/>
+          <w:rFonts w:ascii="宋体" w:hAnsi="宋体" w:eastAsia="宋体" w:cs="宋体"/>
           <w:spacing w:val="-2"/>
           <w:sz w:val="24"/>
           <w:szCs w:val="24"/>
         </w:rPr>
         <w:t>给总经理。</w:t>
       </w:r>
-    </w:p>
-    <w:p>
-      <w:pPr>
-        <w:pStyle w:val="BodyText"/>
-        <w:spacing w:line="387" w:lineRule="auto"/>
-      </w:pPr>
     </w:p>
     <w:p>
       <w:pPr>
@@ -3291,7 +3232,7 @@
         <w:ind w:left="32"/>
         <w:outlineLvl w:val="1"/>
         <w:rPr>
-          <w:rFonts w:ascii="SimHei" w:eastAsia="SimHei" w:hAnsi="SimHei" w:cs="SimHei"/>
+          <w:rFonts w:ascii="黑体" w:hAnsi="黑体" w:eastAsia="黑体" w:cs="黑体"/>
           <w:sz w:val="30"/>
           <w:szCs w:val="30"/>
         </w:rPr>
@@ -3300,7 +3241,7 @@
       <w:bookmarkEnd w:id="5"/>
       <w:r>
         <w:rPr>
-          <w:rFonts w:ascii="SimHei" w:eastAsia="SimHei" w:hAnsi="SimHei" w:cs="SimHei"/>
+          <w:rFonts w:ascii="黑体" w:hAnsi="黑体" w:eastAsia="黑体" w:cs="黑体"/>
           <w:b/>
           <w:bCs/>
           <w:spacing w:val="-7"/>
@@ -3311,7 +3252,7 @@
       </w:r>
       <w:r>
         <w:rPr>
-          <w:rFonts w:ascii="SimHei" w:eastAsia="SimHei" w:hAnsi="SimHei" w:cs="SimHei"/>
+          <w:rFonts w:ascii="黑体" w:hAnsi="黑体" w:eastAsia="黑体" w:cs="黑体"/>
           <w:spacing w:val="17"/>
           <w:sz w:val="30"/>
           <w:szCs w:val="30"/>
@@ -3320,7 +3261,7 @@
       </w:r>
       <w:r>
         <w:rPr>
-          <w:rFonts w:ascii="SimHei" w:eastAsia="SimHei" w:hAnsi="SimHei" w:cs="SimHei"/>
+          <w:rFonts w:ascii="黑体" w:hAnsi="黑体" w:eastAsia="黑体" w:cs="黑体"/>
           <w:b/>
           <w:bCs/>
           <w:spacing w:val="-7"/>
@@ -3332,23 +3273,17 @@
     </w:p>
     <w:p>
       <w:pPr>
-        <w:pStyle w:val="BodyText"/>
-        <w:spacing w:line="390" w:lineRule="auto"/>
-      </w:pPr>
-    </w:p>
-    <w:p>
-      <w:pPr>
         <w:spacing w:before="78" w:line="239" w:lineRule="auto"/>
         <w:ind w:left="520"/>
         <w:rPr>
-          <w:rFonts w:ascii="SimSun" w:eastAsia="SimSun" w:hAnsi="SimSun" w:cs="SimSun"/>
-          <w:sz w:val="24"/>
-          <w:szCs w:val="24"/>
-        </w:rPr>
-      </w:pPr>
-      <w:r>
-        <w:rPr>
-          <w:rFonts w:ascii="Wingdings" w:eastAsia="Wingdings" w:hAnsi="Wingdings" w:cs="Wingdings"/>
+          <w:rFonts w:ascii="宋体" w:hAnsi="宋体" w:eastAsia="宋体" w:cs="宋体"/>
+          <w:sz w:val="24"/>
+          <w:szCs w:val="24"/>
+        </w:rPr>
+      </w:pPr>
+      <w:r>
+        <w:rPr>
+          <w:rFonts w:ascii="Wingdings" w:hAnsi="Wingdings" w:eastAsia="Wingdings" w:cs="Wingdings"/>
           <w:spacing w:val="-4"/>
           <w:sz w:val="24"/>
           <w:szCs w:val="24"/>
@@ -3357,7 +3292,7 @@
       </w:r>
       <w:r>
         <w:rPr>
-          <w:rFonts w:ascii="Wingdings" w:eastAsia="Wingdings" w:hAnsi="Wingdings" w:cs="Wingdings"/>
+          <w:rFonts w:ascii="Wingdings" w:hAnsi="Wingdings" w:eastAsia="Wingdings" w:cs="Wingdings"/>
           <w:spacing w:val="-41"/>
           <w:sz w:val="24"/>
           <w:szCs w:val="24"/>
@@ -3366,7 +3301,7 @@
       </w:r>
       <w:r>
         <w:rPr>
-          <w:rFonts w:ascii="SimSun" w:eastAsia="SimSun" w:hAnsi="SimSun" w:cs="SimSun"/>
+          <w:rFonts w:ascii="宋体" w:hAnsi="宋体" w:eastAsia="宋体" w:cs="宋体"/>
           <w:spacing w:val="-4"/>
           <w:sz w:val="24"/>
           <w:szCs w:val="24"/>
@@ -3379,14 +3314,14 @@
         <w:spacing w:before="162" w:line="239" w:lineRule="auto"/>
         <w:ind w:left="520"/>
         <w:rPr>
-          <w:rFonts w:ascii="SimSun" w:eastAsia="SimSun" w:hAnsi="SimSun" w:cs="SimSun"/>
-          <w:sz w:val="24"/>
-          <w:szCs w:val="24"/>
-        </w:rPr>
-      </w:pPr>
-      <w:r>
-        <w:rPr>
-          <w:rFonts w:ascii="Wingdings" w:eastAsia="Wingdings" w:hAnsi="Wingdings" w:cs="Wingdings"/>
+          <w:rFonts w:ascii="宋体" w:hAnsi="宋体" w:eastAsia="宋体" w:cs="宋体"/>
+          <w:sz w:val="24"/>
+          <w:szCs w:val="24"/>
+        </w:rPr>
+      </w:pPr>
+      <w:r>
+        <w:rPr>
+          <w:rFonts w:ascii="Wingdings" w:hAnsi="Wingdings" w:eastAsia="Wingdings" w:cs="Wingdings"/>
           <w:spacing w:val="-3"/>
           <w:sz w:val="24"/>
           <w:szCs w:val="24"/>
@@ -3395,7 +3330,7 @@
       </w:r>
       <w:r>
         <w:rPr>
-          <w:rFonts w:ascii="Wingdings" w:eastAsia="Wingdings" w:hAnsi="Wingdings" w:cs="Wingdings"/>
+          <w:rFonts w:ascii="Wingdings" w:hAnsi="Wingdings" w:eastAsia="Wingdings" w:cs="Wingdings"/>
           <w:spacing w:val="-36"/>
           <w:sz w:val="24"/>
           <w:szCs w:val="24"/>
@@ -3404,7 +3339,7 @@
       </w:r>
       <w:r>
         <w:rPr>
-          <w:rFonts w:ascii="SimSun" w:eastAsia="SimSun" w:hAnsi="SimSun" w:cs="SimSun"/>
+          <w:rFonts w:ascii="宋体" w:hAnsi="宋体" w:eastAsia="宋体" w:cs="宋体"/>
           <w:spacing w:val="-3"/>
           <w:sz w:val="24"/>
           <w:szCs w:val="24"/>
@@ -3414,164 +3349,66 @@
     </w:p>
     <w:p>
       <w:pPr>
-        <w:spacing w:before="160" w:line="239" w:lineRule="auto"/>
+        <w:spacing w:before="78" w:line="239" w:lineRule="auto"/>
         <w:ind w:left="520"/>
         <w:rPr>
-          <w:rFonts w:ascii="SimSun" w:eastAsia="SimSun" w:hAnsi="SimSun" w:cs="SimSun"/>
-          <w:sz w:val="24"/>
-          <w:szCs w:val="24"/>
-        </w:rPr>
-      </w:pPr>
-      <w:r>
-        <w:rPr>
-          <w:rFonts w:ascii="Wingdings" w:eastAsia="Wingdings" w:hAnsi="Wingdings" w:cs="Wingdings"/>
+          <w:rFonts w:ascii="Wingdings" w:hAnsi="Wingdings" w:eastAsia="Wingdings" w:cs="Wingdings"/>
           <w:spacing w:val="-4"/>
           <w:sz w:val="24"/>
           <w:szCs w:val="24"/>
         </w:rPr>
-        <w:t xml:space="preserve">l </w:t>
-      </w:r>
-      <w:r>
-        <w:rPr>
-          <w:rFonts w:ascii="SimSun" w:eastAsia="SimSun" w:hAnsi="SimSun" w:cs="SimSun"/>
+      </w:pPr>
+      <w:r>
+        <w:rPr>
+          <w:rFonts w:ascii="Wingdings" w:hAnsi="Wingdings" w:eastAsia="Wingdings" w:cs="Wingdings"/>
           <w:spacing w:val="-4"/>
           <w:sz w:val="24"/>
           <w:szCs w:val="24"/>
         </w:rPr>
-        <w:t>负责汇总各部门纠正、预防措施的改进计划；</w:t>
-      </w:r>
-    </w:p>
-    <w:p>
-      <w:pPr>
-        <w:spacing w:line="239" w:lineRule="auto"/>
-        <w:rPr>
-          <w:rFonts w:ascii="SimSun" w:eastAsia="SimSun" w:hAnsi="SimSun" w:cs="SimSun"/>
-          <w:sz w:val="24"/>
-          <w:szCs w:val="24"/>
-        </w:rPr>
-        <w:sectPr>
-          <w:footerReference w:type="default" r:id="rId8"/>
-          <w:pgSz w:w="11910" w:h="16840"/>
-          <w:pgMar w:top="904" w:right="1786" w:bottom="990" w:left="1779" w:header="0" w:footer="755" w:gutter="0"/>
-          <w:cols w:space="720"/>
-        </w:sectPr>
-      </w:pPr>
-    </w:p>
-    <w:p>
-      <w:pPr>
-        <w:spacing w:line="427" w:lineRule="exact"/>
-      </w:pPr>
-      <w:r>
-        <w:rPr>
-          <w:position w:val="-8"/>
-        </w:rPr>
-        <w:drawing>
-          <wp:inline distT="0" distB="0" distL="0" distR="0">
-            <wp:extent cx="696350" cy="271753"/>
-            <wp:effectExtent l="0" t="0" r="0" b="0"/>
-            <wp:docPr id="10" name="IM 10"/>
-            <wp:cNvGraphicFramePr/>
-            <a:graphic xmlns:a="http://schemas.openxmlformats.org/drawingml/2006/main">
-              <a:graphicData uri="http://schemas.openxmlformats.org/drawingml/2006/picture">
-                <pic:pic xmlns:pic="http://schemas.openxmlformats.org/drawingml/2006/picture">
-                  <pic:nvPicPr>
-                    <pic:cNvPr id="10" name="IM 10"/>
-                    <pic:cNvPicPr/>
-                  </pic:nvPicPr>
-                  <pic:blipFill>
-                    <a:blip xmlns:r="http://schemas.openxmlformats.org/officeDocument/2006/relationships" r:embed="rId4"/>
-                    <a:stretch>
-                      <a:fillRect/>
-                    </a:stretch>
-                  </pic:blipFill>
-                  <pic:spPr>
-                    <a:xfrm rot="0">
-                      <a:off x="0" y="0"/>
-                      <a:ext cx="696350" cy="271753"/>
-                    </a:xfrm>
-                    <a:prstGeom prst="rect">
-                      <a:avLst/>
-                    </a:prstGeom>
-                  </pic:spPr>
-                </pic:pic>
-              </a:graphicData>
-            </a:graphic>
-          </wp:inline>
-        </w:drawing>
-      </w:r>
-    </w:p>
-    <w:p>
-      <w:pPr>
-        <w:spacing w:before="197" w:line="238" w:lineRule="auto"/>
-        <w:ind w:left="1996"/>
-        <w:rPr>
-          <w:rFonts w:ascii="SimSun" w:eastAsia="SimSun" w:hAnsi="SimSun" w:cs="SimSun"/>
-          <w:sz w:val="24"/>
-          <w:szCs w:val="24"/>
-        </w:rPr>
-      </w:pPr>
-      <w:r>
-        <w:rPr>
-          <w:rFonts w:ascii="Wingdings" w:eastAsia="Wingdings" w:hAnsi="Wingdings" w:cs="Wingdings"/>
-          <w:spacing w:val="-3"/>
-          <w:sz w:val="24"/>
-          <w:szCs w:val="24"/>
-        </w:rPr>
-        <w:t>l</w:t>
-      </w:r>
-      <w:r>
-        <w:rPr>
-          <w:rFonts w:ascii="Wingdings" w:eastAsia="Wingdings" w:hAnsi="Wingdings" w:cs="Wingdings"/>
-          <w:spacing w:val="-39"/>
-          <w:sz w:val="24"/>
-          <w:szCs w:val="24"/>
-        </w:rPr>
-        <w:t xml:space="preserve"> </w:t>
-      </w:r>
-      <w:r>
-        <w:rPr>
-          <w:rFonts w:ascii="SimSun" w:eastAsia="SimSun" w:hAnsi="SimSun" w:cs="SimSun"/>
-          <w:spacing w:val="-3"/>
-          <w:sz w:val="24"/>
-          <w:szCs w:val="24"/>
-        </w:rPr>
-        <w:t>负责协助编制管理评审报告；</w:t>
-      </w:r>
-    </w:p>
-    <w:p>
-      <w:pPr>
-        <w:spacing w:before="163" w:line="239" w:lineRule="auto"/>
+        <w:t>l 负责汇总各部门纠正、预防措施的改进计划；</w:t>
+      </w:r>
+    </w:p>
+    <w:p>
+      <w:pPr>
+        <w:spacing w:before="78" w:line="239" w:lineRule="auto"/>
         <w:ind w:left="520"/>
         <w:rPr>
-          <w:rFonts w:ascii="SimSun" w:eastAsia="SimSun" w:hAnsi="SimSun" w:cs="SimSun"/>
-          <w:sz w:val="24"/>
-          <w:szCs w:val="24"/>
-        </w:rPr>
-      </w:pPr>
-      <w:r>
-        <w:rPr>
-          <w:rFonts w:ascii="Wingdings" w:eastAsia="Wingdings" w:hAnsi="Wingdings" w:cs="Wingdings"/>
+          <w:rFonts w:ascii="Wingdings" w:hAnsi="Wingdings" w:eastAsia="Wingdings" w:cs="Wingdings"/>
           <w:spacing w:val="-4"/>
           <w:sz w:val="24"/>
           <w:szCs w:val="24"/>
         </w:rPr>
-        <w:t xml:space="preserve">l </w:t>
-      </w:r>
-      <w:r>
-        <w:rPr>
-          <w:rFonts w:ascii="SimSun" w:eastAsia="SimSun" w:hAnsi="SimSun" w:cs="SimSun"/>
+      </w:pPr>
+      <w:r>
+        <w:rPr>
+          <w:rFonts w:ascii="Wingdings" w:hAnsi="Wingdings" w:eastAsia="Wingdings" w:cs="Wingdings"/>
           <w:spacing w:val="-4"/>
           <w:sz w:val="24"/>
           <w:szCs w:val="24"/>
         </w:rPr>
-        <w:t>负责对评审后的纠正、预防措施进行跟踪和验证。</w:t>
-      </w:r>
-    </w:p>
-    <w:p>
-      <w:pPr>
-        <w:pStyle w:val="BodyText"/>
-        <w:spacing w:line="384" w:lineRule="auto"/>
-      </w:pPr>
+        <w:t>l 负责协助编制管理评审报告；</w:t>
+      </w:r>
+    </w:p>
+    <w:p>
+      <w:pPr>
+        <w:spacing w:before="78" w:line="239" w:lineRule="auto"/>
+        <w:ind w:left="520"/>
+        <w:rPr>
+          <w:rFonts w:ascii="Wingdings" w:hAnsi="Wingdings" w:eastAsia="Wingdings" w:cs="Wingdings"/>
+          <w:spacing w:val="-4"/>
+          <w:sz w:val="24"/>
+          <w:szCs w:val="24"/>
+        </w:rPr>
+      </w:pPr>
+      <w:r>
+        <w:rPr>
+          <w:rFonts w:ascii="Wingdings" w:hAnsi="Wingdings" w:eastAsia="Wingdings" w:cs="Wingdings"/>
+          <w:spacing w:val="-4"/>
+          <w:sz w:val="24"/>
+          <w:szCs w:val="24"/>
+        </w:rPr>
+        <w:t>l 负责对评审后的纠正、预防措施进行跟踪和验证。</w:t>
+      </w:r>
     </w:p>
     <w:p>
       <w:pPr>
@@ -3579,7 +3416,7 @@
         <w:ind w:left="32"/>
         <w:outlineLvl w:val="1"/>
         <w:rPr>
-          <w:rFonts w:ascii="SimHei" w:eastAsia="SimHei" w:hAnsi="SimHei" w:cs="SimHei"/>
+          <w:rFonts w:ascii="黑体" w:hAnsi="黑体" w:eastAsia="黑体" w:cs="黑体"/>
           <w:sz w:val="30"/>
           <w:szCs w:val="30"/>
         </w:rPr>
@@ -3588,7 +3425,7 @@
       <w:bookmarkEnd w:id="6"/>
       <w:r>
         <w:rPr>
-          <w:rFonts w:ascii="SimHei" w:eastAsia="SimHei" w:hAnsi="SimHei" w:cs="SimHei"/>
+          <w:rFonts w:ascii="黑体" w:hAnsi="黑体" w:eastAsia="黑体" w:cs="黑体"/>
           <w:b/>
           <w:bCs/>
           <w:spacing w:val="-7"/>
@@ -3599,7 +3436,7 @@
       </w:r>
       <w:r>
         <w:rPr>
-          <w:rFonts w:ascii="SimHei" w:eastAsia="SimHei" w:hAnsi="SimHei" w:cs="SimHei"/>
+          <w:rFonts w:ascii="黑体" w:hAnsi="黑体" w:eastAsia="黑体" w:cs="黑体"/>
           <w:spacing w:val="17"/>
           <w:sz w:val="30"/>
           <w:szCs w:val="30"/>
@@ -3608,7 +3445,7 @@
       </w:r>
       <w:r>
         <w:rPr>
-          <w:rFonts w:ascii="SimHei" w:eastAsia="SimHei" w:hAnsi="SimHei" w:cs="SimHei"/>
+          <w:rFonts w:ascii="黑体" w:hAnsi="黑体" w:eastAsia="黑体" w:cs="黑体"/>
           <w:b/>
           <w:bCs/>
           <w:spacing w:val="-7"/>
@@ -3620,23 +3457,17 @@
     </w:p>
     <w:p>
       <w:pPr>
-        <w:pStyle w:val="BodyText"/>
-        <w:spacing w:line="393" w:lineRule="auto"/>
-      </w:pPr>
-    </w:p>
-    <w:p>
-      <w:pPr>
         <w:spacing w:before="78" w:line="239" w:lineRule="auto"/>
         <w:ind w:left="520"/>
         <w:rPr>
-          <w:rFonts w:ascii="SimSun" w:eastAsia="SimSun" w:hAnsi="SimSun" w:cs="SimSun"/>
-          <w:sz w:val="24"/>
-          <w:szCs w:val="24"/>
-        </w:rPr>
-      </w:pPr>
-      <w:r>
-        <w:rPr>
-          <w:rFonts w:ascii="Wingdings" w:eastAsia="Wingdings" w:hAnsi="Wingdings" w:cs="Wingdings"/>
+          <w:rFonts w:ascii="宋体" w:hAnsi="宋体" w:eastAsia="宋体" w:cs="宋体"/>
+          <w:sz w:val="24"/>
+          <w:szCs w:val="24"/>
+        </w:rPr>
+      </w:pPr>
+      <w:r>
+        <w:rPr>
+          <w:rFonts w:ascii="Wingdings" w:hAnsi="Wingdings" w:eastAsia="Wingdings" w:cs="Wingdings"/>
           <w:spacing w:val="-2"/>
           <w:sz w:val="24"/>
           <w:szCs w:val="24"/>
@@ -3645,7 +3476,7 @@
       </w:r>
       <w:r>
         <w:rPr>
-          <w:rFonts w:ascii="Wingdings" w:eastAsia="Wingdings" w:hAnsi="Wingdings" w:cs="Wingdings"/>
+          <w:rFonts w:ascii="Wingdings" w:hAnsi="Wingdings" w:eastAsia="Wingdings" w:cs="Wingdings"/>
           <w:spacing w:val="-37"/>
           <w:sz w:val="24"/>
           <w:szCs w:val="24"/>
@@ -3654,7 +3485,7 @@
       </w:r>
       <w:r>
         <w:rPr>
-          <w:rFonts w:ascii="SimSun" w:eastAsia="SimSun" w:hAnsi="SimSun" w:cs="SimSun"/>
+          <w:rFonts w:ascii="宋体" w:hAnsi="宋体" w:eastAsia="宋体" w:cs="宋体"/>
           <w:spacing w:val="-2"/>
           <w:sz w:val="24"/>
           <w:szCs w:val="24"/>
@@ -3667,14 +3498,14 @@
         <w:spacing w:before="161" w:line="239" w:lineRule="auto"/>
         <w:ind w:left="520"/>
         <w:rPr>
-          <w:rFonts w:ascii="SimSun" w:eastAsia="SimSun" w:hAnsi="SimSun" w:cs="SimSun"/>
-          <w:sz w:val="24"/>
-          <w:szCs w:val="24"/>
-        </w:rPr>
-      </w:pPr>
-      <w:r>
-        <w:rPr>
-          <w:rFonts w:ascii="Wingdings" w:eastAsia="Wingdings" w:hAnsi="Wingdings" w:cs="Wingdings"/>
+          <w:rFonts w:ascii="宋体" w:hAnsi="宋体" w:eastAsia="宋体" w:cs="宋体"/>
+          <w:sz w:val="24"/>
+          <w:szCs w:val="24"/>
+        </w:rPr>
+      </w:pPr>
+      <w:r>
+        <w:rPr>
+          <w:rFonts w:ascii="Wingdings" w:hAnsi="Wingdings" w:eastAsia="Wingdings" w:cs="Wingdings"/>
           <w:spacing w:val="-3"/>
           <w:sz w:val="24"/>
           <w:szCs w:val="24"/>
@@ -3683,7 +3514,7 @@
       </w:r>
       <w:r>
         <w:rPr>
-          <w:rFonts w:ascii="SimSun" w:eastAsia="SimSun" w:hAnsi="SimSun" w:cs="SimSun"/>
+          <w:rFonts w:ascii="宋体" w:hAnsi="宋体" w:eastAsia="宋体" w:cs="宋体"/>
           <w:spacing w:val="-3"/>
           <w:sz w:val="24"/>
           <w:szCs w:val="24"/>
@@ -3692,7 +3523,7 @@
       </w:r>
       <w:r>
         <w:rPr>
-          <w:rFonts w:ascii="SimSun" w:eastAsia="SimSun" w:hAnsi="SimSun" w:cs="SimSun"/>
+          <w:rFonts w:ascii="宋体" w:hAnsi="宋体" w:eastAsia="宋体" w:cs="宋体"/>
           <w:spacing w:val="-4"/>
           <w:sz w:val="24"/>
           <w:szCs w:val="24"/>
@@ -3705,14 +3536,14 @@
         <w:spacing w:before="161" w:line="238" w:lineRule="auto"/>
         <w:ind w:left="520"/>
         <w:rPr>
-          <w:rFonts w:ascii="SimSun" w:eastAsia="SimSun" w:hAnsi="SimSun" w:cs="SimSun"/>
-          <w:sz w:val="24"/>
-          <w:szCs w:val="24"/>
-        </w:rPr>
-      </w:pPr>
-      <w:r>
-        <w:rPr>
-          <w:rFonts w:ascii="Wingdings" w:eastAsia="Wingdings" w:hAnsi="Wingdings" w:cs="Wingdings"/>
+          <w:rFonts w:ascii="宋体" w:hAnsi="宋体" w:eastAsia="宋体" w:cs="宋体"/>
+          <w:sz w:val="24"/>
+          <w:szCs w:val="24"/>
+        </w:rPr>
+      </w:pPr>
+      <w:r>
+        <w:rPr>
+          <w:rFonts w:ascii="Wingdings" w:hAnsi="Wingdings" w:eastAsia="Wingdings" w:cs="Wingdings"/>
           <w:spacing w:val="-3"/>
           <w:sz w:val="24"/>
           <w:szCs w:val="24"/>
@@ -3721,7 +3552,7 @@
       </w:r>
       <w:r>
         <w:rPr>
-          <w:rFonts w:ascii="Wingdings" w:eastAsia="Wingdings" w:hAnsi="Wingdings" w:cs="Wingdings"/>
+          <w:rFonts w:ascii="Wingdings" w:hAnsi="Wingdings" w:eastAsia="Wingdings" w:cs="Wingdings"/>
           <w:spacing w:val="-39"/>
           <w:sz w:val="24"/>
           <w:szCs w:val="24"/>
@@ -3730,7 +3561,7 @@
       </w:r>
       <w:r>
         <w:rPr>
-          <w:rFonts w:ascii="SimSun" w:eastAsia="SimSun" w:hAnsi="SimSun" w:cs="SimSun"/>
+          <w:rFonts w:ascii="宋体" w:hAnsi="宋体" w:eastAsia="宋体" w:cs="宋体"/>
           <w:spacing w:val="-3"/>
           <w:sz w:val="24"/>
           <w:szCs w:val="24"/>
@@ -3743,14 +3574,14 @@
         <w:spacing w:before="162" w:line="239" w:lineRule="auto"/>
         <w:ind w:left="520"/>
         <w:rPr>
-          <w:rFonts w:ascii="SimSun" w:eastAsia="SimSun" w:hAnsi="SimSun" w:cs="SimSun"/>
-          <w:sz w:val="24"/>
-          <w:szCs w:val="24"/>
-        </w:rPr>
-      </w:pPr>
-      <w:r>
-        <w:rPr>
-          <w:rFonts w:ascii="Wingdings" w:eastAsia="Wingdings" w:hAnsi="Wingdings" w:cs="Wingdings"/>
+          <w:rFonts w:ascii="宋体" w:hAnsi="宋体" w:eastAsia="宋体" w:cs="宋体"/>
+          <w:sz w:val="24"/>
+          <w:szCs w:val="24"/>
+        </w:rPr>
+      </w:pPr>
+      <w:r>
+        <w:rPr>
+          <w:rFonts w:ascii="Wingdings" w:hAnsi="Wingdings" w:eastAsia="Wingdings" w:cs="Wingdings"/>
           <w:spacing w:val="-3"/>
           <w:sz w:val="24"/>
           <w:szCs w:val="24"/>
@@ -3759,7 +3590,7 @@
       </w:r>
       <w:r>
         <w:rPr>
-          <w:rFonts w:ascii="Wingdings" w:eastAsia="Wingdings" w:hAnsi="Wingdings" w:cs="Wingdings"/>
+          <w:rFonts w:ascii="Wingdings" w:hAnsi="Wingdings" w:eastAsia="Wingdings" w:cs="Wingdings"/>
           <w:spacing w:val="-39"/>
           <w:sz w:val="24"/>
           <w:szCs w:val="24"/>
@@ -3768,7 +3599,7 @@
       </w:r>
       <w:r>
         <w:rPr>
-          <w:rFonts w:ascii="SimSun" w:eastAsia="SimSun" w:hAnsi="SimSun" w:cs="SimSun"/>
+          <w:rFonts w:ascii="宋体" w:hAnsi="宋体" w:eastAsia="宋体" w:cs="宋体"/>
           <w:spacing w:val="-3"/>
           <w:sz w:val="24"/>
           <w:szCs w:val="24"/>
@@ -3778,7 +3609,7 @@
     </w:p>
     <w:p>
       <w:pPr>
-        <w:pStyle w:val="BodyText"/>
+        <w:pStyle w:val="2"/>
         <w:spacing w:line="387" w:lineRule="auto"/>
       </w:pPr>
     </w:p>
@@ -3788,7 +3619,7 @@
         <w:ind w:left="32"/>
         <w:outlineLvl w:val="1"/>
         <w:rPr>
-          <w:rFonts w:ascii="SimHei" w:eastAsia="SimHei" w:hAnsi="SimHei" w:cs="SimHei"/>
+          <w:rFonts w:ascii="黑体" w:hAnsi="黑体" w:eastAsia="黑体" w:cs="黑体"/>
           <w:sz w:val="30"/>
           <w:szCs w:val="30"/>
         </w:rPr>
@@ -3797,7 +3628,7 @@
       <w:bookmarkEnd w:id="7"/>
       <w:r>
         <w:rPr>
-          <w:rFonts w:ascii="SimHei" w:eastAsia="SimHei" w:hAnsi="SimHei" w:cs="SimHei"/>
+          <w:rFonts w:ascii="黑体" w:hAnsi="黑体" w:eastAsia="黑体" w:cs="黑体"/>
           <w:b/>
           <w:bCs/>
           <w:spacing w:val="-4"/>
@@ -3808,7 +3639,7 @@
       </w:r>
       <w:r>
         <w:rPr>
-          <w:rFonts w:ascii="SimHei" w:eastAsia="SimHei" w:hAnsi="SimHei" w:cs="SimHei"/>
+          <w:rFonts w:ascii="黑体" w:hAnsi="黑体" w:eastAsia="黑体" w:cs="黑体"/>
           <w:spacing w:val="-4"/>
           <w:sz w:val="30"/>
           <w:szCs w:val="30"/>
@@ -3817,7 +3648,7 @@
       </w:r>
       <w:r>
         <w:rPr>
-          <w:rFonts w:ascii="SimHei" w:eastAsia="SimHei" w:hAnsi="SimHei" w:cs="SimHei"/>
+          <w:rFonts w:ascii="黑体" w:hAnsi="黑体" w:eastAsia="黑体" w:cs="黑体"/>
           <w:b/>
           <w:bCs/>
           <w:spacing w:val="-4"/>
@@ -3829,23 +3660,17 @@
     </w:p>
     <w:p>
       <w:pPr>
-        <w:pStyle w:val="BodyText"/>
-        <w:spacing w:line="389" w:lineRule="auto"/>
-      </w:pPr>
-    </w:p>
-    <w:p>
-      <w:pPr>
         <w:spacing w:before="79" w:line="239" w:lineRule="auto"/>
         <w:ind w:left="520"/>
         <w:rPr>
-          <w:rFonts w:ascii="SimSun" w:eastAsia="SimSun" w:hAnsi="SimSun" w:cs="SimSun"/>
-          <w:sz w:val="24"/>
-          <w:szCs w:val="24"/>
-        </w:rPr>
-      </w:pPr>
-      <w:r>
-        <w:rPr>
-          <w:rFonts w:ascii="Wingdings" w:eastAsia="Wingdings" w:hAnsi="Wingdings" w:cs="Wingdings"/>
+          <w:rFonts w:ascii="宋体" w:hAnsi="宋体" w:eastAsia="宋体" w:cs="宋体"/>
+          <w:sz w:val="24"/>
+          <w:szCs w:val="24"/>
+        </w:rPr>
+      </w:pPr>
+      <w:r>
+        <w:rPr>
+          <w:rFonts w:ascii="Wingdings" w:hAnsi="Wingdings" w:eastAsia="Wingdings" w:cs="Wingdings"/>
           <w:spacing w:val="-2"/>
           <w:sz w:val="24"/>
           <w:szCs w:val="24"/>
@@ -3854,7 +3679,7 @@
       </w:r>
       <w:r>
         <w:rPr>
-          <w:rFonts w:ascii="Wingdings" w:eastAsia="Wingdings" w:hAnsi="Wingdings" w:cs="Wingdings"/>
+          <w:rFonts w:ascii="Wingdings" w:hAnsi="Wingdings" w:eastAsia="Wingdings" w:cs="Wingdings"/>
           <w:spacing w:val="-37"/>
           <w:sz w:val="24"/>
           <w:szCs w:val="24"/>
@@ -3863,7 +3688,7 @@
       </w:r>
       <w:r>
         <w:rPr>
-          <w:rFonts w:ascii="SimSun" w:eastAsia="SimSun" w:hAnsi="SimSun" w:cs="SimSun"/>
+          <w:rFonts w:ascii="宋体" w:hAnsi="宋体" w:eastAsia="宋体" w:cs="宋体"/>
           <w:spacing w:val="-2"/>
           <w:sz w:val="24"/>
           <w:szCs w:val="24"/>
@@ -3876,14 +3701,14 @@
         <w:spacing w:before="163" w:line="239" w:lineRule="auto"/>
         <w:ind w:left="520"/>
         <w:rPr>
-          <w:rFonts w:ascii="SimSun" w:eastAsia="SimSun" w:hAnsi="SimSun" w:cs="SimSun"/>
-          <w:sz w:val="24"/>
-          <w:szCs w:val="24"/>
-        </w:rPr>
-      </w:pPr>
-      <w:r>
-        <w:rPr>
-          <w:rFonts w:ascii="Wingdings" w:eastAsia="Wingdings" w:hAnsi="Wingdings" w:cs="Wingdings"/>
+          <w:rFonts w:ascii="宋体" w:hAnsi="宋体" w:eastAsia="宋体" w:cs="宋体"/>
+          <w:sz w:val="24"/>
+          <w:szCs w:val="24"/>
+        </w:rPr>
+      </w:pPr>
+      <w:r>
+        <w:rPr>
+          <w:rFonts w:ascii="Wingdings" w:hAnsi="Wingdings" w:eastAsia="Wingdings" w:cs="Wingdings"/>
           <w:spacing w:val="-3"/>
           <w:sz w:val="24"/>
           <w:szCs w:val="24"/>
@@ -3892,25 +3717,13 @@
       </w:r>
       <w:r>
         <w:rPr>
-          <w:rFonts w:ascii="SimSun" w:eastAsia="SimSun" w:hAnsi="SimSun" w:cs="SimSun"/>
+          <w:rFonts w:ascii="宋体" w:hAnsi="宋体" w:eastAsia="宋体" w:cs="宋体"/>
           <w:spacing w:val="-3"/>
           <w:sz w:val="24"/>
           <w:szCs w:val="24"/>
         </w:rPr>
         <w:t>负责实施管理评审中提出的相关的纠正、预防措施，编制改进计划。</w:t>
       </w:r>
-    </w:p>
-    <w:p>
-      <w:pPr>
-        <w:pStyle w:val="BodyText"/>
-        <w:spacing w:line="258" w:lineRule="auto"/>
-      </w:pPr>
-    </w:p>
-    <w:p>
-      <w:pPr>
-        <w:pStyle w:val="BodyText"/>
-        <w:spacing w:line="259" w:lineRule="auto"/>
-      </w:pPr>
     </w:p>
     <w:p>
       <w:pPr>
@@ -3918,7 +3731,7 @@
         <w:ind w:left="24"/>
         <w:outlineLvl w:val="0"/>
         <w:rPr>
-          <w:rFonts w:ascii="SimHei" w:eastAsia="SimHei" w:hAnsi="SimHei" w:cs="SimHei"/>
+          <w:rFonts w:ascii="黑体" w:hAnsi="黑体" w:eastAsia="黑体" w:cs="黑体"/>
           <w:sz w:val="31"/>
           <w:szCs w:val="31"/>
         </w:rPr>
@@ -3927,7 +3740,7 @@
       <w:bookmarkEnd w:id="8"/>
       <w:r>
         <w:rPr>
-          <w:rFonts w:ascii="SimHei" w:eastAsia="SimHei" w:hAnsi="SimHei" w:cs="SimHei"/>
+          <w:rFonts w:ascii="黑体" w:hAnsi="黑体" w:eastAsia="黑体" w:cs="黑体"/>
           <w:b/>
           <w:bCs/>
           <w:spacing w:val="3"/>
@@ -3938,7 +3751,7 @@
       </w:r>
       <w:r>
         <w:rPr>
-          <w:rFonts w:ascii="SimHei" w:eastAsia="SimHei" w:hAnsi="SimHei" w:cs="SimHei"/>
+          <w:rFonts w:ascii="黑体" w:hAnsi="黑体" w:eastAsia="黑体" w:cs="黑体"/>
           <w:spacing w:val="66"/>
           <w:sz w:val="31"/>
           <w:szCs w:val="31"/>
@@ -3947,7 +3760,7 @@
       </w:r>
       <w:r>
         <w:rPr>
-          <w:rFonts w:ascii="SimHei" w:eastAsia="SimHei" w:hAnsi="SimHei" w:cs="SimHei"/>
+          <w:rFonts w:ascii="黑体" w:hAnsi="黑体" w:eastAsia="黑体" w:cs="黑体"/>
           <w:b/>
           <w:bCs/>
           <w:spacing w:val="3"/>
@@ -3959,23 +3772,11 @@
     </w:p>
     <w:p>
       <w:pPr>
-        <w:pStyle w:val="BodyText"/>
-        <w:spacing w:line="279" w:lineRule="auto"/>
-      </w:pPr>
-    </w:p>
-    <w:p>
-      <w:pPr>
-        <w:pStyle w:val="BodyText"/>
-        <w:spacing w:line="279" w:lineRule="auto"/>
-      </w:pPr>
-    </w:p>
-    <w:p>
-      <w:pPr>
         <w:spacing w:before="98" w:line="222" w:lineRule="auto"/>
         <w:ind w:left="23"/>
         <w:outlineLvl w:val="1"/>
         <w:rPr>
-          <w:rFonts w:ascii="SimHei" w:eastAsia="SimHei" w:hAnsi="SimHei" w:cs="SimHei"/>
+          <w:rFonts w:ascii="黑体" w:hAnsi="黑体" w:eastAsia="黑体" w:cs="黑体"/>
           <w:sz w:val="30"/>
           <w:szCs w:val="30"/>
         </w:rPr>
@@ -3984,7 +3785,7 @@
       <w:bookmarkEnd w:id="9"/>
       <w:r>
         <w:rPr>
-          <w:rFonts w:ascii="SimHei" w:eastAsia="SimHei" w:hAnsi="SimHei" w:cs="SimHei"/>
+          <w:rFonts w:ascii="黑体" w:hAnsi="黑体" w:eastAsia="黑体" w:cs="黑体"/>
           <w:b/>
           <w:bCs/>
           <w:spacing w:val="-3"/>
@@ -3995,7 +3796,7 @@
       </w:r>
       <w:r>
         <w:rPr>
-          <w:rFonts w:ascii="SimHei" w:eastAsia="SimHei" w:hAnsi="SimHei" w:cs="SimHei"/>
+          <w:rFonts w:ascii="黑体" w:hAnsi="黑体" w:eastAsia="黑体" w:cs="黑体"/>
           <w:spacing w:val="-3"/>
           <w:sz w:val="30"/>
           <w:szCs w:val="30"/>
@@ -4004,7 +3805,7 @@
       </w:r>
       <w:r>
         <w:rPr>
-          <w:rFonts w:ascii="SimHei" w:eastAsia="SimHei" w:hAnsi="SimHei" w:cs="SimHei"/>
+          <w:rFonts w:ascii="黑体" w:hAnsi="黑体" w:eastAsia="黑体" w:cs="黑体"/>
           <w:b/>
           <w:bCs/>
           <w:spacing w:val="-3"/>
@@ -4016,23 +3817,17 @@
     </w:p>
     <w:p>
       <w:pPr>
-        <w:pStyle w:val="BodyText"/>
-        <w:spacing w:line="402" w:lineRule="auto"/>
-      </w:pPr>
-    </w:p>
-    <w:p>
-      <w:pPr>
         <w:spacing w:before="79" w:line="364" w:lineRule="auto"/>
         <w:ind w:left="33" w:right="192" w:firstLine="477"/>
         <w:rPr>
-          <w:rFonts w:ascii="SimSun" w:eastAsia="SimSun" w:hAnsi="SimSun" w:cs="SimSun"/>
-          <w:sz w:val="24"/>
-          <w:szCs w:val="24"/>
-        </w:rPr>
-      </w:pPr>
-      <w:r>
-        <w:rPr>
-          <w:rFonts w:ascii="SimSun" w:eastAsia="SimSun" w:hAnsi="SimSun" w:cs="SimSun"/>
+          <w:rFonts w:ascii="宋体" w:hAnsi="宋体" w:eastAsia="宋体" w:cs="宋体"/>
+          <w:sz w:val="24"/>
+          <w:szCs w:val="24"/>
+        </w:rPr>
+      </w:pPr>
+      <w:r>
+        <w:rPr>
+          <w:rFonts w:ascii="宋体" w:hAnsi="宋体" w:eastAsia="宋体" w:cs="宋体"/>
           <w:spacing w:val="-7"/>
           <w:sz w:val="24"/>
           <w:szCs w:val="24"/>
@@ -4041,7 +3836,7 @@
       </w:r>
       <w:r>
         <w:rPr>
-          <w:rFonts w:ascii="SimSun" w:eastAsia="SimSun" w:hAnsi="SimSun" w:cs="SimSun"/>
+          <w:rFonts w:ascii="宋体" w:hAnsi="宋体" w:eastAsia="宋体" w:cs="宋体"/>
           <w:spacing w:val="-8"/>
           <w:sz w:val="24"/>
           <w:szCs w:val="24"/>
@@ -4050,7 +3845,7 @@
       </w:r>
       <w:r>
         <w:rPr>
-          <w:rFonts w:ascii="SimSun" w:eastAsia="SimSun" w:hAnsi="SimSun" w:cs="SimSun"/>
+          <w:rFonts w:ascii="宋体" w:hAnsi="宋体" w:eastAsia="宋体" w:cs="宋体"/>
           <w:spacing w:val="-1"/>
           <w:sz w:val="24"/>
           <w:szCs w:val="24"/>
@@ -4063,14 +3858,14 @@
         <w:spacing w:before="144"/>
         <w:ind w:left="520"/>
         <w:rPr>
-          <w:rFonts w:ascii="SimSun" w:eastAsia="SimSun" w:hAnsi="SimSun" w:cs="SimSun"/>
-          <w:sz w:val="24"/>
-          <w:szCs w:val="24"/>
-        </w:rPr>
-      </w:pPr>
-      <w:r>
-        <w:rPr>
-          <w:rFonts w:ascii="Wingdings" w:eastAsia="Wingdings" w:hAnsi="Wingdings" w:cs="Wingdings"/>
+          <w:rFonts w:ascii="宋体" w:hAnsi="宋体" w:eastAsia="宋体" w:cs="宋体"/>
+          <w:sz w:val="24"/>
+          <w:szCs w:val="24"/>
+        </w:rPr>
+      </w:pPr>
+      <w:r>
+        <w:rPr>
+          <w:rFonts w:ascii="Wingdings" w:hAnsi="Wingdings" w:eastAsia="Wingdings" w:cs="Wingdings"/>
           <w:spacing w:val="-4"/>
           <w:sz w:val="24"/>
           <w:szCs w:val="24"/>
@@ -4079,7 +3874,7 @@
       </w:r>
       <w:r>
         <w:rPr>
-          <w:rFonts w:ascii="Wingdings" w:eastAsia="Wingdings" w:hAnsi="Wingdings" w:cs="Wingdings"/>
+          <w:rFonts w:ascii="Wingdings" w:hAnsi="Wingdings" w:eastAsia="Wingdings" w:cs="Wingdings"/>
           <w:spacing w:val="-45"/>
           <w:sz w:val="24"/>
           <w:szCs w:val="24"/>
@@ -4088,7 +3883,7 @@
       </w:r>
       <w:r>
         <w:rPr>
-          <w:rFonts w:ascii="SimSun" w:eastAsia="SimSun" w:hAnsi="SimSun" w:cs="SimSun"/>
+          <w:rFonts w:ascii="宋体" w:hAnsi="宋体" w:eastAsia="宋体" w:cs="宋体"/>
           <w:spacing w:val="-4"/>
           <w:sz w:val="24"/>
           <w:szCs w:val="24"/>
@@ -4101,14 +3896,14 @@
         <w:spacing w:before="158"/>
         <w:ind w:left="520"/>
         <w:rPr>
-          <w:rFonts w:ascii="SimSun" w:eastAsia="SimSun" w:hAnsi="SimSun" w:cs="SimSun"/>
-          <w:sz w:val="24"/>
-          <w:szCs w:val="24"/>
-        </w:rPr>
-      </w:pPr>
-      <w:r>
-        <w:rPr>
-          <w:rFonts w:ascii="Wingdings" w:eastAsia="Wingdings" w:hAnsi="Wingdings" w:cs="Wingdings"/>
+          <w:rFonts w:ascii="宋体" w:hAnsi="宋体" w:eastAsia="宋体" w:cs="宋体"/>
+          <w:sz w:val="24"/>
+          <w:szCs w:val="24"/>
+        </w:rPr>
+      </w:pPr>
+      <w:r>
+        <w:rPr>
+          <w:rFonts w:ascii="Wingdings" w:hAnsi="Wingdings" w:eastAsia="Wingdings" w:cs="Wingdings"/>
           <w:spacing w:val="-5"/>
           <w:sz w:val="24"/>
           <w:szCs w:val="24"/>
@@ -4117,7 +3912,7 @@
       </w:r>
       <w:r>
         <w:rPr>
-          <w:rFonts w:ascii="Wingdings" w:eastAsia="Wingdings" w:hAnsi="Wingdings" w:cs="Wingdings"/>
+          <w:rFonts w:ascii="Wingdings" w:hAnsi="Wingdings" w:eastAsia="Wingdings" w:cs="Wingdings"/>
           <w:spacing w:val="-51"/>
           <w:sz w:val="24"/>
           <w:szCs w:val="24"/>
@@ -4126,7 +3921,7 @@
       </w:r>
       <w:r>
         <w:rPr>
-          <w:rFonts w:ascii="SimSun" w:eastAsia="SimSun" w:hAnsi="SimSun" w:cs="SimSun"/>
+          <w:rFonts w:ascii="宋体" w:hAnsi="宋体" w:eastAsia="宋体" w:cs="宋体"/>
           <w:spacing w:val="-5"/>
           <w:sz w:val="24"/>
           <w:szCs w:val="24"/>
@@ -4139,14 +3934,14 @@
         <w:spacing w:before="161" w:line="239" w:lineRule="auto"/>
         <w:ind w:left="520"/>
         <w:rPr>
-          <w:rFonts w:ascii="SimSun" w:eastAsia="SimSun" w:hAnsi="SimSun" w:cs="SimSun"/>
-          <w:sz w:val="24"/>
-          <w:szCs w:val="24"/>
-        </w:rPr>
-      </w:pPr>
-      <w:r>
-        <w:rPr>
-          <w:rFonts w:ascii="Wingdings" w:eastAsia="Wingdings" w:hAnsi="Wingdings" w:cs="Wingdings"/>
+          <w:rFonts w:ascii="宋体" w:hAnsi="宋体" w:eastAsia="宋体" w:cs="宋体"/>
+          <w:sz w:val="24"/>
+          <w:szCs w:val="24"/>
+        </w:rPr>
+      </w:pPr>
+      <w:r>
+        <w:rPr>
+          <w:rFonts w:ascii="Wingdings" w:hAnsi="Wingdings" w:eastAsia="Wingdings" w:cs="Wingdings"/>
           <w:spacing w:val="-5"/>
           <w:sz w:val="24"/>
           <w:szCs w:val="24"/>
@@ -4155,7 +3950,7 @@
       </w:r>
       <w:r>
         <w:rPr>
-          <w:rFonts w:ascii="Wingdings" w:eastAsia="Wingdings" w:hAnsi="Wingdings" w:cs="Wingdings"/>
+          <w:rFonts w:ascii="Wingdings" w:hAnsi="Wingdings" w:eastAsia="Wingdings" w:cs="Wingdings"/>
           <w:spacing w:val="-51"/>
           <w:sz w:val="24"/>
           <w:szCs w:val="24"/>
@@ -4164,7 +3959,7 @@
       </w:r>
       <w:r>
         <w:rPr>
-          <w:rFonts w:ascii="SimSun" w:eastAsia="SimSun" w:hAnsi="SimSun" w:cs="SimSun"/>
+          <w:rFonts w:ascii="宋体" w:hAnsi="宋体" w:eastAsia="宋体" w:cs="宋体"/>
           <w:spacing w:val="-5"/>
           <w:sz w:val="24"/>
           <w:szCs w:val="24"/>
@@ -4177,14 +3972,14 @@
         <w:spacing w:before="163" w:line="239" w:lineRule="auto"/>
         <w:ind w:left="520"/>
         <w:rPr>
-          <w:rFonts w:ascii="SimSun" w:eastAsia="SimSun" w:hAnsi="SimSun" w:cs="SimSun"/>
-          <w:sz w:val="24"/>
-          <w:szCs w:val="24"/>
-        </w:rPr>
-      </w:pPr>
-      <w:r>
-        <w:rPr>
-          <w:rFonts w:ascii="Wingdings" w:eastAsia="Wingdings" w:hAnsi="Wingdings" w:cs="Wingdings"/>
+          <w:rFonts w:ascii="宋体" w:hAnsi="宋体" w:eastAsia="宋体" w:cs="宋体"/>
+          <w:sz w:val="24"/>
+          <w:szCs w:val="24"/>
+        </w:rPr>
+      </w:pPr>
+      <w:r>
+        <w:rPr>
+          <w:rFonts w:ascii="Wingdings" w:hAnsi="Wingdings" w:eastAsia="Wingdings" w:cs="Wingdings"/>
           <w:spacing w:val="-5"/>
           <w:sz w:val="24"/>
           <w:szCs w:val="24"/>
@@ -4193,7 +3988,7 @@
       </w:r>
       <w:r>
         <w:rPr>
-          <w:rFonts w:ascii="Wingdings" w:eastAsia="Wingdings" w:hAnsi="Wingdings" w:cs="Wingdings"/>
+          <w:rFonts w:ascii="Wingdings" w:hAnsi="Wingdings" w:eastAsia="Wingdings" w:cs="Wingdings"/>
           <w:spacing w:val="-51"/>
           <w:sz w:val="24"/>
           <w:szCs w:val="24"/>
@@ -4202,7 +3997,7 @@
       </w:r>
       <w:r>
         <w:rPr>
-          <w:rFonts w:ascii="SimSun" w:eastAsia="SimSun" w:hAnsi="SimSun" w:cs="SimSun"/>
+          <w:rFonts w:ascii="宋体" w:hAnsi="宋体" w:eastAsia="宋体" w:cs="宋体"/>
           <w:spacing w:val="-5"/>
           <w:sz w:val="24"/>
           <w:szCs w:val="24"/>
@@ -4215,14 +4010,14 @@
         <w:spacing w:before="159"/>
         <w:ind w:left="520"/>
         <w:rPr>
-          <w:rFonts w:ascii="SimSun" w:eastAsia="SimSun" w:hAnsi="SimSun" w:cs="SimSun"/>
-          <w:sz w:val="24"/>
-          <w:szCs w:val="24"/>
-        </w:rPr>
-      </w:pPr>
-      <w:r>
-        <w:rPr>
-          <w:rFonts w:ascii="Wingdings" w:eastAsia="Wingdings" w:hAnsi="Wingdings" w:cs="Wingdings"/>
+          <w:rFonts w:ascii="宋体" w:hAnsi="宋体" w:eastAsia="宋体" w:cs="宋体"/>
+          <w:sz w:val="24"/>
+          <w:szCs w:val="24"/>
+        </w:rPr>
+      </w:pPr>
+      <w:r>
+        <w:rPr>
+          <w:rFonts w:ascii="Wingdings" w:hAnsi="Wingdings" w:eastAsia="Wingdings" w:cs="Wingdings"/>
           <w:spacing w:val="-3"/>
           <w:sz w:val="24"/>
           <w:szCs w:val="24"/>
@@ -4231,7 +4026,7 @@
       </w:r>
       <w:r>
         <w:rPr>
-          <w:rFonts w:ascii="Wingdings" w:eastAsia="Wingdings" w:hAnsi="Wingdings" w:cs="Wingdings"/>
+          <w:rFonts w:ascii="Wingdings" w:hAnsi="Wingdings" w:eastAsia="Wingdings" w:cs="Wingdings"/>
           <w:spacing w:val="-48"/>
           <w:sz w:val="24"/>
           <w:szCs w:val="24"/>
@@ -4240,7 +4035,7 @@
       </w:r>
       <w:r>
         <w:rPr>
-          <w:rFonts w:ascii="SimSun" w:eastAsia="SimSun" w:hAnsi="SimSun" w:cs="SimSun"/>
+          <w:rFonts w:ascii="宋体" w:hAnsi="宋体" w:eastAsia="宋体" w:cs="宋体"/>
           <w:spacing w:val="-3"/>
           <w:sz w:val="24"/>
           <w:szCs w:val="24"/>
@@ -4253,14 +4048,14 @@
         <w:spacing w:before="161" w:line="239" w:lineRule="auto"/>
         <w:ind w:left="520"/>
         <w:rPr>
-          <w:rFonts w:ascii="SimSun" w:eastAsia="SimSun" w:hAnsi="SimSun" w:cs="SimSun"/>
-          <w:sz w:val="24"/>
-          <w:szCs w:val="24"/>
-        </w:rPr>
-      </w:pPr>
-      <w:r>
-        <w:rPr>
-          <w:rFonts w:ascii="Wingdings" w:eastAsia="Wingdings" w:hAnsi="Wingdings" w:cs="Wingdings"/>
+          <w:rFonts w:ascii="宋体" w:hAnsi="宋体" w:eastAsia="宋体" w:cs="宋体"/>
+          <w:sz w:val="24"/>
+          <w:szCs w:val="24"/>
+        </w:rPr>
+      </w:pPr>
+      <w:r>
+        <w:rPr>
+          <w:rFonts w:ascii="Wingdings" w:hAnsi="Wingdings" w:eastAsia="Wingdings" w:cs="Wingdings"/>
           <w:spacing w:val="-4"/>
           <w:sz w:val="24"/>
           <w:szCs w:val="24"/>
@@ -4269,7 +4064,7 @@
       </w:r>
       <w:r>
         <w:rPr>
-          <w:rFonts w:ascii="Wingdings" w:eastAsia="Wingdings" w:hAnsi="Wingdings" w:cs="Wingdings"/>
+          <w:rFonts w:ascii="Wingdings" w:hAnsi="Wingdings" w:eastAsia="Wingdings" w:cs="Wingdings"/>
           <w:spacing w:val="-47"/>
           <w:sz w:val="24"/>
           <w:szCs w:val="24"/>
@@ -4278,7 +4073,7 @@
       </w:r>
       <w:r>
         <w:rPr>
-          <w:rFonts w:ascii="SimSun" w:eastAsia="SimSun" w:hAnsi="SimSun" w:cs="SimSun"/>
+          <w:rFonts w:ascii="宋体" w:hAnsi="宋体" w:eastAsia="宋体" w:cs="宋体"/>
           <w:spacing w:val="-4"/>
           <w:sz w:val="24"/>
           <w:szCs w:val="24"/>
@@ -4287,7 +4082,7 @@
       </w:r>
       <w:r>
         <w:rPr>
-          <w:rFonts w:ascii="SimSun" w:eastAsia="SimSun" w:hAnsi="SimSun" w:cs="SimSun"/>
+          <w:rFonts w:ascii="宋体" w:hAnsi="宋体" w:eastAsia="宋体" w:cs="宋体"/>
           <w:spacing w:val="3"/>
           <w:sz w:val="24"/>
           <w:szCs w:val="24"/>
@@ -4300,14 +4095,14 @@
         <w:spacing w:before="160" w:line="239" w:lineRule="auto"/>
         <w:ind w:left="520"/>
         <w:rPr>
-          <w:rFonts w:ascii="SimSun" w:eastAsia="SimSun" w:hAnsi="SimSun" w:cs="SimSun"/>
-          <w:sz w:val="24"/>
-          <w:szCs w:val="24"/>
-        </w:rPr>
-      </w:pPr>
-      <w:r>
-        <w:rPr>
-          <w:rFonts w:ascii="Wingdings" w:eastAsia="Wingdings" w:hAnsi="Wingdings" w:cs="Wingdings"/>
+          <w:rFonts w:ascii="宋体" w:hAnsi="宋体" w:eastAsia="宋体" w:cs="宋体"/>
+          <w:sz w:val="24"/>
+          <w:szCs w:val="24"/>
+        </w:rPr>
+      </w:pPr>
+      <w:r>
+        <w:rPr>
+          <w:rFonts w:ascii="Wingdings" w:hAnsi="Wingdings" w:eastAsia="Wingdings" w:cs="Wingdings"/>
           <w:spacing w:val="-2"/>
           <w:sz w:val="24"/>
           <w:szCs w:val="24"/>
@@ -4316,7 +4111,7 @@
       </w:r>
       <w:r>
         <w:rPr>
-          <w:rFonts w:ascii="Wingdings" w:eastAsia="Wingdings" w:hAnsi="Wingdings" w:cs="Wingdings"/>
+          <w:rFonts w:ascii="Wingdings" w:hAnsi="Wingdings" w:eastAsia="Wingdings" w:cs="Wingdings"/>
           <w:spacing w:val="-33"/>
           <w:sz w:val="24"/>
           <w:szCs w:val="24"/>
@@ -4325,33 +4120,27 @@
       </w:r>
       <w:r>
         <w:rPr>
-          <w:rFonts w:ascii="SimSun" w:eastAsia="SimSun" w:hAnsi="SimSun" w:cs="SimSun"/>
+          <w:rFonts w:ascii="宋体" w:hAnsi="宋体" w:eastAsia="宋体" w:cs="宋体"/>
           <w:spacing w:val="-2"/>
           <w:sz w:val="24"/>
           <w:szCs w:val="24"/>
         </w:rPr>
         <w:t>各部门应准备的管理评审输入资料及完成时限要求。</w:t>
       </w:r>
-    </w:p>
-    <w:p>
-      <w:pPr>
-        <w:pStyle w:val="BodyText"/>
-        <w:spacing w:line="253" w:lineRule="auto"/>
-      </w:pPr>
     </w:p>
     <w:p>
       <w:pPr>
         <w:spacing w:before="78" w:line="365" w:lineRule="auto"/>
         <w:ind w:left="34" w:firstLine="477"/>
         <w:rPr>
-          <w:rFonts w:ascii="SimSun" w:eastAsia="SimSun" w:hAnsi="SimSun" w:cs="SimSun"/>
-          <w:sz w:val="24"/>
-          <w:szCs w:val="24"/>
-        </w:rPr>
-      </w:pPr>
-      <w:r>
-        <w:rPr>
-          <w:rFonts w:ascii="SimSun" w:eastAsia="SimSun" w:hAnsi="SimSun" w:cs="SimSun"/>
+          <w:rFonts w:ascii="宋体" w:hAnsi="宋体" w:eastAsia="宋体" w:cs="宋体"/>
+          <w:sz w:val="24"/>
+          <w:szCs w:val="24"/>
+        </w:rPr>
+      </w:pPr>
+      <w:r>
+        <w:rPr>
+          <w:rFonts w:ascii="宋体" w:hAnsi="宋体" w:eastAsia="宋体" w:cs="宋体"/>
           <w:spacing w:val="-18"/>
           <w:sz w:val="24"/>
           <w:szCs w:val="24"/>
@@ -4360,117 +4149,30 @@
       </w:r>
       <w:r>
         <w:rPr>
-          <w:rFonts w:ascii="SimSun" w:eastAsia="SimSun" w:hAnsi="SimSun" w:cs="SimSun"/>
+          <w:rFonts w:ascii="宋体" w:hAnsi="宋体" w:eastAsia="宋体" w:cs="宋体"/>
           <w:spacing w:val="-13"/>
           <w:sz w:val="24"/>
           <w:szCs w:val="24"/>
         </w:rPr>
         <w:t>书面形式向管理者代表汇报。管理者代表认为资料准备不全、信息不够充分的，</w:t>
       </w:r>
-    </w:p>
-    <w:p>
-      <w:pPr>
-        <w:spacing w:line="365" w:lineRule="auto"/>
-        <w:rPr>
-          <w:rFonts w:ascii="SimSun" w:eastAsia="SimSun" w:hAnsi="SimSun" w:cs="SimSun"/>
-          <w:sz w:val="24"/>
-          <w:szCs w:val="24"/>
-        </w:rPr>
-        <w:sectPr>
-          <w:footerReference w:type="default" r:id="rId9"/>
-          <w:pgSz w:w="11910" w:h="16840"/>
-          <w:pgMar w:top="904" w:right="1741" w:bottom="990" w:left="1779" w:header="0" w:footer="756" w:gutter="0"/>
-          <w:cols w:space="720"/>
-        </w:sectPr>
-      </w:pPr>
-    </w:p>
-    <w:p>
-      <w:pPr>
-        <w:spacing w:line="427" w:lineRule="exact"/>
-      </w:pPr>
-      <w:r>
-        <w:rPr>
-          <w:position w:val="-8"/>
-        </w:rPr>
-        <w:drawing>
-          <wp:inline distT="0" distB="0" distL="0" distR="0">
-            <wp:extent cx="696350" cy="271753"/>
-            <wp:effectExtent l="0" t="0" r="0" b="0"/>
-            <wp:docPr id="12" name="IM 12"/>
-            <wp:cNvGraphicFramePr/>
-            <a:graphic xmlns:a="http://schemas.openxmlformats.org/drawingml/2006/main">
-              <a:graphicData uri="http://schemas.openxmlformats.org/drawingml/2006/picture">
-                <pic:pic xmlns:pic="http://schemas.openxmlformats.org/drawingml/2006/picture">
-                  <pic:nvPicPr>
-                    <pic:cNvPr id="12" name="IM 12"/>
-                    <pic:cNvPicPr/>
-                  </pic:nvPicPr>
-                  <pic:blipFill>
-                    <a:blip xmlns:r="http://schemas.openxmlformats.org/officeDocument/2006/relationships" r:embed="rId4"/>
-                    <a:stretch>
-                      <a:fillRect/>
-                    </a:stretch>
-                  </pic:blipFill>
-                  <pic:spPr>
-                    <a:xfrm rot="0">
-                      <a:off x="0" y="0"/>
-                      <a:ext cx="696350" cy="271753"/>
-                    </a:xfrm>
-                    <a:prstGeom prst="rect">
-                      <a:avLst/>
-                    </a:prstGeom>
-                  </pic:spPr>
-                </pic:pic>
-              </a:graphicData>
-            </a:graphic>
-          </wp:inline>
-        </w:drawing>
-      </w:r>
-    </w:p>
-    <w:p>
-      <w:pPr>
-        <w:spacing w:before="207" w:line="219" w:lineRule="auto"/>
-        <w:ind w:left="1441"/>
-        <w:rPr>
-          <w:rFonts w:ascii="SimSun" w:eastAsia="SimSun" w:hAnsi="SimSun" w:cs="SimSun"/>
-          <w:sz w:val="24"/>
-          <w:szCs w:val="24"/>
-        </w:rPr>
-      </w:pPr>
-      <w:r>
-        <w:rPr>
-          <w:rFonts w:ascii="SimSun" w:eastAsia="SimSun" w:hAnsi="SimSun" w:cs="SimSun"/>
+      <w:r>
+        <w:rPr>
+          <w:rFonts w:ascii="宋体" w:hAnsi="宋体" w:eastAsia="宋体" w:cs="宋体"/>
           <w:sz w:val="24"/>
           <w:szCs w:val="24"/>
         </w:rPr>
         <w:t>组织相关责任部门按照管理者代表的要求进一</w:t>
       </w:r>
-    </w:p>
-    <w:p>
-      <w:pPr>
-        <w:spacing w:before="27" w:line="219" w:lineRule="auto"/>
-        <w:ind w:left="2434"/>
-        <w:rPr>
-          <w:rFonts w:ascii="SimSun" w:eastAsia="SimSun" w:hAnsi="SimSun" w:cs="SimSun"/>
-          <w:sz w:val="24"/>
-          <w:szCs w:val="24"/>
-        </w:rPr>
-      </w:pPr>
-      <w:r>
-        <w:rPr>
-          <w:rFonts w:ascii="SimSun" w:eastAsia="SimSun" w:hAnsi="SimSun" w:cs="SimSun"/>
+      <w:r>
+        <w:rPr>
+          <w:rFonts w:ascii="宋体" w:hAnsi="宋体" w:eastAsia="宋体" w:cs="宋体"/>
           <w:spacing w:val="-3"/>
           <w:sz w:val="24"/>
           <w:szCs w:val="24"/>
         </w:rPr>
         <w:t>步补充完善。</w:t>
       </w:r>
-    </w:p>
-    <w:p>
-      <w:pPr>
-        <w:pStyle w:val="BodyText"/>
-        <w:spacing w:line="402" w:lineRule="auto"/>
-      </w:pPr>
     </w:p>
     <w:p>
       <w:pPr>
@@ -4478,7 +4180,7 @@
         <w:ind w:left="23"/>
         <w:outlineLvl w:val="1"/>
         <w:rPr>
-          <w:rFonts w:ascii="SimHei" w:eastAsia="SimHei" w:hAnsi="SimHei" w:cs="SimHei"/>
+          <w:rFonts w:ascii="黑体" w:hAnsi="黑体" w:eastAsia="黑体" w:cs="黑体"/>
           <w:sz w:val="30"/>
           <w:szCs w:val="30"/>
         </w:rPr>
@@ -4487,7 +4189,7 @@
       <w:bookmarkEnd w:id="10"/>
       <w:r>
         <w:rPr>
-          <w:rFonts w:ascii="SimHei" w:eastAsia="SimHei" w:hAnsi="SimHei" w:cs="SimHei"/>
+          <w:rFonts w:ascii="黑体" w:hAnsi="黑体" w:eastAsia="黑体" w:cs="黑体"/>
           <w:b/>
           <w:bCs/>
           <w:spacing w:val="-3"/>
@@ -4498,7 +4200,7 @@
       </w:r>
       <w:r>
         <w:rPr>
-          <w:rFonts w:ascii="SimHei" w:eastAsia="SimHei" w:hAnsi="SimHei" w:cs="SimHei"/>
+          <w:rFonts w:ascii="黑体" w:hAnsi="黑体" w:eastAsia="黑体" w:cs="黑体"/>
           <w:spacing w:val="-3"/>
           <w:sz w:val="30"/>
           <w:szCs w:val="30"/>
@@ -4507,7 +4209,7 @@
       </w:r>
       <w:r>
         <w:rPr>
-          <w:rFonts w:ascii="SimHei" w:eastAsia="SimHei" w:hAnsi="SimHei" w:cs="SimHei"/>
+          <w:rFonts w:ascii="黑体" w:hAnsi="黑体" w:eastAsia="黑体" w:cs="黑体"/>
           <w:b/>
           <w:bCs/>
           <w:spacing w:val="-3"/>
@@ -4519,75 +4221,57 @@
     </w:p>
     <w:p>
       <w:pPr>
-        <w:pStyle w:val="BodyText"/>
-        <w:spacing w:line="403" w:lineRule="auto"/>
-      </w:pPr>
-    </w:p>
-    <w:p>
-      <w:pPr>
         <w:spacing w:before="78" w:line="219" w:lineRule="auto"/>
         <w:ind w:left="517"/>
         <w:rPr>
-          <w:rFonts w:ascii="SimSun" w:eastAsia="SimSun" w:hAnsi="SimSun" w:cs="SimSun"/>
-          <w:sz w:val="24"/>
-          <w:szCs w:val="24"/>
-        </w:rPr>
-      </w:pPr>
-      <w:r>
-        <w:rPr>
-          <w:rFonts w:ascii="SimSun" w:eastAsia="SimSun" w:hAnsi="SimSun" w:cs="SimSun"/>
+          <w:rFonts w:ascii="宋体" w:hAnsi="宋体" w:eastAsia="宋体" w:cs="宋体"/>
+          <w:sz w:val="24"/>
+          <w:szCs w:val="24"/>
+        </w:rPr>
+      </w:pPr>
+      <w:r>
+        <w:rPr>
+          <w:rFonts w:ascii="宋体" w:hAnsi="宋体" w:eastAsia="宋体" w:cs="宋体"/>
           <w:spacing w:val="-1"/>
           <w:sz w:val="24"/>
           <w:szCs w:val="24"/>
         </w:rPr>
         <w:t>管理评审一般在内审后进行，也可根据需要安排。</w:t>
       </w:r>
-    </w:p>
-    <w:p>
-      <w:pPr>
-        <w:pStyle w:val="BodyText"/>
-        <w:spacing w:line="266" w:lineRule="auto"/>
-      </w:pPr>
     </w:p>
     <w:p>
       <w:pPr>
         <w:spacing w:before="78" w:line="219" w:lineRule="auto"/>
         <w:ind w:left="527"/>
         <w:rPr>
-          <w:rFonts w:ascii="SimSun" w:eastAsia="SimSun" w:hAnsi="SimSun" w:cs="SimSun"/>
-          <w:sz w:val="24"/>
-          <w:szCs w:val="24"/>
-        </w:rPr>
-      </w:pPr>
-      <w:r>
-        <w:rPr>
-          <w:rFonts w:ascii="SimSun" w:eastAsia="SimSun" w:hAnsi="SimSun" w:cs="SimSun"/>
+          <w:rFonts w:ascii="宋体" w:hAnsi="宋体" w:eastAsia="宋体" w:cs="宋体"/>
+          <w:sz w:val="24"/>
+          <w:szCs w:val="24"/>
+        </w:rPr>
+      </w:pPr>
+      <w:r>
+        <w:rPr>
+          <w:rFonts w:ascii="宋体" w:hAnsi="宋体" w:eastAsia="宋体" w:cs="宋体"/>
           <w:spacing w:val="-2"/>
           <w:sz w:val="24"/>
           <w:szCs w:val="24"/>
         </w:rPr>
         <w:t>当出现下列情况之一时可适当增加管理评审频次：</w:t>
       </w:r>
-    </w:p>
-    <w:p>
-      <w:pPr>
-        <w:pStyle w:val="BodyText"/>
-        <w:spacing w:line="261" w:lineRule="auto"/>
-      </w:pPr>
     </w:p>
     <w:p>
       <w:pPr>
         <w:spacing w:before="79" w:line="239" w:lineRule="auto"/>
         <w:ind w:left="520"/>
         <w:rPr>
-          <w:rFonts w:ascii="SimSun" w:eastAsia="SimSun" w:hAnsi="SimSun" w:cs="SimSun"/>
-          <w:sz w:val="24"/>
-          <w:szCs w:val="24"/>
-        </w:rPr>
-      </w:pPr>
-      <w:r>
-        <w:rPr>
-          <w:rFonts w:ascii="Wingdings" w:eastAsia="Wingdings" w:hAnsi="Wingdings" w:cs="Wingdings"/>
+          <w:rFonts w:ascii="宋体" w:hAnsi="宋体" w:eastAsia="宋体" w:cs="宋体"/>
+          <w:sz w:val="24"/>
+          <w:szCs w:val="24"/>
+        </w:rPr>
+      </w:pPr>
+      <w:r>
+        <w:rPr>
+          <w:rFonts w:ascii="Wingdings" w:hAnsi="Wingdings" w:eastAsia="Wingdings" w:cs="Wingdings"/>
           <w:spacing w:val="-3"/>
           <w:sz w:val="24"/>
           <w:szCs w:val="24"/>
@@ -4596,7 +4280,7 @@
       </w:r>
       <w:r>
         <w:rPr>
-          <w:rFonts w:ascii="SimSun" w:eastAsia="SimSun" w:hAnsi="SimSun" w:cs="SimSun"/>
+          <w:rFonts w:ascii="宋体" w:hAnsi="宋体" w:eastAsia="宋体" w:cs="宋体"/>
           <w:spacing w:val="-3"/>
           <w:sz w:val="24"/>
           <w:szCs w:val="24"/>
@@ -4609,14 +4293,14 @@
         <w:spacing w:before="154" w:line="295" w:lineRule="auto"/>
         <w:ind w:left="932" w:right="187" w:hanging="412"/>
         <w:rPr>
-          <w:rFonts w:ascii="SimSun" w:eastAsia="SimSun" w:hAnsi="SimSun" w:cs="SimSun"/>
-          <w:sz w:val="24"/>
-          <w:szCs w:val="24"/>
-        </w:rPr>
-      </w:pPr>
-      <w:r>
-        <w:rPr>
-          <w:rFonts w:ascii="Wingdings" w:eastAsia="Wingdings" w:hAnsi="Wingdings" w:cs="Wingdings"/>
+          <w:rFonts w:ascii="宋体" w:hAnsi="宋体" w:eastAsia="宋体" w:cs="宋体"/>
+          <w:sz w:val="24"/>
+          <w:szCs w:val="24"/>
+        </w:rPr>
+      </w:pPr>
+      <w:r>
+        <w:rPr>
+          <w:rFonts w:ascii="Wingdings" w:hAnsi="Wingdings" w:eastAsia="Wingdings" w:cs="Wingdings"/>
           <w:spacing w:val="-2"/>
           <w:sz w:val="24"/>
           <w:szCs w:val="24"/>
@@ -4625,7 +4309,7 @@
       </w:r>
       <w:r>
         <w:rPr>
-          <w:rFonts w:ascii="Wingdings" w:eastAsia="Wingdings" w:hAnsi="Wingdings" w:cs="Wingdings"/>
+          <w:rFonts w:ascii="Wingdings" w:hAnsi="Wingdings" w:eastAsia="Wingdings" w:cs="Wingdings"/>
           <w:spacing w:val="-41"/>
           <w:sz w:val="24"/>
           <w:szCs w:val="24"/>
@@ -4634,7 +4318,7 @@
       </w:r>
       <w:r>
         <w:rPr>
-          <w:rFonts w:ascii="SimSun" w:eastAsia="SimSun" w:hAnsi="SimSun" w:cs="SimSun"/>
+          <w:rFonts w:ascii="宋体" w:hAnsi="宋体" w:eastAsia="宋体" w:cs="宋体"/>
           <w:spacing w:val="-2"/>
           <w:sz w:val="24"/>
           <w:szCs w:val="24"/>
@@ -4643,7 +4327,7 @@
       </w:r>
       <w:r>
         <w:rPr>
-          <w:rFonts w:ascii="SimSun" w:eastAsia="SimSun" w:hAnsi="SimSun" w:cs="SimSun"/>
+          <w:rFonts w:ascii="宋体" w:hAnsi="宋体" w:eastAsia="宋体" w:cs="宋体"/>
           <w:spacing w:val="-3"/>
           <w:sz w:val="24"/>
           <w:szCs w:val="24"/>
@@ -4656,14 +4340,14 @@
         <w:spacing w:before="178" w:line="239" w:lineRule="auto"/>
         <w:ind w:left="520"/>
         <w:rPr>
-          <w:rFonts w:ascii="SimSun" w:eastAsia="SimSun" w:hAnsi="SimSun" w:cs="SimSun"/>
-          <w:sz w:val="24"/>
-          <w:szCs w:val="24"/>
-        </w:rPr>
-      </w:pPr>
-      <w:r>
-        <w:rPr>
-          <w:rFonts w:ascii="Wingdings" w:eastAsia="Wingdings" w:hAnsi="Wingdings" w:cs="Wingdings"/>
+          <w:rFonts w:ascii="宋体" w:hAnsi="宋体" w:eastAsia="宋体" w:cs="宋体"/>
+          <w:sz w:val="24"/>
+          <w:szCs w:val="24"/>
+        </w:rPr>
+      </w:pPr>
+      <w:r>
+        <w:rPr>
+          <w:rFonts w:ascii="Wingdings" w:hAnsi="Wingdings" w:eastAsia="Wingdings" w:cs="Wingdings"/>
           <w:spacing w:val="-3"/>
           <w:sz w:val="24"/>
           <w:szCs w:val="24"/>
@@ -4672,7 +4356,7 @@
       </w:r>
       <w:r>
         <w:rPr>
-          <w:rFonts w:ascii="SimSun" w:eastAsia="SimSun" w:hAnsi="SimSun" w:cs="SimSun"/>
+          <w:rFonts w:ascii="宋体" w:hAnsi="宋体" w:eastAsia="宋体" w:cs="宋体"/>
           <w:spacing w:val="-3"/>
           <w:sz w:val="24"/>
           <w:szCs w:val="24"/>
@@ -4681,7 +4365,7 @@
       </w:r>
       <w:r>
         <w:rPr>
-          <w:rFonts w:ascii="SimSun" w:eastAsia="SimSun" w:hAnsi="SimSun" w:cs="SimSun"/>
+          <w:rFonts w:ascii="宋体" w:hAnsi="宋体" w:eastAsia="宋体" w:cs="宋体"/>
           <w:spacing w:val="-4"/>
           <w:sz w:val="24"/>
           <w:szCs w:val="24"/>
@@ -4694,14 +4378,14 @@
         <w:spacing w:before="160" w:line="239" w:lineRule="auto"/>
         <w:ind w:left="520"/>
         <w:rPr>
-          <w:rFonts w:ascii="SimSun" w:eastAsia="SimSun" w:hAnsi="SimSun" w:cs="SimSun"/>
-          <w:sz w:val="24"/>
-          <w:szCs w:val="24"/>
-        </w:rPr>
-      </w:pPr>
-      <w:r>
-        <w:rPr>
-          <w:rFonts w:ascii="Wingdings" w:eastAsia="Wingdings" w:hAnsi="Wingdings" w:cs="Wingdings"/>
+          <w:rFonts w:ascii="宋体" w:hAnsi="宋体" w:eastAsia="宋体" w:cs="宋体"/>
+          <w:sz w:val="24"/>
+          <w:szCs w:val="24"/>
+        </w:rPr>
+      </w:pPr>
+      <w:r>
+        <w:rPr>
+          <w:rFonts w:ascii="Wingdings" w:hAnsi="Wingdings" w:eastAsia="Wingdings" w:cs="Wingdings"/>
           <w:spacing w:val="-3"/>
           <w:sz w:val="24"/>
           <w:szCs w:val="24"/>
@@ -4710,7 +4394,7 @@
       </w:r>
       <w:r>
         <w:rPr>
-          <w:rFonts w:ascii="Wingdings" w:eastAsia="Wingdings" w:hAnsi="Wingdings" w:cs="Wingdings"/>
+          <w:rFonts w:ascii="Wingdings" w:hAnsi="Wingdings" w:eastAsia="Wingdings" w:cs="Wingdings"/>
           <w:spacing w:val="-42"/>
           <w:sz w:val="24"/>
           <w:szCs w:val="24"/>
@@ -4719,7 +4403,7 @@
       </w:r>
       <w:r>
         <w:rPr>
-          <w:rFonts w:ascii="SimSun" w:eastAsia="SimSun" w:hAnsi="SimSun" w:cs="SimSun"/>
+          <w:rFonts w:ascii="宋体" w:hAnsi="宋体" w:eastAsia="宋体" w:cs="宋体"/>
           <w:spacing w:val="-3"/>
           <w:sz w:val="24"/>
           <w:szCs w:val="24"/>
@@ -4732,14 +4416,14 @@
         <w:spacing w:before="162" w:line="239" w:lineRule="auto"/>
         <w:ind w:left="520"/>
         <w:rPr>
-          <w:rFonts w:ascii="SimSun" w:eastAsia="SimSun" w:hAnsi="SimSun" w:cs="SimSun"/>
-          <w:sz w:val="24"/>
-          <w:szCs w:val="24"/>
-        </w:rPr>
-      </w:pPr>
-      <w:r>
-        <w:rPr>
-          <w:rFonts w:ascii="Wingdings" w:eastAsia="Wingdings" w:hAnsi="Wingdings" w:cs="Wingdings"/>
+          <w:rFonts w:ascii="宋体" w:hAnsi="宋体" w:eastAsia="宋体" w:cs="宋体"/>
+          <w:sz w:val="24"/>
+          <w:szCs w:val="24"/>
+        </w:rPr>
+      </w:pPr>
+      <w:r>
+        <w:rPr>
+          <w:rFonts w:ascii="Wingdings" w:hAnsi="Wingdings" w:eastAsia="Wingdings" w:cs="Wingdings"/>
           <w:spacing w:val="-6"/>
           <w:sz w:val="24"/>
           <w:szCs w:val="24"/>
@@ -4748,7 +4432,7 @@
       </w:r>
       <w:r>
         <w:rPr>
-          <w:rFonts w:ascii="SimSun" w:eastAsia="SimSun" w:hAnsi="SimSun" w:cs="SimSun"/>
+          <w:rFonts w:ascii="宋体" w:hAnsi="宋体" w:eastAsia="宋体" w:cs="宋体"/>
           <w:spacing w:val="-6"/>
           <w:sz w:val="24"/>
           <w:szCs w:val="24"/>
@@ -4761,14 +4445,14 @@
         <w:spacing w:before="162" w:line="239" w:lineRule="auto"/>
         <w:ind w:left="520"/>
         <w:rPr>
-          <w:rFonts w:ascii="SimSun" w:eastAsia="SimSun" w:hAnsi="SimSun" w:cs="SimSun"/>
-          <w:sz w:val="24"/>
-          <w:szCs w:val="24"/>
-        </w:rPr>
-      </w:pPr>
-      <w:r>
-        <w:rPr>
-          <w:rFonts w:ascii="Wingdings" w:eastAsia="Wingdings" w:hAnsi="Wingdings" w:cs="Wingdings"/>
+          <w:rFonts w:ascii="宋体" w:hAnsi="宋体" w:eastAsia="宋体" w:cs="宋体"/>
+          <w:sz w:val="24"/>
+          <w:szCs w:val="24"/>
+        </w:rPr>
+      </w:pPr>
+      <w:r>
+        <w:rPr>
+          <w:rFonts w:ascii="Wingdings" w:hAnsi="Wingdings" w:eastAsia="Wingdings" w:cs="Wingdings"/>
           <w:spacing w:val="-4"/>
           <w:sz w:val="24"/>
           <w:szCs w:val="24"/>
@@ -4777,7 +4461,7 @@
       </w:r>
       <w:r>
         <w:rPr>
-          <w:rFonts w:ascii="Wingdings" w:eastAsia="Wingdings" w:hAnsi="Wingdings" w:cs="Wingdings"/>
+          <w:rFonts w:ascii="Wingdings" w:hAnsi="Wingdings" w:eastAsia="Wingdings" w:cs="Wingdings"/>
           <w:spacing w:val="-29"/>
           <w:sz w:val="24"/>
           <w:szCs w:val="24"/>
@@ -4786,7 +4470,7 @@
       </w:r>
       <w:r>
         <w:rPr>
-          <w:rFonts w:ascii="SimSun" w:eastAsia="SimSun" w:hAnsi="SimSun" w:cs="SimSun"/>
+          <w:rFonts w:ascii="宋体" w:hAnsi="宋体" w:eastAsia="宋体" w:cs="宋体"/>
           <w:spacing w:val="-4"/>
           <w:sz w:val="24"/>
           <w:szCs w:val="24"/>
@@ -4796,7 +4480,7 @@
     </w:p>
     <w:p>
       <w:pPr>
-        <w:pStyle w:val="BodyText"/>
+        <w:pStyle w:val="2"/>
         <w:spacing w:line="383" w:lineRule="auto"/>
       </w:pPr>
     </w:p>
@@ -4806,7 +4490,7 @@
         <w:ind w:left="23"/>
         <w:outlineLvl w:val="1"/>
         <w:rPr>
-          <w:rFonts w:ascii="SimHei" w:eastAsia="SimHei" w:hAnsi="SimHei" w:cs="SimHei"/>
+          <w:rFonts w:ascii="黑体" w:hAnsi="黑体" w:eastAsia="黑体" w:cs="黑体"/>
           <w:sz w:val="30"/>
           <w:szCs w:val="30"/>
         </w:rPr>
@@ -4815,7 +4499,7 @@
       <w:bookmarkEnd w:id="11"/>
       <w:r>
         <w:rPr>
-          <w:rFonts w:ascii="SimHei" w:eastAsia="SimHei" w:hAnsi="SimHei" w:cs="SimHei"/>
+          <w:rFonts w:ascii="黑体" w:hAnsi="黑体" w:eastAsia="黑体" w:cs="黑体"/>
           <w:b/>
           <w:bCs/>
           <w:spacing w:val="-3"/>
@@ -4826,7 +4510,7 @@
       </w:r>
       <w:r>
         <w:rPr>
-          <w:rFonts w:ascii="SimHei" w:eastAsia="SimHei" w:hAnsi="SimHei" w:cs="SimHei"/>
+          <w:rFonts w:ascii="黑体" w:hAnsi="黑体" w:eastAsia="黑体" w:cs="黑体"/>
           <w:spacing w:val="-3"/>
           <w:sz w:val="30"/>
           <w:szCs w:val="30"/>
@@ -4835,7 +4519,7 @@
       </w:r>
       <w:r>
         <w:rPr>
-          <w:rFonts w:ascii="SimHei" w:eastAsia="SimHei" w:hAnsi="SimHei" w:cs="SimHei"/>
+          <w:rFonts w:ascii="黑体" w:hAnsi="黑体" w:eastAsia="黑体" w:cs="黑体"/>
           <w:b/>
           <w:bCs/>
           <w:spacing w:val="-3"/>
@@ -4847,23 +4531,17 @@
     </w:p>
     <w:p>
       <w:pPr>
-        <w:pStyle w:val="BodyText"/>
-        <w:spacing w:line="401" w:lineRule="auto"/>
-      </w:pPr>
-    </w:p>
-    <w:p>
-      <w:pPr>
         <w:spacing w:before="79" w:line="364" w:lineRule="auto"/>
         <w:ind w:left="33" w:right="72" w:firstLine="475"/>
         <w:rPr>
-          <w:rFonts w:ascii="SimSun" w:eastAsia="SimSun" w:hAnsi="SimSun" w:cs="SimSun"/>
-          <w:sz w:val="24"/>
-          <w:szCs w:val="24"/>
-        </w:rPr>
-      </w:pPr>
-      <w:r>
-        <w:rPr>
-          <w:rFonts w:ascii="SimSun" w:eastAsia="SimSun" w:hAnsi="SimSun" w:cs="SimSun"/>
+          <w:rFonts w:ascii="宋体" w:hAnsi="宋体" w:eastAsia="宋体" w:cs="宋体"/>
+          <w:sz w:val="24"/>
+          <w:szCs w:val="24"/>
+        </w:rPr>
+      </w:pPr>
+      <w:r>
+        <w:rPr>
+          <w:rFonts w:ascii="宋体" w:hAnsi="宋体" w:eastAsia="宋体" w:cs="宋体"/>
           <w:sz w:val="24"/>
           <w:szCs w:val="24"/>
         </w:rPr>
@@ -4871,7 +4549,7 @@
       </w:r>
       <w:r>
         <w:rPr>
-          <w:rFonts w:ascii="Calibri" w:eastAsia="Calibri" w:hAnsi="Calibri" w:cs="Calibri"/>
+          <w:rFonts w:ascii="Calibri" w:hAnsi="Calibri" w:eastAsia="Calibri" w:cs="Calibri"/>
           <w:sz w:val="24"/>
           <w:szCs w:val="24"/>
         </w:rPr>
@@ -4879,7 +4557,7 @@
       </w:r>
       <w:r>
         <w:rPr>
-          <w:rFonts w:ascii="SimSun" w:eastAsia="SimSun" w:hAnsi="SimSun" w:cs="SimSun"/>
+          <w:rFonts w:ascii="宋体" w:hAnsi="宋体" w:eastAsia="宋体" w:cs="宋体"/>
           <w:sz w:val="24"/>
           <w:szCs w:val="24"/>
         </w:rPr>
@@ -4887,7 +4565,7 @@
       </w:r>
       <w:r>
         <w:rPr>
-          <w:rFonts w:ascii="SimSun" w:eastAsia="SimSun" w:hAnsi="SimSun" w:cs="SimSun"/>
+          <w:rFonts w:ascii="宋体" w:hAnsi="宋体" w:eastAsia="宋体" w:cs="宋体"/>
           <w:spacing w:val="-1"/>
           <w:sz w:val="24"/>
           <w:szCs w:val="24"/>
@@ -4896,7 +4574,7 @@
       </w:r>
       <w:r>
         <w:rPr>
-          <w:rFonts w:ascii="SimSun" w:eastAsia="SimSun" w:hAnsi="SimSun" w:cs="SimSun"/>
+          <w:rFonts w:ascii="宋体" w:hAnsi="宋体" w:eastAsia="宋体" w:cs="宋体"/>
           <w:spacing w:val="-2"/>
           <w:sz w:val="24"/>
           <w:szCs w:val="24"/>
@@ -4909,14 +4587,14 @@
         <w:spacing w:before="147" w:line="239" w:lineRule="auto"/>
         <w:ind w:left="520"/>
         <w:rPr>
-          <w:rFonts w:ascii="SimSun" w:eastAsia="SimSun" w:hAnsi="SimSun" w:cs="SimSun"/>
-          <w:sz w:val="24"/>
-          <w:szCs w:val="24"/>
-        </w:rPr>
-      </w:pPr>
-      <w:r>
-        <w:rPr>
-          <w:rFonts w:ascii="Wingdings" w:eastAsia="Wingdings" w:hAnsi="Wingdings" w:cs="Wingdings"/>
+          <w:rFonts w:ascii="宋体" w:hAnsi="宋体" w:eastAsia="宋体" w:cs="宋体"/>
+          <w:sz w:val="24"/>
+          <w:szCs w:val="24"/>
+        </w:rPr>
+      </w:pPr>
+      <w:r>
+        <w:rPr>
+          <w:rFonts w:ascii="Wingdings" w:hAnsi="Wingdings" w:eastAsia="Wingdings" w:cs="Wingdings"/>
           <w:spacing w:val="-7"/>
           <w:sz w:val="24"/>
           <w:szCs w:val="24"/>
@@ -4925,7 +4603,7 @@
       </w:r>
       <w:r>
         <w:rPr>
-          <w:rFonts w:ascii="Wingdings" w:eastAsia="Wingdings" w:hAnsi="Wingdings" w:cs="Wingdings"/>
+          <w:rFonts w:ascii="Wingdings" w:hAnsi="Wingdings" w:eastAsia="Wingdings" w:cs="Wingdings"/>
           <w:spacing w:val="-45"/>
           <w:sz w:val="24"/>
           <w:szCs w:val="24"/>
@@ -4934,7 +4612,7 @@
       </w:r>
       <w:r>
         <w:rPr>
-          <w:rFonts w:ascii="SimSun" w:eastAsia="SimSun" w:hAnsi="SimSun" w:cs="SimSun"/>
+          <w:rFonts w:ascii="宋体" w:hAnsi="宋体" w:eastAsia="宋体" w:cs="宋体"/>
           <w:spacing w:val="-7"/>
           <w:sz w:val="24"/>
           <w:szCs w:val="24"/>
@@ -4943,7 +4621,7 @@
       </w:r>
       <w:r>
         <w:rPr>
-          <w:rFonts w:ascii="SimSun" w:eastAsia="SimSun" w:hAnsi="SimSun" w:cs="SimSun"/>
+          <w:rFonts w:ascii="宋体" w:hAnsi="宋体" w:eastAsia="宋体" w:cs="宋体"/>
           <w:spacing w:val="-65"/>
           <w:sz w:val="24"/>
           <w:szCs w:val="24"/>
@@ -4952,7 +4630,7 @@
       </w:r>
       <w:r>
         <w:rPr>
-          <w:rFonts w:ascii="SimSun" w:eastAsia="SimSun" w:hAnsi="SimSun" w:cs="SimSun"/>
+          <w:rFonts w:ascii="宋体" w:hAnsi="宋体" w:eastAsia="宋体" w:cs="宋体"/>
           <w:spacing w:val="-7"/>
           <w:sz w:val="24"/>
           <w:szCs w:val="24"/>
@@ -4965,14 +4643,14 @@
         <w:spacing w:before="160" w:line="239" w:lineRule="auto"/>
         <w:ind w:left="520"/>
         <w:rPr>
-          <w:rFonts w:ascii="SimSun" w:eastAsia="SimSun" w:hAnsi="SimSun" w:cs="SimSun"/>
-          <w:sz w:val="24"/>
-          <w:szCs w:val="24"/>
-        </w:rPr>
-      </w:pPr>
-      <w:r>
-        <w:rPr>
-          <w:rFonts w:ascii="Wingdings" w:eastAsia="Wingdings" w:hAnsi="Wingdings" w:cs="Wingdings"/>
+          <w:rFonts w:ascii="宋体" w:hAnsi="宋体" w:eastAsia="宋体" w:cs="宋体"/>
+          <w:sz w:val="24"/>
+          <w:szCs w:val="24"/>
+        </w:rPr>
+      </w:pPr>
+      <w:r>
+        <w:rPr>
+          <w:rFonts w:ascii="Wingdings" w:hAnsi="Wingdings" w:eastAsia="Wingdings" w:cs="Wingdings"/>
           <w:spacing w:val="-8"/>
           <w:sz w:val="24"/>
           <w:szCs w:val="24"/>
@@ -4981,7 +4659,7 @@
       </w:r>
       <w:r>
         <w:rPr>
-          <w:rFonts w:ascii="Wingdings" w:eastAsia="Wingdings" w:hAnsi="Wingdings" w:cs="Wingdings"/>
+          <w:rFonts w:ascii="Wingdings" w:hAnsi="Wingdings" w:eastAsia="Wingdings" w:cs="Wingdings"/>
           <w:spacing w:val="-23"/>
           <w:sz w:val="24"/>
           <w:szCs w:val="24"/>
@@ -4990,7 +4668,7 @@
       </w:r>
       <w:r>
         <w:rPr>
-          <w:rFonts w:ascii="SimSun" w:eastAsia="SimSun" w:hAnsi="SimSun" w:cs="SimSun"/>
+          <w:rFonts w:ascii="宋体" w:hAnsi="宋体" w:eastAsia="宋体" w:cs="宋体"/>
           <w:spacing w:val="-8"/>
           <w:sz w:val="24"/>
           <w:szCs w:val="24"/>
@@ -5003,14 +4681,14 @@
         <w:spacing w:before="162" w:line="238" w:lineRule="auto"/>
         <w:ind w:left="520"/>
         <w:rPr>
-          <w:rFonts w:ascii="SimSun" w:eastAsia="SimSun" w:hAnsi="SimSun" w:cs="SimSun"/>
-          <w:sz w:val="24"/>
-          <w:szCs w:val="24"/>
-        </w:rPr>
-      </w:pPr>
-      <w:r>
-        <w:rPr>
-          <w:rFonts w:ascii="Wingdings" w:eastAsia="Wingdings" w:hAnsi="Wingdings" w:cs="Wingdings"/>
+          <w:rFonts w:ascii="宋体" w:hAnsi="宋体" w:eastAsia="宋体" w:cs="宋体"/>
+          <w:sz w:val="24"/>
+          <w:szCs w:val="24"/>
+        </w:rPr>
+      </w:pPr>
+      <w:r>
+        <w:rPr>
+          <w:rFonts w:ascii="Wingdings" w:hAnsi="Wingdings" w:eastAsia="Wingdings" w:cs="Wingdings"/>
           <w:spacing w:val="-3"/>
           <w:sz w:val="24"/>
           <w:szCs w:val="24"/>
@@ -5019,7 +4697,7 @@
       </w:r>
       <w:r>
         <w:rPr>
-          <w:rFonts w:ascii="Wingdings" w:eastAsia="Wingdings" w:hAnsi="Wingdings" w:cs="Wingdings"/>
+          <w:rFonts w:ascii="Wingdings" w:hAnsi="Wingdings" w:eastAsia="Wingdings" w:cs="Wingdings"/>
           <w:spacing w:val="-51"/>
           <w:sz w:val="24"/>
           <w:szCs w:val="24"/>
@@ -5028,7 +4706,7 @@
       </w:r>
       <w:r>
         <w:rPr>
-          <w:rFonts w:ascii="SimSun" w:eastAsia="SimSun" w:hAnsi="SimSun" w:cs="SimSun"/>
+          <w:rFonts w:ascii="宋体" w:hAnsi="宋体" w:eastAsia="宋体" w:cs="宋体"/>
           <w:spacing w:val="-3"/>
           <w:sz w:val="24"/>
           <w:szCs w:val="24"/>
@@ -5041,14 +4719,14 @@
         <w:spacing w:before="161" w:line="239" w:lineRule="auto"/>
         <w:ind w:left="520"/>
         <w:rPr>
-          <w:rFonts w:ascii="SimSun" w:eastAsia="SimSun" w:hAnsi="SimSun" w:cs="SimSun"/>
-          <w:sz w:val="24"/>
-          <w:szCs w:val="24"/>
-        </w:rPr>
-      </w:pPr>
-      <w:r>
-        <w:rPr>
-          <w:rFonts w:ascii="Wingdings" w:eastAsia="Wingdings" w:hAnsi="Wingdings" w:cs="Wingdings"/>
+          <w:rFonts w:ascii="宋体" w:hAnsi="宋体" w:eastAsia="宋体" w:cs="宋体"/>
+          <w:sz w:val="24"/>
+          <w:szCs w:val="24"/>
+        </w:rPr>
+      </w:pPr>
+      <w:r>
+        <w:rPr>
+          <w:rFonts w:ascii="Wingdings" w:hAnsi="Wingdings" w:eastAsia="Wingdings" w:cs="Wingdings"/>
           <w:spacing w:val="-4"/>
           <w:sz w:val="24"/>
           <w:szCs w:val="24"/>
@@ -5057,7 +4735,7 @@
       </w:r>
       <w:r>
         <w:rPr>
-          <w:rFonts w:ascii="Wingdings" w:eastAsia="Wingdings" w:hAnsi="Wingdings" w:cs="Wingdings"/>
+          <w:rFonts w:ascii="Wingdings" w:hAnsi="Wingdings" w:eastAsia="Wingdings" w:cs="Wingdings"/>
           <w:spacing w:val="-41"/>
           <w:sz w:val="24"/>
           <w:szCs w:val="24"/>
@@ -5066,7 +4744,7 @@
       </w:r>
       <w:r>
         <w:rPr>
-          <w:rFonts w:ascii="SimSun" w:eastAsia="SimSun" w:hAnsi="SimSun" w:cs="SimSun"/>
+          <w:rFonts w:ascii="宋体" w:hAnsi="宋体" w:eastAsia="宋体" w:cs="宋体"/>
           <w:spacing w:val="-4"/>
           <w:sz w:val="24"/>
           <w:szCs w:val="24"/>
@@ -5079,14 +4757,14 @@
         <w:spacing w:before="162" w:line="238" w:lineRule="auto"/>
         <w:ind w:left="520"/>
         <w:rPr>
-          <w:rFonts w:ascii="SimSun" w:eastAsia="SimSun" w:hAnsi="SimSun" w:cs="SimSun"/>
-          <w:sz w:val="24"/>
-          <w:szCs w:val="24"/>
-        </w:rPr>
-      </w:pPr>
-      <w:r>
-        <w:rPr>
-          <w:rFonts w:ascii="Wingdings" w:eastAsia="Wingdings" w:hAnsi="Wingdings" w:cs="Wingdings"/>
+          <w:rFonts w:ascii="宋体" w:hAnsi="宋体" w:eastAsia="宋体" w:cs="宋体"/>
+          <w:sz w:val="24"/>
+          <w:szCs w:val="24"/>
+        </w:rPr>
+      </w:pPr>
+      <w:r>
+        <w:rPr>
+          <w:rFonts w:ascii="Wingdings" w:hAnsi="Wingdings" w:eastAsia="Wingdings" w:cs="Wingdings"/>
           <w:spacing w:val="-3"/>
           <w:sz w:val="24"/>
           <w:szCs w:val="24"/>
@@ -5095,7 +4773,7 @@
       </w:r>
       <w:r>
         <w:rPr>
-          <w:rFonts w:ascii="Wingdings" w:eastAsia="Wingdings" w:hAnsi="Wingdings" w:cs="Wingdings"/>
+          <w:rFonts w:ascii="Wingdings" w:hAnsi="Wingdings" w:eastAsia="Wingdings" w:cs="Wingdings"/>
           <w:spacing w:val="-33"/>
           <w:sz w:val="24"/>
           <w:szCs w:val="24"/>
@@ -5104,7 +4782,7 @@
       </w:r>
       <w:r>
         <w:rPr>
-          <w:rFonts w:ascii="SimSun" w:eastAsia="SimSun" w:hAnsi="SimSun" w:cs="SimSun"/>
+          <w:rFonts w:ascii="宋体" w:hAnsi="宋体" w:eastAsia="宋体" w:cs="宋体"/>
           <w:spacing w:val="-3"/>
           <w:sz w:val="24"/>
           <w:szCs w:val="24"/>
@@ -5117,14 +4795,14 @@
         <w:spacing w:before="161" w:line="239" w:lineRule="auto"/>
         <w:ind w:left="520"/>
         <w:rPr>
-          <w:rFonts w:ascii="SimSun" w:eastAsia="SimSun" w:hAnsi="SimSun" w:cs="SimSun"/>
-          <w:sz w:val="24"/>
-          <w:szCs w:val="24"/>
-        </w:rPr>
-      </w:pPr>
-      <w:r>
-        <w:rPr>
-          <w:rFonts w:ascii="Wingdings" w:eastAsia="Wingdings" w:hAnsi="Wingdings" w:cs="Wingdings"/>
+          <w:rFonts w:ascii="宋体" w:hAnsi="宋体" w:eastAsia="宋体" w:cs="宋体"/>
+          <w:sz w:val="24"/>
+          <w:szCs w:val="24"/>
+        </w:rPr>
+      </w:pPr>
+      <w:r>
+        <w:rPr>
+          <w:rFonts w:ascii="Wingdings" w:hAnsi="Wingdings" w:eastAsia="Wingdings" w:cs="Wingdings"/>
           <w:spacing w:val="-2"/>
           <w:sz w:val="24"/>
           <w:szCs w:val="24"/>
@@ -5133,7 +4811,7 @@
       </w:r>
       <w:r>
         <w:rPr>
-          <w:rFonts w:ascii="Wingdings" w:eastAsia="Wingdings" w:hAnsi="Wingdings" w:cs="Wingdings"/>
+          <w:rFonts w:ascii="Wingdings" w:hAnsi="Wingdings" w:eastAsia="Wingdings" w:cs="Wingdings"/>
           <w:spacing w:val="-48"/>
           <w:sz w:val="24"/>
           <w:szCs w:val="24"/>
@@ -5142,7 +4820,7 @@
       </w:r>
       <w:r>
         <w:rPr>
-          <w:rFonts w:ascii="SimSun" w:eastAsia="SimSun" w:hAnsi="SimSun" w:cs="SimSun"/>
+          <w:rFonts w:ascii="宋体" w:hAnsi="宋体" w:eastAsia="宋体" w:cs="宋体"/>
           <w:spacing w:val="-2"/>
           <w:sz w:val="24"/>
           <w:szCs w:val="24"/>
@@ -5155,14 +4833,14 @@
         <w:spacing w:before="162" w:line="239" w:lineRule="auto"/>
         <w:ind w:left="520"/>
         <w:rPr>
-          <w:rFonts w:ascii="SimSun" w:eastAsia="SimSun" w:hAnsi="SimSun" w:cs="SimSun"/>
-          <w:sz w:val="24"/>
-          <w:szCs w:val="24"/>
-        </w:rPr>
-      </w:pPr>
-      <w:r>
-        <w:rPr>
-          <w:rFonts w:ascii="Wingdings" w:eastAsia="Wingdings" w:hAnsi="Wingdings" w:cs="Wingdings"/>
+          <w:rFonts w:ascii="宋体" w:hAnsi="宋体" w:eastAsia="宋体" w:cs="宋体"/>
+          <w:sz w:val="24"/>
+          <w:szCs w:val="24"/>
+        </w:rPr>
+      </w:pPr>
+      <w:r>
+        <w:rPr>
+          <w:rFonts w:ascii="Wingdings" w:hAnsi="Wingdings" w:eastAsia="Wingdings" w:cs="Wingdings"/>
           <w:spacing w:val="-3"/>
           <w:sz w:val="24"/>
           <w:szCs w:val="24"/>
@@ -5171,7 +4849,7 @@
       </w:r>
       <w:r>
         <w:rPr>
-          <w:rFonts w:ascii="Wingdings" w:eastAsia="Wingdings" w:hAnsi="Wingdings" w:cs="Wingdings"/>
+          <w:rFonts w:ascii="Wingdings" w:hAnsi="Wingdings" w:eastAsia="Wingdings" w:cs="Wingdings"/>
           <w:spacing w:val="-42"/>
           <w:sz w:val="24"/>
           <w:szCs w:val="24"/>
@@ -5180,7 +4858,7 @@
       </w:r>
       <w:r>
         <w:rPr>
-          <w:rFonts w:ascii="SimSun" w:eastAsia="SimSun" w:hAnsi="SimSun" w:cs="SimSun"/>
+          <w:rFonts w:ascii="宋体" w:hAnsi="宋体" w:eastAsia="宋体" w:cs="宋体"/>
           <w:spacing w:val="-3"/>
           <w:sz w:val="24"/>
           <w:szCs w:val="24"/>
@@ -5193,14 +4871,14 @@
         <w:spacing w:before="160" w:line="239" w:lineRule="auto"/>
         <w:ind w:left="520"/>
         <w:rPr>
-          <w:rFonts w:ascii="SimSun" w:eastAsia="SimSun" w:hAnsi="SimSun" w:cs="SimSun"/>
-          <w:sz w:val="24"/>
-          <w:szCs w:val="24"/>
-        </w:rPr>
-      </w:pPr>
-      <w:r>
-        <w:rPr>
-          <w:rFonts w:ascii="Wingdings" w:eastAsia="Wingdings" w:hAnsi="Wingdings" w:cs="Wingdings"/>
+          <w:rFonts w:ascii="宋体" w:hAnsi="宋体" w:eastAsia="宋体" w:cs="宋体"/>
+          <w:sz w:val="24"/>
+          <w:szCs w:val="24"/>
+        </w:rPr>
+      </w:pPr>
+      <w:r>
+        <w:rPr>
+          <w:rFonts w:ascii="Wingdings" w:hAnsi="Wingdings" w:eastAsia="Wingdings" w:cs="Wingdings"/>
           <w:spacing w:val="-3"/>
           <w:sz w:val="24"/>
           <w:szCs w:val="24"/>
@@ -5209,7 +4887,7 @@
       </w:r>
       <w:r>
         <w:rPr>
-          <w:rFonts w:ascii="Wingdings" w:eastAsia="Wingdings" w:hAnsi="Wingdings" w:cs="Wingdings"/>
+          <w:rFonts w:ascii="Wingdings" w:hAnsi="Wingdings" w:eastAsia="Wingdings" w:cs="Wingdings"/>
           <w:spacing w:val="-48"/>
           <w:sz w:val="24"/>
           <w:szCs w:val="24"/>
@@ -5218,7 +4896,7 @@
       </w:r>
       <w:r>
         <w:rPr>
-          <w:rFonts w:ascii="SimSun" w:eastAsia="SimSun" w:hAnsi="SimSun" w:cs="SimSun"/>
+          <w:rFonts w:ascii="宋体" w:hAnsi="宋体" w:eastAsia="宋体" w:cs="宋体"/>
           <w:spacing w:val="-3"/>
           <w:sz w:val="24"/>
           <w:szCs w:val="24"/>
@@ -5231,14 +4909,14 @@
         <w:spacing w:before="162" w:line="239" w:lineRule="auto"/>
         <w:ind w:left="520"/>
         <w:rPr>
-          <w:rFonts w:ascii="SimSun" w:eastAsia="SimSun" w:hAnsi="SimSun" w:cs="SimSun"/>
-          <w:sz w:val="24"/>
-          <w:szCs w:val="24"/>
-        </w:rPr>
-      </w:pPr>
-      <w:r>
-        <w:rPr>
-          <w:rFonts w:ascii="Wingdings" w:eastAsia="Wingdings" w:hAnsi="Wingdings" w:cs="Wingdings"/>
+          <w:rFonts w:ascii="宋体" w:hAnsi="宋体" w:eastAsia="宋体" w:cs="宋体"/>
+          <w:sz w:val="24"/>
+          <w:szCs w:val="24"/>
+        </w:rPr>
+      </w:pPr>
+      <w:r>
+        <w:rPr>
+          <w:rFonts w:ascii="Wingdings" w:hAnsi="Wingdings" w:eastAsia="Wingdings" w:cs="Wingdings"/>
           <w:spacing w:val="-2"/>
           <w:sz w:val="24"/>
           <w:szCs w:val="24"/>
@@ -5247,7 +4925,7 @@
       </w:r>
       <w:r>
         <w:rPr>
-          <w:rFonts w:ascii="Wingdings" w:eastAsia="Wingdings" w:hAnsi="Wingdings" w:cs="Wingdings"/>
+          <w:rFonts w:ascii="Wingdings" w:hAnsi="Wingdings" w:eastAsia="Wingdings" w:cs="Wingdings"/>
           <w:spacing w:val="-45"/>
           <w:sz w:val="24"/>
           <w:szCs w:val="24"/>
@@ -5256,7 +4934,7 @@
       </w:r>
       <w:r>
         <w:rPr>
-          <w:rFonts w:ascii="SimSun" w:eastAsia="SimSun" w:hAnsi="SimSun" w:cs="SimSun"/>
+          <w:rFonts w:ascii="宋体" w:hAnsi="宋体" w:eastAsia="宋体" w:cs="宋体"/>
           <w:spacing w:val="-2"/>
           <w:sz w:val="24"/>
           <w:szCs w:val="24"/>
@@ -5269,14 +4947,14 @@
         <w:spacing w:before="159" w:line="239" w:lineRule="auto"/>
         <w:ind w:left="520"/>
         <w:rPr>
-          <w:rFonts w:ascii="SimSun" w:eastAsia="SimSun" w:hAnsi="SimSun" w:cs="SimSun"/>
-          <w:sz w:val="24"/>
-          <w:szCs w:val="24"/>
-        </w:rPr>
-      </w:pPr>
-      <w:r>
-        <w:rPr>
-          <w:rFonts w:ascii="Wingdings" w:eastAsia="Wingdings" w:hAnsi="Wingdings" w:cs="Wingdings"/>
+          <w:rFonts w:ascii="宋体" w:hAnsi="宋体" w:eastAsia="宋体" w:cs="宋体"/>
+          <w:sz w:val="24"/>
+          <w:szCs w:val="24"/>
+        </w:rPr>
+      </w:pPr>
+      <w:r>
+        <w:rPr>
+          <w:rFonts w:ascii="Wingdings" w:hAnsi="Wingdings" w:eastAsia="Wingdings" w:cs="Wingdings"/>
           <w:spacing w:val="-2"/>
           <w:sz w:val="24"/>
           <w:szCs w:val="24"/>
@@ -5285,7 +4963,7 @@
       </w:r>
       <w:r>
         <w:rPr>
-          <w:rFonts w:ascii="Wingdings" w:eastAsia="Wingdings" w:hAnsi="Wingdings" w:cs="Wingdings"/>
+          <w:rFonts w:ascii="Wingdings" w:hAnsi="Wingdings" w:eastAsia="Wingdings" w:cs="Wingdings"/>
           <w:spacing w:val="-47"/>
           <w:sz w:val="24"/>
           <w:szCs w:val="24"/>
@@ -5294,7 +4972,7 @@
       </w:r>
       <w:r>
         <w:rPr>
-          <w:rFonts w:ascii="SimSun" w:eastAsia="SimSun" w:hAnsi="SimSun" w:cs="SimSun"/>
+          <w:rFonts w:ascii="宋体" w:hAnsi="宋体" w:eastAsia="宋体" w:cs="宋体"/>
           <w:spacing w:val="-2"/>
           <w:sz w:val="24"/>
           <w:szCs w:val="24"/>
@@ -5307,14 +4985,14 @@
         <w:spacing w:before="163" w:line="239" w:lineRule="auto"/>
         <w:ind w:left="520"/>
         <w:rPr>
-          <w:rFonts w:ascii="SimSun" w:eastAsia="SimSun" w:hAnsi="SimSun" w:cs="SimSun"/>
-          <w:sz w:val="24"/>
-          <w:szCs w:val="24"/>
-        </w:rPr>
-      </w:pPr>
-      <w:r>
-        <w:rPr>
-          <w:rFonts w:ascii="Wingdings" w:eastAsia="Wingdings" w:hAnsi="Wingdings" w:cs="Wingdings"/>
+          <w:rFonts w:ascii="宋体" w:hAnsi="宋体" w:eastAsia="宋体" w:cs="宋体"/>
+          <w:sz w:val="24"/>
+          <w:szCs w:val="24"/>
+        </w:rPr>
+      </w:pPr>
+      <w:r>
+        <w:rPr>
+          <w:rFonts w:ascii="Wingdings" w:hAnsi="Wingdings" w:eastAsia="Wingdings" w:cs="Wingdings"/>
           <w:spacing w:val="-2"/>
           <w:sz w:val="24"/>
           <w:szCs w:val="24"/>
@@ -5323,7 +5001,7 @@
       </w:r>
       <w:r>
         <w:rPr>
-          <w:rFonts w:ascii="Wingdings" w:eastAsia="Wingdings" w:hAnsi="Wingdings" w:cs="Wingdings"/>
+          <w:rFonts w:ascii="Wingdings" w:hAnsi="Wingdings" w:eastAsia="Wingdings" w:cs="Wingdings"/>
           <w:spacing w:val="-35"/>
           <w:sz w:val="24"/>
           <w:szCs w:val="24"/>
@@ -5332,7 +5010,7 @@
       </w:r>
       <w:r>
         <w:rPr>
-          <w:rFonts w:ascii="SimSun" w:eastAsia="SimSun" w:hAnsi="SimSun" w:cs="SimSun"/>
+          <w:rFonts w:ascii="宋体" w:hAnsi="宋体" w:eastAsia="宋体" w:cs="宋体"/>
           <w:spacing w:val="-2"/>
           <w:sz w:val="24"/>
           <w:szCs w:val="24"/>
@@ -5342,99 +5020,23 @@
     </w:p>
     <w:p>
       <w:pPr>
-        <w:spacing w:line="239" w:lineRule="auto"/>
-        <w:rPr>
-          <w:rFonts w:ascii="SimSun" w:eastAsia="SimSun" w:hAnsi="SimSun" w:cs="SimSun"/>
-          <w:sz w:val="24"/>
-          <w:szCs w:val="24"/>
-        </w:rPr>
-        <w:sectPr>
-          <w:footerReference w:type="default" r:id="rId10"/>
-          <w:pgSz w:w="11910" w:h="16840"/>
-          <w:pgMar w:top="904" w:right="1786" w:bottom="990" w:left="1779" w:header="0" w:footer="756" w:gutter="0"/>
-          <w:cols w:space="720"/>
-        </w:sectPr>
-      </w:pPr>
-    </w:p>
-    <w:p>
-      <w:pPr>
-        <w:spacing w:line="427" w:lineRule="exact"/>
-      </w:pPr>
-      <w:r>
-        <w:rPr>
-          <w:position w:val="-8"/>
-        </w:rPr>
-        <w:drawing>
-          <wp:inline distT="0" distB="0" distL="0" distR="0">
-            <wp:extent cx="696350" cy="271753"/>
-            <wp:effectExtent l="0" t="0" r="0" b="0"/>
-            <wp:docPr id="14" name="IM 14"/>
-            <wp:cNvGraphicFramePr/>
-            <a:graphic xmlns:a="http://schemas.openxmlformats.org/drawingml/2006/main">
-              <a:graphicData uri="http://schemas.openxmlformats.org/drawingml/2006/picture">
-                <pic:pic xmlns:pic="http://schemas.openxmlformats.org/drawingml/2006/picture">
-                  <pic:nvPicPr>
-                    <pic:cNvPr id="14" name="IM 14"/>
-                    <pic:cNvPicPr/>
-                  </pic:nvPicPr>
-                  <pic:blipFill>
-                    <a:blip xmlns:r="http://schemas.openxmlformats.org/officeDocument/2006/relationships" r:embed="rId4"/>
-                    <a:stretch>
-                      <a:fillRect/>
-                    </a:stretch>
-                  </pic:blipFill>
-                  <pic:spPr>
-                    <a:xfrm rot="0">
-                      <a:off x="0" y="0"/>
-                      <a:ext cx="696350" cy="271753"/>
-                    </a:xfrm>
-                    <a:prstGeom prst="rect">
-                      <a:avLst/>
-                    </a:prstGeom>
-                  </pic:spPr>
-                </pic:pic>
-              </a:graphicData>
-            </a:graphic>
-          </wp:inline>
-        </w:drawing>
-      </w:r>
-    </w:p>
-    <w:p>
-      <w:pPr>
-        <w:spacing w:before="133" w:line="239" w:lineRule="auto"/>
-        <w:ind w:left="1996"/>
-        <w:rPr>
-          <w:rFonts w:ascii="SimSun" w:eastAsia="SimSun" w:hAnsi="SimSun" w:cs="SimSun"/>
-          <w:sz w:val="24"/>
-          <w:szCs w:val="24"/>
-        </w:rPr>
-      </w:pPr>
-      <w:r>
-        <w:rPr>
-          <w:rFonts w:ascii="Wingdings" w:eastAsia="Wingdings" w:hAnsi="Wingdings" w:cs="Wingdings"/>
-          <w:spacing w:val="-3"/>
-          <w:sz w:val="24"/>
-          <w:szCs w:val="24"/>
-        </w:rPr>
-        <w:t>l</w:t>
-      </w:r>
-      <w:r>
-        <w:rPr>
-          <w:rFonts w:ascii="Wingdings" w:eastAsia="Wingdings" w:hAnsi="Wingdings" w:cs="Wingdings"/>
-          <w:spacing w:val="-33"/>
-          <w:sz w:val="24"/>
-          <w:szCs w:val="24"/>
-        </w:rPr>
-        <w:t xml:space="preserve"> </w:t>
-      </w:r>
-      <w:r>
-        <w:rPr>
-          <w:rFonts w:ascii="SimSun" w:eastAsia="SimSun" w:hAnsi="SimSun" w:cs="SimSun"/>
-          <w:spacing w:val="-3"/>
-          <w:sz w:val="24"/>
-          <w:szCs w:val="24"/>
-        </w:rPr>
-        <w:t>先前计划的改进措施的进展情况；</w:t>
+        <w:spacing w:before="163" w:line="239" w:lineRule="auto"/>
+        <w:ind w:left="520"/>
+        <w:rPr>
+          <w:rFonts w:ascii="Wingdings" w:hAnsi="Wingdings" w:eastAsia="Wingdings" w:cs="Wingdings"/>
+          <w:spacing w:val="-2"/>
+          <w:sz w:val="24"/>
+          <w:szCs w:val="24"/>
+        </w:rPr>
+      </w:pPr>
+      <w:r>
+        <w:rPr>
+          <w:rFonts w:ascii="Wingdings" w:hAnsi="Wingdings" w:eastAsia="Wingdings" w:cs="Wingdings"/>
+          <w:spacing w:val="-2"/>
+          <w:sz w:val="24"/>
+          <w:szCs w:val="24"/>
+        </w:rPr>
+        <w:t>l 先前计划的改进措施的进展情况；</w:t>
       </w:r>
     </w:p>
     <w:p>
@@ -5442,14 +5044,14 @@
         <w:spacing w:before="226" w:line="295" w:lineRule="auto"/>
         <w:ind w:left="928" w:right="36" w:hanging="408"/>
         <w:rPr>
-          <w:rFonts w:ascii="SimSun" w:eastAsia="SimSun" w:hAnsi="SimSun" w:cs="SimSun"/>
-          <w:sz w:val="24"/>
-          <w:szCs w:val="24"/>
-        </w:rPr>
-      </w:pPr>
-      <w:r>
-        <w:rPr>
-          <w:rFonts w:ascii="Wingdings" w:eastAsia="Wingdings" w:hAnsi="Wingdings" w:cs="Wingdings"/>
+          <w:rFonts w:ascii="宋体" w:hAnsi="宋体" w:eastAsia="宋体" w:cs="宋体"/>
+          <w:sz w:val="24"/>
+          <w:szCs w:val="24"/>
+        </w:rPr>
+      </w:pPr>
+      <w:r>
+        <w:rPr>
+          <w:rFonts w:ascii="Wingdings" w:hAnsi="Wingdings" w:eastAsia="Wingdings" w:cs="Wingdings"/>
           <w:spacing w:val="-1"/>
           <w:sz w:val="24"/>
           <w:szCs w:val="24"/>
@@ -5458,7 +5060,7 @@
       </w:r>
       <w:r>
         <w:rPr>
-          <w:rFonts w:ascii="Wingdings" w:eastAsia="Wingdings" w:hAnsi="Wingdings" w:cs="Wingdings"/>
+          <w:rFonts w:ascii="Wingdings" w:hAnsi="Wingdings" w:eastAsia="Wingdings" w:cs="Wingdings"/>
           <w:spacing w:val="-42"/>
           <w:sz w:val="24"/>
           <w:szCs w:val="24"/>
@@ -5467,7 +5069,7 @@
       </w:r>
       <w:r>
         <w:rPr>
-          <w:rFonts w:ascii="SimSun" w:eastAsia="SimSun" w:hAnsi="SimSun" w:cs="SimSun"/>
+          <w:rFonts w:ascii="宋体" w:hAnsi="宋体" w:eastAsia="宋体" w:cs="宋体"/>
           <w:spacing w:val="-1"/>
           <w:sz w:val="24"/>
           <w:szCs w:val="24"/>
@@ -5476,7 +5078,7 @@
       </w:r>
       <w:r>
         <w:rPr>
-          <w:rFonts w:ascii="SimSun" w:eastAsia="SimSun" w:hAnsi="SimSun" w:cs="SimSun"/>
+          <w:rFonts w:ascii="宋体" w:hAnsi="宋体" w:eastAsia="宋体" w:cs="宋体"/>
           <w:spacing w:val="-2"/>
           <w:sz w:val="24"/>
           <w:szCs w:val="24"/>
@@ -5489,14 +5091,14 @@
         <w:spacing w:before="178" w:line="295" w:lineRule="auto"/>
         <w:ind w:left="931" w:right="36" w:hanging="411"/>
         <w:rPr>
-          <w:rFonts w:ascii="SimSun" w:eastAsia="SimSun" w:hAnsi="SimSun" w:cs="SimSun"/>
-          <w:sz w:val="24"/>
-          <w:szCs w:val="24"/>
-        </w:rPr>
-      </w:pPr>
-      <w:r>
-        <w:rPr>
-          <w:rFonts w:ascii="Wingdings" w:eastAsia="Wingdings" w:hAnsi="Wingdings" w:cs="Wingdings"/>
+          <w:rFonts w:ascii="宋体" w:hAnsi="宋体" w:eastAsia="宋体" w:cs="宋体"/>
+          <w:sz w:val="24"/>
+          <w:szCs w:val="24"/>
+        </w:rPr>
+      </w:pPr>
+      <w:r>
+        <w:rPr>
+          <w:rFonts w:ascii="Wingdings" w:hAnsi="Wingdings" w:eastAsia="Wingdings" w:cs="Wingdings"/>
           <w:spacing w:val="-1"/>
           <w:sz w:val="24"/>
           <w:szCs w:val="24"/>
@@ -5505,7 +5107,7 @@
       </w:r>
       <w:r>
         <w:rPr>
-          <w:rFonts w:ascii="Wingdings" w:eastAsia="Wingdings" w:hAnsi="Wingdings" w:cs="Wingdings"/>
+          <w:rFonts w:ascii="Wingdings" w:hAnsi="Wingdings" w:eastAsia="Wingdings" w:cs="Wingdings"/>
           <w:spacing w:val="-42"/>
           <w:sz w:val="24"/>
           <w:szCs w:val="24"/>
@@ -5514,7 +5116,7 @@
       </w:r>
       <w:r>
         <w:rPr>
-          <w:rFonts w:ascii="SimSun" w:eastAsia="SimSun" w:hAnsi="SimSun" w:cs="SimSun"/>
+          <w:rFonts w:ascii="宋体" w:hAnsi="宋体" w:eastAsia="宋体" w:cs="宋体"/>
           <w:spacing w:val="-1"/>
           <w:sz w:val="24"/>
           <w:szCs w:val="24"/>
@@ -5523,19 +5125,13 @@
       </w:r>
       <w:r>
         <w:rPr>
-          <w:rFonts w:ascii="SimSun" w:eastAsia="SimSun" w:hAnsi="SimSun" w:cs="SimSun"/>
+          <w:rFonts w:ascii="宋体" w:hAnsi="宋体" w:eastAsia="宋体" w:cs="宋体"/>
           <w:spacing w:val="-2"/>
           <w:sz w:val="24"/>
           <w:szCs w:val="24"/>
         </w:rPr>
         <w:t>求、法律等。</w:t>
       </w:r>
-    </w:p>
-    <w:p>
-      <w:pPr>
-        <w:pStyle w:val="BodyText"/>
-        <w:spacing w:line="400" w:lineRule="auto"/>
-      </w:pPr>
     </w:p>
     <w:p>
       <w:pPr>
@@ -5543,7 +5139,7 @@
         <w:ind w:left="23"/>
         <w:outlineLvl w:val="1"/>
         <w:rPr>
-          <w:rFonts w:ascii="SimHei" w:eastAsia="SimHei" w:hAnsi="SimHei" w:cs="SimHei"/>
+          <w:rFonts w:ascii="黑体" w:hAnsi="黑体" w:eastAsia="黑体" w:cs="黑体"/>
           <w:sz w:val="30"/>
           <w:szCs w:val="30"/>
         </w:rPr>
@@ -5552,7 +5148,7 @@
       <w:bookmarkEnd w:id="12"/>
       <w:r>
         <w:rPr>
-          <w:rFonts w:ascii="SimHei" w:eastAsia="SimHei" w:hAnsi="SimHei" w:cs="SimHei"/>
+          <w:rFonts w:ascii="黑体" w:hAnsi="黑体" w:eastAsia="黑体" w:cs="黑体"/>
           <w:b/>
           <w:bCs/>
           <w:spacing w:val="-3"/>
@@ -5563,7 +5159,7 @@
       </w:r>
       <w:r>
         <w:rPr>
-          <w:rFonts w:ascii="SimHei" w:eastAsia="SimHei" w:hAnsi="SimHei" w:cs="SimHei"/>
+          <w:rFonts w:ascii="黑体" w:hAnsi="黑体" w:eastAsia="黑体" w:cs="黑体"/>
           <w:spacing w:val="-3"/>
           <w:sz w:val="30"/>
           <w:szCs w:val="30"/>
@@ -5572,7 +5168,7 @@
       </w:r>
       <w:r>
         <w:rPr>
-          <w:rFonts w:ascii="SimHei" w:eastAsia="SimHei" w:hAnsi="SimHei" w:cs="SimHei"/>
+          <w:rFonts w:ascii="黑体" w:hAnsi="黑体" w:eastAsia="黑体" w:cs="黑体"/>
           <w:b/>
           <w:bCs/>
           <w:spacing w:val="-3"/>
@@ -5584,23 +5180,17 @@
     </w:p>
     <w:p>
       <w:pPr>
-        <w:pStyle w:val="BodyText"/>
-        <w:spacing w:line="404" w:lineRule="auto"/>
-      </w:pPr>
-    </w:p>
-    <w:p>
-      <w:pPr>
         <w:spacing w:before="78" w:line="364" w:lineRule="auto"/>
         <w:ind w:left="31" w:right="84" w:firstLine="483"/>
         <w:rPr>
-          <w:rFonts w:ascii="SimSun" w:eastAsia="SimSun" w:hAnsi="SimSun" w:cs="SimSun"/>
-          <w:sz w:val="24"/>
-          <w:szCs w:val="24"/>
-        </w:rPr>
-      </w:pPr>
-      <w:r>
-        <w:rPr>
-          <w:rFonts w:ascii="SimSun" w:eastAsia="SimSun" w:hAnsi="SimSun" w:cs="SimSun"/>
+          <w:rFonts w:ascii="宋体" w:hAnsi="宋体" w:eastAsia="宋体" w:cs="宋体"/>
+          <w:sz w:val="24"/>
+          <w:szCs w:val="24"/>
+        </w:rPr>
+      </w:pPr>
+      <w:r>
+        <w:rPr>
+          <w:rFonts w:ascii="宋体" w:hAnsi="宋体" w:eastAsia="宋体" w:cs="宋体"/>
           <w:spacing w:val="-5"/>
           <w:sz w:val="24"/>
           <w:szCs w:val="24"/>
@@ -5609,7 +5199,7 @@
       </w:r>
       <w:r>
         <w:rPr>
-          <w:rFonts w:ascii="SimSun" w:eastAsia="SimSun" w:hAnsi="SimSun" w:cs="SimSun"/>
+          <w:rFonts w:ascii="宋体" w:hAnsi="宋体" w:eastAsia="宋体" w:cs="宋体"/>
           <w:spacing w:val="-6"/>
           <w:sz w:val="24"/>
           <w:szCs w:val="24"/>
@@ -5618,7 +5208,7 @@
       </w:r>
       <w:r>
         <w:rPr>
-          <w:rFonts w:ascii="SimSun" w:eastAsia="SimSun" w:hAnsi="SimSun" w:cs="SimSun"/>
+          <w:rFonts w:ascii="宋体" w:hAnsi="宋体" w:eastAsia="宋体" w:cs="宋体"/>
           <w:spacing w:val="-2"/>
           <w:sz w:val="24"/>
           <w:szCs w:val="24"/>
@@ -5632,14 +5222,14 @@
         <w:ind w:right="43"/>
         <w:jc w:val="right"/>
         <w:rPr>
-          <w:rFonts w:ascii="SimSun" w:eastAsia="SimSun" w:hAnsi="SimSun" w:cs="SimSun"/>
-          <w:sz w:val="24"/>
-          <w:szCs w:val="24"/>
-        </w:rPr>
-      </w:pPr>
-      <w:r>
-        <w:rPr>
-          <w:rFonts w:ascii="Wingdings" w:eastAsia="Wingdings" w:hAnsi="Wingdings" w:cs="Wingdings"/>
+          <w:rFonts w:ascii="宋体" w:hAnsi="宋体" w:eastAsia="宋体" w:cs="宋体"/>
+          <w:sz w:val="24"/>
+          <w:szCs w:val="24"/>
+        </w:rPr>
+      </w:pPr>
+      <w:r>
+        <w:rPr>
+          <w:rFonts w:ascii="Wingdings" w:hAnsi="Wingdings" w:eastAsia="Wingdings" w:cs="Wingdings"/>
           <w:spacing w:val="-9"/>
           <w:sz w:val="24"/>
           <w:szCs w:val="24"/>
@@ -5648,7 +5238,7 @@
       </w:r>
       <w:r>
         <w:rPr>
-          <w:rFonts w:ascii="SimSun" w:eastAsia="SimSun" w:hAnsi="SimSun" w:cs="SimSun"/>
+          <w:rFonts w:ascii="宋体" w:hAnsi="宋体" w:eastAsia="宋体" w:cs="宋体"/>
           <w:spacing w:val="-9"/>
           <w:sz w:val="24"/>
           <w:szCs w:val="24"/>
@@ -5657,7 +5247,7 @@
       </w:r>
       <w:r>
         <w:rPr>
-          <w:rFonts w:ascii="SimSun" w:eastAsia="SimSun" w:hAnsi="SimSun" w:cs="SimSun"/>
+          <w:rFonts w:ascii="宋体" w:hAnsi="宋体" w:eastAsia="宋体" w:cs="宋体"/>
           <w:spacing w:val="-10"/>
           <w:sz w:val="24"/>
           <w:szCs w:val="24"/>
@@ -5670,14 +5260,14 @@
         <w:spacing w:before="162" w:line="318" w:lineRule="auto"/>
         <w:ind w:left="934" w:right="7" w:hanging="414"/>
         <w:rPr>
-          <w:rFonts w:ascii="SimSun" w:eastAsia="SimSun" w:hAnsi="SimSun" w:cs="SimSun"/>
-          <w:sz w:val="24"/>
-          <w:szCs w:val="24"/>
-        </w:rPr>
-      </w:pPr>
-      <w:r>
-        <w:rPr>
-          <w:rFonts w:ascii="Wingdings" w:eastAsia="Wingdings" w:hAnsi="Wingdings" w:cs="Wingdings"/>
+          <w:rFonts w:ascii="宋体" w:hAnsi="宋体" w:eastAsia="宋体" w:cs="宋体"/>
+          <w:sz w:val="24"/>
+          <w:szCs w:val="24"/>
+        </w:rPr>
+      </w:pPr>
+      <w:r>
+        <w:rPr>
+          <w:rFonts w:ascii="Wingdings" w:hAnsi="Wingdings" w:eastAsia="Wingdings" w:cs="Wingdings"/>
           <w:sz w:val="24"/>
           <w:szCs w:val="24"/>
         </w:rPr>
@@ -5685,7 +5275,7 @@
       </w:r>
       <w:r>
         <w:rPr>
-          <w:rFonts w:ascii="Wingdings" w:eastAsia="Wingdings" w:hAnsi="Wingdings" w:cs="Wingdings"/>
+          <w:rFonts w:ascii="Wingdings" w:hAnsi="Wingdings" w:eastAsia="Wingdings" w:cs="Wingdings"/>
           <w:spacing w:val="-44"/>
           <w:sz w:val="24"/>
           <w:szCs w:val="24"/>
@@ -5694,7 +5284,7 @@
       </w:r>
       <w:r>
         <w:rPr>
-          <w:rFonts w:ascii="SimSun" w:eastAsia="SimSun" w:hAnsi="SimSun" w:cs="SimSun"/>
+          <w:rFonts w:ascii="宋体" w:hAnsi="宋体" w:eastAsia="宋体" w:cs="宋体"/>
           <w:sz w:val="24"/>
           <w:szCs w:val="24"/>
         </w:rPr>
@@ -5702,39 +5292,21 @@
       </w:r>
       <w:r>
         <w:rPr>
-          <w:rFonts w:ascii="SimSun" w:eastAsia="SimSun" w:hAnsi="SimSun" w:cs="SimSun"/>
+          <w:rFonts w:ascii="宋体" w:hAnsi="宋体" w:eastAsia="宋体" w:cs="宋体"/>
           <w:spacing w:val="-1"/>
           <w:sz w:val="24"/>
           <w:szCs w:val="24"/>
         </w:rPr>
-        <w:t>对评审输入做</w:t>
-      </w:r>
-      <w:r>
-        <w:rPr>
-          <w:rFonts w:ascii="SimSun" w:eastAsia="SimSun" w:hAnsi="SimSun" w:cs="SimSun"/>
-          <w:spacing w:val="-1"/>
-          <w:sz w:val="24"/>
-          <w:szCs w:val="24"/>
-        </w:rPr>
-        <w:t>出评价，对于发现的不合格或潜在的不合格项提</w:t>
-      </w:r>
-      <w:r>
-        <w:rPr>
-          <w:rFonts w:ascii="SimSun" w:eastAsia="SimSun" w:hAnsi="SimSun" w:cs="SimSun"/>
+        <w:t>对评审输入做出评价，对于发现的不合格或潜在的不合格项提</w:t>
+      </w:r>
+      <w:r>
+        <w:rPr>
+          <w:rFonts w:ascii="宋体" w:hAnsi="宋体" w:eastAsia="宋体" w:cs="宋体"/>
           <w:spacing w:val="-2"/>
           <w:sz w:val="24"/>
           <w:szCs w:val="24"/>
         </w:rPr>
-        <w:t>出纠正和预防措施，确</w:t>
-      </w:r>
-      <w:r>
-        <w:rPr>
-          <w:rFonts w:ascii="SimSun" w:eastAsia="SimSun" w:hAnsi="SimSun" w:cs="SimSun"/>
-          <w:spacing w:val="-2"/>
-          <w:sz w:val="24"/>
-          <w:szCs w:val="24"/>
-        </w:rPr>
-        <w:t>定责任人和整改时间；</w:t>
+        <w:t>出纠正和预防措施，确定责任人和整改时间；</w:t>
       </w:r>
     </w:p>
     <w:p>
@@ -5742,14 +5314,14 @@
         <w:spacing w:before="179" w:line="239" w:lineRule="auto"/>
         <w:ind w:left="520"/>
         <w:rPr>
-          <w:rFonts w:ascii="SimSun" w:eastAsia="SimSun" w:hAnsi="SimSun" w:cs="SimSun"/>
-          <w:sz w:val="24"/>
-          <w:szCs w:val="24"/>
-        </w:rPr>
-      </w:pPr>
-      <w:r>
-        <w:rPr>
-          <w:rFonts w:ascii="Wingdings" w:eastAsia="Wingdings" w:hAnsi="Wingdings" w:cs="Wingdings"/>
+          <w:rFonts w:ascii="宋体" w:hAnsi="宋体" w:eastAsia="宋体" w:cs="宋体"/>
+          <w:sz w:val="24"/>
+          <w:szCs w:val="24"/>
+        </w:rPr>
+      </w:pPr>
+      <w:r>
+        <w:rPr>
+          <w:rFonts w:ascii="Wingdings" w:hAnsi="Wingdings" w:eastAsia="Wingdings" w:cs="Wingdings"/>
           <w:spacing w:val="-1"/>
           <w:sz w:val="24"/>
           <w:szCs w:val="24"/>
@@ -5758,7 +5330,7 @@
       </w:r>
       <w:r>
         <w:rPr>
-          <w:rFonts w:ascii="Wingdings" w:eastAsia="Wingdings" w:hAnsi="Wingdings" w:cs="Wingdings"/>
+          <w:rFonts w:ascii="Wingdings" w:hAnsi="Wingdings" w:eastAsia="Wingdings" w:cs="Wingdings"/>
           <w:spacing w:val="-44"/>
           <w:sz w:val="24"/>
           <w:szCs w:val="24"/>
@@ -5767,7 +5339,7 @@
       </w:r>
       <w:r>
         <w:rPr>
-          <w:rFonts w:ascii="SimSun" w:eastAsia="SimSun" w:hAnsi="SimSun" w:cs="SimSun"/>
+          <w:rFonts w:ascii="宋体" w:hAnsi="宋体" w:eastAsia="宋体" w:cs="宋体"/>
           <w:spacing w:val="-1"/>
           <w:sz w:val="24"/>
           <w:szCs w:val="24"/>
@@ -5776,7 +5348,7 @@
       </w:r>
       <w:r>
         <w:rPr>
-          <w:rFonts w:ascii="SimSun" w:eastAsia="SimSun" w:hAnsi="SimSun" w:cs="SimSun"/>
+          <w:rFonts w:ascii="宋体" w:hAnsi="宋体" w:eastAsia="宋体" w:cs="宋体"/>
           <w:spacing w:val="-2"/>
           <w:sz w:val="24"/>
           <w:szCs w:val="24"/>
@@ -5786,7 +5358,7 @@
     </w:p>
     <w:p>
       <w:pPr>
-        <w:pStyle w:val="BodyText"/>
+        <w:pStyle w:val="2"/>
         <w:spacing w:line="383" w:lineRule="auto"/>
       </w:pPr>
     </w:p>
@@ -5796,7 +5368,7 @@
         <w:ind w:left="23"/>
         <w:outlineLvl w:val="1"/>
         <w:rPr>
-          <w:rFonts w:ascii="SimHei" w:eastAsia="SimHei" w:hAnsi="SimHei" w:cs="SimHei"/>
+          <w:rFonts w:ascii="黑体" w:hAnsi="黑体" w:eastAsia="黑体" w:cs="黑体"/>
           <w:sz w:val="30"/>
           <w:szCs w:val="30"/>
         </w:rPr>
@@ -5805,7 +5377,7 @@
       <w:bookmarkEnd w:id="13"/>
       <w:r>
         <w:rPr>
-          <w:rFonts w:ascii="SimHei" w:eastAsia="SimHei" w:hAnsi="SimHei" w:cs="SimHei"/>
+          <w:rFonts w:ascii="黑体" w:hAnsi="黑体" w:eastAsia="黑体" w:cs="黑体"/>
           <w:b/>
           <w:bCs/>
           <w:spacing w:val="-3"/>
@@ -5816,7 +5388,7 @@
       </w:r>
       <w:r>
         <w:rPr>
-          <w:rFonts w:ascii="SimHei" w:eastAsia="SimHei" w:hAnsi="SimHei" w:cs="SimHei"/>
+          <w:rFonts w:ascii="黑体" w:hAnsi="黑体" w:eastAsia="黑体" w:cs="黑体"/>
           <w:spacing w:val="-3"/>
           <w:sz w:val="30"/>
           <w:szCs w:val="30"/>
@@ -5825,7 +5397,7 @@
       </w:r>
       <w:r>
         <w:rPr>
-          <w:rFonts w:ascii="SimHei" w:eastAsia="SimHei" w:hAnsi="SimHei" w:cs="SimHei"/>
+          <w:rFonts w:ascii="黑体" w:hAnsi="黑体" w:eastAsia="黑体" w:cs="黑体"/>
           <w:b/>
           <w:bCs/>
           <w:spacing w:val="-3"/>
@@ -5837,49 +5409,37 @@
     </w:p>
     <w:p>
       <w:pPr>
-        <w:pStyle w:val="BodyText"/>
-        <w:spacing w:line="403" w:lineRule="auto"/>
-      </w:pPr>
-    </w:p>
-    <w:p>
-      <w:pPr>
         <w:spacing w:before="79" w:line="219" w:lineRule="auto"/>
         <w:ind w:left="515"/>
         <w:rPr>
-          <w:rFonts w:ascii="SimSun" w:eastAsia="SimSun" w:hAnsi="SimSun" w:cs="SimSun"/>
-          <w:sz w:val="24"/>
-          <w:szCs w:val="24"/>
-        </w:rPr>
-      </w:pPr>
-      <w:r>
-        <w:rPr>
-          <w:rFonts w:ascii="SimSun" w:eastAsia="SimSun" w:hAnsi="SimSun" w:cs="SimSun"/>
+          <w:rFonts w:ascii="宋体" w:hAnsi="宋体" w:eastAsia="宋体" w:cs="宋体"/>
+          <w:sz w:val="24"/>
+          <w:szCs w:val="24"/>
+        </w:rPr>
+      </w:pPr>
+      <w:r>
+        <w:rPr>
+          <w:rFonts w:ascii="宋体" w:hAnsi="宋体" w:eastAsia="宋体" w:cs="宋体"/>
           <w:spacing w:val="-1"/>
           <w:sz w:val="24"/>
           <w:szCs w:val="24"/>
         </w:rPr>
         <w:t>管理评审的输出应包括以下方面有关的措施：</w:t>
       </w:r>
-    </w:p>
-    <w:p>
-      <w:pPr>
-        <w:pStyle w:val="BodyText"/>
-        <w:spacing w:line="255" w:lineRule="auto"/>
-      </w:pPr>
     </w:p>
     <w:p>
       <w:pPr>
         <w:spacing w:before="78" w:line="295" w:lineRule="auto"/>
         <w:ind w:left="930" w:right="59" w:hanging="410"/>
         <w:rPr>
-          <w:rFonts w:ascii="SimSun" w:eastAsia="SimSun" w:hAnsi="SimSun" w:cs="SimSun"/>
-          <w:sz w:val="24"/>
-          <w:szCs w:val="24"/>
-        </w:rPr>
-      </w:pPr>
-      <w:r>
-        <w:rPr>
-          <w:rFonts w:ascii="Wingdings" w:eastAsia="Wingdings" w:hAnsi="Wingdings" w:cs="Wingdings"/>
+          <w:rFonts w:ascii="宋体" w:hAnsi="宋体" w:eastAsia="宋体" w:cs="宋体"/>
+          <w:sz w:val="24"/>
+          <w:szCs w:val="24"/>
+        </w:rPr>
+      </w:pPr>
+      <w:r>
+        <w:rPr>
+          <w:rFonts w:ascii="Wingdings" w:hAnsi="Wingdings" w:eastAsia="Wingdings" w:cs="Wingdings"/>
           <w:spacing w:val="-9"/>
           <w:sz w:val="24"/>
           <w:szCs w:val="24"/>
@@ -5888,7 +5448,7 @@
       </w:r>
       <w:r>
         <w:rPr>
-          <w:rFonts w:ascii="Wingdings" w:eastAsia="Wingdings" w:hAnsi="Wingdings" w:cs="Wingdings"/>
+          <w:rFonts w:ascii="Wingdings" w:hAnsi="Wingdings" w:eastAsia="Wingdings" w:cs="Wingdings"/>
           <w:spacing w:val="-40"/>
           <w:sz w:val="24"/>
           <w:szCs w:val="24"/>
@@ -5897,7 +5457,7 @@
       </w:r>
       <w:r>
         <w:rPr>
-          <w:rFonts w:ascii="SimSun" w:eastAsia="SimSun" w:hAnsi="SimSun" w:cs="SimSun"/>
+          <w:rFonts w:ascii="宋体" w:hAnsi="宋体" w:eastAsia="宋体" w:cs="宋体"/>
           <w:spacing w:val="-9"/>
           <w:sz w:val="24"/>
           <w:szCs w:val="24"/>
@@ -5906,7 +5466,7 @@
       </w:r>
       <w:r>
         <w:rPr>
-          <w:rFonts w:ascii="SimSun" w:eastAsia="SimSun" w:hAnsi="SimSun" w:cs="SimSun"/>
+          <w:rFonts w:ascii="宋体" w:hAnsi="宋体" w:eastAsia="宋体" w:cs="宋体"/>
           <w:spacing w:val="-1"/>
           <w:sz w:val="24"/>
           <w:szCs w:val="24"/>
@@ -5919,14 +5479,14 @@
         <w:spacing w:before="179" w:line="239" w:lineRule="auto"/>
         <w:ind w:left="520"/>
         <w:rPr>
-          <w:rFonts w:ascii="SimSun" w:eastAsia="SimSun" w:hAnsi="SimSun" w:cs="SimSun"/>
-          <w:sz w:val="24"/>
-          <w:szCs w:val="24"/>
-        </w:rPr>
-      </w:pPr>
-      <w:r>
-        <w:rPr>
-          <w:rFonts w:ascii="Wingdings" w:eastAsia="Wingdings" w:hAnsi="Wingdings" w:cs="Wingdings"/>
+          <w:rFonts w:ascii="宋体" w:hAnsi="宋体" w:eastAsia="宋体" w:cs="宋体"/>
+          <w:sz w:val="24"/>
+          <w:szCs w:val="24"/>
+        </w:rPr>
+      </w:pPr>
+      <w:r>
+        <w:rPr>
+          <w:rFonts w:ascii="Wingdings" w:hAnsi="Wingdings" w:eastAsia="Wingdings" w:cs="Wingdings"/>
           <w:spacing w:val="-3"/>
           <w:sz w:val="24"/>
           <w:szCs w:val="24"/>
@@ -5935,7 +5495,7 @@
       </w:r>
       <w:r>
         <w:rPr>
-          <w:rFonts w:ascii="Wingdings" w:eastAsia="Wingdings" w:hAnsi="Wingdings" w:cs="Wingdings"/>
+          <w:rFonts w:ascii="Wingdings" w:hAnsi="Wingdings" w:eastAsia="Wingdings" w:cs="Wingdings"/>
           <w:spacing w:val="-36"/>
           <w:sz w:val="24"/>
           <w:szCs w:val="24"/>
@@ -5944,7 +5504,7 @@
       </w:r>
       <w:r>
         <w:rPr>
-          <w:rFonts w:ascii="SimSun" w:eastAsia="SimSun" w:hAnsi="SimSun" w:cs="SimSun"/>
+          <w:rFonts w:ascii="宋体" w:hAnsi="宋体" w:eastAsia="宋体" w:cs="宋体"/>
           <w:spacing w:val="-3"/>
           <w:sz w:val="24"/>
           <w:szCs w:val="24"/>
@@ -5957,14 +5517,14 @@
         <w:spacing w:before="162" w:line="295" w:lineRule="auto"/>
         <w:ind w:left="941" w:right="74" w:hanging="421"/>
         <w:rPr>
-          <w:rFonts w:ascii="SimSun" w:eastAsia="SimSun" w:hAnsi="SimSun" w:cs="SimSun"/>
-          <w:sz w:val="24"/>
-          <w:szCs w:val="24"/>
-        </w:rPr>
-      </w:pPr>
-      <w:r>
-        <w:rPr>
-          <w:rFonts w:ascii="Wingdings" w:eastAsia="Wingdings" w:hAnsi="Wingdings" w:cs="Wingdings"/>
+          <w:rFonts w:ascii="宋体" w:hAnsi="宋体" w:eastAsia="宋体" w:cs="宋体"/>
+          <w:sz w:val="24"/>
+          <w:szCs w:val="24"/>
+        </w:rPr>
+      </w:pPr>
+      <w:r>
+        <w:rPr>
+          <w:rFonts w:ascii="Wingdings" w:hAnsi="Wingdings" w:eastAsia="Wingdings" w:cs="Wingdings"/>
           <w:spacing w:val="-2"/>
           <w:sz w:val="24"/>
           <w:szCs w:val="24"/>
@@ -5973,7 +5533,7 @@
       </w:r>
       <w:r>
         <w:rPr>
-          <w:rFonts w:ascii="Wingdings" w:eastAsia="Wingdings" w:hAnsi="Wingdings" w:cs="Wingdings"/>
+          <w:rFonts w:ascii="Wingdings" w:hAnsi="Wingdings" w:eastAsia="Wingdings" w:cs="Wingdings"/>
           <w:spacing w:val="-48"/>
           <w:sz w:val="24"/>
           <w:szCs w:val="24"/>
@@ -5982,7 +5542,7 @@
       </w:r>
       <w:r>
         <w:rPr>
-          <w:rFonts w:ascii="SimSun" w:eastAsia="SimSun" w:hAnsi="SimSun" w:cs="SimSun"/>
+          <w:rFonts w:ascii="宋体" w:hAnsi="宋体" w:eastAsia="宋体" w:cs="宋体"/>
           <w:spacing w:val="-2"/>
           <w:sz w:val="24"/>
           <w:szCs w:val="24"/>
@@ -5991,7 +5551,7 @@
       </w:r>
       <w:r>
         <w:rPr>
-          <w:rFonts w:ascii="SimSun" w:eastAsia="SimSun" w:hAnsi="SimSun" w:cs="SimSun"/>
+          <w:rFonts w:ascii="宋体" w:hAnsi="宋体" w:eastAsia="宋体" w:cs="宋体"/>
           <w:spacing w:val="-3"/>
           <w:sz w:val="24"/>
           <w:szCs w:val="24"/>
@@ -6004,14 +5564,14 @@
         <w:spacing w:before="178" w:line="239" w:lineRule="auto"/>
         <w:ind w:left="520"/>
         <w:rPr>
-          <w:rFonts w:ascii="SimSun" w:eastAsia="SimSun" w:hAnsi="SimSun" w:cs="SimSun"/>
-          <w:sz w:val="24"/>
-          <w:szCs w:val="24"/>
-        </w:rPr>
-      </w:pPr>
-      <w:r>
-        <w:rPr>
-          <w:rFonts w:ascii="Wingdings" w:eastAsia="Wingdings" w:hAnsi="Wingdings" w:cs="Wingdings"/>
+          <w:rFonts w:ascii="宋体" w:hAnsi="宋体" w:eastAsia="宋体" w:cs="宋体"/>
+          <w:sz w:val="24"/>
+          <w:szCs w:val="24"/>
+        </w:rPr>
+      </w:pPr>
+      <w:r>
+        <w:rPr>
+          <w:rFonts w:ascii="Wingdings" w:hAnsi="Wingdings" w:eastAsia="Wingdings" w:cs="Wingdings"/>
           <w:spacing w:val="-6"/>
           <w:sz w:val="24"/>
           <w:szCs w:val="24"/>
@@ -6020,7 +5580,7 @@
       </w:r>
       <w:r>
         <w:rPr>
-          <w:rFonts w:ascii="Wingdings" w:eastAsia="Wingdings" w:hAnsi="Wingdings" w:cs="Wingdings"/>
+          <w:rFonts w:ascii="Wingdings" w:hAnsi="Wingdings" w:eastAsia="Wingdings" w:cs="Wingdings"/>
           <w:spacing w:val="-39"/>
           <w:sz w:val="24"/>
           <w:szCs w:val="24"/>
@@ -6029,7 +5589,7 @@
       </w:r>
       <w:r>
         <w:rPr>
-          <w:rFonts w:ascii="SimSun" w:eastAsia="SimSun" w:hAnsi="SimSun" w:cs="SimSun"/>
+          <w:rFonts w:ascii="宋体" w:hAnsi="宋体" w:eastAsia="宋体" w:cs="宋体"/>
           <w:spacing w:val="-6"/>
           <w:sz w:val="24"/>
           <w:szCs w:val="24"/>
@@ -6042,14 +5602,14 @@
         <w:spacing w:before="163" w:line="239" w:lineRule="auto"/>
         <w:ind w:left="520"/>
         <w:rPr>
-          <w:rFonts w:ascii="SimSun" w:eastAsia="SimSun" w:hAnsi="SimSun" w:cs="SimSun"/>
-          <w:sz w:val="24"/>
-          <w:szCs w:val="24"/>
-        </w:rPr>
-      </w:pPr>
-      <w:r>
-        <w:rPr>
-          <w:rFonts w:ascii="Wingdings" w:eastAsia="Wingdings" w:hAnsi="Wingdings" w:cs="Wingdings"/>
+          <w:rFonts w:ascii="宋体" w:hAnsi="宋体" w:eastAsia="宋体" w:cs="宋体"/>
+          <w:sz w:val="24"/>
+          <w:szCs w:val="24"/>
+        </w:rPr>
+      </w:pPr>
+      <w:r>
+        <w:rPr>
+          <w:rFonts w:ascii="Wingdings" w:hAnsi="Wingdings" w:eastAsia="Wingdings" w:cs="Wingdings"/>
           <w:spacing w:val="-2"/>
           <w:sz w:val="24"/>
           <w:szCs w:val="24"/>
@@ -6058,7 +5618,7 @@
       </w:r>
       <w:r>
         <w:rPr>
-          <w:rFonts w:ascii="Wingdings" w:eastAsia="Wingdings" w:hAnsi="Wingdings" w:cs="Wingdings"/>
+          <w:rFonts w:ascii="Wingdings" w:hAnsi="Wingdings" w:eastAsia="Wingdings" w:cs="Wingdings"/>
           <w:spacing w:val="-48"/>
           <w:sz w:val="24"/>
           <w:szCs w:val="24"/>
@@ -6067,45 +5627,33 @@
       </w:r>
       <w:r>
         <w:rPr>
-          <w:rFonts w:ascii="SimSun" w:eastAsia="SimSun" w:hAnsi="SimSun" w:cs="SimSun"/>
+          <w:rFonts w:ascii="宋体" w:hAnsi="宋体" w:eastAsia="宋体" w:cs="宋体"/>
           <w:spacing w:val="-2"/>
           <w:sz w:val="24"/>
           <w:szCs w:val="24"/>
         </w:rPr>
         <w:t>针对管理评审的不符合项，制订并汇总具体的改进措施及改进计划。</w:t>
       </w:r>
-    </w:p>
-    <w:p>
-      <w:pPr>
-        <w:pStyle w:val="BodyText"/>
-        <w:spacing w:line="249" w:lineRule="auto"/>
-      </w:pPr>
     </w:p>
     <w:p>
       <w:pPr>
         <w:spacing w:before="78" w:line="219" w:lineRule="auto"/>
         <w:ind w:left="510"/>
         <w:rPr>
-          <w:rFonts w:ascii="SimSun" w:eastAsia="SimSun" w:hAnsi="SimSun" w:cs="SimSun"/>
-          <w:sz w:val="24"/>
-          <w:szCs w:val="24"/>
-        </w:rPr>
-      </w:pPr>
-      <w:r>
-        <w:rPr>
-          <w:rFonts w:ascii="SimSun" w:eastAsia="SimSun" w:hAnsi="SimSun" w:cs="SimSun"/>
+          <w:rFonts w:ascii="宋体" w:hAnsi="宋体" w:eastAsia="宋体" w:cs="宋体"/>
+          <w:sz w:val="24"/>
+          <w:szCs w:val="24"/>
+        </w:rPr>
+      </w:pPr>
+      <w:r>
+        <w:rPr>
+          <w:rFonts w:ascii="宋体" w:hAnsi="宋体" w:eastAsia="宋体" w:cs="宋体"/>
           <w:spacing w:val="-1"/>
           <w:sz w:val="24"/>
           <w:szCs w:val="24"/>
         </w:rPr>
         <w:t>本次管理评审的输出可以作为下次管理评审的输入。</w:t>
       </w:r>
-    </w:p>
-    <w:p>
-      <w:pPr>
-        <w:pStyle w:val="BodyText"/>
-        <w:spacing w:line="398" w:lineRule="auto"/>
-      </w:pPr>
     </w:p>
     <w:p>
       <w:pPr>
@@ -6113,7 +5661,7 @@
         <w:ind w:left="23"/>
         <w:outlineLvl w:val="1"/>
         <w:rPr>
-          <w:rFonts w:ascii="SimHei" w:eastAsia="SimHei" w:hAnsi="SimHei" w:cs="SimHei"/>
+          <w:rFonts w:ascii="黑体" w:hAnsi="黑体" w:eastAsia="黑体" w:cs="黑体"/>
           <w:sz w:val="30"/>
           <w:szCs w:val="30"/>
         </w:rPr>
@@ -6122,7 +5670,7 @@
       <w:bookmarkEnd w:id="14"/>
       <w:r>
         <w:rPr>
-          <w:rFonts w:ascii="SimHei" w:eastAsia="SimHei" w:hAnsi="SimHei" w:cs="SimHei"/>
+          <w:rFonts w:ascii="黑体" w:hAnsi="黑体" w:eastAsia="黑体" w:cs="黑体"/>
           <w:b/>
           <w:bCs/>
           <w:spacing w:val="-3"/>
@@ -6133,7 +5681,7 @@
       </w:r>
       <w:r>
         <w:rPr>
-          <w:rFonts w:ascii="SimHei" w:eastAsia="SimHei" w:hAnsi="SimHei" w:cs="SimHei"/>
+          <w:rFonts w:ascii="黑体" w:hAnsi="黑体" w:eastAsia="黑体" w:cs="黑体"/>
           <w:spacing w:val="-3"/>
           <w:sz w:val="30"/>
           <w:szCs w:val="30"/>
@@ -6142,7 +5690,7 @@
       </w:r>
       <w:r>
         <w:rPr>
-          <w:rFonts w:ascii="SimHei" w:eastAsia="SimHei" w:hAnsi="SimHei" w:cs="SimHei"/>
+          <w:rFonts w:ascii="黑体" w:hAnsi="黑体" w:eastAsia="黑体" w:cs="黑体"/>
           <w:b/>
           <w:bCs/>
           <w:spacing w:val="-3"/>
@@ -6154,97 +5702,41 @@
     </w:p>
     <w:p>
       <w:pPr>
-        <w:spacing w:line="222" w:lineRule="auto"/>
-        <w:rPr>
-          <w:rFonts w:ascii="SimHei" w:eastAsia="SimHei" w:hAnsi="SimHei" w:cs="SimHei"/>
-          <w:sz w:val="30"/>
-          <w:szCs w:val="30"/>
-        </w:rPr>
-        <w:sectPr>
-          <w:footerReference w:type="default" r:id="rId11"/>
-          <w:pgSz w:w="11910" w:h="16840"/>
-          <w:pgMar w:top="904" w:right="1786" w:bottom="990" w:left="1779" w:header="0" w:footer="756" w:gutter="0"/>
-          <w:cols w:space="720"/>
-        </w:sectPr>
-      </w:pPr>
-    </w:p>
-    <w:p>
-      <w:pPr>
-        <w:spacing w:line="427" w:lineRule="exact"/>
-      </w:pPr>
-      <w:r>
-        <w:rPr>
-          <w:position w:val="-8"/>
-        </w:rPr>
-        <w:drawing>
-          <wp:inline distT="0" distB="0" distL="0" distR="0">
-            <wp:extent cx="696350" cy="271753"/>
-            <wp:effectExtent l="0" t="0" r="0" b="0"/>
-            <wp:docPr id="16" name="IM 16"/>
-            <wp:cNvGraphicFramePr/>
-            <a:graphic xmlns:a="http://schemas.openxmlformats.org/drawingml/2006/main">
-              <a:graphicData uri="http://schemas.openxmlformats.org/drawingml/2006/picture">
-                <pic:pic xmlns:pic="http://schemas.openxmlformats.org/drawingml/2006/picture">
-                  <pic:nvPicPr>
-                    <pic:cNvPr id="16" name="IM 16"/>
-                    <pic:cNvPicPr/>
-                  </pic:nvPicPr>
-                  <pic:blipFill>
-                    <a:blip xmlns:r="http://schemas.openxmlformats.org/officeDocument/2006/relationships" r:embed="rId4"/>
-                    <a:stretch>
-                      <a:fillRect/>
-                    </a:stretch>
-                  </pic:blipFill>
-                  <pic:spPr>
-                    <a:xfrm rot="0">
-                      <a:off x="0" y="0"/>
-                      <a:ext cx="696350" cy="271753"/>
-                    </a:xfrm>
-                    <a:prstGeom prst="rect">
-                      <a:avLst/>
-                    </a:prstGeom>
-                  </pic:spPr>
-                </pic:pic>
-              </a:graphicData>
-            </a:graphic>
-          </wp:inline>
-        </w:drawing>
-      </w:r>
-    </w:p>
-    <w:p>
-      <w:pPr>
-        <w:spacing w:before="141" w:line="219" w:lineRule="auto"/>
-        <w:ind w:right="7"/>
-        <w:jc w:val="right"/>
-        <w:rPr>
-          <w:rFonts w:ascii="SimSun" w:eastAsia="SimSun" w:hAnsi="SimSun" w:cs="SimSun"/>
-          <w:sz w:val="24"/>
-          <w:szCs w:val="24"/>
-        </w:rPr>
-      </w:pPr>
-      <w:r>
-        <w:rPr>
-          <w:rFonts w:ascii="SimSun" w:eastAsia="SimSun" w:hAnsi="SimSun" w:cs="SimSun"/>
+        <w:keepNext w:val="0"/>
+        <w:keepLines w:val="0"/>
+        <w:pageBreakBefore w:val="0"/>
+        <w:widowControl/>
+        <w:kinsoku w:val="0"/>
+        <w:wordWrap/>
+        <w:overflowPunct/>
+        <w:topLinePunct w:val="0"/>
+        <w:autoSpaceDE w:val="0"/>
+        <w:autoSpaceDN w:val="0"/>
+        <w:bidi w:val="0"/>
+        <w:adjustRightInd w:val="0"/>
+        <w:snapToGrid w:val="0"/>
+        <w:spacing w:after="0" w:line="360" w:lineRule="auto"/>
+        <w:ind w:left="0" w:right="0" w:firstLine="476" w:firstLineChars="200"/>
+        <w:jc w:val="left"/>
+        <w:textAlignment w:val="baseline"/>
+        <w:rPr>
+          <w:rFonts w:ascii="宋体" w:hAnsi="宋体" w:eastAsia="宋体" w:cs="宋体"/>
+          <w:sz w:val="24"/>
+          <w:szCs w:val="24"/>
+        </w:rPr>
+      </w:pPr>
+      <w:r>
+        <w:rPr>
+          <w:rFonts w:ascii="宋体" w:hAnsi="宋体" w:eastAsia="宋体" w:cs="宋体"/>
           <w:spacing w:val="-1"/>
           <w:sz w:val="24"/>
           <w:szCs w:val="24"/>
         </w:rPr>
         <w:t>管理评审大会结束后，由质量部根据管理评审输出要求和管理评审</w:t>
       </w:r>
-    </w:p>
-    <w:p>
-      <w:pPr>
-        <w:spacing w:before="27" w:line="219" w:lineRule="auto"/>
-        <w:ind w:left="512"/>
-        <w:rPr>
-          <w:rFonts w:ascii="SimSun" w:eastAsia="SimSun" w:hAnsi="SimSun" w:cs="SimSun"/>
-          <w:sz w:val="24"/>
-          <w:szCs w:val="24"/>
-        </w:rPr>
-      </w:pPr>
-      <w:r>
-        <w:rPr>
-          <w:rFonts w:ascii="SimSun" w:eastAsia="SimSun" w:hAnsi="SimSun" w:cs="SimSun"/>
+      <w:r>
+        <w:rPr>
+          <w:rFonts w:ascii="宋体" w:hAnsi="宋体" w:eastAsia="宋体" w:cs="宋体"/>
           <w:spacing w:val="-4"/>
           <w:sz w:val="24"/>
           <w:szCs w:val="24"/>
@@ -6254,17 +5746,32 @@
     </w:p>
     <w:p>
       <w:pPr>
-        <w:spacing w:before="92" w:line="364" w:lineRule="auto"/>
-        <w:ind w:left="31" w:right="99" w:firstLine="227"/>
-        <w:rPr>
-          <w:rFonts w:ascii="SimSun" w:eastAsia="SimSun" w:hAnsi="SimSun" w:cs="SimSun"/>
-          <w:sz w:val="24"/>
-          <w:szCs w:val="24"/>
-        </w:rPr>
-      </w:pPr>
-      <w:r>
-        <w:rPr>
-          <w:rFonts w:ascii="SimSun" w:eastAsia="SimSun" w:hAnsi="SimSun" w:cs="SimSun"/>
+        <w:keepNext w:val="0"/>
+        <w:keepLines w:val="0"/>
+        <w:pageBreakBefore w:val="0"/>
+        <w:widowControl/>
+        <w:kinsoku w:val="0"/>
+        <w:wordWrap/>
+        <w:overflowPunct/>
+        <w:topLinePunct w:val="0"/>
+        <w:autoSpaceDE w:val="0"/>
+        <w:autoSpaceDN w:val="0"/>
+        <w:bidi w:val="0"/>
+        <w:adjustRightInd w:val="0"/>
+        <w:snapToGrid w:val="0"/>
+        <w:spacing w:after="0" w:line="360" w:lineRule="auto"/>
+        <w:ind w:left="0" w:right="0" w:firstLine="460" w:firstLineChars="200"/>
+        <w:jc w:val="left"/>
+        <w:textAlignment w:val="baseline"/>
+        <w:rPr>
+          <w:rFonts w:ascii="宋体" w:hAnsi="宋体" w:eastAsia="宋体" w:cs="宋体"/>
+          <w:sz w:val="24"/>
+          <w:szCs w:val="24"/>
+        </w:rPr>
+      </w:pPr>
+      <w:r>
+        <w:rPr>
+          <w:rFonts w:ascii="宋体" w:hAnsi="宋体" w:eastAsia="宋体" w:cs="宋体"/>
           <w:spacing w:val="-5"/>
           <w:sz w:val="24"/>
           <w:szCs w:val="24"/>
@@ -6273,7 +5780,7 @@
       </w:r>
       <w:r>
         <w:rPr>
-          <w:rFonts w:ascii="SimSun" w:eastAsia="SimSun" w:hAnsi="SimSun" w:cs="SimSun"/>
+          <w:rFonts w:ascii="宋体" w:hAnsi="宋体" w:eastAsia="宋体" w:cs="宋体"/>
           <w:spacing w:val="-6"/>
           <w:sz w:val="24"/>
           <w:szCs w:val="24"/>
@@ -6282,19 +5789,13 @@
       </w:r>
       <w:r>
         <w:rPr>
-          <w:rFonts w:ascii="SimSun" w:eastAsia="SimSun" w:hAnsi="SimSun" w:cs="SimSun"/>
+          <w:rFonts w:ascii="宋体" w:hAnsi="宋体" w:eastAsia="宋体" w:cs="宋体"/>
           <w:spacing w:val="-1"/>
           <w:sz w:val="24"/>
           <w:szCs w:val="24"/>
         </w:rPr>
         <w:t>者代表审核及批准后，发至相关部门执行并由质量部负责进度管控。</w:t>
       </w:r>
-    </w:p>
-    <w:p>
-      <w:pPr>
-        <w:pStyle w:val="BodyText"/>
-        <w:spacing w:line="342" w:lineRule="auto"/>
-      </w:pPr>
     </w:p>
     <w:p>
       <w:pPr>
@@ -6302,7 +5803,7 @@
         <w:ind w:left="25"/>
         <w:outlineLvl w:val="0"/>
         <w:rPr>
-          <w:rFonts w:ascii="SimHei" w:eastAsia="SimHei" w:hAnsi="SimHei" w:cs="SimHei"/>
+          <w:rFonts w:ascii="黑体" w:hAnsi="黑体" w:eastAsia="黑体" w:cs="黑体"/>
           <w:sz w:val="31"/>
           <w:szCs w:val="31"/>
         </w:rPr>
@@ -6311,7 +5812,7 @@
       <w:bookmarkEnd w:id="15"/>
       <w:r>
         <w:rPr>
-          <w:rFonts w:ascii="SimHei" w:eastAsia="SimHei" w:hAnsi="SimHei" w:cs="SimHei"/>
+          <w:rFonts w:ascii="黑体" w:hAnsi="黑体" w:eastAsia="黑体" w:cs="黑体"/>
           <w:b/>
           <w:bCs/>
           <w:spacing w:val="2"/>
@@ -6322,7 +5823,7 @@
       </w:r>
       <w:r>
         <w:rPr>
-          <w:rFonts w:ascii="SimHei" w:eastAsia="SimHei" w:hAnsi="SimHei" w:cs="SimHei"/>
+          <w:rFonts w:ascii="黑体" w:hAnsi="黑体" w:eastAsia="黑体" w:cs="黑体"/>
           <w:spacing w:val="23"/>
           <w:sz w:val="31"/>
           <w:szCs w:val="31"/>
@@ -6331,7 +5832,7 @@
       </w:r>
       <w:r>
         <w:rPr>
-          <w:rFonts w:ascii="SimHei" w:eastAsia="SimHei" w:hAnsi="SimHei" w:cs="SimHei"/>
+          <w:rFonts w:ascii="黑体" w:hAnsi="黑体" w:eastAsia="黑体" w:cs="黑体"/>
           <w:b/>
           <w:bCs/>
           <w:spacing w:val="2"/>
@@ -6343,55 +5844,37 @@
     </w:p>
     <w:p>
       <w:pPr>
-        <w:pStyle w:val="BodyText"/>
-        <w:spacing w:line="264" w:lineRule="auto"/>
-      </w:pPr>
-    </w:p>
-    <w:p>
-      <w:pPr>
-        <w:pStyle w:val="BodyText"/>
-        <w:spacing w:line="265" w:lineRule="auto"/>
-      </w:pPr>
-    </w:p>
-    <w:p>
-      <w:pPr>
         <w:spacing w:before="79" w:line="219" w:lineRule="auto"/>
         <w:ind w:left="515"/>
         <w:rPr>
-          <w:rFonts w:ascii="SimSun" w:eastAsia="SimSun" w:hAnsi="SimSun" w:cs="SimSun"/>
-          <w:sz w:val="24"/>
-          <w:szCs w:val="24"/>
-        </w:rPr>
-      </w:pPr>
-      <w:r>
-        <w:rPr>
-          <w:rFonts w:ascii="SimSun" w:eastAsia="SimSun" w:hAnsi="SimSun" w:cs="SimSun"/>
+          <w:rFonts w:ascii="宋体" w:hAnsi="宋体" w:eastAsia="宋体" w:cs="宋体"/>
+          <w:sz w:val="24"/>
+          <w:szCs w:val="24"/>
+        </w:rPr>
+      </w:pPr>
+      <w:r>
+        <w:rPr>
+          <w:rFonts w:ascii="宋体" w:hAnsi="宋体" w:eastAsia="宋体" w:cs="宋体"/>
           <w:spacing w:val="-2"/>
           <w:sz w:val="24"/>
           <w:szCs w:val="24"/>
         </w:rPr>
         <w:t>《运维服务能力管理评审计划》</w:t>
       </w:r>
-    </w:p>
-    <w:p>
-      <w:pPr>
-        <w:pStyle w:val="BodyText"/>
-        <w:spacing w:line="266" w:lineRule="auto"/>
-      </w:pPr>
     </w:p>
     <w:p>
       <w:pPr>
         <w:spacing w:before="78" w:line="218" w:lineRule="auto"/>
         <w:ind w:left="515"/>
         <w:rPr>
-          <w:rFonts w:ascii="SimSun" w:eastAsia="SimSun" w:hAnsi="SimSun" w:cs="SimSun"/>
-          <w:sz w:val="24"/>
-          <w:szCs w:val="24"/>
-        </w:rPr>
-      </w:pPr>
-      <w:r>
-        <w:rPr>
-          <w:rFonts w:ascii="SimSun" w:eastAsia="SimSun" w:hAnsi="SimSun" w:cs="SimSun"/>
+          <w:rFonts w:ascii="宋体" w:hAnsi="宋体" w:eastAsia="宋体" w:cs="宋体"/>
+          <w:sz w:val="24"/>
+          <w:szCs w:val="24"/>
+        </w:rPr>
+      </w:pPr>
+      <w:r>
+        <w:rPr>
+          <w:rFonts w:ascii="宋体" w:hAnsi="宋体" w:eastAsia="宋体" w:cs="宋体"/>
           <w:spacing w:val="-2"/>
           <w:sz w:val="24"/>
           <w:szCs w:val="24"/>
@@ -6400,30 +5883,55 @@
       </w:r>
     </w:p>
     <w:sectPr>
-      <w:footerReference w:type="default" r:id="rId12"/>
+      <w:footerReference r:id="rId8" w:type="default"/>
       <w:pgSz w:w="11910" w:h="16840"/>
       <w:pgMar w:top="904" w:right="1786" w:bottom="990" w:left="1779" w:header="0" w:footer="756" w:gutter="0"/>
-      <w:cols w:space="720"/>
+      <w:cols w:space="720" w:num="1"/>
     </w:sectPr>
   </w:body>
 </w:document>
 </file>
 
+<file path=word/endnotes.xml><?xml version="1.0" encoding="utf-8"?>
+<w:endnotes xmlns:wpc="http://schemas.microsoft.com/office/word/2010/wordprocessingCanvas" xmlns:mc="http://schemas.openxmlformats.org/markup-compatibility/2006" xmlns:o="urn:schemas-microsoft-com:office:office" xmlns:r="http://schemas.openxmlformats.org/officeDocument/2006/relationships" xmlns:m="http://schemas.openxmlformats.org/officeDocument/2006/math" xmlns:v="urn:schemas-microsoft-com:vml" xmlns:wp14="http://schemas.microsoft.com/office/word/2010/wordprocessingDrawing" xmlns:wp="http://schemas.openxmlformats.org/drawingml/2006/wordprocessingDrawing" xmlns:w="http://schemas.openxmlformats.org/wordprocessingml/2006/main" xmlns:w14="http://schemas.microsoft.com/office/word/2010/wordml" xmlns:w15="http://schemas.microsoft.com/office/word/2012/wordml" xmlns:w10="urn:schemas-microsoft-com:office:word" xmlns:wpg="http://schemas.microsoft.com/office/word/2010/wordprocessingGroup" xmlns:wpi="http://schemas.microsoft.com/office/word/2010/wordprocessingInk" xmlns:wne="http://schemas.microsoft.com/office/word/2006/wordml" xmlns:wps="http://schemas.microsoft.com/office/word/2010/wordprocessingShape" xmlns:wpsCustomData="http://www.wps.cn/officeDocument/2013/wpsCustomData" mc:Ignorable="w14 w15 wp14">
+  <w:endnote w:type="separator" w:id="0">
+    <w:p>
+      <w:pPr>
+        <w:spacing w:line="240" w:lineRule="auto"/>
+      </w:pPr>
+      <w:r>
+        <w:separator/>
+      </w:r>
+    </w:p>
+  </w:endnote>
+  <w:endnote w:type="continuationSeparator" w:id="1">
+    <w:p>
+      <w:pPr>
+        <w:spacing w:line="240" w:lineRule="auto"/>
+      </w:pPr>
+      <w:r>
+        <w:continuationSeparator/>
+      </w:r>
+    </w:p>
+  </w:endnote>
+</w:endnotes>
+</file>
+
 <file path=word/footer1.xml><?xml version="1.0" encoding="utf-8"?>
-<w:ftr xmlns:wpc="http://schemas.microsoft.com/office/word/2010/wordprocessingCanvas" xmlns:mc="http://schemas.openxmlformats.org/markup-compatibility/2006" xmlns:o="urn:schemas-microsoft-com:office:office" xmlns:r="http://schemas.openxmlformats.org/officeDocument/2006/relationships" xmlns:m="http://schemas.openxmlformats.org/officeDocument/2006/math" xmlns:v="urn:schemas-microsoft-com:vml" xmlns:wp14="http://schemas.microsoft.com/office/word/2010/wordprocessingDrawing" xmlns:wp="http://schemas.openxmlformats.org/drawingml/2006/wordprocessingDrawing" xmlns:w10="urn:schemas-microsoft-com:office:word" xmlns:w="http://schemas.openxmlformats.org/wordprocessingml/2006/main" xmlns:w14="http://schemas.microsoft.com/office/word/2010/wordml" xmlns:w15="http://schemas.microsoft.com/office/word/2012/wordml" xmlns:wne="http://schemas.microsoft.com/office/word/2006/wordml" xmlns:wpg="http://schemas.microsoft.com/office/word/2010/wordprocessingGroup" xmlns:wpi="http://schemas.microsoft.com/office/word/2010/wordprocessingInk" xmlns:wps="http://schemas.microsoft.com/office/word/2010/wordprocessingShape" mc:Ignorable="w14 w15 wp14">
+<w:ftr xmlns:wpc="http://schemas.microsoft.com/office/word/2010/wordprocessingCanvas" xmlns:mc="http://schemas.openxmlformats.org/markup-compatibility/2006" xmlns:o="urn:schemas-microsoft-com:office:office" xmlns:r="http://schemas.openxmlformats.org/officeDocument/2006/relationships" xmlns:m="http://schemas.openxmlformats.org/officeDocument/2006/math" xmlns:v="urn:schemas-microsoft-com:vml" xmlns:wp14="http://schemas.microsoft.com/office/word/2010/wordprocessingDrawing" xmlns:wp="http://schemas.openxmlformats.org/drawingml/2006/wordprocessingDrawing" xmlns:w10="urn:schemas-microsoft-com:office:word" xmlns:w="http://schemas.openxmlformats.org/wordprocessingml/2006/main" xmlns:w14="http://schemas.microsoft.com/office/word/2010/wordml" xmlns:w15="http://schemas.microsoft.com/office/word/2012/wordml" xmlns:wpg="http://schemas.microsoft.com/office/word/2010/wordprocessingGroup" xmlns:wpi="http://schemas.microsoft.com/office/word/2010/wordprocessingInk" xmlns:wne="http://schemas.microsoft.com/office/word/2006/wordml" xmlns:wps="http://schemas.microsoft.com/office/word/2010/wordprocessingShape" xmlns:wpsCustomData="http://www.wps.cn/officeDocument/2013/wpsCustomData" mc:Ignorable="w14 w15 wp14">
   <w:p>
     <w:pPr>
       <w:spacing w:line="230" w:lineRule="auto"/>
       <w:ind w:left="4209"/>
       <w:rPr>
-        <w:rFonts w:ascii="SimSun" w:eastAsia="SimSun" w:hAnsi="SimSun" w:cs="SimSun"/>
+        <w:rFonts w:ascii="宋体" w:hAnsi="宋体" w:eastAsia="宋体" w:cs="宋体"/>
         <w:sz w:val="18"/>
         <w:szCs w:val="18"/>
       </w:rPr>
     </w:pPr>
     <w:r>
       <w:rPr>
-        <w:rFonts w:ascii="SimSun" w:eastAsia="SimSun" w:hAnsi="SimSun" w:cs="SimSun"/>
+        <w:rFonts w:ascii="宋体" w:hAnsi="宋体" w:eastAsia="宋体" w:cs="宋体"/>
         <w:sz w:val="18"/>
         <w:szCs w:val="18"/>
       </w:rPr>
@@ -6434,20 +5942,20 @@
 </file>
 
 <file path=word/footer2.xml><?xml version="1.0" encoding="utf-8"?>
-<w:ftr xmlns:wpc="http://schemas.microsoft.com/office/word/2010/wordprocessingCanvas" xmlns:mc="http://schemas.openxmlformats.org/markup-compatibility/2006" xmlns:o="urn:schemas-microsoft-com:office:office" xmlns:r="http://schemas.openxmlformats.org/officeDocument/2006/relationships" xmlns:m="http://schemas.openxmlformats.org/officeDocument/2006/math" xmlns:v="urn:schemas-microsoft-com:vml" xmlns:wp14="http://schemas.microsoft.com/office/word/2010/wordprocessingDrawing" xmlns:wp="http://schemas.openxmlformats.org/drawingml/2006/wordprocessingDrawing" xmlns:w10="urn:schemas-microsoft-com:office:word" xmlns:w="http://schemas.openxmlformats.org/wordprocessingml/2006/main" xmlns:w14="http://schemas.microsoft.com/office/word/2010/wordml" xmlns:w15="http://schemas.microsoft.com/office/word/2012/wordml" xmlns:wne="http://schemas.microsoft.com/office/word/2006/wordml" xmlns:wpg="http://schemas.microsoft.com/office/word/2010/wordprocessingGroup" xmlns:wpi="http://schemas.microsoft.com/office/word/2010/wordprocessingInk" xmlns:wps="http://schemas.microsoft.com/office/word/2010/wordprocessingShape" mc:Ignorable="w14 w15 wp14">
+<w:ftr xmlns:wpc="http://schemas.microsoft.com/office/word/2010/wordprocessingCanvas" xmlns:mc="http://schemas.openxmlformats.org/markup-compatibility/2006" xmlns:o="urn:schemas-microsoft-com:office:office" xmlns:r="http://schemas.openxmlformats.org/officeDocument/2006/relationships" xmlns:m="http://schemas.openxmlformats.org/officeDocument/2006/math" xmlns:v="urn:schemas-microsoft-com:vml" xmlns:wp14="http://schemas.microsoft.com/office/word/2010/wordprocessingDrawing" xmlns:wp="http://schemas.openxmlformats.org/drawingml/2006/wordprocessingDrawing" xmlns:w10="urn:schemas-microsoft-com:office:word" xmlns:w="http://schemas.openxmlformats.org/wordprocessingml/2006/main" xmlns:w14="http://schemas.microsoft.com/office/word/2010/wordml" xmlns:w15="http://schemas.microsoft.com/office/word/2012/wordml" xmlns:wpg="http://schemas.microsoft.com/office/word/2010/wordprocessingGroup" xmlns:wpi="http://schemas.microsoft.com/office/word/2010/wordprocessingInk" xmlns:wne="http://schemas.microsoft.com/office/word/2006/wordml" xmlns:wps="http://schemas.microsoft.com/office/word/2010/wordprocessingShape" xmlns:wpsCustomData="http://www.wps.cn/officeDocument/2013/wpsCustomData" mc:Ignorable="w14 w15 wp14">
   <w:p>
     <w:pPr>
       <w:spacing w:line="230" w:lineRule="auto"/>
       <w:ind w:left="4198"/>
       <w:rPr>
-        <w:rFonts w:ascii="SimSun" w:eastAsia="SimSun" w:hAnsi="SimSun" w:cs="SimSun"/>
+        <w:rFonts w:ascii="宋体" w:hAnsi="宋体" w:eastAsia="宋体" w:cs="宋体"/>
         <w:sz w:val="18"/>
         <w:szCs w:val="18"/>
       </w:rPr>
     </w:pPr>
     <w:r>
       <w:rPr>
-        <w:rFonts w:ascii="SimSun" w:eastAsia="SimSun" w:hAnsi="SimSun" w:cs="SimSun"/>
+        <w:rFonts w:ascii="宋体" w:hAnsi="宋体" w:eastAsia="宋体" w:cs="宋体"/>
         <w:sz w:val="18"/>
         <w:szCs w:val="18"/>
       </w:rPr>
@@ -6458,20 +5966,20 @@
 </file>
 
 <file path=word/footer3.xml><?xml version="1.0" encoding="utf-8"?>
-<w:ftr xmlns:wpc="http://schemas.microsoft.com/office/word/2010/wordprocessingCanvas" xmlns:mc="http://schemas.openxmlformats.org/markup-compatibility/2006" xmlns:o="urn:schemas-microsoft-com:office:office" xmlns:r="http://schemas.openxmlformats.org/officeDocument/2006/relationships" xmlns:m="http://schemas.openxmlformats.org/officeDocument/2006/math" xmlns:v="urn:schemas-microsoft-com:vml" xmlns:wp14="http://schemas.microsoft.com/office/word/2010/wordprocessingDrawing" xmlns:wp="http://schemas.openxmlformats.org/drawingml/2006/wordprocessingDrawing" xmlns:w10="urn:schemas-microsoft-com:office:word" xmlns:w="http://schemas.openxmlformats.org/wordprocessingml/2006/main" xmlns:w14="http://schemas.microsoft.com/office/word/2010/wordml" xmlns:w15="http://schemas.microsoft.com/office/word/2012/wordml" xmlns:wne="http://schemas.microsoft.com/office/word/2006/wordml" xmlns:wpg="http://schemas.microsoft.com/office/word/2010/wordprocessingGroup" xmlns:wpi="http://schemas.microsoft.com/office/word/2010/wordprocessingInk" xmlns:wps="http://schemas.microsoft.com/office/word/2010/wordprocessingShape" mc:Ignorable="w14 w15 wp14">
+<w:ftr xmlns:wpc="http://schemas.microsoft.com/office/word/2010/wordprocessingCanvas" xmlns:mc="http://schemas.openxmlformats.org/markup-compatibility/2006" xmlns:o="urn:schemas-microsoft-com:office:office" xmlns:r="http://schemas.openxmlformats.org/officeDocument/2006/relationships" xmlns:m="http://schemas.openxmlformats.org/officeDocument/2006/math" xmlns:v="urn:schemas-microsoft-com:vml" xmlns:wp14="http://schemas.microsoft.com/office/word/2010/wordprocessingDrawing" xmlns:wp="http://schemas.openxmlformats.org/drawingml/2006/wordprocessingDrawing" xmlns:w10="urn:schemas-microsoft-com:office:word" xmlns:w="http://schemas.openxmlformats.org/wordprocessingml/2006/main" xmlns:w14="http://schemas.microsoft.com/office/word/2010/wordml" xmlns:w15="http://schemas.microsoft.com/office/word/2012/wordml" xmlns:wpg="http://schemas.microsoft.com/office/word/2010/wordprocessingGroup" xmlns:wpi="http://schemas.microsoft.com/office/word/2010/wordprocessingInk" xmlns:wne="http://schemas.microsoft.com/office/word/2006/wordml" xmlns:wps="http://schemas.microsoft.com/office/word/2010/wordprocessingShape" xmlns:wpsCustomData="http://www.wps.cn/officeDocument/2013/wpsCustomData" mc:Ignorable="w14 w15 wp14">
   <w:p>
     <w:pPr>
       <w:spacing w:line="229" w:lineRule="auto"/>
       <w:ind w:left="4291"/>
       <w:rPr>
-        <w:rFonts w:ascii="SimSun" w:eastAsia="SimSun" w:hAnsi="SimSun" w:cs="SimSun"/>
+        <w:rFonts w:ascii="宋体" w:hAnsi="宋体" w:eastAsia="宋体" w:cs="宋体"/>
         <w:sz w:val="18"/>
         <w:szCs w:val="18"/>
       </w:rPr>
     </w:pPr>
     <w:r>
       <w:rPr>
-        <w:rFonts w:ascii="SimSun" w:eastAsia="SimSun" w:hAnsi="SimSun" w:cs="SimSun"/>
+        <w:rFonts w:ascii="宋体" w:hAnsi="宋体" w:eastAsia="宋体" w:cs="宋体"/>
         <w:sz w:val="18"/>
         <w:szCs w:val="18"/>
       </w:rPr>
@@ -6482,116 +5990,20 @@
 </file>
 
 <file path=word/footer4.xml><?xml version="1.0" encoding="utf-8"?>
-<w:ftr xmlns:wpc="http://schemas.microsoft.com/office/word/2010/wordprocessingCanvas" xmlns:mc="http://schemas.openxmlformats.org/markup-compatibility/2006" xmlns:o="urn:schemas-microsoft-com:office:office" xmlns:r="http://schemas.openxmlformats.org/officeDocument/2006/relationships" xmlns:m="http://schemas.openxmlformats.org/officeDocument/2006/math" xmlns:v="urn:schemas-microsoft-com:vml" xmlns:wp14="http://schemas.microsoft.com/office/word/2010/wordprocessingDrawing" xmlns:wp="http://schemas.openxmlformats.org/drawingml/2006/wordprocessingDrawing" xmlns:w10="urn:schemas-microsoft-com:office:word" xmlns:w="http://schemas.openxmlformats.org/wordprocessingml/2006/main" xmlns:w14="http://schemas.microsoft.com/office/word/2010/wordml" xmlns:w15="http://schemas.microsoft.com/office/word/2012/wordml" xmlns:wne="http://schemas.microsoft.com/office/word/2006/wordml" xmlns:wpg="http://schemas.microsoft.com/office/word/2010/wordprocessingGroup" xmlns:wpi="http://schemas.microsoft.com/office/word/2010/wordprocessingInk" xmlns:wps="http://schemas.microsoft.com/office/word/2010/wordprocessingShape" mc:Ignorable="w14 w15 wp14">
+<w:ftr xmlns:wpc="http://schemas.microsoft.com/office/word/2010/wordprocessingCanvas" xmlns:mc="http://schemas.openxmlformats.org/markup-compatibility/2006" xmlns:o="urn:schemas-microsoft-com:office:office" xmlns:r="http://schemas.openxmlformats.org/officeDocument/2006/relationships" xmlns:m="http://schemas.openxmlformats.org/officeDocument/2006/math" xmlns:v="urn:schemas-microsoft-com:vml" xmlns:wp14="http://schemas.microsoft.com/office/word/2010/wordprocessingDrawing" xmlns:wp="http://schemas.openxmlformats.org/drawingml/2006/wordprocessingDrawing" xmlns:w10="urn:schemas-microsoft-com:office:word" xmlns:w="http://schemas.openxmlformats.org/wordprocessingml/2006/main" xmlns:w14="http://schemas.microsoft.com/office/word/2010/wordml" xmlns:w15="http://schemas.microsoft.com/office/word/2012/wordml" xmlns:wpg="http://schemas.microsoft.com/office/word/2010/wordprocessingGroup" xmlns:wpi="http://schemas.microsoft.com/office/word/2010/wordprocessingInk" xmlns:wne="http://schemas.microsoft.com/office/word/2006/wordml" xmlns:wps="http://schemas.microsoft.com/office/word/2010/wordprocessingShape" xmlns:wpsCustomData="http://www.wps.cn/officeDocument/2013/wpsCustomData" mc:Ignorable="w14 w15 wp14">
   <w:p>
     <w:pPr>
-      <w:spacing w:line="230" w:lineRule="auto"/>
-      <w:ind w:left="4195"/>
+      <w:spacing w:line="229" w:lineRule="auto"/>
+      <w:ind w:left="4196"/>
       <w:rPr>
-        <w:rFonts w:ascii="SimSun" w:eastAsia="SimSun" w:hAnsi="SimSun" w:cs="SimSun"/>
+        <w:rFonts w:ascii="宋体" w:hAnsi="宋体" w:eastAsia="宋体" w:cs="宋体"/>
         <w:sz w:val="18"/>
         <w:szCs w:val="18"/>
       </w:rPr>
     </w:pPr>
     <w:r>
       <w:rPr>
-        <w:rFonts w:ascii="SimSun" w:eastAsia="SimSun" w:hAnsi="SimSun" w:cs="SimSun"/>
-        <w:sz w:val="18"/>
-        <w:szCs w:val="18"/>
-      </w:rPr>
-      <w:t>4</w:t>
-    </w:r>
-  </w:p>
-</w:ftr>
-</file>
-
-<file path=word/footer5.xml><?xml version="1.0" encoding="utf-8"?>
-<w:ftr xmlns:wpc="http://schemas.microsoft.com/office/word/2010/wordprocessingCanvas" xmlns:mc="http://schemas.openxmlformats.org/markup-compatibility/2006" xmlns:o="urn:schemas-microsoft-com:office:office" xmlns:r="http://schemas.openxmlformats.org/officeDocument/2006/relationships" xmlns:m="http://schemas.openxmlformats.org/officeDocument/2006/math" xmlns:v="urn:schemas-microsoft-com:vml" xmlns:wp14="http://schemas.microsoft.com/office/word/2010/wordprocessingDrawing" xmlns:wp="http://schemas.openxmlformats.org/drawingml/2006/wordprocessingDrawing" xmlns:w10="urn:schemas-microsoft-com:office:word" xmlns:w="http://schemas.openxmlformats.org/wordprocessingml/2006/main" xmlns:w14="http://schemas.microsoft.com/office/word/2010/wordml" xmlns:w15="http://schemas.microsoft.com/office/word/2012/wordml" xmlns:wne="http://schemas.microsoft.com/office/word/2006/wordml" xmlns:wpg="http://schemas.microsoft.com/office/word/2010/wordprocessingGroup" xmlns:wpi="http://schemas.microsoft.com/office/word/2010/wordprocessingInk" xmlns:wps="http://schemas.microsoft.com/office/word/2010/wordprocessingShape" mc:Ignorable="w14 w15 wp14">
-  <w:p>
-    <w:pPr>
-      <w:spacing w:line="229" w:lineRule="auto"/>
-      <w:ind w:left="4199"/>
-      <w:rPr>
-        <w:rFonts w:ascii="SimSun" w:eastAsia="SimSun" w:hAnsi="SimSun" w:cs="SimSun"/>
-        <w:sz w:val="18"/>
-        <w:szCs w:val="18"/>
-      </w:rPr>
-    </w:pPr>
-    <w:r>
-      <w:rPr>
-        <w:rFonts w:ascii="SimSun" w:eastAsia="SimSun" w:hAnsi="SimSun" w:cs="SimSun"/>
-        <w:sz w:val="18"/>
-        <w:szCs w:val="18"/>
-      </w:rPr>
-      <w:t>5</w:t>
-    </w:r>
-  </w:p>
-</w:ftr>
-</file>
-
-<file path=word/footer6.xml><?xml version="1.0" encoding="utf-8"?>
-<w:ftr xmlns:wpc="http://schemas.microsoft.com/office/word/2010/wordprocessingCanvas" xmlns:mc="http://schemas.openxmlformats.org/markup-compatibility/2006" xmlns:o="urn:schemas-microsoft-com:office:office" xmlns:r="http://schemas.openxmlformats.org/officeDocument/2006/relationships" xmlns:m="http://schemas.openxmlformats.org/officeDocument/2006/math" xmlns:v="urn:schemas-microsoft-com:vml" xmlns:wp14="http://schemas.microsoft.com/office/word/2010/wordprocessingDrawing" xmlns:wp="http://schemas.openxmlformats.org/drawingml/2006/wordprocessingDrawing" xmlns:w10="urn:schemas-microsoft-com:office:word" xmlns:w="http://schemas.openxmlformats.org/wordprocessingml/2006/main" xmlns:w14="http://schemas.microsoft.com/office/word/2010/wordml" xmlns:w15="http://schemas.microsoft.com/office/word/2012/wordml" xmlns:wne="http://schemas.microsoft.com/office/word/2006/wordml" xmlns:wpg="http://schemas.microsoft.com/office/word/2010/wordprocessingGroup" xmlns:wpi="http://schemas.microsoft.com/office/word/2010/wordprocessingInk" xmlns:wps="http://schemas.microsoft.com/office/word/2010/wordprocessingShape" mc:Ignorable="w14 w15 wp14">
-  <w:p>
-    <w:pPr>
-      <w:spacing w:line="229" w:lineRule="auto"/>
-      <w:ind w:left="4197"/>
-      <w:rPr>
-        <w:rFonts w:ascii="SimSun" w:eastAsia="SimSun" w:hAnsi="SimSun" w:cs="SimSun"/>
-        <w:sz w:val="18"/>
-        <w:szCs w:val="18"/>
-      </w:rPr>
-    </w:pPr>
-    <w:r>
-      <w:rPr>
-        <w:rFonts w:ascii="SimSun" w:eastAsia="SimSun" w:hAnsi="SimSun" w:cs="SimSun"/>
-        <w:sz w:val="18"/>
-        <w:szCs w:val="18"/>
-      </w:rPr>
-      <w:t>6</w:t>
-    </w:r>
-  </w:p>
-</w:ftr>
-</file>
-
-<file path=word/footer7.xml><?xml version="1.0" encoding="utf-8"?>
-<w:ftr xmlns:wpc="http://schemas.microsoft.com/office/word/2010/wordprocessingCanvas" xmlns:mc="http://schemas.openxmlformats.org/markup-compatibility/2006" xmlns:o="urn:schemas-microsoft-com:office:office" xmlns:r="http://schemas.openxmlformats.org/officeDocument/2006/relationships" xmlns:m="http://schemas.openxmlformats.org/officeDocument/2006/math" xmlns:v="urn:schemas-microsoft-com:vml" xmlns:wp14="http://schemas.microsoft.com/office/word/2010/wordprocessingDrawing" xmlns:wp="http://schemas.openxmlformats.org/drawingml/2006/wordprocessingDrawing" xmlns:w10="urn:schemas-microsoft-com:office:word" xmlns:w="http://schemas.openxmlformats.org/wordprocessingml/2006/main" xmlns:w14="http://schemas.microsoft.com/office/word/2010/wordml" xmlns:w15="http://schemas.microsoft.com/office/word/2012/wordml" xmlns:wne="http://schemas.microsoft.com/office/word/2006/wordml" xmlns:wpg="http://schemas.microsoft.com/office/word/2010/wordprocessingGroup" xmlns:wpi="http://schemas.microsoft.com/office/word/2010/wordprocessingInk" xmlns:wps="http://schemas.microsoft.com/office/word/2010/wordprocessingShape" mc:Ignorable="w14 w15 wp14">
-  <w:p>
-    <w:pPr>
-      <w:spacing w:line="229" w:lineRule="auto"/>
-      <w:ind w:left="4200"/>
-      <w:rPr>
-        <w:rFonts w:ascii="SimSun" w:eastAsia="SimSun" w:hAnsi="SimSun" w:cs="SimSun"/>
-        <w:sz w:val="18"/>
-        <w:szCs w:val="18"/>
-      </w:rPr>
-    </w:pPr>
-    <w:r>
-      <w:rPr>
-        <w:rFonts w:ascii="SimSun" w:eastAsia="SimSun" w:hAnsi="SimSun" w:cs="SimSun"/>
-        <w:sz w:val="18"/>
-        <w:szCs w:val="18"/>
-      </w:rPr>
-      <w:t>7</w:t>
-    </w:r>
-  </w:p>
-</w:ftr>
-</file>
-
-<file path=word/footer8.xml><?xml version="1.0" encoding="utf-8"?>
-<w:ftr xmlns:wpc="http://schemas.microsoft.com/office/word/2010/wordprocessingCanvas" xmlns:mc="http://schemas.openxmlformats.org/markup-compatibility/2006" xmlns:o="urn:schemas-microsoft-com:office:office" xmlns:r="http://schemas.openxmlformats.org/officeDocument/2006/relationships" xmlns:m="http://schemas.openxmlformats.org/officeDocument/2006/math" xmlns:v="urn:schemas-microsoft-com:vml" xmlns:wp14="http://schemas.microsoft.com/office/word/2010/wordprocessingDrawing" xmlns:wp="http://schemas.openxmlformats.org/drawingml/2006/wordprocessingDrawing" xmlns:w10="urn:schemas-microsoft-com:office:word" xmlns:w="http://schemas.openxmlformats.org/wordprocessingml/2006/main" xmlns:w14="http://schemas.microsoft.com/office/word/2010/wordml" xmlns:w15="http://schemas.microsoft.com/office/word/2012/wordml" xmlns:wne="http://schemas.microsoft.com/office/word/2006/wordml" xmlns:wpg="http://schemas.microsoft.com/office/word/2010/wordprocessingGroup" xmlns:wpi="http://schemas.microsoft.com/office/word/2010/wordprocessingInk" xmlns:wps="http://schemas.microsoft.com/office/word/2010/wordprocessingShape" mc:Ignorable="w14 w15 wp14">
-  <w:p>
-    <w:pPr>
-      <w:spacing w:line="229" w:lineRule="auto"/>
-      <w:ind w:left="4196"/>
-      <w:rPr>
-        <w:rFonts w:ascii="SimSun" w:eastAsia="SimSun" w:hAnsi="SimSun" w:cs="SimSun"/>
-        <w:sz w:val="18"/>
-        <w:szCs w:val="18"/>
-      </w:rPr>
-    </w:pPr>
-    <w:r>
-      <w:rPr>
-        <w:rFonts w:ascii="SimSun" w:eastAsia="SimSun" w:hAnsi="SimSun" w:cs="SimSun"/>
+        <w:rFonts w:ascii="宋体" w:hAnsi="宋体" w:eastAsia="宋体" w:cs="宋体"/>
         <w:sz w:val="18"/>
         <w:szCs w:val="18"/>
       </w:rPr>
@@ -6601,197 +6013,356 @@
 </w:ftr>
 </file>
 
+<file path=word/footnotes.xml><?xml version="1.0" encoding="utf-8"?>
+<w:footnotes xmlns:wpc="http://schemas.microsoft.com/office/word/2010/wordprocessingCanvas" xmlns:mc="http://schemas.openxmlformats.org/markup-compatibility/2006" xmlns:o="urn:schemas-microsoft-com:office:office" xmlns:r="http://schemas.openxmlformats.org/officeDocument/2006/relationships" xmlns:m="http://schemas.openxmlformats.org/officeDocument/2006/math" xmlns:v="urn:schemas-microsoft-com:vml" xmlns:wp14="http://schemas.microsoft.com/office/word/2010/wordprocessingDrawing" xmlns:wp="http://schemas.openxmlformats.org/drawingml/2006/wordprocessingDrawing" xmlns:w="http://schemas.openxmlformats.org/wordprocessingml/2006/main" xmlns:w14="http://schemas.microsoft.com/office/word/2010/wordml" xmlns:w15="http://schemas.microsoft.com/office/word/2012/wordml" xmlns:w10="urn:schemas-microsoft-com:office:word" xmlns:wpg="http://schemas.microsoft.com/office/word/2010/wordprocessingGroup" xmlns:wpi="http://schemas.microsoft.com/office/word/2010/wordprocessingInk" xmlns:wne="http://schemas.microsoft.com/office/word/2006/wordml" xmlns:wps="http://schemas.microsoft.com/office/word/2010/wordprocessingShape" xmlns:wpsCustomData="http://www.wps.cn/officeDocument/2013/wpsCustomData" mc:Ignorable="w14 w15 wp14">
+  <w:footnote w:type="separator" w:id="0">
+    <w:p>
+      <w:pPr>
+        <w:spacing w:before="0" w:after="0" w:line="240" w:lineRule="auto"/>
+      </w:pPr>
+      <w:r>
+        <w:separator/>
+      </w:r>
+    </w:p>
+  </w:footnote>
+  <w:footnote w:type="continuationSeparator" w:id="1">
+    <w:p>
+      <w:pPr>
+        <w:spacing w:before="0" w:after="0" w:line="240" w:lineRule="auto"/>
+      </w:pPr>
+      <w:r>
+        <w:continuationSeparator/>
+      </w:r>
+    </w:p>
+  </w:footnote>
+</w:footnotes>
+</file>
+
 <file path=word/styles.xml><?xml version="1.0" encoding="utf-8"?>
-<w:styles xmlns:mc="http://schemas.openxmlformats.org/markup-compatibility/2006" xmlns:r="http://schemas.openxmlformats.org/officeDocument/2006/relationships" xmlns:w="http://schemas.openxmlformats.org/wordprocessingml/2006/main" xmlns:w14="http://schemas.microsoft.com/office/word/2010/wordml" xmlns:w15="http://schemas.microsoft.com/office/word/2012/wordml" mc:Ignorable="w14 w15">
+<w:styles xmlns:mc="http://schemas.openxmlformats.org/markup-compatibility/2006" xmlns:o="urn:schemas-microsoft-com:office:office" xmlns:r="http://schemas.openxmlformats.org/officeDocument/2006/relationships" xmlns:m="http://schemas.openxmlformats.org/officeDocument/2006/math" xmlns:v="urn:schemas-microsoft-com:vml" xmlns:w="http://schemas.openxmlformats.org/wordprocessingml/2006/main" xmlns:w14="http://schemas.microsoft.com/office/word/2010/wordml" xmlns:w10="urn:schemas-microsoft-com:office:word" xmlns:sl="http://schemas.openxmlformats.org/schemaLibrary/2006/main" xmlns:wpsCustomData="http://www.wps.cn/officeDocument/2013/wpsCustomData" mc:Ignorable="w14">
   <w:docDefaults>
     <w:rPrDefault>
       <w:rPr>
-        <w:rFonts w:ascii="Arial" w:eastAsia="Arial" w:hAnsi="Arial" w:cs="Arial"/>
-        <w:snapToGrid w:val="0"/>
-        <w:color w:val="000000"/>
-        <w:kern w:val="0"/>
-        <w:sz w:val="21"/>
-        <w:szCs w:val="21"/>
-        <w:lang w:val="en-US" w:eastAsia="en-US" w:bidi="ar-SA"/>
+        <w:rFonts w:ascii="Arial" w:hAnsi="Arial" w:eastAsia="Arial" w:cs="Arial"/>
       </w:rPr>
     </w:rPrDefault>
-    <w:pPrDefault>
-      <w:pPr>
-        <w:spacing w:after="200" w:line="276" w:lineRule="auto"/>
-      </w:pPr>
-    </w:pPrDefault>
+    <w:pPrDefault/>
   </w:docDefaults>
-  <w:latentStyles w:defLockedState="0" w:defUIPriority="99" w:defSemiHidden="1" w:defUnhideWhenUsed="1" w:defQFormat="0" w:count="267">
-    <w:lsdException w:name="Normal" w:semiHidden="0" w:uiPriority="0" w:unhideWhenUsed="0" w:qFormat="1"/>
-    <w:lsdException w:name="heading 1" w:semiHidden="0" w:uiPriority="9" w:unhideWhenUsed="0" w:qFormat="1"/>
-    <w:lsdException w:name="heading 2" w:uiPriority="9" w:qFormat="1"/>
-    <w:lsdException w:name="heading 3" w:uiPriority="9" w:qFormat="1"/>
-    <w:lsdException w:name="heading 4" w:uiPriority="9" w:qFormat="1"/>
-    <w:lsdException w:name="heading 5" w:uiPriority="9" w:qFormat="1"/>
-    <w:lsdException w:name="heading 6" w:uiPriority="9" w:qFormat="1"/>
-    <w:lsdException w:name="heading 7" w:uiPriority="9" w:qFormat="1"/>
-    <w:lsdException w:name="heading 8" w:uiPriority="9" w:qFormat="1"/>
-    <w:lsdException w:name="heading 9" w:uiPriority="9" w:qFormat="1"/>
-    <w:lsdException w:name="toc 1" w:uiPriority="39"/>
-    <w:lsdException w:name="toc 2" w:uiPriority="39"/>
-    <w:lsdException w:name="toc 3" w:uiPriority="39"/>
-    <w:lsdException w:name="toc 4" w:uiPriority="39"/>
-    <w:lsdException w:name="toc 5" w:uiPriority="39"/>
-    <w:lsdException w:name="toc 6" w:uiPriority="39"/>
-    <w:lsdException w:name="toc 7" w:uiPriority="39"/>
-    <w:lsdException w:name="toc 8" w:uiPriority="39"/>
-    <w:lsdException w:name="toc 9" w:uiPriority="39"/>
-    <w:lsdException w:name="caption" w:uiPriority="35" w:qFormat="1"/>
-    <w:lsdException w:name="Title" w:semiHidden="0" w:uiPriority="10" w:unhideWhenUsed="0" w:qFormat="1"/>
-    <w:lsdException w:name="Default Paragraph Font" w:uiPriority="1"/>
-    <w:lsdException w:name="Subtitle" w:semiHidden="0" w:uiPriority="11" w:unhideWhenUsed="0" w:qFormat="1"/>
-    <w:lsdException w:name="Strong" w:semiHidden="0" w:uiPriority="22" w:unhideWhenUsed="0" w:qFormat="1"/>
-    <w:lsdException w:name="Emphasis" w:semiHidden="0" w:uiPriority="20" w:unhideWhenUsed="0" w:qFormat="1"/>
-    <w:lsdException w:name="Table Grid" w:semiHidden="0" w:uiPriority="59" w:unhideWhenUsed="0"/>
-    <w:lsdException w:name="Placeholder Text" w:unhideWhenUsed="0"/>
-    <w:lsdException w:name="No Spacing" w:semiHidden="0" w:uiPriority="1" w:unhideWhenUsed="0" w:qFormat="1"/>
-    <w:lsdException w:name="Light Shading" w:semiHidden="0" w:uiPriority="60" w:unhideWhenUsed="0"/>
-    <w:lsdException w:name="Light List" w:semiHidden="0" w:uiPriority="61" w:unhideWhenUsed="0"/>
-    <w:lsdException w:name="Light Grid" w:semiHidden="0" w:uiPriority="62" w:unhideWhenUsed="0"/>
-    <w:lsdException w:name="Medium Shading 1" w:semiHidden="0" w:uiPriority="63" w:unhideWhenUsed="0"/>
-    <w:lsdException w:name="Medium Shading 2" w:semiHidden="0" w:uiPriority="64" w:unhideWhenUsed="0"/>
-    <w:lsdException w:name="Medium List 1" w:semiHidden="0" w:uiPriority="65" w:unhideWhenUsed="0"/>
-    <w:lsdException w:name="Medium List 2" w:semiHidden="0" w:uiPriority="66" w:unhideWhenUsed="0"/>
-    <w:lsdException w:name="Medium Grid 1" w:semiHidden="0" w:uiPriority="67" w:unhideWhenUsed="0"/>
-    <w:lsdException w:name="Medium Grid 2" w:semiHidden="0" w:uiPriority="68" w:unhideWhenUsed="0"/>
-    <w:lsdException w:name="Medium Grid 3" w:semiHidden="0" w:uiPriority="69" w:unhideWhenUsed="0"/>
-    <w:lsdException w:name="Dark List" w:semiHidden="0" w:uiPriority="70" w:unhideWhenUsed="0"/>
-    <w:lsdException w:name="Colorful Shading" w:semiHidden="0" w:uiPriority="71" w:unhideWhenUsed="0"/>
-    <w:lsdException w:name="Colorful List" w:semiHidden="0" w:uiPriority="72" w:unhideWhenUsed="0"/>
-    <w:lsdException w:name="Colorful Grid" w:semiHidden="0" w:uiPriority="73" w:unhideWhenUsed="0"/>
-    <w:lsdException w:name="Light Shading Accent 1" w:semiHidden="0" w:uiPriority="60" w:unhideWhenUsed="0"/>
-    <w:lsdException w:name="Light List Accent 1" w:semiHidden="0" w:uiPriority="61" w:unhideWhenUsed="0"/>
-    <w:lsdException w:name="Light Grid Accent 1" w:semiHidden="0" w:uiPriority="62" w:unhideWhenUsed="0"/>
-    <w:lsdException w:name="Medium Shading 1 Accent 1" w:semiHidden="0" w:uiPriority="63" w:unhideWhenUsed="0"/>
-    <w:lsdException w:name="Medium Shading 2 Accent 1" w:semiHidden="0" w:uiPriority="64" w:unhideWhenUsed="0"/>
-    <w:lsdException w:name="Medium List 1 Accent 1" w:semiHidden="0" w:uiPriority="65" w:unhideWhenUsed="0"/>
-    <w:lsdException w:name="Revision" w:unhideWhenUsed="0"/>
-    <w:lsdException w:name="List Paragraph" w:semiHidden="0" w:uiPriority="34" w:unhideWhenUsed="0" w:qFormat="1"/>
-    <w:lsdException w:name="Quote" w:semiHidden="0" w:uiPriority="29" w:unhideWhenUsed="0" w:qFormat="1"/>
-    <w:lsdException w:name="Intense Quote" w:semiHidden="0" w:uiPriority="30" w:unhideWhenUsed="0" w:qFormat="1"/>
-    <w:lsdException w:name="Medium List 2 Accent 1" w:semiHidden="0" w:uiPriority="66" w:unhideWhenUsed="0"/>
-    <w:lsdException w:name="Medium Grid 1 Accent 1" w:semiHidden="0" w:uiPriority="67" w:unhideWhenUsed="0"/>
-    <w:lsdException w:name="Medium Grid 2 Accent 1" w:semiHidden="0" w:uiPriority="68" w:unhideWhenUsed="0"/>
-    <w:lsdException w:name="Medium Grid 3 Accent 1" w:semiHidden="0" w:uiPriority="69" w:unhideWhenUsed="0"/>
-    <w:lsdException w:name="Dark List Accent 1" w:semiHidden="0" w:uiPriority="70" w:unhideWhenUsed="0"/>
-    <w:lsdException w:name="Colorful Shading Accent 1" w:semiHidden="0" w:uiPriority="71" w:unhideWhenUsed="0"/>
-    <w:lsdException w:name="Colorful List Accent 1" w:semiHidden="0" w:uiPriority="72" w:unhideWhenUsed="0"/>
-    <w:lsdException w:name="Colorful Grid Accent 1" w:semiHidden="0" w:uiPriority="73" w:unhideWhenUsed="0"/>
-    <w:lsdException w:name="Light Shading Accent 2" w:semiHidden="0" w:uiPriority="60" w:unhideWhenUsed="0"/>
-    <w:lsdException w:name="Light List Accent 2" w:semiHidden="0" w:uiPriority="61" w:unhideWhenUsed="0"/>
-    <w:lsdException w:name="Light Grid Accent 2" w:semiHidden="0" w:uiPriority="62" w:unhideWhenUsed="0"/>
-    <w:lsdException w:name="Medium Shading 1 Accent 2" w:semiHidden="0" w:uiPriority="63" w:unhideWhenUsed="0"/>
-    <w:lsdException w:name="Medium Shading 2 Accent 2" w:semiHidden="0" w:uiPriority="64" w:unhideWhenUsed="0"/>
-    <w:lsdException w:name="Medium List 1 Accent 2" w:semiHidden="0" w:uiPriority="65" w:unhideWhenUsed="0"/>
-    <w:lsdException w:name="Medium List 2 Accent 2" w:semiHidden="0" w:uiPriority="66" w:unhideWhenUsed="0"/>
-    <w:lsdException w:name="Medium Grid 1 Accent 2" w:semiHidden="0" w:uiPriority="67" w:unhideWhenUsed="0"/>
-    <w:lsdException w:name="Medium Grid 2 Accent 2" w:semiHidden="0" w:uiPriority="68" w:unhideWhenUsed="0"/>
-    <w:lsdException w:name="Medium Grid 3 Accent 2" w:semiHidden="0" w:uiPriority="69" w:unhideWhenUsed="0"/>
-    <w:lsdException w:name="Dark List Accent 2" w:semiHidden="0" w:uiPriority="70" w:unhideWhenUsed="0"/>
-    <w:lsdException w:name="Colorful Shading Accent 2" w:semiHidden="0" w:uiPriority="71" w:unhideWhenUsed="0"/>
-    <w:lsdException w:name="Colorful List Accent 2" w:semiHidden="0" w:uiPriority="72" w:unhideWhenUsed="0"/>
-    <w:lsdException w:name="Colorful Grid Accent 2" w:semiHidden="0" w:uiPriority="73" w:unhideWhenUsed="0"/>
-    <w:lsdException w:name="Light Shading Accent 3" w:semiHidden="0" w:uiPriority="60" w:unhideWhenUsed="0"/>
-    <w:lsdException w:name="Light List Accent 3" w:semiHidden="0" w:uiPriority="61" w:unhideWhenUsed="0"/>
-    <w:lsdException w:name="Light Grid Accent 3" w:semiHidden="0" w:uiPriority="62" w:unhideWhenUsed="0"/>
-    <w:lsdException w:name="Medium Shading 1 Accent 3" w:semiHidden="0" w:uiPriority="63" w:unhideWhenUsed="0"/>
-    <w:lsdException w:name="Medium Shading 2 Accent 3" w:semiHidden="0" w:uiPriority="64" w:unhideWhenUsed="0"/>
-    <w:lsdException w:name="Medium List 1 Accent 3" w:semiHidden="0" w:uiPriority="65" w:unhideWhenUsed="0"/>
-    <w:lsdException w:name="Medium List 2 Accent 3" w:semiHidden="0" w:uiPriority="66" w:unhideWhenUsed="0"/>
-    <w:lsdException w:name="Medium Grid 1 Accent 3" w:semiHidden="0" w:uiPriority="67" w:unhideWhenUsed="0"/>
-    <w:lsdException w:name="Medium Grid 2 Accent 3" w:semiHidden="0" w:uiPriority="68" w:unhideWhenUsed="0"/>
-    <w:lsdException w:name="Medium Grid 3 Accent 3" w:semiHidden="0" w:uiPriority="69" w:unhideWhenUsed="0"/>
-    <w:lsdException w:name="Dark List Accent 3" w:semiHidden="0" w:uiPriority="70" w:unhideWhenUsed="0"/>
-    <w:lsdException w:name="Colorful Shading Accent 3" w:semiHidden="0" w:uiPriority="71" w:unhideWhenUsed="0"/>
-    <w:lsdException w:name="Colorful List Accent 3" w:semiHidden="0" w:uiPriority="72" w:unhideWhenUsed="0"/>
-    <w:lsdException w:name="Colorful Grid Accent 3" w:semiHidden="0" w:uiPriority="73" w:unhideWhenUsed="0"/>
-    <w:lsdException w:name="Light Shading Accent 4" w:semiHidden="0" w:uiPriority="60" w:unhideWhenUsed="0"/>
-    <w:lsdException w:name="Light List Accent 4" w:semiHidden="0" w:uiPriority="61" w:unhideWhenUsed="0"/>
-    <w:lsdException w:name="Light Grid Accent 4" w:semiHidden="0" w:uiPriority="62" w:unhideWhenUsed="0"/>
-    <w:lsdException w:name="Medium Shading 1 Accent 4" w:semiHidden="0" w:uiPriority="63" w:unhideWhenUsed="0"/>
-    <w:lsdException w:name="Medium Shading 2 Accent 4" w:semiHidden="0" w:uiPriority="64" w:unhideWhenUsed="0"/>
-    <w:lsdException w:name="Medium List 1 Accent 4" w:semiHidden="0" w:uiPriority="65" w:unhideWhenUsed="0"/>
-    <w:lsdException w:name="Medium List 2 Accent 4" w:semiHidden="0" w:uiPriority="66" w:unhideWhenUsed="0"/>
-    <w:lsdException w:name="Medium Grid 1 Accent 4" w:semiHidden="0" w:uiPriority="67" w:unhideWhenUsed="0"/>
-    <w:lsdException w:name="Medium Grid 2 Accent 4" w:semiHidden="0" w:uiPriority="68" w:unhideWhenUsed="0"/>
-    <w:lsdException w:name="Medium Grid 3 Accent 4" w:semiHidden="0" w:uiPriority="69" w:unhideWhenUsed="0"/>
-    <w:lsdException w:name="Dark List Accent 4" w:semiHidden="0" w:uiPriority="70" w:unhideWhenUsed="0"/>
-    <w:lsdException w:name="Colorful Shading Accent 4" w:semiHidden="0" w:uiPriority="71" w:unhideWhenUsed="0"/>
-    <w:lsdException w:name="Colorful List Accent 4" w:semiHidden="0" w:uiPriority="72" w:unhideWhenUsed="0"/>
-    <w:lsdException w:name="Colorful Grid Accent 4" w:semiHidden="0" w:uiPriority="73" w:unhideWhenUsed="0"/>
-    <w:lsdException w:name="Light Shading Accent 5" w:semiHidden="0" w:uiPriority="60" w:unhideWhenUsed="0"/>
-    <w:lsdException w:name="Light List Accent 5" w:semiHidden="0" w:uiPriority="61" w:unhideWhenUsed="0"/>
-    <w:lsdException w:name="Light Grid Accent 5" w:semiHidden="0" w:uiPriority="62" w:unhideWhenUsed="0"/>
-    <w:lsdException w:name="Medium Shading 1 Accent 5" w:semiHidden="0" w:uiPriority="63" w:unhideWhenUsed="0"/>
-    <w:lsdException w:name="Medium Shading 2 Accent 5" w:semiHidden="0" w:uiPriority="64" w:unhideWhenUsed="0"/>
-    <w:lsdException w:name="Medium List 1 Accent 5" w:semiHidden="0" w:uiPriority="65" w:unhideWhenUsed="0"/>
-    <w:lsdException w:name="Medium List 2 Accent 5" w:semiHidden="0" w:uiPriority="66" w:unhideWhenUsed="0"/>
-    <w:lsdException w:name="Medium Grid 1 Accent 5" w:semiHidden="0" w:uiPriority="67" w:unhideWhenUsed="0"/>
-    <w:lsdException w:name="Medium Grid 2 Accent 5" w:semiHidden="0" w:uiPriority="68" w:unhideWhenUsed="0"/>
-    <w:lsdException w:name="Medium Grid 3 Accent 5" w:semiHidden="0" w:uiPriority="69" w:unhideWhenUsed="0"/>
-    <w:lsdException w:name="Dark List Accent 5" w:semiHidden="0" w:uiPriority="70" w:unhideWhenUsed="0"/>
-    <w:lsdException w:name="Colorful Shading Accent 5" w:semiHidden="0" w:uiPriority="71" w:unhideWhenUsed="0"/>
-    <w:lsdException w:name="Colorful List Accent 5" w:semiHidden="0" w:uiPriority="72" w:unhideWhenUsed="0"/>
-    <w:lsdException w:name="Colorful Grid Accent 5" w:semiHidden="0" w:uiPriority="73" w:unhideWhenUsed="0"/>
-    <w:lsdException w:name="Light Shading Accent 6" w:semiHidden="0" w:uiPriority="60" w:unhideWhenUsed="0"/>
-    <w:lsdException w:name="Light List Accent 6" w:semiHidden="0" w:uiPriority="61" w:unhideWhenUsed="0"/>
-    <w:lsdException w:name="Light Grid Accent 6" w:semiHidden="0" w:uiPriority="62" w:unhideWhenUsed="0"/>
-    <w:lsdException w:name="Medium Shading 1 Accent 6" w:semiHidden="0" w:uiPriority="63" w:unhideWhenUsed="0"/>
-    <w:lsdException w:name="Medium Shading 2 Accent 6" w:semiHidden="0" w:uiPriority="64" w:unhideWhenUsed="0"/>
-    <w:lsdException w:name="Medium List 1 Accent 6" w:semiHidden="0" w:uiPriority="65" w:unhideWhenUsed="0"/>
-    <w:lsdException w:name="Medium List 2 Accent 6" w:semiHidden="0" w:uiPriority="66" w:unhideWhenUsed="0"/>
-    <w:lsdException w:name="Medium Grid 1 Accent 6" w:semiHidden="0" w:uiPriority="67" w:unhideWhenUsed="0"/>
-    <w:lsdException w:name="Medium Grid 2 Accent 6" w:semiHidden="0" w:uiPriority="68" w:unhideWhenUsed="0"/>
-    <w:lsdException w:name="Medium Grid 3 Accent 6" w:semiHidden="0" w:uiPriority="69" w:unhideWhenUsed="0"/>
-    <w:lsdException w:name="Dark List Accent 6" w:semiHidden="0" w:uiPriority="70" w:unhideWhenUsed="0"/>
-    <w:lsdException w:name="Colorful Shading Accent 6" w:semiHidden="0" w:uiPriority="71" w:unhideWhenUsed="0"/>
-    <w:lsdException w:name="Colorful List Accent 6" w:semiHidden="0" w:uiPriority="72" w:unhideWhenUsed="0"/>
-    <w:lsdException w:name="Colorful Grid Accent 6" w:semiHidden="0" w:uiPriority="73" w:unhideWhenUsed="0"/>
-    <w:lsdException w:name="Subtle Emphasis" w:semiHidden="0" w:uiPriority="19" w:unhideWhenUsed="0" w:qFormat="1"/>
-    <w:lsdException w:name="Intense Emphasis" w:semiHidden="0" w:uiPriority="21" w:unhideWhenUsed="0" w:qFormat="1"/>
-    <w:lsdException w:name="Subtle Reference" w:semiHidden="0" w:uiPriority="31" w:unhideWhenUsed="0" w:qFormat="1"/>
-    <w:lsdException w:name="Intense Reference" w:semiHidden="0" w:uiPriority="32" w:unhideWhenUsed="0" w:qFormat="1"/>
-    <w:lsdException w:name="Book Title" w:semiHidden="0" w:uiPriority="33" w:unhideWhenUsed="0" w:qFormat="1"/>
-    <w:lsdException w:name="Bibliography" w:uiPriority="37"/>
-    <w:lsdException w:name="TOC Heading" w:uiPriority="39" w:qFormat="1"/>
+  <w:latentStyles w:count="260" w:defQFormat="0" w:defUnhideWhenUsed="1" w:defSemiHidden="1" w:defUIPriority="99" w:defLockedState="0">
+    <w:lsdException w:qFormat="1" w:unhideWhenUsed="0" w:uiPriority="0" w:name="Normal"/>
+    <w:lsdException w:qFormat="1" w:unhideWhenUsed="0" w:uiPriority="9" w:semiHidden="0" w:name="heading 1"/>
+    <w:lsdException w:qFormat="1" w:uiPriority="9" w:name="heading 2"/>
+    <w:lsdException w:qFormat="1" w:uiPriority="9" w:name="heading 3"/>
+    <w:lsdException w:qFormat="1" w:uiPriority="9" w:name="heading 4"/>
+    <w:lsdException w:qFormat="1" w:uiPriority="9" w:name="heading 5"/>
+    <w:lsdException w:qFormat="1" w:uiPriority="9" w:name="heading 6"/>
+    <w:lsdException w:qFormat="1" w:uiPriority="9" w:name="heading 7"/>
+    <w:lsdException w:qFormat="1" w:uiPriority="9" w:name="heading 8"/>
+    <w:lsdException w:qFormat="1" w:uiPriority="9" w:name="heading 9"/>
+    <w:lsdException w:uiPriority="99" w:name="index 1"/>
+    <w:lsdException w:uiPriority="99" w:name="index 2"/>
+    <w:lsdException w:uiPriority="99" w:name="index 3"/>
+    <w:lsdException w:uiPriority="99" w:name="index 4"/>
+    <w:lsdException w:uiPriority="99" w:name="index 5"/>
+    <w:lsdException w:uiPriority="99" w:name="index 6"/>
+    <w:lsdException w:uiPriority="99" w:name="index 7"/>
+    <w:lsdException w:uiPriority="99" w:name="index 8"/>
+    <w:lsdException w:uiPriority="99" w:name="index 9"/>
+    <w:lsdException w:uiPriority="39" w:name="toc 1"/>
+    <w:lsdException w:uiPriority="39" w:name="toc 2"/>
+    <w:lsdException w:uiPriority="39" w:name="toc 3"/>
+    <w:lsdException w:uiPriority="39" w:name="toc 4"/>
+    <w:lsdException w:uiPriority="39" w:name="toc 5"/>
+    <w:lsdException w:uiPriority="39" w:name="toc 6"/>
+    <w:lsdException w:uiPriority="39" w:name="toc 7"/>
+    <w:lsdException w:uiPriority="39" w:name="toc 8"/>
+    <w:lsdException w:uiPriority="39" w:name="toc 9"/>
+    <w:lsdException w:uiPriority="99" w:name="Normal Indent"/>
+    <w:lsdException w:uiPriority="99" w:name="footnote text"/>
+    <w:lsdException w:uiPriority="99" w:name="annotation text"/>
+    <w:lsdException w:uiPriority="99" w:name="header"/>
+    <w:lsdException w:uiPriority="99" w:name="footer"/>
+    <w:lsdException w:uiPriority="99" w:name="index heading"/>
+    <w:lsdException w:qFormat="1" w:uiPriority="35" w:name="caption"/>
+    <w:lsdException w:uiPriority="99" w:name="table of figures"/>
+    <w:lsdException w:uiPriority="99" w:name="envelope address"/>
+    <w:lsdException w:uiPriority="99" w:name="envelope return"/>
+    <w:lsdException w:uiPriority="99" w:name="footnote reference"/>
+    <w:lsdException w:uiPriority="99" w:name="annotation reference"/>
+    <w:lsdException w:uiPriority="99" w:name="line number"/>
+    <w:lsdException w:uiPriority="99" w:name="page number"/>
+    <w:lsdException w:uiPriority="99" w:name="endnote reference"/>
+    <w:lsdException w:uiPriority="99" w:name="endnote text"/>
+    <w:lsdException w:uiPriority="99" w:name="table of authorities"/>
+    <w:lsdException w:uiPriority="99" w:name="macro"/>
+    <w:lsdException w:uiPriority="99" w:name="toa heading"/>
+    <w:lsdException w:uiPriority="99" w:name="List"/>
+    <w:lsdException w:uiPriority="99" w:name="List Bullet"/>
+    <w:lsdException w:uiPriority="99" w:name="List Number"/>
+    <w:lsdException w:uiPriority="99" w:name="List 2"/>
+    <w:lsdException w:uiPriority="99" w:name="List 3"/>
+    <w:lsdException w:uiPriority="99" w:name="List 4"/>
+    <w:lsdException w:uiPriority="99" w:name="List 5"/>
+    <w:lsdException w:uiPriority="99" w:name="List Bullet 2"/>
+    <w:lsdException w:uiPriority="99" w:name="List Bullet 3"/>
+    <w:lsdException w:uiPriority="99" w:name="List Bullet 4"/>
+    <w:lsdException w:uiPriority="99" w:name="List Bullet 5"/>
+    <w:lsdException w:uiPriority="99" w:name="List Number 2"/>
+    <w:lsdException w:uiPriority="99" w:name="List Number 3"/>
+    <w:lsdException w:uiPriority="99" w:name="List Number 4"/>
+    <w:lsdException w:uiPriority="99" w:name="List Number 5"/>
+    <w:lsdException w:qFormat="1" w:unhideWhenUsed="0" w:uiPriority="10" w:semiHidden="0" w:name="Title"/>
+    <w:lsdException w:uiPriority="99" w:name="Closing"/>
+    <w:lsdException w:uiPriority="99" w:name="Signature"/>
+    <w:lsdException w:uiPriority="1" w:name="Default Paragraph Font"/>
+    <w:lsdException w:qFormat="1" w:unhideWhenUsed="0" w:uiPriority="0" w:name="Body Text"/>
+    <w:lsdException w:uiPriority="99" w:name="Body Text Indent"/>
+    <w:lsdException w:uiPriority="99" w:name="List Continue"/>
+    <w:lsdException w:uiPriority="99" w:name="List Continue 2"/>
+    <w:lsdException w:uiPriority="99" w:name="List Continue 3"/>
+    <w:lsdException w:uiPriority="99" w:name="List Continue 4"/>
+    <w:lsdException w:uiPriority="99" w:name="List Continue 5"/>
+    <w:lsdException w:uiPriority="99" w:name="Message Header"/>
+    <w:lsdException w:qFormat="1" w:unhideWhenUsed="0" w:uiPriority="11" w:semiHidden="0" w:name="Subtitle"/>
+    <w:lsdException w:uiPriority="99" w:name="Salutation"/>
+    <w:lsdException w:uiPriority="99" w:name="Date"/>
+    <w:lsdException w:uiPriority="99" w:name="Body Text First Indent"/>
+    <w:lsdException w:uiPriority="99" w:name="Body Text First Indent 2"/>
+    <w:lsdException w:uiPriority="99" w:name="Note Heading"/>
+    <w:lsdException w:uiPriority="99" w:name="Body Text 2"/>
+    <w:lsdException w:uiPriority="99" w:name="Body Text 3"/>
+    <w:lsdException w:uiPriority="99" w:name="Body Text Indent 2"/>
+    <w:lsdException w:uiPriority="99" w:name="Body Text Indent 3"/>
+    <w:lsdException w:uiPriority="99" w:name="Block Text"/>
+    <w:lsdException w:uiPriority="99" w:name="Hyperlink"/>
+    <w:lsdException w:uiPriority="99" w:name="FollowedHyperlink"/>
+    <w:lsdException w:qFormat="1" w:unhideWhenUsed="0" w:uiPriority="22" w:semiHidden="0" w:name="Strong"/>
+    <w:lsdException w:qFormat="1" w:unhideWhenUsed="0" w:uiPriority="20" w:semiHidden="0" w:name="Emphasis"/>
+    <w:lsdException w:uiPriority="99" w:name="Document Map"/>
+    <w:lsdException w:uiPriority="99" w:name="Plain Text"/>
+    <w:lsdException w:uiPriority="99" w:name="E-mail Signature"/>
+    <w:lsdException w:uiPriority="99" w:name="Normal (Web)"/>
+    <w:lsdException w:uiPriority="99" w:name="HTML Acronym"/>
+    <w:lsdException w:uiPriority="99" w:name="HTML Address"/>
+    <w:lsdException w:uiPriority="99" w:name="HTML Cite"/>
+    <w:lsdException w:uiPriority="99" w:name="HTML Code"/>
+    <w:lsdException w:uiPriority="99" w:name="HTML Definition"/>
+    <w:lsdException w:uiPriority="99" w:name="HTML Keyboard"/>
+    <w:lsdException w:uiPriority="99" w:name="HTML Preformatted"/>
+    <w:lsdException w:uiPriority="99" w:name="HTML Sample"/>
+    <w:lsdException w:uiPriority="99" w:name="HTML Typewriter"/>
+    <w:lsdException w:uiPriority="99" w:name="HTML Variable"/>
+    <w:lsdException w:qFormat="1" w:uiPriority="99" w:name="Normal Table"/>
+    <w:lsdException w:uiPriority="99" w:name="annotation subject"/>
+    <w:lsdException w:uiPriority="99" w:name="Table Simple 1"/>
+    <w:lsdException w:uiPriority="99" w:name="Table Simple 2"/>
+    <w:lsdException w:uiPriority="99" w:name="Table Simple 3"/>
+    <w:lsdException w:uiPriority="99" w:name="Table Classic 1"/>
+    <w:lsdException w:uiPriority="99" w:name="Table Classic 2"/>
+    <w:lsdException w:uiPriority="99" w:name="Table Classic 3"/>
+    <w:lsdException w:uiPriority="99" w:name="Table Classic 4"/>
+    <w:lsdException w:uiPriority="99" w:name="Table Colorful 1"/>
+    <w:lsdException w:uiPriority="99" w:name="Table Colorful 2"/>
+    <w:lsdException w:uiPriority="99" w:name="Table Colorful 3"/>
+    <w:lsdException w:uiPriority="99" w:name="Table Columns 1"/>
+    <w:lsdException w:uiPriority="99" w:name="Table Columns 2"/>
+    <w:lsdException w:uiPriority="99" w:name="Table Columns 3"/>
+    <w:lsdException w:uiPriority="99" w:name="Table Columns 4"/>
+    <w:lsdException w:uiPriority="99" w:name="Table Columns 5"/>
+    <w:lsdException w:uiPriority="99" w:name="Table Grid 1"/>
+    <w:lsdException w:uiPriority="99" w:name="Table Grid 2"/>
+    <w:lsdException w:uiPriority="99" w:name="Table Grid 3"/>
+    <w:lsdException w:uiPriority="99" w:name="Table Grid 4"/>
+    <w:lsdException w:uiPriority="99" w:name="Table Grid 5"/>
+    <w:lsdException w:uiPriority="99" w:name="Table Grid 6"/>
+    <w:lsdException w:uiPriority="99" w:name="Table Grid 7"/>
+    <w:lsdException w:uiPriority="99" w:name="Table Grid 8"/>
+    <w:lsdException w:uiPriority="99" w:name="Table List 1"/>
+    <w:lsdException w:uiPriority="99" w:name="Table List 2"/>
+    <w:lsdException w:uiPriority="99" w:name="Table List 3"/>
+    <w:lsdException w:uiPriority="99" w:name="Table List 4"/>
+    <w:lsdException w:uiPriority="99" w:name="Table List 5"/>
+    <w:lsdException w:uiPriority="99" w:name="Table List 6"/>
+    <w:lsdException w:uiPriority="99" w:name="Table List 7"/>
+    <w:lsdException w:uiPriority="99" w:name="Table List 8"/>
+    <w:lsdException w:uiPriority="99" w:name="Table 3D effects 1"/>
+    <w:lsdException w:uiPriority="99" w:name="Table 3D effects 2"/>
+    <w:lsdException w:uiPriority="99" w:name="Table 3D effects 3"/>
+    <w:lsdException w:uiPriority="99" w:name="Table Contemporary"/>
+    <w:lsdException w:uiPriority="99" w:name="Table Elegant"/>
+    <w:lsdException w:uiPriority="99" w:name="Table Professional"/>
+    <w:lsdException w:uiPriority="99" w:name="Table Subtle 1"/>
+    <w:lsdException w:uiPriority="99" w:name="Table Subtle 2"/>
+    <w:lsdException w:uiPriority="99" w:name="Table Web 1"/>
+    <w:lsdException w:uiPriority="99" w:name="Table Web 2"/>
+    <w:lsdException w:uiPriority="99" w:name="Table Web 3"/>
+    <w:lsdException w:uiPriority="99" w:name="Balloon Text"/>
+    <w:lsdException w:unhideWhenUsed="0" w:uiPriority="59" w:semiHidden="0" w:name="Table Grid"/>
+    <w:lsdException w:uiPriority="99" w:name="Table Theme"/>
+    <w:lsdException w:unhideWhenUsed="0" w:uiPriority="60" w:semiHidden="0" w:name="Light Shading"/>
+    <w:lsdException w:unhideWhenUsed="0" w:uiPriority="61" w:semiHidden="0" w:name="Light List"/>
+    <w:lsdException w:unhideWhenUsed="0" w:uiPriority="62" w:semiHidden="0" w:name="Light Grid"/>
+    <w:lsdException w:unhideWhenUsed="0" w:uiPriority="63" w:semiHidden="0" w:name="Medium Shading 1"/>
+    <w:lsdException w:unhideWhenUsed="0" w:uiPriority="64" w:semiHidden="0" w:name="Medium Shading 2"/>
+    <w:lsdException w:unhideWhenUsed="0" w:uiPriority="65" w:semiHidden="0" w:name="Medium List 1"/>
+    <w:lsdException w:unhideWhenUsed="0" w:uiPriority="66" w:semiHidden="0" w:name="Medium List 2"/>
+    <w:lsdException w:unhideWhenUsed="0" w:uiPriority="67" w:semiHidden="0" w:name="Medium Grid 1"/>
+    <w:lsdException w:unhideWhenUsed="0" w:uiPriority="68" w:semiHidden="0" w:name="Medium Grid 2"/>
+    <w:lsdException w:unhideWhenUsed="0" w:uiPriority="69" w:semiHidden="0" w:name="Medium Grid 3"/>
+    <w:lsdException w:unhideWhenUsed="0" w:uiPriority="70" w:semiHidden="0" w:name="Dark List"/>
+    <w:lsdException w:unhideWhenUsed="0" w:uiPriority="71" w:semiHidden="0" w:name="Colorful Shading"/>
+    <w:lsdException w:unhideWhenUsed="0" w:uiPriority="72" w:semiHidden="0" w:name="Colorful List"/>
+    <w:lsdException w:unhideWhenUsed="0" w:uiPriority="73" w:semiHidden="0" w:name="Colorful Grid"/>
+    <w:lsdException w:unhideWhenUsed="0" w:uiPriority="60" w:semiHidden="0" w:name="Light Shading Accent 1"/>
+    <w:lsdException w:unhideWhenUsed="0" w:uiPriority="61" w:semiHidden="0" w:name="Light List Accent 1"/>
+    <w:lsdException w:unhideWhenUsed="0" w:uiPriority="62" w:semiHidden="0" w:name="Light Grid Accent 1"/>
+    <w:lsdException w:unhideWhenUsed="0" w:uiPriority="63" w:semiHidden="0" w:name="Medium Shading 1 Accent 1"/>
+    <w:lsdException w:unhideWhenUsed="0" w:uiPriority="64" w:semiHidden="0" w:name="Medium Shading 2 Accent 1"/>
+    <w:lsdException w:unhideWhenUsed="0" w:uiPriority="65" w:semiHidden="0" w:name="Medium List 1 Accent 1"/>
+    <w:lsdException w:unhideWhenUsed="0" w:uiPriority="66" w:semiHidden="0" w:name="Medium List 2 Accent 1"/>
+    <w:lsdException w:unhideWhenUsed="0" w:uiPriority="67" w:semiHidden="0" w:name="Medium Grid 1 Accent 1"/>
+    <w:lsdException w:unhideWhenUsed="0" w:uiPriority="68" w:semiHidden="0" w:name="Medium Grid 2 Accent 1"/>
+    <w:lsdException w:unhideWhenUsed="0" w:uiPriority="69" w:semiHidden="0" w:name="Medium Grid 3 Accent 1"/>
+    <w:lsdException w:unhideWhenUsed="0" w:uiPriority="70" w:semiHidden="0" w:name="Dark List Accent 1"/>
+    <w:lsdException w:unhideWhenUsed="0" w:uiPriority="71" w:semiHidden="0" w:name="Colorful Shading Accent 1"/>
+    <w:lsdException w:unhideWhenUsed="0" w:uiPriority="72" w:semiHidden="0" w:name="Colorful List Accent 1"/>
+    <w:lsdException w:unhideWhenUsed="0" w:uiPriority="73" w:semiHidden="0" w:name="Colorful Grid Accent 1"/>
+    <w:lsdException w:unhideWhenUsed="0" w:uiPriority="60" w:semiHidden="0" w:name="Light Shading Accent 2"/>
+    <w:lsdException w:unhideWhenUsed="0" w:uiPriority="61" w:semiHidden="0" w:name="Light List Accent 2"/>
+    <w:lsdException w:unhideWhenUsed="0" w:uiPriority="62" w:semiHidden="0" w:name="Light Grid Accent 2"/>
+    <w:lsdException w:unhideWhenUsed="0" w:uiPriority="63" w:semiHidden="0" w:name="Medium Shading 1 Accent 2"/>
+    <w:lsdException w:unhideWhenUsed="0" w:uiPriority="64" w:semiHidden="0" w:name="Medium Shading 2 Accent 2"/>
+    <w:lsdException w:unhideWhenUsed="0" w:uiPriority="65" w:semiHidden="0" w:name="Medium List 1 Accent 2"/>
+    <w:lsdException w:unhideWhenUsed="0" w:uiPriority="66" w:semiHidden="0" w:name="Medium List 2 Accent 2"/>
+    <w:lsdException w:unhideWhenUsed="0" w:uiPriority="67" w:semiHidden="0" w:name="Medium Grid 1 Accent 2"/>
+    <w:lsdException w:unhideWhenUsed="0" w:uiPriority="68" w:semiHidden="0" w:name="Medium Grid 2 Accent 2"/>
+    <w:lsdException w:unhideWhenUsed="0" w:uiPriority="69" w:semiHidden="0" w:name="Medium Grid 3 Accent 2"/>
+    <w:lsdException w:unhideWhenUsed="0" w:uiPriority="70" w:semiHidden="0" w:name="Dark List Accent 2"/>
+    <w:lsdException w:unhideWhenUsed="0" w:uiPriority="71" w:semiHidden="0" w:name="Colorful Shading Accent 2"/>
+    <w:lsdException w:unhideWhenUsed="0" w:uiPriority="72" w:semiHidden="0" w:name="Colorful List Accent 2"/>
+    <w:lsdException w:unhideWhenUsed="0" w:uiPriority="73" w:semiHidden="0" w:name="Colorful Grid Accent 2"/>
+    <w:lsdException w:unhideWhenUsed="0" w:uiPriority="60" w:semiHidden="0" w:name="Light Shading Accent 3"/>
+    <w:lsdException w:unhideWhenUsed="0" w:uiPriority="61" w:semiHidden="0" w:name="Light List Accent 3"/>
+    <w:lsdException w:unhideWhenUsed="0" w:uiPriority="62" w:semiHidden="0" w:name="Light Grid Accent 3"/>
+    <w:lsdException w:unhideWhenUsed="0" w:uiPriority="63" w:semiHidden="0" w:name="Medium Shading 1 Accent 3"/>
+    <w:lsdException w:unhideWhenUsed="0" w:uiPriority="64" w:semiHidden="0" w:name="Medium Shading 2 Accent 3"/>
+    <w:lsdException w:unhideWhenUsed="0" w:uiPriority="65" w:semiHidden="0" w:name="Medium List 1 Accent 3"/>
+    <w:lsdException w:unhideWhenUsed="0" w:uiPriority="66" w:semiHidden="0" w:name="Medium List 2 Accent 3"/>
+    <w:lsdException w:unhideWhenUsed="0" w:uiPriority="67" w:semiHidden="0" w:name="Medium Grid 1 Accent 3"/>
+    <w:lsdException w:unhideWhenUsed="0" w:uiPriority="68" w:semiHidden="0" w:name="Medium Grid 2 Accent 3"/>
+    <w:lsdException w:unhideWhenUsed="0" w:uiPriority="69" w:semiHidden="0" w:name="Medium Grid 3 Accent 3"/>
+    <w:lsdException w:unhideWhenUsed="0" w:uiPriority="70" w:semiHidden="0" w:name="Dark List Accent 3"/>
+    <w:lsdException w:unhideWhenUsed="0" w:uiPriority="71" w:semiHidden="0" w:name="Colorful Shading Accent 3"/>
+    <w:lsdException w:unhideWhenUsed="0" w:uiPriority="72" w:semiHidden="0" w:name="Colorful List Accent 3"/>
+    <w:lsdException w:unhideWhenUsed="0" w:uiPriority="73" w:semiHidden="0" w:name="Colorful Grid Accent 3"/>
+    <w:lsdException w:unhideWhenUsed="0" w:uiPriority="60" w:semiHidden="0" w:name="Light Shading Accent 4"/>
+    <w:lsdException w:unhideWhenUsed="0" w:uiPriority="61" w:semiHidden="0" w:name="Light List Accent 4"/>
+    <w:lsdException w:unhideWhenUsed="0" w:uiPriority="62" w:semiHidden="0" w:name="Light Grid Accent 4"/>
+    <w:lsdException w:unhideWhenUsed="0" w:uiPriority="63" w:semiHidden="0" w:name="Medium Shading 1 Accent 4"/>
+    <w:lsdException w:unhideWhenUsed="0" w:uiPriority="64" w:semiHidden="0" w:name="Medium Shading 2 Accent 4"/>
+    <w:lsdException w:unhideWhenUsed="0" w:uiPriority="65" w:semiHidden="0" w:name="Medium List 1 Accent 4"/>
+    <w:lsdException w:unhideWhenUsed="0" w:uiPriority="66" w:semiHidden="0" w:name="Medium List 2 Accent 4"/>
+    <w:lsdException w:unhideWhenUsed="0" w:uiPriority="67" w:semiHidden="0" w:name="Medium Grid 1 Accent 4"/>
+    <w:lsdException w:unhideWhenUsed="0" w:uiPriority="68" w:semiHidden="0" w:name="Medium Grid 2 Accent 4"/>
+    <w:lsdException w:unhideWhenUsed="0" w:uiPriority="69" w:semiHidden="0" w:name="Medium Grid 3 Accent 4"/>
+    <w:lsdException w:unhideWhenUsed="0" w:uiPriority="70" w:semiHidden="0" w:name="Dark List Accent 4"/>
+    <w:lsdException w:unhideWhenUsed="0" w:uiPriority="71" w:semiHidden="0" w:name="Colorful Shading Accent 4"/>
+    <w:lsdException w:unhideWhenUsed="0" w:uiPriority="72" w:semiHidden="0" w:name="Colorful List Accent 4"/>
+    <w:lsdException w:unhideWhenUsed="0" w:uiPriority="73" w:semiHidden="0" w:name="Colorful Grid Accent 4"/>
+    <w:lsdException w:unhideWhenUsed="0" w:uiPriority="60" w:semiHidden="0" w:name="Light Shading Accent 5"/>
+    <w:lsdException w:unhideWhenUsed="0" w:uiPriority="61" w:semiHidden="0" w:name="Light List Accent 5"/>
+    <w:lsdException w:unhideWhenUsed="0" w:uiPriority="62" w:semiHidden="0" w:name="Light Grid Accent 5"/>
+    <w:lsdException w:unhideWhenUsed="0" w:uiPriority="63" w:semiHidden="0" w:name="Medium Shading 1 Accent 5"/>
+    <w:lsdException w:unhideWhenUsed="0" w:uiPriority="64" w:semiHidden="0" w:name="Medium Shading 2 Accent 5"/>
+    <w:lsdException w:unhideWhenUsed="0" w:uiPriority="65" w:semiHidden="0" w:name="Medium List 1 Accent 5"/>
+    <w:lsdException w:unhideWhenUsed="0" w:uiPriority="66" w:semiHidden="0" w:name="Medium List 2 Accent 5"/>
+    <w:lsdException w:unhideWhenUsed="0" w:uiPriority="67" w:semiHidden="0" w:name="Medium Grid 1 Accent 5"/>
+    <w:lsdException w:unhideWhenUsed="0" w:uiPriority="68" w:semiHidden="0" w:name="Medium Grid 2 Accent 5"/>
+    <w:lsdException w:unhideWhenUsed="0" w:uiPriority="69" w:semiHidden="0" w:name="Medium Grid 3 Accent 5"/>
+    <w:lsdException w:unhideWhenUsed="0" w:uiPriority="70" w:semiHidden="0" w:name="Dark List Accent 5"/>
+    <w:lsdException w:unhideWhenUsed="0" w:uiPriority="71" w:semiHidden="0" w:name="Colorful Shading Accent 5"/>
+    <w:lsdException w:unhideWhenUsed="0" w:uiPriority="72" w:semiHidden="0" w:name="Colorful List Accent 5"/>
+    <w:lsdException w:unhideWhenUsed="0" w:uiPriority="73" w:semiHidden="0" w:name="Colorful Grid Accent 5"/>
+    <w:lsdException w:unhideWhenUsed="0" w:uiPriority="60" w:semiHidden="0" w:name="Light Shading Accent 6"/>
+    <w:lsdException w:unhideWhenUsed="0" w:uiPriority="61" w:semiHidden="0" w:name="Light List Accent 6"/>
+    <w:lsdException w:unhideWhenUsed="0" w:uiPriority="62" w:semiHidden="0" w:name="Light Grid Accent 6"/>
+    <w:lsdException w:unhideWhenUsed="0" w:uiPriority="63" w:semiHidden="0" w:name="Medium Shading 1 Accent 6"/>
+    <w:lsdException w:unhideWhenUsed="0" w:uiPriority="64" w:semiHidden="0" w:name="Medium Shading 2 Accent 6"/>
+    <w:lsdException w:unhideWhenUsed="0" w:uiPriority="65" w:semiHidden="0" w:name="Medium List 1 Accent 6"/>
+    <w:lsdException w:unhideWhenUsed="0" w:uiPriority="66" w:semiHidden="0" w:name="Medium List 2 Accent 6"/>
+    <w:lsdException w:unhideWhenUsed="0" w:uiPriority="67" w:semiHidden="0" w:name="Medium Grid 1 Accent 6"/>
+    <w:lsdException w:unhideWhenUsed="0" w:uiPriority="68" w:semiHidden="0" w:name="Medium Grid 2 Accent 6"/>
+    <w:lsdException w:unhideWhenUsed="0" w:uiPriority="69" w:semiHidden="0" w:name="Medium Grid 3 Accent 6"/>
+    <w:lsdException w:unhideWhenUsed="0" w:uiPriority="70" w:semiHidden="0" w:name="Dark List Accent 6"/>
+    <w:lsdException w:unhideWhenUsed="0" w:uiPriority="71" w:semiHidden="0" w:name="Colorful Shading Accent 6"/>
+    <w:lsdException w:unhideWhenUsed="0" w:uiPriority="72" w:semiHidden="0" w:name="Colorful List Accent 6"/>
+    <w:lsdException w:unhideWhenUsed="0" w:uiPriority="73" w:semiHidden="0" w:name="Colorful Grid Accent 6"/>
   </w:latentStyles>
-  <w:style w:type="paragraph" w:default="1" w:styleId="Normal">
+  <w:style w:type="paragraph" w:default="1" w:styleId="1">
     <w:name w:val="Normal"/>
     <w:semiHidden/>
     <w:qFormat/>
+    <w:uiPriority w:val="0"/>
     <w:pPr>
       <w:kinsoku w:val="0"/>
       <w:autoSpaceDE w:val="0"/>
       <w:autoSpaceDN w:val="0"/>
       <w:adjustRightInd w:val="0"/>
       <w:snapToGrid w:val="0"/>
-      <w:spacing w:line="240" w:lineRule="auto"/>
+      <w:spacing w:after="200" w:line="240" w:lineRule="auto"/>
       <w:jc w:val="left"/>
       <w:textAlignment w:val="baseline"/>
     </w:pPr>
     <w:rPr>
-      <w:noProof/>
+      <w:rFonts w:ascii="Arial" w:hAnsi="Arial" w:eastAsia="Arial" w:cs="Arial"/>
       <w:snapToGrid w:val="0"/>
       <w:color w:val="000000"/>
       <w:kern w:val="0"/>
+      <w:sz w:val="21"/>
+      <w:szCs w:val="21"/>
+      <w:lang w:val="en-US" w:eastAsia="en-US" w:bidi="ar-SA"/>
     </w:rPr>
   </w:style>
-  <w:style w:type="character" w:default="1" w:styleId="DefaultParagraphFont">
+  <w:style w:type="character" w:default="1" w:styleId="4">
     <w:name w:val="Default Paragraph Font"/>
-    <w:uiPriority w:val="1"/>
     <w:semiHidden/>
     <w:unhideWhenUsed/>
+    <w:uiPriority w:val="1"/>
   </w:style>
-  <w:style w:type="table" w:customStyle="1" w:styleId="TableNormal">
+  <w:style w:type="table" w:default="1" w:styleId="3">
+    <w:name w:val="Normal Table"/>
+    <w:semiHidden/>
+    <w:unhideWhenUsed/>
+    <w:qFormat/>
+    <w:uiPriority w:val="99"/>
+    <w:tblPr>
+      <w:tblCellMar>
+        <w:top w:w="0" w:type="dxa"/>
+        <w:left w:w="108" w:type="dxa"/>
+        <w:bottom w:w="0" w:type="dxa"/>
+        <w:right w:w="108" w:type="dxa"/>
+      </w:tblCellMar>
+    </w:tblPr>
+  </w:style>
+  <w:style w:type="paragraph" w:styleId="2">
+    <w:name w:val="Body Text"/>
+    <w:basedOn w:val="1"/>
+    <w:semiHidden/>
+    <w:qFormat/>
+    <w:uiPriority w:val="0"/>
+    <w:rPr>
+      <w:rFonts w:ascii="Arial" w:hAnsi="Arial" w:eastAsia="Arial" w:cs="Arial"/>
+      <w:sz w:val="21"/>
+      <w:szCs w:val="21"/>
+      <w:lang w:val="en-US" w:eastAsia="en-US" w:bidi="ar-SA"/>
+    </w:rPr>
+  </w:style>
+  <w:style w:type="table" w:customStyle="1" w:styleId="5">
     <w:name w:val="Table Normal"/>
     <w:semiHidden/>
     <w:unhideWhenUsed/>
     <w:qFormat/>
+    <w:uiPriority w:val="0"/>
     <w:tblPr>
       <w:tblCellMar>
         <w:top w:w="0" w:type="dxa"/>
@@ -6801,29 +6372,302 @@
       </w:tblCellMar>
     </w:tblPr>
   </w:style>
-  <w:style w:type="paragraph" w:styleId="BodyText">
-    <w:name w:val="Body Text"/>
-    <w:basedOn w:val="Normal"/>
+  <w:style w:type="paragraph" w:customStyle="1" w:styleId="6">
+    <w:name w:val="Table Text"/>
+    <w:basedOn w:val="1"/>
     <w:semiHidden/>
     <w:qFormat/>
+    <w:uiPriority w:val="0"/>
     <w:rPr>
-      <w:rFonts w:ascii="Arial" w:eastAsia="Arial" w:hAnsi="Arial" w:cs="Arial"/>
-      <w:sz w:val="21"/>
-      <w:szCs w:val="21"/>
-      <w:lang w:val="en-US" w:eastAsia="en-US" w:bidi="ar-SA"/>
-    </w:rPr>
-  </w:style>
-  <w:style w:type="paragraph" w:customStyle="1" w:styleId="TableText">
-    <w:name w:val="Table Text"/>
-    <w:basedOn w:val="Normal"/>
-    <w:semiHidden/>
-    <w:qFormat/>
-    <w:rPr>
-      <w:rFonts w:ascii="Arial" w:eastAsia="Arial" w:hAnsi="Arial" w:cs="Arial"/>
+      <w:rFonts w:ascii="Arial" w:hAnsi="Arial" w:eastAsia="Arial" w:cs="Arial"/>
       <w:sz w:val="21"/>
       <w:szCs w:val="21"/>
       <w:lang w:val="en-US" w:eastAsia="en-US" w:bidi="ar-SA"/>
     </w:rPr>
   </w:style>
 </w:styles>
+</file>
+
+<file path=word/theme/theme1.xml><?xml version="1.0" encoding="utf-8"?>
+<a:theme xmlns:a="http://schemas.openxmlformats.org/drawingml/2006/main" name="Office">
+  <a:themeElements>
+    <a:clrScheme name="Office">
+      <a:dk1>
+        <a:sysClr val="windowText" lastClr="000000"/>
+      </a:dk1>
+      <a:lt1>
+        <a:sysClr val="window" lastClr="FFFFFF"/>
+      </a:lt1>
+      <a:dk2>
+        <a:srgbClr val="1F497D"/>
+      </a:dk2>
+      <a:lt2>
+        <a:srgbClr val="EEECE1"/>
+      </a:lt2>
+      <a:accent1>
+        <a:srgbClr val="4F81BD"/>
+      </a:accent1>
+      <a:accent2>
+        <a:srgbClr val="C0504D"/>
+      </a:accent2>
+      <a:accent3>
+        <a:srgbClr val="9BBB59"/>
+      </a:accent3>
+      <a:accent4>
+        <a:srgbClr val="8064A2"/>
+      </a:accent4>
+      <a:accent5>
+        <a:srgbClr val="4BACC6"/>
+      </a:accent5>
+      <a:accent6>
+        <a:srgbClr val="F79646"/>
+      </a:accent6>
+      <a:hlink>
+        <a:srgbClr val="0000FF"/>
+      </a:hlink>
+      <a:folHlink>
+        <a:srgbClr val="800080"/>
+      </a:folHlink>
+    </a:clrScheme>
+    <a:fontScheme name="Office">
+      <a:majorFont>
+        <a:latin typeface="Cambria"/>
+        <a:ea typeface=""/>
+        <a:cs typeface=""/>
+        <a:font script="Jpan" typeface="ＭＳ ゴシック"/>
+        <a:font script="Hang" typeface="맑은 고딕"/>
+        <a:font script="Hans" typeface="宋体"/>
+        <a:font script="Hant" typeface="新細明體"/>
+        <a:font script="Arab" typeface="Times New Roman"/>
+        <a:font script="Hebr" typeface="Times New Roman"/>
+        <a:font script="Thai" typeface="Angsana New"/>
+        <a:font script="Ethi" typeface="Nyala"/>
+        <a:font script="Beng" typeface="Vrinda"/>
+        <a:font script="Gujr" typeface="Shruti"/>
+        <a:font script="Khmr" typeface="MoolBoran"/>
+        <a:font script="Knda" typeface="Tunga"/>
+        <a:font script="Guru" typeface="Raavi"/>
+        <a:font script="Cans" typeface="Euphemia"/>
+        <a:font script="Cher" typeface="Plantagenet Cherokee"/>
+        <a:font script="Yiii" typeface="Microsoft Yi Baiti"/>
+        <a:font script="Tibt" typeface="Microsoft Himalaya"/>
+        <a:font script="Thaa" typeface="MV Boli"/>
+        <a:font script="Deva" typeface="Mangal"/>
+        <a:font script="Telu" typeface="Gautami"/>
+        <a:font script="Taml" typeface="Latha"/>
+        <a:font script="Syrc" typeface="Estrangelo Edessa"/>
+        <a:font script="Orya" typeface="Kalinga"/>
+        <a:font script="Mlym" typeface="Kartika"/>
+        <a:font script="Laoo" typeface="DokChampa"/>
+        <a:font script="Sinh" typeface="Iskoola Pota"/>
+        <a:font script="Mong" typeface="Mongolian Baiti"/>
+        <a:font script="Viet" typeface="Times New Roman"/>
+        <a:font script="Uigh" typeface="Microsoft Uighur"/>
+        <a:font script="Geor" typeface="Sylfaen"/>
+      </a:majorFont>
+      <a:minorFont>
+        <a:latin typeface="Calibri"/>
+        <a:ea typeface=""/>
+        <a:cs typeface=""/>
+        <a:font script="Jpan" typeface="ＭＳ 明朝"/>
+        <a:font script="Hang" typeface="맑은 고딕"/>
+        <a:font script="Hans" typeface="宋体"/>
+        <a:font script="Hant" typeface="新細明體"/>
+        <a:font script="Arab" typeface="Arial"/>
+        <a:font script="Hebr" typeface="Arial"/>
+        <a:font script="Thai" typeface="Cordia New"/>
+        <a:font script="Ethi" typeface="Nyala"/>
+        <a:font script="Beng" typeface="Vrinda"/>
+        <a:font script="Gujr" typeface="Shruti"/>
+        <a:font script="Khmr" typeface="DaunPenh"/>
+        <a:font script="Knda" typeface="Tunga"/>
+        <a:font script="Guru" typeface="Raavi"/>
+        <a:font script="Cans" typeface="Euphemia"/>
+        <a:font script="Cher" typeface="Plantagenet Cherokee"/>
+        <a:font script="Yiii" typeface="Microsoft Yi Baiti"/>
+        <a:font script="Tibt" typeface="Microsoft Himalaya"/>
+        <a:font script="Thaa" typeface="MV Boli"/>
+        <a:font script="Deva" typeface="Mangal"/>
+        <a:font script="Telu" typeface="Gautami"/>
+        <a:font script="Taml" typeface="Latha"/>
+        <a:font script="Syrc" typeface="Estrangelo Edessa"/>
+        <a:font script="Orya" typeface="Kalinga"/>
+        <a:font script="Mlym" typeface="Kartika"/>
+        <a:font script="Laoo" typeface="DokChampa"/>
+        <a:font script="Sinh" typeface="Iskoola Pota"/>
+        <a:font script="Mong" typeface="Mongolian Baiti"/>
+        <a:font script="Viet" typeface="Arial"/>
+        <a:font script="Uigh" typeface="Microsoft Uighur"/>
+        <a:font script="Geor" typeface="Sylfaen"/>
+      </a:minorFont>
+    </a:fontScheme>
+    <a:fmtScheme name="Office">
+      <a:fillStyleLst>
+        <a:solidFill>
+          <a:schemeClr val="phClr"/>
+        </a:solidFill>
+        <a:gradFill rotWithShape="1">
+          <a:gsLst>
+            <a:gs pos="0">
+              <a:schemeClr val="phClr">
+                <a:tint val="50000"/>
+                <a:satMod val="300000"/>
+              </a:schemeClr>
+            </a:gs>
+            <a:gs pos="35000">
+              <a:schemeClr val="phClr">
+                <a:tint val="37000"/>
+                <a:satMod val="300000"/>
+              </a:schemeClr>
+            </a:gs>
+            <a:gs pos="100000">
+              <a:schemeClr val="phClr">
+                <a:tint val="15000"/>
+                <a:satMod val="350000"/>
+              </a:schemeClr>
+            </a:gs>
+          </a:gsLst>
+          <a:lin ang="16200000" scaled="1"/>
+        </a:gradFill>
+        <a:gradFill rotWithShape="1">
+          <a:gsLst>
+            <a:gs pos="0">
+              <a:schemeClr val="phClr">
+                <a:shade val="51000"/>
+                <a:satMod val="130000"/>
+              </a:schemeClr>
+            </a:gs>
+            <a:gs pos="80000">
+              <a:schemeClr val="phClr">
+                <a:shade val="93000"/>
+                <a:satMod val="130000"/>
+              </a:schemeClr>
+            </a:gs>
+            <a:gs pos="100000">
+              <a:schemeClr val="phClr">
+                <a:shade val="94000"/>
+                <a:satMod val="135000"/>
+              </a:schemeClr>
+            </a:gs>
+          </a:gsLst>
+          <a:lin ang="16200000" scaled="0"/>
+        </a:gradFill>
+      </a:fillStyleLst>
+      <a:lnStyleLst>
+        <a:ln w="9525" cap="flat" cmpd="sng" algn="ctr">
+          <a:solidFill>
+            <a:schemeClr val="phClr">
+              <a:shade val="95000"/>
+              <a:satMod val="105000"/>
+            </a:schemeClr>
+          </a:solidFill>
+          <a:prstDash val="solid"/>
+        </a:ln>
+        <a:ln w="25400" cap="flat" cmpd="sng" algn="ctr">
+          <a:solidFill>
+            <a:schemeClr val="phClr"/>
+          </a:solidFill>
+          <a:prstDash val="solid"/>
+        </a:ln>
+        <a:ln w="38100" cap="flat" cmpd="sng" algn="ctr">
+          <a:solidFill>
+            <a:schemeClr val="phClr"/>
+          </a:solidFill>
+          <a:prstDash val="solid"/>
+        </a:ln>
+      </a:lnStyleLst>
+      <a:effectStyleLst>
+        <a:effectStyle>
+          <a:effectLst>
+            <a:outerShdw blurRad="40000" dist="20000" dir="5400000" rotWithShape="0">
+              <a:srgbClr val="000000">
+                <a:alpha val="38000"/>
+              </a:srgbClr>
+            </a:outerShdw>
+          </a:effectLst>
+        </a:effectStyle>
+        <a:effectStyle>
+          <a:effectLst>
+            <a:outerShdw blurRad="40000" dist="23000" dir="5400000" rotWithShape="0">
+              <a:srgbClr val="000000">
+                <a:alpha val="35000"/>
+              </a:srgbClr>
+            </a:outerShdw>
+          </a:effectLst>
+        </a:effectStyle>
+        <a:effectStyle>
+          <a:effectLst>
+            <a:outerShdw blurRad="40000" dist="23000" dir="5400000" rotWithShape="0">
+              <a:srgbClr val="000000">
+                <a:alpha val="35000"/>
+              </a:srgbClr>
+            </a:outerShdw>
+          </a:effectLst>
+          <a:scene3d>
+            <a:camera prst="orthographicFront">
+              <a:rot lat="0" lon="0" rev="0"/>
+            </a:camera>
+            <a:lightRig rig="threePt" dir="t">
+              <a:rot lat="0" lon="0" rev="1200000"/>
+            </a:lightRig>
+          </a:scene3d>
+          <a:sp3d>
+            <a:bevelT w="63500" h="25400"/>
+          </a:sp3d>
+        </a:effectStyle>
+      </a:effectStyleLst>
+      <a:bgFillStyleLst>
+        <a:solidFill>
+          <a:schemeClr val="phClr"/>
+        </a:solidFill>
+        <a:gradFill rotWithShape="1">
+          <a:gsLst>
+            <a:gs pos="0">
+              <a:schemeClr val="phClr">
+                <a:tint val="40000"/>
+                <a:satMod val="350000"/>
+              </a:schemeClr>
+            </a:gs>
+            <a:gs pos="40000">
+              <a:schemeClr val="phClr">
+                <a:tint val="45000"/>
+                <a:satMod val="350000"/>
+                <a:shade val="99000"/>
+              </a:schemeClr>
+            </a:gs>
+            <a:gs pos="100000">
+              <a:schemeClr val="phClr">
+                <a:shade val="20000"/>
+                <a:satMod val="255000"/>
+              </a:schemeClr>
+            </a:gs>
+          </a:gsLst>
+          <a:path path="circle">
+            <a:fillToRect l="50000" t="-80000" r="50000" b="180000"/>
+          </a:path>
+        </a:gradFill>
+        <a:gradFill rotWithShape="1">
+          <a:gsLst>
+            <a:gs pos="0">
+              <a:schemeClr val="phClr">
+                <a:tint val="80000"/>
+                <a:satMod val="300000"/>
+              </a:schemeClr>
+            </a:gs>
+            <a:gs pos="100000">
+              <a:schemeClr val="phClr">
+                <a:shade val="30000"/>
+                <a:satMod val="200000"/>
+              </a:schemeClr>
+            </a:gs>
+          </a:gsLst>
+          <a:path path="circle">
+            <a:fillToRect l="50000" t="50000" r="50000" b="50000"/>
+          </a:path>
+        </a:gradFill>
+      </a:bgFillStyleLst>
+    </a:fmtScheme>
+  </a:themeElements>
+  <a:objectDefaults/>
+</a:theme>
 </file>